--- a/thesis-v1.docx
+++ b/thesis-v1.docx
@@ -313,7 +313,7 @@
         <w:jc w:val="both"/>
       </w:pPr>
       <w:r>
-        <w:t xml:space="preserve">Sur le plan matériel, ce travail a bénéficié du soutien de [partenaire / laboratoire]. Les mesures sur lien 4G réel ont été réalisées avec une carte prépayée acquise localement. Les coupures électriques ayant ponctué la phase de rédaction ont été l'occasion de tester en conditions réelles les mécanismes de reprise décrits dans ce mémoire.</w:t>
+        <w:t xml:space="preserve">Sur le plan matériel, ce travail a bénéficié du soutien de [partenaire / laboratoire]. Les campagnes présentées ont été conduites sur un banc reconstituant les classes de liens de l'institution, à partir des conditions publiées par les opérateurs ; l'audit des liens réels de production reste une perspective décrite dans ce mémoire. Les coupures électriques ayant ponctué la phase de mesure ont été l'occasion d'éprouver, en conditions réelles, les mécanismes de reprise décrits dans ces pages.</w:t>
       </w:r>
     </w:p>
     <w:p>
@@ -354,7 +354,7 @@
         <w:jc w:val="both"/>
       </w:pPr>
       <w:r>
-        <w:t xml:space="preserve">Ce mémoire présente la démarche qui comble ce manque. Une méthode d'audit non intrusif mesure tout lien accessible depuis un poste client autorisé, sans toucher aux équipements de production. Un banc d'essai reproductible, installé sur le même poste, reconstitue quatre classes de liens par une paire d'interfaces virtuelles, applique les disciplines et contrôles à comparer, et soumet chaque événement à huit portes de qualité avant le gel des données, vérifiable par empreintes SHA-256. Sur le profil cellulaire retenu, à échéance de 220 ms, la file simple sous BBR ne sauve que 60,2 % des requêtes critiques, contre 96,2 % sous fq_codel et 98,1 % sous CAKE ; l'écart p95 moins médiane de latence tombe de 57,4 ms à environ 13 ms, et le débit de masse reste entre 18,2 et 19,5 Mb/s. Le gaspillage, converti aux tarifs prépayés réels de 2026, se chiffre en ariary par heure selon le palier du forfait souscrit. Ces résultats fondent une recommandation opérationnelle pour les équipements sous contrôle de la direction des systèmes d'information.</w:t>
+        <w:t xml:space="preserve">La démarche présentée comble ce manque en deux volets complémentaires. Une méthode d'audit non intrusif mesure tout lien accessible depuis un poste client autorisé, sans toucher aux équipements de production. Un banc d'essai reproductible, installé sur le même poste, reconstitue quatre classes de liens par une paire d'interfaces virtuelles, applique les disciplines et contrôles à comparer, et soumet chaque événement à huit portes de qualité avant le gel des données, vérifiable par empreintes SHA-256. Sur le profil cellulaire retenu, à échéance de 220 ms, la file simple sous BBR ne sauve que 60,2 % des requêtes critiques, contre 96,2 % sous fq_codel et 98,1 % sous CAKE ; l'écart p95 moins médiane de latence tombe de 57,4 ms à environ 13 ms, et le débit de masse reste entre 18,2 et 19,5 Mb/s. Le gaspillage, converti aux tarifs prépayés réels de 2026, se chiffre en ariary par heure selon le palier du forfait souscrit. Ces résultats fondent une recommandation opérationnelle pour les équipements sous contrôle de la direction des systèmes d'information.</w:t>
       </w:r>
     </w:p>
     <w:p>
@@ -398,7 +398,7 @@
         <w:jc w:val="both"/>
       </w:pPr>
       <w:r>
-        <w:t xml:space="preserve">This thesis presents the approach that closes this gap. A non-intrusive audit method measures any link reachable from an authorised client workstation, without touching production equipment. A reproducible test bench, installed on the same workstation, recreates four link classes through a pair of virtual interfaces, applies the disciplines and controls under comparison, and submits every event to eight quality gates before freezing the data, verifiable through SHA-256 hashes. On the selected cellular profile, at a 220 ms deadline, the simple queue under BBR saves only 60.2 % of critical requests, against 96.2 % under fq_codel and 98.1 % under CAKE; the p95 minus median latency spread drops from 57.4 ms to about 13 ms, and bulk throughput stays between 17.8 and 19.6 Mbps. Waste, converted at real 2026 prepaid tariffs, is priced in ariary per hour according to the subscribed bundle tier. These results ground an operational recommendation for the equipment under the control of the information systems directorate.</w:t>
+        <w:t xml:space="preserve">This thesis presents the approach that closes this gap. A non-intrusive audit method measures any link reachable from an authorised client workstation, without touching production equipment. A reproducible test bench, installed on the same workstation, recreates four link classes through a pair of virtual interfaces, applies the disciplines and controls under comparison, and submits every event to eight quality gates before freezing the data, verifiable through SHA-256 hashes. On the selected cellular profile, at a 220 ms deadline, the simple queue under BBR saves only 60.2 % of critical requests, against 96.2 % under fq_codel and 98.1 % under CAKE; the p95 minus median latency spread drops from 57.4 ms to about 13 ms, and bulk throughput stays between 18.2 and 19.5 Mbps. Waste, converted at real 2026 prepaid tariffs, is priced in ariary per hour according to the subscribed bundle tier. These results ground an operational recommendation for the equipment under the control of the information systems directorate.</w:t>
       </w:r>
     </w:p>
     <w:p>
@@ -3975,7 +3975,7 @@
         <w:jc w:val="both"/>
       </w:pPr>
       <w:r>
-        <w:t xml:space="preserve">La classe fibre mérite d'être détaillée, car elle sert de référence à toutes les autres. Pour le grand public, l'offre FTTH de l'opérateur principal commence à 49 000 ariary par mois pour 100 gigaoctets, et l'opérateur Orange propose une offre comparable depuis la fin 2024. Pour les institutions, l'étage supérieur se compose de liaisons dédiées : les grilles publiées par l'opérateur principal font apparaître une liaison GOLD à 1 000 000 d'ariary par mois pour jusqu'à 200 mégabits par seconde, et des liaisons PLATINE jusqu'à 4 000 000 d'ariary sans plafond de volume. Le fossé entre le FTTH grand public et la liaison dédiée institutionnelle couvre un facteur quarante : la position d'un site dans cette échelle détermine sa marge de manœuvre face à la congestion.</w:t>
+        <w:t xml:space="preserve">La classe fibre sert de référence à toutes les autres, et c'est pourquoi elle est détaillée ici. Pour le grand public, l'offre FTTH de l'opérateur principal commence à 49 000 ariary par mois pour 100 gigaoctets, et l'opérateur Orange propose une offre comparable depuis la fin 2024. Pour les institutions, l'étage supérieur se compose de liaisons dédiées : les grilles publiées par l'opérateur principal font apparaître une liaison GOLD à 1 000 000 d'ariary par mois pour jusqu'à 200 mégabits par seconde, et des liaisons PLATINE jusqu'à 4 000 000 d'ariary sans plafond de volume. Le fossé entre le FTTH grand public et la liaison dédiée institutionnelle couvre un facteur quarante : la position d'un site dans cette échelle détermine sa marge de manœuvre face à la congestion.</w:t>
       </w:r>
     </w:p>
     <w:p>
@@ -5162,7 +5162,7 @@
         <w:jc w:val="both"/>
       </w:pPr>
       <w:r>
-        <w:t xml:space="preserve">Le renversement mérite qu'on s'y arrête, car il touche le budget institutionnel directement. Le forfait journalier d'un gigaoctet à 1 000 ariary présente le meilleur rapport du catalogue mobile ; le mensuel de 4,5 gigaoctets à 25 000 ariary présente le pire à 5 556 ariary par gigaoctet. Un site régional consommant quelques dizaines de gigaoctets par mois paie des centaines de milliers d'ariary s'il s'approvisionne au palier de référence : d'où l'intérêt de mesurer avant de dépenser, et de chiffrer le gaspillage au palier réellement souscrit. La presse économique de novembre 2025 situe le prix moyen du gigaoctet malgache à 0,32 dollar selon une source et 1,12 dollar selon l'étude comparative internationale qui place le pays au rang 106 sur 237 : ces ordres de grandeur confirment un marché intérieur cher au regard des moyennes régionales.</w:t>
+        <w:t xml:space="preserve">Le renversement touche le budget institutionnel directement, et il faut s'y arrêter. Le forfait journalier d'un gigaoctet à 1 000 ariary présente le meilleur rapport du catalogue mobile ; le mensuel de 4,5 gigaoctets à 25 000 ariary présente le pire à 5 556 ariary par gigaoctet. Un site régional consommant quelques dizaines de gigaoctets par mois paie des centaines de milliers d'ariary s'il s'approvisionne au palier de référence : d'où l'intérêt de mesurer avant de dépenser, et de chiffrer le gaspillage au palier réellement souscrit. La presse économique de novembre 2025 situe le prix moyen du gigaoctet malgache à 0,32 dollar selon une source et 1,12 dollar selon l'étude comparative internationale qui place le pays au rang 106 sur 237 : ces ordres de grandeur confirment un marché intérieur cher au regard des moyennes régionales.</w:t>
       </w:r>
     </w:p>
     <w:p>
@@ -5817,7 +5817,7 @@
         <w:jc w:val="both"/>
       </w:pPr>
       <w:r>
-        <w:t xml:space="preserve">La charge courte de l'audit mérite une précision. Il ne s'agit pas de saturer le lien de l'institution pendant une minute, ce qui perturberait le service ; il s'agit d'un transfert calibré, assez long pour remplir les files d'un lien chargé, assez court pour rester discret dans l'usage réel. La comparaison entre la mesure au repos et la mesure sous charge donne, par différence, la signature du bufferbloat sur ce lien : c'est cette différence, et non la valeur absolue, qui constitue la vérité de terrain de la première question de recherche.</w:t>
+        <w:t xml:space="preserve">La charge courte de l'audit demande une précision. Il ne s'agit pas de saturer le lien de l'institution pendant une minute, ce qui perturberait le service ; il s'agit d'un transfert calibré, assez long pour remplir les files d'un lien chargé, assez court pour rester discret dans l'usage réel. La comparaison entre la mesure au repos et la mesure sous charge donne, par différence, la signature du bufferbloat sur ce lien : c'est cette différence, et non la valeur absolue, qui constitue la vérité de terrain de la première question de recherche.</w:t>
       </w:r>
     </w:p>
     <w:p>
@@ -5827,7 +5827,7 @@
         <w:jc w:val="both"/>
       </w:pPr>
       <w:r>
-        <w:t xml:space="preserve">Le principe de l'audit mérite d'être confronté aux outils publics existants. Les tests de débit grand public mesurent la capacité d'un lien au moment du test, une seule grandeur, sans référence de charge ni archivage vérifiable. Les outils de recherche comme Flent mesurent la latence sous charge, mais requièrent l'installation d'émetteurs et récepteurs aux deux extrémités, ce qu'un client institutionnel ne peut pas imposer à son opérateur. L'audit retenu se place volontairement entre les deux : plus riche qu'un test de débit, plus léger qu'une campagne Flent, et entièrement du côté du client, là où l'institution a le droit d'agir.</w:t>
+        <w:t xml:space="preserve">Le principe de l'audit doit être confronté aux outils publics existants. Les tests de débit grand public mesurent la capacité d'un lien au moment du test, une seule grandeur, sans référence de charge ni archivage vérifiable. Les outils de recherche comme Flent mesurent la latence sous charge, mais requièrent l'installation d'émetteurs et récepteurs aux deux extrémités, ce qu'un client institutionnel ne peut pas imposer à son opérateur. L'audit retenu se place volontairement entre les deux : plus riche qu'un test de débit, plus léger qu'une campagne Flent, et entièrement du côté du client, là où l'institution a le droit d'agir.</w:t>
       </w:r>
     </w:p>
     <w:p>
@@ -5995,7 +5995,7 @@
         <w:jc w:val="both"/>
       </w:pPr>
       <w:r>
-        <w:t xml:space="preserve">Ce croisement complète n'a rien d'évident. Les études publiées comparent le plus souvent deux disciplines sur un lien idéal, rarement trois disciplines et deux contrôles sur quatre profils de lien distincts. La matrice retenue, trois fois deux fois quatre, soit vingt-quatre cellules par répétition, est assez large pour révéler des interactions : une discipline peut dominer sous CUBIC et perdre son avantage sous BBR, et un réglage concluant sur la fibre peut se révéler nuisible sur le satellite. C'est précisément ce que les résultats de la troisième partie montrent.</w:t>
+        <w:t xml:space="preserve">Ce croisement complète n'a rien d'évident. Les études publiées comparent le plus souvent deux disciplines sur un lien idéal, rarement trois disciplines et deux contrôles sur quatre profils de lien distincts. La matrice retenue, trois fois deux fois quatre, soit vingt-quatre cellules par répétition, est assez large pour révéler des interactions : une discipline peut dominer sous CUBIC et perdre son avantage sous BBR, et un réglage concluant sur la fibre peut se révéler nuisible sur le satellite. Les résultats de la troisième partie le montrent.</w:t>
       </w:r>
     </w:p>
     <w:p>
@@ -6184,7 +6184,7 @@
         <w:jc w:val="both"/>
       </w:pPr>
       <w:r>
-        <w:t xml:space="preserve">Appliquée aux quatre profils au repos, la formule donne des repères théoriques utiles, calculés ici avec les seuls paramètres du modèle. La fibre institutionnelle, dix millisecondes d'aller simple, gigue de deux millisecondes, sans perte, ne subit aucun impairment de délai puisque le seuil de 177,3 ms n'est pas atteint ; la gigue et la perte sont négligeables ; son score approche 91. Le cellulaire, cinquante millisecondes d'aller, gigue de quinze, perte de 0,5 %, reste sous le seuil de délai mais cumule un terme de gigue d'environ 0,4 et un terme de perte de 0,15 ; son score se tient autour de 85. Le satellite géostationnaire, trois cents millisecondes d'aller, gigue de trente, perte de 1 %, franchit le seuil : l'impairment de délai vaut à lui seul environ 0,024 fois 300 plus 0,11 fois la part au-delà du seuil, soit environ 14, et la perte retranche encore environ 0,3 ; le score tombe vers 71, sous la barre de qualité élevée qu'aucun réglage local ne peut relever, le délai de propagation étant une donnée physique. L'orbite basse, vingt millisecondes d'aller, gigue de vingt, perte de 0,3 %, évite l'impairment de délai et ne subit que la gigue et une perte légère : son score se situe entre 85 et 88, démontrant que la seule gigue de vingt millisecondes retranche environ un demi-point au score. Sous charge et sans discipline active, la file dégrade gigue et délai ensemble : le score descend d'autant, et c'est précisément ce que les campagnes mesurent.</w:t>
+        <w:t xml:space="preserve">Appliquée aux quatre profils au repos, la formule donne des repères théoriques utiles, calculés ici avec les seuls paramètres du modèle. La fibre institutionnelle, dix millisecondes d'aller simple, gigue de deux millisecondes, sans perte, ne subit aucun impairment de délai puisque le seuil de 177,3 ms n'est pas atteint ; la gigue et la perte sont négligeables ; son score approche 91. Le cellulaire, cinquante millisecondes d'aller, gigue de quinze, perte de 0,5 %, reste sous le seuil de délai mais cumule un terme de gigue d'environ 0,4 et un terme de perte de 0,15 ; son score se tient autour de 85. Le satellite géostationnaire, trois cents millisecondes d'aller, gigue de trente, perte de 1 %, franchit le seuil : l'impairment de délai vaut à lui seul environ 0,024 fois 300 plus 0,11 fois la part au-delà du seuil, soit environ 14, et la perte retranche encore environ 0,3 ; le score tombe vers 71, sous la barre de qualité élevée qu'aucun réglage local ne peut relever, le délai de propagation étant une donnée physique. L'orbite basse, vingt millisecondes d'aller, gigue de vingt, perte de 0,3 %, évite l'impairment de délai et ne subit que la gigue et une perte légère : son score se situe entre 85 et 88, démontrant que la seule gigue de vingt millisecondes retranche environ un demi-point au score. Sous charge et sans discipline active, la file dégrade gigue et délai ensemble : le score descend d'autant, et c'est ce que les campagnes mesurent.</w:t>
       </w:r>
     </w:p>
     <w:p>
@@ -8447,7 +8447,7 @@
         <w:jc w:val="both"/>
       </w:pPr>
       <w:r>
-        <w:t xml:space="preserve">Un choix d'implémentation mérite d'être signalé : le calcul de toutes les métriques s'effectue côté Go, jamais côté navigateur. Le tableau de bord reçoit des valeurs déjà calculées, ce qui garantit que ce que l'écran affiche et ce que l'archive contient proviennent du même code. Les événements serveur à dix hertz diffusent ainsi des cartes de latence et de débit qui n'ont pas besoin d'être recalculées, seulement affichées.</w:t>
+        <w:t xml:space="preserve">Un choix d'implémentation doit être signalé : le calcul de toutes les métriques s'effectue côté Go, jamais côté navigateur. Le tableau de bord reçoit des valeurs déjà calculées, ce qui garantit que ce que l'écran affiche et ce que l'archive contient proviennent du même code. Les événements serveur à dix hertz diffusent ainsi des cartes de latence et de débit qui n'ont pas besoin d'être recalculées, seulement affichées.</w:t>
       </w:r>
     </w:p>
     <w:p>
@@ -8537,7 +8537,7 @@
         <w:jc w:val="both"/>
       </w:pPr>
       <w:r>
-        <w:t xml:space="preserve">Le moteur de déploiement de la machine virtuelle, le paquet kit, expose quinze actions qui couvrent le cycle de vie complet de la cible : doctor vérifie l'environnement, scan cherche les machines virtuelles présentes, ensure crée la machine si elle manque, align synchronise la configuration, build compile, deploy transfère et installe, bootstrap prépare la machine à distance, status et logs observent, tunnel ouvre un accès, snapshot et revert gèrent les instantanés, ssh ouvre une session, ps liste les processus, backup sauvegarde. Chaque action est un sous-commande du même binaire, avec ses codes de retour documentés ; les mêmes actions servent l'assistant d'installation, la TUI et l'usage direct en ligne de commande.</w:t>
+        <w:t xml:space="preserve">Le moteur de déploiement de la machine virtuelle, le paquet kit, expose dix-huit actions qui couvrent le cycle de vie complet de la cible : doctor vérifie l'environnement, scan cherche les machines virtuelles présentes, ensure crée la machine si elle manque, align synchronise la configuration, build compile, deploy transfère et installe, bootstrap prépare la machine à distance, status, logs et health observent, tunnel ouvre un accès, snapshot, snapshots et revert gèrent les instantanés, ssh ouvre une session, ps liste les processus, backup sauvegarde et verify recalcule les empreintes des archives sur la machine distante. Chaque action est un sous-commande du même binaire, avec ses codes de retour documentés ; les mêmes actions servent l'assistant d'installation, la TUI et l'usage direct en ligne de commande.</w:t>
       </w:r>
     </w:p>
     <w:p>
@@ -9068,7 +9068,7 @@
                 <w:sz w:val="22"/>
                 <w:szCs w:val="22"/>
               </w:rPr>
-              <w:t xml:space="preserve">Quinze actions : doctor, scan, ensure, align, build, deploy, bootstrap, status, logs, tunnel, snapshot, revert, ssh, ps, backup</w:t>
+              <w:t xml:space="preserve">Dix-huit actions : doctor, scan, ensure, align, build, deploy, bootstrap, status, logs, health, tunnel, snapshot, snapshots, revert, ssh, ps, backup, verify</w:t>
             </w:r>
           </w:p>
         </w:tc>
@@ -9588,7 +9588,7 @@
         <w:jc w:val="both"/>
       </w:pPr>
       <w:r>
-        <w:t xml:space="preserve">L'assistant de première installation guide l'opérateur en sept étapes : détection des dépendances et des hyperviseurs disponibles, installation de ce qui manque, construction du frontend puis du binaire, choix du mode d'exécution, configuration du banc si un hyperviseur est présent, ajout optionnel d'entrées de résolution locale, vérification finale des capacités. Chaque étape est idempotente : une étape déjà verte est signalée et sautée. L'assistant couvre les deux contextes d'usage, poste d'observation sans banc et poste hôte du banc. Le choix du mode d'exécution mérite un mot : sur le poste sans banc, l'instrument se limite à l'audit des liens réels et à la lecture des archives, tandis que le poste hôte du banc accède en outre aux campagnes d'expérimentation complètes, machine virtuelle, émulation de liens et exécution des protocoles. Un technicien régional peut donc installer l'outil sans se voir proposer des fonctions qui réclament un hyperviseur absent, et le poste central concentre l'expérimentation.</w:t>
+        <w:t xml:space="preserve">L'assistant de première installation guide l'opérateur en sept étapes : détection des dépendances et des hyperviseurs disponibles, installation de ce qui manque, construction du frontend puis du binaire, choix du mode d'exécution, configuration du banc si un hyperviseur est présent, ajout optionnel d'entrées de résolution locale, vérification finale des capacités. Chaque étape est idempotente : une étape déjà verte est signalée et sautée. L'assistant couvre les deux contextes d'usage, poste d'observation sans banc et poste hôte du banc. Le choix du mode d'exécution demande un mot d'explication : sur le poste sans banc, l'instrument se limite à l'audit des liens réels et à la lecture des archives, tandis que le poste hôte du banc accède en outre aux campagnes d'expérimentation complètes, machine virtuelle, émulation de liens et exécution des protocoles. Un technicien régional peut donc installer l'outil sans se voir proposer des fonctions qui réclament un hyperviseur absent, et le poste central concentre l'expérimentation.</w:t>
       </w:r>
     </w:p>
     <w:p>
@@ -9883,7 +9883,7 @@
                 <w:sz w:val="22"/>
                 <w:szCs w:val="22"/>
               </w:rPr>
-              <w:t xml:space="preserve">Moteur de déploiement de la machine virtuelle : quinze actions</w:t>
+              <w:t xml:space="preserve">Moteur de déploiement de la machine virtuelle : dix-huit actions</w:t>
             </w:r>
           </w:p>
         </w:tc>
@@ -10766,7 +10766,7 @@
         <w:jc w:val="both"/>
       </w:pPr>
       <w:r>
-        <w:t xml:space="preserve">La vue Live, durant la mesure, mérite une description séparée, car c'est elle qui rend la campagne observable. Le mur de comparaison rend l'écart visible au fur et à mesure que la charge s'installe : la latence du petit trafic de la référence d'un côté, celle de la configuration testée de l'autre, le débit de charge en regard, de sorte que l'opérateur voit la divergence se creuser en direct plutôt qu'après coup dans les archives. Le journal conserve la trace des franchissements de portes, des avertissements et des bascules de régime, sans que l'opérateur ait à surveiller une console séparée. La diffusion à dix hertz suffit largement à l'œil, et son format, des événements serveur plutôt que des requêtes répétées, laisse la mesure maîtresse de ses ressources : la supervision ne concurrence jamais le trafic qu'elle observe.</w:t>
+        <w:t xml:space="preserve">La vue Live, durant la mesure, joue un rôle que les trois autres ne jouent pas : elle rend la campagne observable pendant qu'elle se déroule. Le mur de comparaison rend l'écart visible au fur et à mesure que la charge s'installe : la latence du petit trafic de la référence d'un côté, celle de la configuration testée de l'autre, le débit de charge en regard, de sorte que l'opérateur voit la divergence se creuser en direct plutôt qu'après coup dans les archives. Le journal conserve la trace des franchissements de portes, des avertissements et des bascules de régime, sans que l'opérateur ait à surveiller une console séparée. La diffusion à dix hertz suffit largement à l'œil, et son format, des événements serveur plutôt que des requêtes répétées, laisse la mesure maîtresse de ses ressources : la supervision ne concurrence jamais le trafic qu'elle observe.</w:t>
       </w:r>
     </w:p>
     <w:p>
@@ -10776,7 +10776,7 @@
         <w:jc w:val="both"/>
       </w:pPr>
       <w:r>
-        <w:t xml:space="preserve">L'interprétation calculée mérite un détour, car elle change la nature de l'outil. Un tableau de chiffres demande un lecteur capable de les traduire en décision ; l'interface réduit ce pas. Pour chaque cellule, le moteur combine les métriques gelées et produit un verdict en mots ordinaires, assorti d'une prescription de configuration concrète, copiable telle quelle vers un équipement. La prescription est calculée depuis les valeurs mesurées de la cellule, pas depuis un texte rédigé à l'avance : la même interface servira des campagnes futures aux conclusions différentes, sans retoucher le texte de l'outil.</w:t>
+        <w:t xml:space="preserve">L'interprétation calculée change la nature de la lecture. Un tableau de chiffres demande un lecteur capable de les traduire en décision ; l'interface réduit ce pas. Pour chaque cellule, le moteur combine les métriques gelées et produit un verdict en mots ordinaires, assorti d'une prescription de configuration concrète, copiable telle quelle vers un équipement. La prescription est calculée depuis les valeurs mesurées de la cellule, pas depuis un texte rédigé à l'avance : la même interface servira des campagnes futures aux conclusions différentes, sans retoucher le texte de l'outil.</w:t>
       </w:r>
     </w:p>
     <w:p>
@@ -10786,7 +10786,7 @@
         <w:jc w:val="both"/>
       </w:pPr>
       <w:r>
-        <w:t xml:space="preserve">Le moteur de déploiement de la machine virtuelle complète l'instrument. Quinze actions couvrent le cycle de vie, du diagnostic à la sauvegarde : doctor, scan, ensure, align, build, deploy, bootstrap, status, logs, tunnel, snapshot, revert, ssh, ps et backup. Les instantanés protègent chaque expérimentation risquée : un banc se casse, l'état sain se restaure en une commande, sans toucher aux données de production. Le journal d'un déploiement est conservé, de sorte qu'un banc qui fonctionne mal se diagnostique en relisant ce que le moteur a fait, étape par étape, plutôt qu'en reconstituant l'historique à la main.</w:t>
+        <w:t xml:space="preserve">Le moteur de déploiement de la machine virtuelle complète l'instrument. Dix-huit actions couvrent le cycle de vie, du diagnostic à la vérification des archives : doctor, scan, ensure, align, build, deploy, bootstrap, status, logs, health, tunnel, snapshot, snapshots, revert, ssh, ps, backup et verify. Les instantanés protègent chaque expérimentation risquée : un banc se casse, l'état sain se restaure en une commande, sans toucher aux données de production. La vérification distante referme la chaîne de confiance sans quitter le poste : les empreintes des archives sont recalculées sur la machine du banc, par le binaire qui s'y trouve, et tout écart s'affiche immédiatement. Le journal d'un déploiement est conservé, de sorte qu'un banc qui fonctionne mal se diagnostique en relisant ce que le moteur a fait, étape par étape, plutôt qu'en reconstituant l'historique à la main.</w:t>
       </w:r>
     </w:p>
     <w:p>
@@ -11316,7 +11316,7 @@
         <w:jc w:val="both"/>
       </w:pPr>
       <w:r>
-        <w:t xml:space="preserve">Le rapport entre valides et mises en quarantaine, moins d'un tiers de lignes valides, appelle un commentaire sans détour. La mise au point des portes a produit beaucoup de quarantaine : chaque durcissement d'une porte rejetait en bloc les événements des vagues antérieures, et les vagues de calibrage elles-mêmes ont été conduites avec des portes déjà armées, de sorte que leurs événements apparemment corrects étaient rejetés pour des conditions de régime non tenues. Ce taux élevé est le coût de la sélectivité : des portes larges auraient produit des archives mieux remplies et des conclusions plus fragiles, en mélangeant des événements de qualité inégale. La solution retenue publie le compte honnêtement, conserve les lignes rejetées à côté des valides, et laisse au lecteur la possibilité de reconstituer le même filtre. Un instrument qui ne montrerait que ses réussites inviterait à se fier à une mémoire, non à des archives.</w:t>
+        <w:t xml:space="preserve">Le rapport entre valides et mises en quarantaine, moins d'un tiers de lignes valides, demande un commentaire sans détour. La mise au point des portes a produit beaucoup de quarantaine : chaque durcissement d'une porte rejetait en bloc les événements des vagues antérieures, et les vagues de calibrage elles-mêmes ont été conduites avec des portes déjà armées, de sorte que leurs événements apparemment corrects étaient rejetés pour des conditions de régime non tenues. Ce taux élevé est le coût de la sélectivité : des portes larges auraient produit des archives mieux remplies et des conclusions plus fragiles, en mélangeant des événements de qualité inégale. La solution retenue publie le compte honnêtement, conserve les lignes rejetées à côté des valides, et laisse au lecteur la possibilité de reconstituer le même filtre. Un instrument qui ne montrerait que ses réussites inviterait à se fier à une mémoire, non à des archives.</w:t>
       </w:r>
     </w:p>
     <w:p>
@@ -11499,7 +11499,7 @@
         <w:jc w:val="both"/>
       </w:pPr>
       <w:r>
-        <w:t xml:space="preserve">Le choix de l'échéance, laissé à l'opérateur dans l'interface comme dans la commande, mérite d'être signalé ici car il conditionne la lecture des résultats. L'échéance de 220 ms retenue pour la campagne de référence du profil cellulaire n'est pas arbitraire : la latence médiane du profil P2 avoisine 100 ms, et la sonde critique doit donc franchir 120 ms de marge de file pour tenir l'échéance. Une échéance trop haute, 1 000 ms, serait tenue par toutes les disciplines et ne départagerait rien ; une échéance trop basse, sous la latence de base, serait ratée par toutes. L'échéance utile se situe dans la plage que la charge fait parcourir à la file, et c'est à cet endroit précis que les disciplines se séparent, la file simple laissant la latence dériver au-delà de 300 ms quand les disciplines actives la tiennent sous 220 ms.</w:t>
+        <w:t xml:space="preserve">Le choix de l'échéance, laissé à l'opérateur dans l'interface comme dans la commande, conditionne la lecture des résultats, et il faut le dire ici. L'échéance de 220 ms retenue pour la campagne de référence du profil cellulaire n'a rien d'arbitraire : la latence médiane du profil P2 avoisine 100 ms, et la sonde critique doit donc franchir 120 ms de marge de file pour tenir l'échéance. Une échéance trop haute, 1 000 ms, serait tenue par toutes les disciplines et ne départagerait rien ; une échéance trop basse, sous la latence de base, serait ratée par toutes. L'échéance utile se situe dans la plage que la charge fait parcourir à la file, et c'est à cet endroit précis que les disciplines se séparent, la file simple laissant la latence dériver au-delà de 300 ms quand les disciplines actives la tiennent sous 220 ms.</w:t>
       </w:r>
     </w:p>
     <w:p>
@@ -11567,7 +11567,7 @@
         <w:jc w:val="both"/>
       </w:pPr>
       <w:r>
-        <w:t xml:space="preserve">Le verdict en mots mérite un exemple, car c'est lui que la direction lira en premier. Pour la cellule CAKE sous BBR du profil cellulaire, le moteur compose : échéance tenue à 98,1 pour cent, régularité maintenue, QDI de 14 ms, débit préservé à 18,5 Mb/s, coût de gaspillage de 355,60 ariary par heure ; la prescription qui suit recommande CAKE avec la capacité calée à 90 pour cent de la capacité mesurée du lien. Pour la cellule pfifo_fast sous BBR, le même moteur compose l'inverse : échéance tenue à 60,2 pour cent seulement, la file dérive, la prescription recommande une discipline active. Le texte du verdict est calculé depuis les valeurs, non stocké à l'avance, ce qui garantit qu'il dira la vérité de la campagne qui vient d'être gelée, et non une vérité d'archive antérieure.</w:t>
+        <w:t xml:space="preserve">Un exemple de verdict en mots aidera la lecture, car c'est lui que la direction lira en premier. Pour la cellule CAKE sous BBR du profil cellulaire, le moteur compose : échéance tenue à 98,1 pour cent, régularité maintenue, QDI de 14 ms, débit préservé à 18,5 Mb/s, coût de gaspillage de 355,60 ariary par heure ; la prescription qui suit recommande CAKE avec la capacité calée à 90 pour cent de la capacité mesurée du lien. Pour la cellule pfifo_fast sous BBR, le même moteur compose l'inverse : échéance tenue à 60,2 pour cent seulement, la file dérive, la prescription recommande une discipline active. Le texte du verdict est calculé depuis les valeurs, non stocké à l'avance, ce qui garantit qu'il dira la vérité de la campagne qui vient d'être gelée, et non une vérité d'archive antérieure.</w:t>
       </w:r>
     </w:p>
     <w:p>
@@ -13223,7 +13223,7 @@
         <w:jc w:val="both"/>
       </w:pPr>
       <w:r>
-        <w:t xml:space="preserve">La colonne du statut appelle une lecture d'ensemble, car elle touche la moitié du tableau. Les trois cellules CUBIC sont mises en quarantaine non pour leur latence, excellente, mais pour leur débit utile, écrasé : 2 à 2,2 Mb/s contre 18 à 19,5 Mb/s pour les cellules BBR valides. La porte G4 exige que le flux de charge tienne le régime établi au voisinage de la capacité du profil ; or CUBIC, confronté aux pertes de base du lien cellulaire, réduit sa fenêtre d'émission et ne s'en remet pas pendant la fenêtre de mesure. La conséquence méthodologique est assumée : les cellules CUBIC de ce profil ne peuvent pas répondre à la question posée, puisque la charge prévue n'a pas été établie ; elles restent dans le tableau, avec leur statut, parce que cette absence de régime est en soi un résultat : sur un lien cellulaire à pertes de base, CUBIC ne tient pas la charge, quel que soit le soin apporté à la file.</w:t>
+        <w:t xml:space="preserve">La colonne du statut touche la moitié du tableau, et sa lecture s'impose. Les trois cellules CUBIC sont mises en quarantaine non pour leur latence, excellente, mais pour leur débit utile, écrasé : 2 à 2,2 Mb/s contre 18 à 19,5 Mb/s pour les cellules BBR valides. La porte G4 exige que le flux de charge tienne le régime établi au voisinage de la capacité du profil ; or CUBIC, confronté aux pertes de base du lien cellulaire, réduit sa fenêtre d'émission et ne s'en remet pas pendant la fenêtre de mesure. La conséquence méthodologique est assumée : les cellules CUBIC de ce profil ne peuvent pas répondre à la question posée, puisque la charge prévue n'a pas été établie ; elles restent dans le tableau, avec leur statut, parce que cette absence de régime est en soi un résultat : sur un lien cellulaire à pertes de base, CUBIC ne tient pas la charge, quel que soit le soin apporté à la file.</w:t>
       </w:r>
     </w:p>
     <w:p>
@@ -14449,7 +14449,7 @@
         <w:jc w:val="both"/>
       </w:pPr>
       <w:r>
-        <w:t xml:space="preserve">La cellule CUBIC de ce profil, avec 51 répétitions disponibles, mérite une lecture séparée. Son p95 médian, 54,8 ms, ne montre pas de signe de souffrance, et son débit utile de 64,1 Mb/s reste honorable ; mais le p95 de l'ensemble de ses répétitions atteint 746 ms. Cet écart entre la médiane et le p95 des p95 signale un phénomène qui ne se laisse pas voir à la médiane : certaines répétitions ont subi une remontée de latence violente, près de quatorze fois la médiane du p95. C'est l'épisode de bloat résiduel : même sur un lien en fibre, un régime transitoire de la file peut produire des centaines de millisecondes de latence de queue, si la discipline de file et le contrôle de congestion s'y combinent mal. La fibre n'est pas immunisée contre le bufferbloat ; elle n'en a simplement qu'une probabilité plus faible d'occurrence.</w:t>
+        <w:t xml:space="preserve">La cellule CUBIC de ce profil, avec 51 répétitions disponibles, réserve une surprise que la médiane ne montre pas. Son p95 médian, 54,8 ms, ne porte aucun signe de souffrance, et son débit utile de 64,1 Mb/s reste honorable ; mais le p95 de l'ensemble de ses répétitions atteint 746 ms. Cet écart entre la médiane et le p95 des p95 signale un phénomène qui ne se laisse pas voir à la médiane : certaines répétitions ont subi une remontée de latence violente, près de quatorze fois la médiane du p95. C'est l'épisode de bloat résiduel : même sur un lien en fibre, un régime transitoire de la file peut produire des centaines de millisecondes de latence de queue, si la discipline de file et le contrôle de congestion s'y combinent mal. La fibre n'est pas immunisée contre le bufferbloat ; elle n'en a simplement qu'une probabilité plus faible d'occurrence.</w:t>
       </w:r>
     </w:p>
     <w:p>
@@ -14479,7 +14479,7 @@
         <w:jc w:val="both"/>
       </w:pPr>
       <w:r>
-        <w:t xml:space="preserve">La comparaison entre les deux générations de satellite mérite d'être poussée un cran, car elle éclaire la portée des recommandations. Le satellite géostationnaire impose six cents millisecondes d'aller-retour avant que la moindre donnée ne soit échangée : la fenêtre de latence utile s'en trouve bornée en amont, puisque le plancher de propagation dépasse à lui seul l'échéance fixée par le protocole, et aucune configuration de file, aucune discipline, aucun contrôle de congestion ne déplace ce plancher. L'orbite basse ramène ce plancher à environ quarante millisecondes, tout en introduisant une gigue propre aux relais entre satellites, qui se lit dans les QDI mesurés : la latence médiane devient utilisable, mais sa variation demeure une grandeur à surveiller. Le passage d'une génération à l'autre ne change donc pas seulement la latence : il déplace la difficulté du domaine du délai, hors de portée de la configuration, vers le domaine de la gigue, où la discipline active a prise mais ne fait pas de miracle.</w:t>
+        <w:t xml:space="preserve">La comparaison entre les deux générations de satellite éclaire la portée des recommandations, et il faut la pousser un cran. Le satellite géostationnaire impose six cents millisecondes d'aller-retour avant que la moindre donnée ne soit échangée : la fenêtre de latence utile s'en trouve bornée en amont, puisque le plancher de propagation dépasse à lui seul l'échéance fixée par le protocole, et aucune configuration de file, aucune discipline, aucun contrôle de congestion ne déplace ce plancher. L'orbite basse ramène ce plancher à environ quarante millisecondes, tout en introduisant une gigue propre aux relais entre satellites, qui se lit dans les QDI mesurés : la latence médiane devient utilisable, mais sa variation demeure une grandeur à surveiller. Le passage d'une génération à l'autre ne change donc pas seulement la latence : il déplace la difficulté du domaine du délai, hors de portée de la configuration, vers le domaine de la gigue, où la discipline active a prise mais ne fait pas de miracle.</w:t>
       </w:r>
     </w:p>
     <w:p>
@@ -16766,7 +16766,7 @@
         <w:jc w:val="both"/>
       </w:pPr>
       <w:r>
-        <w:t xml:space="preserve">Cette réponse appelle une remarque sur la portée du mot démonstration. Ce que le banc démontre, ce n'est pas que les liens réels se comporteront exactement comme les profils, c'est que la chaîne de mesure fonctionne de bout en bout et produit des documents exploitables : l'audit se déclenche, mesure, calcule, gèle et restitue. Le saut vers le terrain est de même nature que le saut du banc vers le profil : les tendances se transportent, les valeurs absolues se recalibrent. L'audit de terrain n'exige aucun équipement supplémentaire : il réutilise le même binaire, installé sur un poste autorisé du site, et produit des archives de même format, vérifiables par les mêmes commandes. La direction des systèmes d'information disposera donc, après chaque campagne de terrain, du même matériau que celui présenté ici : des événements horodatés, des portes appliquées, des empreintes, et des synthèses directement comparables d'un site à l'autre.</w:t>
+        <w:t xml:space="preserve">Cette réponse demande une remarque sur la portée du mot démonstration. Ce que le banc démontre, ce n'est pas que les liens réels se comporteront exactement comme les profils, c'est que la chaîne de mesure fonctionne de bout en bout et produit des documents exploitables : l'audit se déclenche, mesure, calcule, gèle et restitue. Le saut vers le terrain est de même nature que le saut du banc vers le profil : les tendances se transportent, les valeurs absolues se recalibrent. L'audit de terrain n'exige aucun équipement supplémentaire : il réutilise le même binaire, installé sur un poste autorisé du site, et produit des archives de même format, vérifiables par les mêmes commandes. La direction des systèmes d'information disposera donc, après chaque campagne de terrain, du même matériau que celui présenté ici : des événements horodatés, des portes appliquées, des empreintes, et des synthèses directement comparables d'un site à l'autre.</w:t>
       </w:r>
     </w:p>
     <w:p>
@@ -16796,7 +16796,7 @@
         <w:jc w:val="both"/>
       </w:pPr>
       <w:r>
-        <w:t xml:space="preserve">Le mécanisme de l'effondrement de CUBIC sur le profil P2 mérite d'être décomposé, car il éclaire la porte G4. CUBIC est un contrôle fondé sur la perte : il augmente sa fenêtre d'émission jusqu'à perdre un paquet, puis recule. Sur le profil cellulaire P2, caractérisé par une perte de base d'environ 0,5 % et une file à engorgement contrôlé, la séquence se déroule ainsi : l'émetteur croît sa fenêtre, la file se remplit, les pertes de base surviennent avant même que la file soit pleine, CUBIC interprète ces pertes comme un signal de congestion, réduit sa fenêtre et la reconstruit lentement. Le régime stationnaire qui en résulte est un débit utile écrasé, 2 Mb/s environ sur les trois disciplines, dix fois sous la capacité du profil : l'émetteur passe son temps à reconstruire sa fenêtre, et le flux de charge ne tient jamais le régime établi qui est précisément la condition de la porte G4. Les trois cellules CUBIC sont donc déclassées en quarantaine, non pour cause de latence, mais pour cause de charge non tenue. Ce déclassement est exactement ce que la porte doit produire : une cellule dont la charge de fond s'effondre n'a pas de réponse à donner à la question posée, car l'expérience n'a pas établi le régime qu'elle devait mesurer.</w:t>
+        <w:t xml:space="preserve">Le mécanisme de l'effondrement de CUBIC sur le profil P2 éclaire la porte G4, et il se décompose bien. CUBIC est un contrôle fondé sur la perte : il augmente sa fenêtre d'émission jusqu'à perdre un paquet, puis recule. Sur le profil cellulaire P2, caractérisé par une perte de base d'environ 0,5 % et une file à engorgement contrôlé, la séquence se déroule ainsi : l'émetteur croît sa fenêtre, la file se remplit, les pertes de base surviennent avant même que la file soit pleine, CUBIC interprète ces pertes comme un signal de congestion, réduit sa fenêtre et la reconstruit lentement. Le régime stationnaire qui en résulte est un débit utile écrasé, 2 Mb/s environ sur les trois disciplines, dix fois sous la capacité du profil : l'émetteur passe son temps à reconstruire sa fenêtre, et le flux de charge ne tient jamais le régime établi qui est précisément la condition de la porte G4. Les trois cellules CUBIC sont donc déclassées en quarantaine, non pour cause de latence, mais pour cause de charge non tenue. Ce déclassement est exactement ce que la porte doit produire : une cellule dont la charge de fond s'effondre n'a pas de réponse à donner à la question posée, car l'expérience n'a pas établi le régime qu'elle devait mesurer.</w:t>
       </w:r>
     </w:p>
     <w:p>
@@ -18071,7 +18071,7 @@
         <w:jc w:val="both"/>
       </w:pPr>
       <w:r>
-        <w:t xml:space="preserve">Ces limites n'invalident pas les conclusions, elles en délimitent le champ. Les comparaisons entre disciplines se font à conditions identiques et contrôlées, ce qui est précisément ce que la production ne peut pas offrir. Les tendances se transportent aux liens de même classe, les valeurs absolues restent propres à chaque profil expérimental.</w:t>
+        <w:t xml:space="preserve">Ces limites n'invalident pas les conclusions, elles en délimitent le champ. Les comparaisons entre disciplines se font à conditions identiques et contrôlées, exactement ce que la production ne peut pas offrir. Les tendances se transportent aux liens de même classe, les valeurs absolues restent propres à chaque profil expérimental.</w:t>
       </w:r>
     </w:p>
     <w:p>
@@ -21198,7 +21198,7 @@
         <w:jc w:val="both"/>
       </w:pPr>
       <w:r>
-        <w:t xml:space="preserve">Le moteur de déploiement de la machine virtuelle, cgo kit, expose quinze actions couvrant le cycle de vie : doctor (diagnostic), scan (découverte), ensure (garantie de présence et d'état), align, build, deploy, bootstrap, status, logs, tunnel, snapshot (instantané avant opération risquée), revert (retour à l'instantané), ssh, ps et backup (rappel des archives). Les instantanés protègent toute expérimentation : un banc se casse, l'état sain se restaure en une commande.</w:t>
+        <w:t xml:space="preserve">Le moteur de déploiement de la machine virtuelle, cgo kit, expose dix-huit actions couvrant le cycle de vie : doctor (diagnostic), scan (découverte), ensure (garantie de présence et d'état), align, build, deploy, bootstrap, status, logs, health (état du tableau de bord), tunnel, snapshot (instantané avant opération risquée), snapshots (liste des instantanés), revert (retour à l'instantané), ssh, ps, backup (rappel des archives) et verify (empreintes recalculées sur la machine distante). Les instantanés protègent toute expérimentation : un banc se casse, l'état sain se restaure en une commande.</w:t>
       </w:r>
     </w:p>
     <w:p>

--- a/thesis-v1.docx
+++ b/thesis-v1.docx
@@ -1755,7 +1755,7 @@
         <w:jc w:val="both"/>
       </w:pPr>
       <w:r>
-        <w:t xml:space="preserve">La direction des systèmes d'information de Météo Madagascar devait jusqu'ici prendre ces décisions sans données locales. Les outils publics de mesure, tels que Flent ou iperf3, s'exécutent sur des liens réels dont l'état exact n'est pas contrôlé ; ils observent des symptômes sans permettre la comparaison reproductible de configurations. Ce mémoire comble ce manque par une démarche en deux volets. Le premier volet définit une méthode d'audit non intrusif des liens accessibles depuis un poste client, sans modification des équipements de production. Le second volet installe un banc d'essai reproductible sur ce même poste : une paire de liens virtuels reconstitue le lien d'accès avec son délai, sa gigue et sa perte, une discipline de file testée y est appliquée, et un protocole fixe compare les combinaisons de discipline de file et de contrôle de congestion. Chaque événement de mesure franchit huit portes de qualité avant d'être gelé dans un fichier archivé avec son empreinte SHA-256 ; toute figure du mémoire se régénère depuis ces fichiers et non depuis des valeurs saisies à la main.</w:t>
+        <w:t xml:space="preserve">La question de recherche se formule en une phrase, énoncée puis déclinée dans la première partie : comment, depuis un poste client et sans modifier l'infrastructure de production, évaluer de manière reproductible la capacité d'un lien d'accès contraint à protéger le trafic critique pendant les transferts de masse, et quelles politiques de configuration recommander à partir de mesures vérifiables ?</w:t>
       </w:r>
     </w:p>
     <w:p>
@@ -1765,7 +1765,7 @@
         <w:jc w:val="both"/>
       </w:pPr>
       <w:r>
-        <w:t xml:space="preserve">La mesure produit alors une réponse au problème posé. Sur le profil cellulaire retenu, quand un transfert massif sature le lien, la file simple laisse 60 % des petites requêtes arriver sous une échéance de 220 millisecondes ; les disciplines actives en sauvent 96 à 98 pour cent, en préservant le débit. L'écart entre latence de queue et latence médiane, qui mesure la régularité du lien, tombe de 57 ms à environ 13 ms. Appliqué aux tarifs réels de 2026, le gaspillage observé se chiffre en centaines d'ariary par heure de charge sur un lien cellulaire, et dix fois moins sur la fibre. Ces résultats fondent une recommandation opérationnelle pour les équipements sous le contrôle de la direction des systèmes d'information.</w:t>
+        <w:t xml:space="preserve">La direction des systèmes d'information de Météo Madagascar devait jusqu'ici prendre ces décisions sans données locales. Les outils publics de mesure, tels que Flent ou iperf3, s'exécutent sur des liens réels dont l'état exact n'est pas contrôlé ; ils observent des symptômes sans permettre la comparaison reproductible de configurations. Ce mémoire comble ce manque par une démarche en deux volets. Le premier volet définit une méthode d'audit non intrusif des liens accessibles depuis un poste client, sans modification des équipements de production. Le second volet installe un banc d'essai reproductible sur ce même poste : une paire de liens virtuels reconstitue le lien d'accès avec son délai, sa gigue et sa perte, une discipline de file testée y est appliquée, et un protocole fixe compare les combinaisons de discipline de file et de contrôle de congestion. Chaque événement de mesure franchit huit portes de qualité avant d'être gelé dans un fichier archivé avec son empreinte SHA-256 ; toute figure du mémoire se régénère depuis ces fichiers et non depuis des valeurs saisies à la main.</w:t>
       </w:r>
     </w:p>
     <w:p>
@@ -1775,7 +1775,27 @@
         <w:jc w:val="both"/>
       </w:pPr>
       <w:r>
-        <w:t xml:space="preserve">La démarche a été conduite dans les conditions réelles de l'institution, et ce point n'est pas anecdotique. Les campagnes de mesure ont traversé des coupures d'alimentation et des délestages, survécu à des arrêts de poste involontaires, et repris après chacun d'eux sans perdre une seule ligne déjà gelée. La reprise après interruption n'est donc pas une propriété annoncée mais un comportement constaté, éprouvé par le contexte même qui motive le sujet. De la même manière, l'instrument qui a produit les mesures tient dans un seul fichier exécutable copié d'un poste à l'autre, parce que les postes de l'institution ne partagent aucun outil de déploiement commun. Le mémoire s'organise en trois parties. La première justifie le sujet : l'institution d'accueil, le contexte malgache des liens d'accès, la problématique et les objectifs. La deuxième partie expose le cadre théorique : la méthodologie d'audit et d'expérimentation, les équations des mesures, le protocole des campagnes et les matériels employés. La troisième partie décrit la réalisation pratique, présente les résultats mesurés et les interprète jusqu'aux recommandations opérationnelles, détaillées interface par interface et capture par capture dans ses annexes. La conclusion générale répond aux questions de recherche et ouvre les perspectives.</w:t>
+        <w:t xml:space="preserve">La mesure produit alors une réponse au problème posé. Sur le profil cellulaire retenu, quand un transfert massif sature le lien, la file simple laisse 60 % des petites requêtes arriver sous une échéance de 220 millisecondes ; les disciplines actives en sauvent 96 à 98 pour cent, en préservant le débit. L'écart entre latence de queue et latence médiane, qui mesure la régularité du lien, tombe de 57 ms à environ 13 ms. Appliqué aux tarifs réels de 2026, le gaspillage observé se chiffre en centaines d'ariary par heure de charge sur un lien cellulaire, et dix fois moins sur la fibre. Ces résultats fondent une recommandation opérationnelle pour les équipements sous le contrôle de la direction des systèmes d'information.</w:t>
+      </w:r>
+    </w:p>
+    <w:p>
+      <w:pPr>
+        <w:spacing w:after="0" w:line="360"/>
+        <w:ind w:firstLine="709"/>
+        <w:jc w:val="both"/>
+      </w:pPr>
+      <w:r>
+        <w:t xml:space="preserve">La démarche a été conduite dans les conditions réelles de l'institution, et ce point n'est pas anecdotique. Les campagnes de mesure ont traversé des coupures d'alimentation et des délestages, survécu à des arrêts de poste involontaires, et repris après chacun d'eux sans perdre une seule ligne déjà gelée. La reprise après interruption n'est donc pas une propriété annoncée mais un comportement constaté, éprouvé par le contexte même qui motive le sujet. De la même manière, l'instrument qui a produit les mesures tient dans un seul fichier exécutable copié d'un poste à l'autre, parce que les postes de l'institution ne partagent aucun outil de déploiement commun.</w:t>
+      </w:r>
+    </w:p>
+    <w:p>
+      <w:pPr>
+        <w:spacing w:after="0" w:line="360"/>
+        <w:ind w:firstLine="709"/>
+        <w:jc w:val="both"/>
+      </w:pPr>
+      <w:r>
+        <w:t xml:space="preserve">Le mémoire déroule cette démarche en trois parties. La première établit le terrain : l'institution d'accueil, les classes de liens malgaches, la tarification prépayée, et montre comment la problématique découle de ce contexte. La deuxième construit l'appareil de mesure : la méthodologie d'audit et de banc d'essai, les équations de chaque indicateur, le protocole des campagnes, les huit portes et les matériels exacts. La troisième confronte l'appareil au réel : les résultats mesurés sur les quatre profils, leur interprétation mécanistique, les recommandations opérationnelles et leurs limites. La conclusion répond aux trois questions de recherche et referme sur la portée du travail.</w:t>
       </w:r>
     </w:p>
     <w:p>
@@ -6075,7 +6095,7 @@
         <w:jc w:val="both"/>
       </w:pPr>
       <w:r>
-        <w:t xml:space="preserve">Le choix du p95 plutôt que le p99 ou le maximum répond à un arbitrage. Le maximum capture la requête la plus malheureuse d'une fenêtre, une grandeur dominée par les événements ponctuels étrangers à la discipline testée : un battement de l'ordonnanceur de l'hôte ou une interruption du pilote. Le p99, sur une fenêtre de deux minutes de sondes à dix hertz, ne repose que sur une douzaine d'observations, un échantillon trop maigre pour être stable. Le p95 agrège environ cent vingt observations par fenêtre de charge et capture la queue de distribution qui caractérise la discipline de file, sans être la proie du bruit de l'hôte. La médiane, enfin, ancre la lecture : un p95 ne se juge bien que rapporté au cas typique qui l'accompagne.</w:t>
+        <w:t xml:space="preserve">Le choix du p95 plutôt que le p99 ou le maximum répond à un arbitrage. Le maximum capture la requête la plus malheureuse d'une fenêtre, une grandeur dominée par les événements ponctuels étrangers à la discipline testée : un battement de l'ordonnanceur de l'hôte ou une interruption du pilote. Le p99, sur une fenêtre de deux minutes de complétions d'objets, ne repose que sur une douzaine d'observations, un échantillon trop maigre pour être stable. Le p95 de la latence agrège environ six cents échantillons par fenêtre de charge, et celui des complétions d'objets environ cent vingt, et capture la queue de distribution qui caractérise la discipline de file, sans être la proie du bruit de l'hôte. La médiane, enfin, ancre la lecture : un p95 ne se juge bien que rapporté au cas typique qui l'accompagne.</w:t>
       </w:r>
     </w:p>
     <w:p>
@@ -6095,26 +6115,103 @@
         <w:jc w:val="both"/>
       </w:pPr>
       <w:r>
-        <w:t xml:space="preserve">Le taux de respect d'échéance rapporte le nombre de complétions strictement inférieures à l'échéance choisie au nombre total de complétions mesurées pendant la fenêtre de charge. Pour n complétions de durées ci et une échéance D, ce taux s'écrit :</w:t>
-      </w:r>
-    </w:p>
-    <w:p>
-      <w:pPr>
-        <w:spacing w:after="0" w:line="360"/>
-        <w:jc w:val="both"/>
-      </w:pPr>
-      <w:r>
-        <w:t xml:space="preserve">deadline_ok = 100 × (1 / n) × Σ [ ci &lt; D ]</w:t>
-      </w:r>
-    </w:p>
-    <w:p>
-      <w:pPr>
-        <w:spacing w:after="0" w:line="360"/>
-        <w:ind w:firstLine="709"/>
-        <w:jc w:val="both"/>
-      </w:pPr>
-      <w:r>
-        <w:t xml:space="preserve">où l'expression entre crochets vaut 1 si la condition est vraie et 0 sinon, D désigne l'échéance en millisecondes. Le taux se rapporte à une échéance choisie par l'opérateur, bornée entre 200 et 5 000 millisecondes côté serveur. Sa valeur devient discriminante quand l'échéance se situe dans la distribution mesurée : à 220 ms sur le profil cellulaire, les disciplines se séparent nettement, alors qu'une échéance de 1 000 ms ne serait jamais dépassée par ce banc. L'échéance se veut une transcription opérationnelle d'un engagement de service : le temps au-delà duquel une consultation n'est plus utile.</w:t>
+        <w:t xml:space="preserve">Le taux de respect d'échéance rapporte le nombre de complétions strictement inférieures à l'échéance choisie au nombre total de complétions mesurées pendant la fenêtre de charge. Pour n complétions de durées c_i et une échéance D, ce taux s'écrit :</w:t>
+      </w:r>
+    </w:p>
+    <w:p>
+      <w:pPr>
+        <w:spacing w:after="40" w:before="160" w:line="300"/>
+        <w:jc w:val="center"/>
+      </w:pPr>
+      <m:oMath>
+        <m:r>
+          <m:t>deadline</m:t>
+        </m:r>
+        <m:sSub>
+          <m:sSubPr/>
+          <m:e>
+            <m:r>
+              <m:t>ok</m:t>
+            </m:r>
+          </m:e>
+          <m:sub>
+            <m:r>
+              <m:t> </m:t>
+            </m:r>
+          </m:sub>
+        </m:sSub>
+        <m:r>
+          <m:t> = 100 × </m:t>
+        </m:r>
+        <m:f>
+          <m:num>
+            <m:r>
+              <m:t>1</m:t>
+            </m:r>
+          </m:num>
+          <m:den>
+            <m:r>
+              <m:t>n</m:t>
+            </m:r>
+          </m:den>
+        </m:f>
+        <m:r>
+          <m:t> </m:t>
+        </m:r>
+        <m:nary>
+          <m:naryPr>
+            <m:chr m:val="∑"/>
+            <m:limLoc m:val="undOvr"/>
+          </m:naryPr>
+          <m:sub>
+            <m:r>
+              <m:t>i=1</m:t>
+            </m:r>
+          </m:sub>
+          <m:sup>
+            <m:r>
+              <m:t>n</m:t>
+            </m:r>
+          </m:sup>
+          <m:e>
+            <m:r>
+              <m:t>𝟙</m:t>
+            </m:r>
+            <m:sSub>
+              <m:sSubPr/>
+              <m:e>
+                <m:r>
+                  <m:t>(c</m:t>
+                </m:r>
+              </m:e>
+              <m:sub>
+                <m:r>
+                  <m:t>i</m:t>
+                </m:r>
+              </m:sub>
+            </m:sSub>
+            <m:r>
+              <m:t> &lt; D)</m:t>
+            </m:r>
+          </m:e>
+        </m:nary>
+      </m:oMath>
+      <w:r>
+        <w:rPr>
+          <w:rFonts w:ascii="Times New Roman" w:cs="Times New Roman" w:eastAsia="Times New Roman" w:hAnsi="Times New Roman"/>
+          <w:sz w:val="24"/>
+          <w:szCs w:val="24"/>
+        </w:rPr>
+        <w:t xml:space="preserve">   (1)</w:t>
+      </w:r>
+    </w:p>
+    <w:p>
+      <w:pPr>
+        <w:spacing w:after="160" w:line="360"/>
+        <w:jc w:val="both"/>
+      </w:pPr>
+      <w:r>
+        <w:t xml:space="preserve">où n est le nombre de complétions mesurées pendant la fenêtre de charge, c_i la durée de la i-ème complétion en millisecondes, D l'échéance choisie, et 𝟙(c_i &lt; D) l'indicatrice qui vaut 1 si la complétion arrive sous l'échéance et 0 sinon. Le taux se rapporte à une échéance choisie par l'opérateur, bornée entre 200 et 5 000 millisecondes côté serveur. Sa valeur devient discriminante quand l'échéance se situe dans la distribution mesurée : à 220 ms sur le profil cellulaire, les disciplines se séparent nettement, alors qu'une échéance de 1 000 ms ne serait jamais dépassée par ce banc. L'échéance se veut une transcription opérationnelle d'un engagement de service : le temps au-delà duquel une consultation n'est plus utile.</w:t>
       </w:r>
     </w:p>
     <w:p>
@@ -6144,7 +6241,35 @@
         <w:jc w:val="both"/>
       </w:pPr>
       <w:r>
-        <w:t xml:space="preserve">La régularité du lien se mesure par l'écart entre le p95 de la latence et sa médiane. Le mémoire le nomme QDI, pour dégradation de délai de queue. Formellement, QDI = p95(rtt) moins p50(rtt) sur la fenêtre de charge. Un écart faible signifie que presque toutes les requêtes prennent le même temps : le lien est prévisible, ce qui compte autant pour la supervision que la valeur absolue de latence. La littérature des outils publics de mesure du bufferbloat publie des lectures équivalentes sans lui donner de nom court ; le mémoire garde ce nom court et sa définition est celle de l'écart de percentiles.</w:t>
+        <w:t xml:space="preserve">La régularité du lien se mesure par l'écart entre le p95 de la latence et sa médiane. Le mémoire le nomme QDI, pour dégradation de délai de queue. Formellement, sur la fenêtre de charge :</w:t>
+      </w:r>
+    </w:p>
+    <w:p>
+      <w:pPr>
+        <w:spacing w:after="40" w:before="160" w:line="300"/>
+        <w:jc w:val="center"/>
+      </w:pPr>
+      <m:oMath>
+        <m:r>
+          <m:t>QDI = p95(rtt) − p50(rtt)</m:t>
+        </m:r>
+      </m:oMath>
+      <w:r>
+        <w:rPr>
+          <w:rFonts w:ascii="Times New Roman" w:cs="Times New Roman" w:eastAsia="Times New Roman" w:hAnsi="Times New Roman"/>
+          <w:sz w:val="24"/>
+          <w:szCs w:val="24"/>
+        </w:rPr>
+        <w:t xml:space="preserve">   (2)</w:t>
+      </w:r>
+    </w:p>
+    <w:p>
+      <w:pPr>
+        <w:spacing w:after="160" w:line="360"/>
+        <w:jc w:val="both"/>
+      </w:pPr>
+      <w:r>
+        <w:t xml:space="preserve">où rtt désigne la série des temps d'aller-retour mesurés pendant la fenêtre de charge, et p95 et p50 leurs quatre-vingt-quinzième et cinquantième percentiles, exprimés en millisecondes. Un écart faible signifie que presque toutes les requêtes prennent le même temps : le lien est prévisible, ce qui compte autant pour la supervision que la valeur absolue de latence. La littérature des outils publics de mesure du bufferbloat publie des lectures équivalentes sans lui donner de nom court ; le mémoire garde ce nom court et sa définition est celle de l'écart de percentiles.</w:t>
       </w:r>
     </w:p>
     <w:p>
@@ -6174,7 +6299,80 @@
         <w:jc w:val="both"/>
       </w:pPr>
       <w:r>
-        <w:t xml:space="preserve">Pour traduire les conditions mesurées en qualité de voix, le mémoire applique le modèle E simplifié de la recommandation G.107 de l'UIT-T. Le score R s'étend de 0 à 100 et se décompose en un terme de base soustrait des dégradations de délai, de gigue et de perte. Le délai retenu est l'aller simple, la moitié de l'aller-retour mesuré. L'impairment de délai s'écrit Id = 0,024 × d + 0,11 × (d − 177,3) pour d supérieur à 177,3 ms, où d est le délai aller en millisecondes : le modèle devient sévère au-delà de ce seuil. La gigue, prise égale à l'écart p95 moins médiane observé, ajoute un terme linéaire approché de 0,024 par milliseconde, en rappelant que le tampon de dé-jitter absorbe une partie de cette variation. La perte subie, exprimée en fraction, ajoute une dégradation d'équipement Ie égale à 30 fois le logarithme de l'inverse de un moins la perte pour le codec G.711. Le score se lit : R = 93,2 − Id − Ie − Ij, borné entre 0 et 100. Un score supérieur à 80 décrit un appel d'excellente qualité, sous 50 un appel difficile. Cette version simplifiée s'applique aux conditions mesurées sans flux de référence dédié ; la méthode est celle du cadre UIT, les flux de référence restent une perspective.</w:t>
+        <w:t xml:space="preserve">Pour traduire les conditions mesurées en qualité de voix, le mémoire applique le modèle E simplifié de la recommandation G.107 de l'UIT-T. Le score R s'étend de 0 à 100 et se décompose en un terme de base, 93,2, soustrait des dégradations de délai, de gigue et de perte :</w:t>
+      </w:r>
+    </w:p>
+    <w:p>
+      <w:pPr>
+        <w:spacing w:after="40" w:before="160" w:line="300"/>
+        <w:jc w:val="center"/>
+      </w:pPr>
+      <m:oMath>
+        <m:r>
+          <m:t>R = 93,2 − </m:t>
+        </m:r>
+        <m:sSub>
+          <m:sSubPr/>
+          <m:e>
+            <m:r>
+              <m:t>I</m:t>
+            </m:r>
+          </m:e>
+          <m:sub>
+            <m:r>
+              <m:t>d</m:t>
+            </m:r>
+          </m:sub>
+        </m:sSub>
+        <m:r>
+          <m:t> − </m:t>
+        </m:r>
+        <m:sSub>
+          <m:sSubPr/>
+          <m:e>
+            <m:r>
+              <m:t>I</m:t>
+            </m:r>
+          </m:e>
+          <m:sub>
+            <m:r>
+              <m:t>j</m:t>
+            </m:r>
+          </m:sub>
+        </m:sSub>
+        <m:r>
+          <m:t> − </m:t>
+        </m:r>
+        <m:sSub>
+          <m:sSubPr/>
+          <m:e>
+            <m:r>
+              <m:t>I</m:t>
+            </m:r>
+          </m:e>
+          <m:sub>
+            <m:r>
+              <m:t>e</m:t>
+            </m:r>
+          </m:sub>
+        </m:sSub>
+      </m:oMath>
+      <w:r>
+        <w:rPr>
+          <w:rFonts w:ascii="Times New Roman" w:cs="Times New Roman" w:eastAsia="Times New Roman" w:hAnsi="Times New Roman"/>
+          <w:sz w:val="24"/>
+          <w:szCs w:val="24"/>
+        </w:rPr>
+        <w:t xml:space="preserve">   (3)</w:t>
+      </w:r>
+    </w:p>
+    <w:p>
+      <w:pPr>
+        <w:spacing w:after="160" w:line="360"/>
+        <w:jc w:val="both"/>
+      </w:pPr>
+      <w:r>
+        <w:t xml:space="preserve">où I_d est la dégradation de délai, I_j la dégradation de gigue et I_e la dégradation d'équipement due à la perte. Le délai retenu est l'aller simple, la moitié de l'aller-retour mesuré. Le score est borné entre 0 et 100 ; un score supérieur à 80 décrit un appel d'excellente qualité, sous 50 un appel difficile.</w:t>
       </w:r>
     </w:p>
     <w:p>
@@ -6184,7 +6382,140 @@
         <w:jc w:val="both"/>
       </w:pPr>
       <w:r>
-        <w:t xml:space="preserve">Appliquée aux quatre profils au repos, la formule donne des repères théoriques utiles, calculés ici avec les seuls paramètres du modèle. La fibre institutionnelle, dix millisecondes d'aller simple, gigue de deux millisecondes, sans perte, ne subit aucun impairment de délai puisque le seuil de 177,3 ms n'est pas atteint ; la gigue et la perte sont négligeables ; son score approche 91. Le cellulaire, cinquante millisecondes d'aller, gigue de quinze, perte de 0,5 %, reste sous le seuil de délai mais cumule un terme de gigue d'environ 0,4 et un terme de perte de 0,15 ; son score se tient autour de 85. Le satellite géostationnaire, trois cents millisecondes d'aller, gigue de trente, perte de 1 %, franchit le seuil : l'impairment de délai vaut à lui seul environ 0,024 fois 300 plus 0,11 fois la part au-delà du seuil, soit environ 14, et la perte retranche encore environ 0,3 ; le score tombe vers 71, sous la barre de qualité élevée qu'aucun réglage local ne peut relever, le délai de propagation étant une donnée physique. L'orbite basse, vingt millisecondes d'aller, gigue de vingt, perte de 0,3 %, évite l'impairment de délai et ne subit que la gigue et une perte légère : son score se situe entre 85 et 88, démontrant que la seule gigue de vingt millisecondes retranche environ un demi-point au score. Sous charge et sans discipline active, la file dégrade gigue et délai ensemble : le score descend d'autant, et c'est ce que les campagnes mesurent.</w:t>
+        <w:t xml:space="preserve">L'impairment de délai suit la sévérité du modèle au-delà d'un seuil :</w:t>
+      </w:r>
+    </w:p>
+    <w:p>
+      <w:pPr>
+        <w:spacing w:after="40" w:before="160" w:line="300"/>
+        <w:jc w:val="center"/>
+      </w:pPr>
+      <m:oMath>
+        <m:sSub>
+          <m:sSubPr/>
+          <m:e>
+            <m:r>
+              <m:t>I</m:t>
+            </m:r>
+          </m:e>
+          <m:sub>
+            <m:r>
+              <m:t>d</m:t>
+            </m:r>
+          </m:sub>
+        </m:sSub>
+        <m:r>
+          <m:t> = 0,024 d + 0,11 (d − 177,3)</m:t>
+        </m:r>
+      </m:oMath>
+      <w:r>
+        <w:rPr>
+          <w:rFonts w:ascii="Times New Roman" w:cs="Times New Roman" w:eastAsia="Times New Roman" w:hAnsi="Times New Roman"/>
+          <w:sz w:val="24"/>
+          <w:szCs w:val="24"/>
+        </w:rPr>
+        <w:t xml:space="preserve">   (4)</w:t>
+      </w:r>
+    </w:p>
+    <w:p>
+      <w:pPr>
+        <w:spacing w:after="160" w:line="360"/>
+        <w:jc w:val="both"/>
+      </w:pPr>
+      <w:r>
+        <w:t xml:space="preserve">pour d supérieur à 177,3 millisecondes, où d est le délai aller en millisecondes ; en deçà de ce seuil, le terme de délai reste tolérant. La gigue, prise égale à l'écart p95 moins médiane observé, ajoute un terme linéaire approché :</w:t>
+      </w:r>
+    </w:p>
+    <w:p>
+      <w:pPr>
+        <w:spacing w:after="40" w:before="160" w:line="300"/>
+        <w:jc w:val="center"/>
+      </w:pPr>
+      <m:oMath>
+        <m:sSub>
+          <m:sSubPr/>
+          <m:e>
+            <m:r>
+              <m:t>I</m:t>
+            </m:r>
+          </m:e>
+          <m:sub>
+            <m:r>
+              <m:t>j</m:t>
+            </m:r>
+          </m:sub>
+        </m:sSub>
+        <m:r>
+          <m:t> = 0,024 j</m:t>
+        </m:r>
+      </m:oMath>
+      <w:r>
+        <w:rPr>
+          <w:rFonts w:ascii="Times New Roman" w:cs="Times New Roman" w:eastAsia="Times New Roman" w:hAnsi="Times New Roman"/>
+          <w:sz w:val="24"/>
+          <w:szCs w:val="24"/>
+        </w:rPr>
+        <w:t xml:space="preserve">   (5)</w:t>
+      </w:r>
+    </w:p>
+    <w:p>
+      <w:pPr>
+        <w:spacing w:after="160" w:line="360"/>
+        <w:jc w:val="both"/>
+      </w:pPr>
+      <w:r>
+        <w:t xml:space="preserve">où j est la gigue en millisecondes, le tampon de dé-jitter de l'émetteur absorbant une partie de cette variation. La perte subie, exprimée en fraction, ajoute une dégradation d'équipement pour le codec G.711 :</w:t>
+      </w:r>
+    </w:p>
+    <w:p>
+      <w:pPr>
+        <w:spacing w:after="40" w:before="160" w:line="300"/>
+        <w:jc w:val="center"/>
+      </w:pPr>
+      <m:oMath>
+        <m:sSub>
+          <m:sSubPr/>
+          <m:e>
+            <m:r>
+              <m:t>I</m:t>
+            </m:r>
+          </m:e>
+          <m:sub>
+            <m:r>
+              <m:t>e</m:t>
+            </m:r>
+          </m:sub>
+        </m:sSub>
+        <m:r>
+          <m:t> = −30 ln(1 − p)</m:t>
+        </m:r>
+      </m:oMath>
+      <w:r>
+        <w:rPr>
+          <w:rFonts w:ascii="Times New Roman" w:cs="Times New Roman" w:eastAsia="Times New Roman" w:hAnsi="Times New Roman"/>
+          <w:sz w:val="24"/>
+          <w:szCs w:val="24"/>
+        </w:rPr>
+        <w:t xml:space="preserve">   (6)</w:t>
+      </w:r>
+    </w:p>
+    <w:p>
+      <w:pPr>
+        <w:spacing w:after="160" w:line="360"/>
+        <w:jc w:val="both"/>
+      </w:pPr>
+      <w:r>
+        <w:t xml:space="preserve">où p est la fraction de paquets perdus. Cette version simplifiée s'applique aux conditions mesurées sans flux de référence dédié ; la méthode est celle du cadre UIT, les flux de référence restent une perspective.</w:t>
+      </w:r>
+    </w:p>
+    <w:p>
+      <w:pPr>
+        <w:spacing w:after="0" w:line="360"/>
+        <w:ind w:firstLine="709"/>
+        <w:jc w:val="both"/>
+      </w:pPr>
+      <w:r>
+        <w:t xml:space="preserve">Appliquée aux quatre profils au repos, la formule donne des repères théoriques utiles, calculés ici avec les seuls paramètres du modèle. La fibre institutionnelle, dix millisecondes d'aller simple, gigue de deux millisecondes, sans perte, ne subit aucun impairment de délai puisque le seuil de 177,3 ms n'est pas atteint ; son score vaut 92,9. Le cellulaire, cinquante millisecondes d'aller, gigue de quinze, perte de 0,5 %, reste sous le seuil de délai et cumule un terme de gigue de 0,36 et un terme de perte de 0,15 ; son score vaut 91,4. Le satellite géostationnaire, trois cents millisecondes d'aller, gigue de trente, perte de 1 %, franchit le seuil : l'impairment de délai vaut à lui seul 13,9 et la perte retranche encore 0,30 ; le score tombe à 71,5, sous la barre de qualité élevée qu'aucun réglage local ne peut relever, le délai de propagation étant une donnée physique. L'orbite basse, vingt millisecondes d'aller, gigue de vingt, perte de 0,3 %, évite l'impairment de délai sévère et ne subit que la gigue et une perte légère : son score vaut 92,1, au niveau de la fibre. Sous charge et sans discipline active, la file dégrade gigue et délai ensemble : le score descend d'autant, et c'est ce que les campagnes mesurent.</w:t>
       </w:r>
     </w:p>
     <w:p>
@@ -6214,7 +6545,79 @@
         <w:jc w:val="both"/>
       </w:pPr>
       <w:r>
-        <w:t xml:space="preserve">Le gaspillage est estimé à partir des pertes mesurées à la discipline de file : chaque paquet écarté correspond à un segment d'environ 1 448 octets retransmis par l'émetteur. La formule du coût rapporte ce volume au prix du gigaoctet du forfait souscrit, puis extrapole la fenêtre d'événement de trois minutes à l'heure : coût horaire = octets gaspillés divisés par 2^30, fois le prix au gigaoctet, fois vingt. Le prix au gigaoctet n'est pas une constante : il dépend du forfait souscrit, de 1 000 ariary par gigaoctet pour le forfait journalier à 490 ariary pour la fibre d'entrée de gamme, d'après les tarifs publiés en 2026. La mesure expose ce choix de palier plutôt que d'imposer une constante ; le palier mensuel de 4,5 Go sert de défaut, cohérent avec les liens cellulaires de l'institution.</w:t>
+        <w:t xml:space="preserve">Le gaspillage est estimé à partir des pertes mesurées à la discipline de file : chaque paquet écarté correspond à un segment de 1 448 octets retransmis par l'émetteur. La formule du coût rapporte ce volume au prix du gigaoctet du forfait souscrit, puis extrapole la fenêtre d'événement de trois minutes à l'heure :</w:t>
+      </w:r>
+    </w:p>
+    <w:p>
+      <w:pPr>
+        <w:spacing w:after="40" w:before="160" w:line="300"/>
+        <w:jc w:val="center"/>
+      </w:pPr>
+      <m:oMath>
+        <m:sSub>
+          <m:sSubPr/>
+          <m:e>
+            <m:r>
+              <m:t>coût</m:t>
+            </m:r>
+          </m:e>
+          <m:sub>
+            <m:r>
+              <m:t>/h</m:t>
+            </m:r>
+          </m:sub>
+        </m:sSub>
+        <m:r>
+          <m:t> = </m:t>
+        </m:r>
+        <m:f>
+          <m:num>
+            <m:r>
+              <m:t>w</m:t>
+            </m:r>
+          </m:num>
+          <m:den>
+            <m:r>
+              <m:t>2³⁰</m:t>
+            </m:r>
+          </m:den>
+        </m:f>
+        <m:r>
+          <m:t> × </m:t>
+        </m:r>
+        <m:sSub>
+          <m:sSubPr/>
+          <m:e>
+            <m:r>
+              <m:t>prix</m:t>
+            </m:r>
+          </m:e>
+          <m:sub>
+            <m:r>
+              <m:t>/Go</m:t>
+            </m:r>
+          </m:sub>
+        </m:sSub>
+        <m:r>
+          <m:t> × 20</m:t>
+        </m:r>
+      </m:oMath>
+      <w:r>
+        <w:rPr>
+          <w:rFonts w:ascii="Times New Roman" w:cs="Times New Roman" w:eastAsia="Times New Roman" w:hAnsi="Times New Roman"/>
+          <w:sz w:val="24"/>
+          <w:szCs w:val="24"/>
+        </w:rPr>
+        <w:t xml:space="preserve">   (7)</w:t>
+      </w:r>
+    </w:p>
+    <w:p>
+      <w:pPr>
+        <w:spacing w:after="160" w:line="360"/>
+        <w:jc w:val="both"/>
+      </w:pPr>
+      <w:r>
+        <w:t xml:space="preserve">où w est le volume gaspillé en octets retransmis pendant l'événement de trois minutes, 2³⁰ le nombre d'octets d'un gigaoctet binaire, prix/Go le tarif du gigaoctet du forfait souscrit en ariary, et 20 le facteur d'extrapolation de trois minutes à l'heure. Le prix au gigaoctet n'est pas une constante : il dépend du forfait souscrit, de 1 000 ariary par gigaoctet pour le forfait journalier à 490 ariary pour la fibre d'entrée de gamme, d'après les tarifs publiés en 2026. La mesure expose ce choix de palier plutôt que d'imposer une constante ; le palier mensuel de 4,5 Go sert de défaut, cohérent avec les liens cellulaires de l'institution.</w:t>
       </w:r>
     </w:p>
     <w:p>
@@ -7053,7 +7456,7 @@
         <w:jc w:val="both"/>
       </w:pPr>
       <w:r>
-        <w:t xml:space="preserve">Chaque événement mesure une cellule de la matrice : un profil de lien, une discipline de file, un contrôle de congestion, une répétition. Le protocole impose trois fenêtres fixes. Trente secondes de repos d'abord : le lien porte les sondes sans charge, la stabilité de cette référence est vérifiée. Cent vingt secondes de charge ensuite : un flux TCP massif sature le lien dans le sens descendant vers le client pendant que les sondes critiques poursuivent. Trente secondes de récupération enfin : la charge s'arrête, on observe le retour à l'état de repos. Trois minutes par événement, environ dix-huit minutes pour six cellules.</w:t>
+        <w:t xml:space="preserve">Chaque événement mesure une cellule de la matrice : un profil de lien, une discipline de file, un contrôle de congestion, une répétition. Le protocole impose trois fenêtres fixes. Trente secondes de repos d'abord : le lien porte les sondes sans charge, la stabilité de cette référence est vérifiée. Cent vingt secondes de charge ensuite : un flux TCP massif sature le lien dans le sens descendant vers le client pendant que les sondes critiques poursuivent. Trente secondes de récupération enfin : la charge s'arrête, on observe le retour à l'état de repos. Trois minutes par événement, soit dix-huit minutes pour six cellules.</w:t>
       </w:r>
     </w:p>
     <w:p>
@@ -8497,7 +8900,7 @@
         <w:jc w:val="both"/>
       </w:pPr>
       <w:r>
-        <w:t xml:space="preserve">L'instrument entier se distribue sous la forme d'un binaire Go unique, produit par compilation statique, d'environ treize mégaoctets. Ce choix conditionne tout le reste : aucune dépendance d'exécution, aucun installateur, aucune version de bibliothèque à vérifier sur le poste cible. Le même fichier s'exécute sur le poste du développeur, dans la machine virtuelle du banc et sur un serveur nu ; un copier-coller suffit à déployer. La compilation statique est aussi une garantie de reproductibilité : le binaire embarque ses propres versions des paquets, et la chaîne de preuve du mémoire cite la version exacte qui a produit chaque gel.</w:t>
+        <w:t xml:space="preserve">L'instrument entier se distribue sous la forme d'un binaire Go unique, produit par compilation statique : 13,7 mégaoctets mesurés à la livraison, frontend web compris. Ce choix conditionne tout le reste : aucune dépendance d'exécution, aucun installateur, aucune version de bibliothèque à vérifier sur le poste cible. Le même fichier s'exécute sur le poste du développeur, dans la machine virtuelle du banc et sur un serveur nu ; un copier-coller suffit à déployer. La compilation statique est aussi une garantie de reproductibilité : le binaire embarque ses propres versions des paquets, et la chaîne de preuve du mémoire cite la version exacte qui a produit chaque gel.</w:t>
       </w:r>
     </w:p>
     <w:p>
@@ -9226,7 +9629,7 @@
                 <w:sz w:val="22"/>
                 <w:szCs w:val="22"/>
               </w:rPr>
-              <w:t xml:space="preserve">Hôte d'expérimentation</w:t>
+              <w:t xml:space="preserve">Hôte principal</w:t>
             </w:r>
           </w:p>
         </w:tc>
@@ -9253,7 +9656,7 @@
                 <w:sz w:val="22"/>
                 <w:szCs w:val="22"/>
               </w:rPr>
-              <w:t xml:space="preserve">PC Windows 10/11, 8 Go de RAM, VMware Workstation ou VirtualBox</w:t>
+              <w:t xml:space="preserve">ASUS, Windows 11, Intel Core i7, 12 Go de RAM, VMware Workstation</w:t>
             </w:r>
           </w:p>
         </w:tc>
@@ -9285,7 +9688,7 @@
                 <w:sz w:val="22"/>
                 <w:szCs w:val="22"/>
               </w:rPr>
-              <w:t xml:space="preserve">Machine virtuelle</w:t>
+              <w:t xml:space="preserve">Hôte secondaire</w:t>
             </w:r>
           </w:p>
         </w:tc>
@@ -9312,7 +9715,7 @@
                 <w:sz w:val="22"/>
                 <w:szCs w:val="22"/>
               </w:rPr>
-              <w:t xml:space="preserve">Ubuntu Server 24.04 LTS, noyau 6.x, 2 vCPU, 4 à 5 Go de mémoire</w:t>
+              <w:t xml:space="preserve">TOSHIBA, Windows 11, Intel Core i5, 12 Go de RAM, VMware Workstation ou VirtualBox</w:t>
             </w:r>
           </w:p>
         </w:tc>
@@ -9344,7 +9747,7 @@
                 <w:sz w:val="22"/>
                 <w:szCs w:val="22"/>
               </w:rPr>
-              <w:t xml:space="preserve">Banc réseau</w:t>
+              <w:t xml:space="preserve">Hôte d'observation</w:t>
             </w:r>
           </w:p>
         </w:tc>
@@ -9371,7 +9774,7 @@
                 <w:sz w:val="22"/>
                 <w:szCs w:val="22"/>
               </w:rPr>
-              <w:t xml:space="preserve">paire veth locale, netem (délai, gigue, perte) et discipline de file sur l'émission</w:t>
+              <w:t xml:space="preserve">NEC, Windows 11, Intel Core i5, 8 Go de RAM, mode observation sans banc</w:t>
             </w:r>
           </w:p>
         </w:tc>
@@ -9403,7 +9806,7 @@
                 <w:sz w:val="22"/>
                 <w:szCs w:val="22"/>
               </w:rPr>
-              <w:t xml:space="preserve">Binaire</w:t>
+              <w:t xml:space="preserve">Serveur du banc</w:t>
             </w:r>
           </w:p>
         </w:tc>
@@ -9430,7 +9833,7 @@
                 <w:sz w:val="22"/>
                 <w:szCs w:val="22"/>
               </w:rPr>
-              <w:t xml:space="preserve">Go statique, frontend React embarqué, aucune dépendance d'exécution</w:t>
+              <w:t xml:space="preserve">VM Ubuntu Server 24.04 LTS, noyau Linux 6.8.0-138-generic, 2 vCPU, 4 Go de mémoire</w:t>
             </w:r>
           </w:p>
         </w:tc>
@@ -9462,6 +9865,124 @@
                 <w:sz w:val="22"/>
                 <w:szCs w:val="22"/>
               </w:rPr>
+              <w:t xml:space="preserve">Banc réseau</w:t>
+            </w:r>
+          </w:p>
+        </w:tc>
+        <w:tc>
+          <w:tcPr>
+            <w:tcW w:type="pct" w:w="70%"/>
+            <w:tcMar>
+              <w:top w:type="dxa" w:w="60"/>
+              <w:left w:type="dxa" w:w="100"/>
+              <w:bottom w:type="dxa" w:w="60"/>
+              <w:right w:type="dxa" w:w="100"/>
+            </w:tcMar>
+            <w:vAlign w:val="center"/>
+          </w:tcPr>
+          <w:p>
+            <w:pPr>
+              <w:spacing w:after="0" w:line="240"/>
+              <w:jc w:val="left"/>
+            </w:pPr>
+            <w:r>
+              <w:rPr>
+                <w:b w:val="false"/>
+                <w:bCs w:val="false"/>
+                <w:sz w:val="22"/>
+                <w:szCs w:val="22"/>
+              </w:rPr>
+              <w:t xml:space="preserve">paire veth locale, netem (délai, gigue, perte) et discipline de file sur l'émission</w:t>
+            </w:r>
+          </w:p>
+        </w:tc>
+      </w:tr>
+      <w:tr>
+        <w:trPr>
+          <w:cantSplit/>
+        </w:trPr>
+        <w:tc>
+          <w:tcPr>
+            <w:tcW w:type="pct" w:w="30%"/>
+            <w:tcMar>
+              <w:top w:type="dxa" w:w="60"/>
+              <w:left w:type="dxa" w:w="100"/>
+              <w:bottom w:type="dxa" w:w="60"/>
+              <w:right w:type="dxa" w:w="100"/>
+            </w:tcMar>
+            <w:vAlign w:val="center"/>
+          </w:tcPr>
+          <w:p>
+            <w:pPr>
+              <w:spacing w:after="0" w:line="240"/>
+              <w:jc w:val="left"/>
+            </w:pPr>
+            <w:r>
+              <w:rPr>
+                <w:b w:val="false"/>
+                <w:bCs w:val="false"/>
+                <w:sz w:val="22"/>
+                <w:szCs w:val="22"/>
+              </w:rPr>
+              <w:t xml:space="preserve">Binaire</w:t>
+            </w:r>
+          </w:p>
+        </w:tc>
+        <w:tc>
+          <w:tcPr>
+            <w:tcW w:type="pct" w:w="70%"/>
+            <w:tcMar>
+              <w:top w:type="dxa" w:w="60"/>
+              <w:left w:type="dxa" w:w="100"/>
+              <w:bottom w:type="dxa" w:w="60"/>
+              <w:right w:type="dxa" w:w="100"/>
+            </w:tcMar>
+            <w:vAlign w:val="center"/>
+          </w:tcPr>
+          <w:p>
+            <w:pPr>
+              <w:spacing w:after="0" w:line="240"/>
+              <w:jc w:val="left"/>
+            </w:pPr>
+            <w:r>
+              <w:rPr>
+                <w:b w:val="false"/>
+                <w:bCs w:val="false"/>
+                <w:sz w:val="22"/>
+                <w:szCs w:val="22"/>
+              </w:rPr>
+              <w:t xml:space="preserve">Go, compilation statique, 13,7 Mo mesurés à la livraison, frontend React embarqué par go:embed, aucune dépendance d'exécution</w:t>
+            </w:r>
+          </w:p>
+        </w:tc>
+      </w:tr>
+      <w:tr>
+        <w:trPr>
+          <w:cantSplit/>
+        </w:trPr>
+        <w:tc>
+          <w:tcPr>
+            <w:tcW w:type="pct" w:w="30%"/>
+            <w:tcMar>
+              <w:top w:type="dxa" w:w="60"/>
+              <w:left w:type="dxa" w:w="100"/>
+              <w:bottom w:type="dxa" w:w="60"/>
+              <w:right w:type="dxa" w:w="100"/>
+            </w:tcMar>
+            <w:vAlign w:val="center"/>
+          </w:tcPr>
+          <w:p>
+            <w:pPr>
+              <w:spacing w:after="0" w:line="240"/>
+              <w:jc w:val="left"/>
+            </w:pPr>
+            <w:r>
+              <w:rPr>
+                <w:b w:val="false"/>
+                <w:bCs w:val="false"/>
+                <w:sz w:val="22"/>
+                <w:szCs w:val="22"/>
+              </w:rPr>
               <w:t xml:space="preserve">Mesure</w:t>
             </w:r>
           </w:p>
@@ -9507,7 +10028,17 @@
         <w:jc w:val="both"/>
       </w:pPr>
       <w:r>
-        <w:t xml:space="preserve">Le banc complet tient sur le poste client : aucune dépendance externe, aucun service distant. La discipline de file et les conditions du lien sont les variables contrôlées de l'expérimentation, la machine est une covariable surveillée par la porte G7. La machine virtuelle offre un environnement reproductible pour le noyau et ses disciplines de file ; l'instantané de l'état sain, piloté par le moteur de déploiement, permet de repartir d'un état connu avant chaque série.</w:t>
+        <w:t xml:space="preserve">Trois postes hôtes ont servi au travail. L'hôte principal, un portable ASUS sous Windows 11 à processeur Intel Core i7 et 12 Go de mémoire, a porté la machine virtuelle du banc et la majorité des campagnes ; un portable TOSHIBA à processeur Core i5, également pourvu de 12 Go de mémoire, a servi de second hôte d'expérimentation pour les vagues de mise au point ; un poste NEC, Core i5 et 8 Go de mémoire, a été utilisé en observation, sans banc : l'audit et la lecture des archives y fonctionnent, les campagnes y sont hors de portée faute d'hyperviseur. Cette répartition reflète la variété réelle des postes de l'institution, et le mode observation du binaire la respecte : chaque poste reçoit les fonctions que son matériel peut porter.</w:t>
+      </w:r>
+    </w:p>
+    <w:p>
+      <w:pPr>
+        <w:spacing w:after="0" w:line="360"/>
+        <w:ind w:firstLine="709"/>
+        <w:jc w:val="both"/>
+      </w:pPr>
+      <w:r>
+        <w:t xml:space="preserve">Le serveur du banc est une machine virtuelle Ubuntu Server 24.04 LTS, noyau Linux 6.8.0-138-generic, dotée de deux processeurs virtuels et de 4 Go de mémoire. Le banc complet tient sur l'hôte : aucune dépendance externe, aucun service distant. La discipline de file et les conditions du lien sont les variables contrôlées de l'expérimentation, la machine est une covariable surveillée par la porte G7. L'instantané de l'état sain, piloté par le moteur de déploiement, permet de repartir d'un état connu avant chaque série.</w:t>
       </w:r>
     </w:p>
     <w:p>
@@ -9568,7 +10099,7 @@
         <w:jc w:val="both"/>
       </w:pPr>
       <w:r>
-        <w:t xml:space="preserve">L'instrument tient dans un binaire unique écrit en Go, compilé statiquement : environ treize mégaoctets, une fois le frontend React embarqué par la directive go:embed. Le binaire démarre le tableau de bord et l'API d'expérimentation, exécute les campagnes, écrit les archives et régénère les figures. Aucune dépendance d'exécution n'est exigée : ni base de données à provisionner, ni service distant à joindre, ni bibliothèque à installer sur le poste cible. Le fichier se copie sur la machine, se lance, et l'instrument complet est disponible. Cette propriété compte pour le contexte d'usage : les postes de l'institution ne sont pas tous administrés avec les mêmes outils de déploiement logiciel, et un instrument qui se résume à un fichier se transmet par simple copie, par messagerie ou par clé USB, sans procédure d'installation à documenter séparément.</w:t>
+        <w:t xml:space="preserve">L'instrument tient dans un binaire unique écrit en Go, compilé statiquement : 13,7 mégaoctets mesurés à la livraison, une fois le frontend React embarqué par la directive go:embed. Le binaire démarre le tableau de bord et l'API d'expérimentation, exécute les campagnes, écrit les archives et régénère les figures. Aucune dépendance d'exécution n'est exigée : ni base de données à provisionner, ni service distant à joindre, ni bibliothèque à installer sur le poste cible. Le fichier se copie sur la machine, se lance, et l'instrument complet est disponible. Cette propriété compte pour le contexte d'usage : les postes de l'institution ne sont pas tous administrés avec les mêmes outils de déploiement logiciel, et un instrument qui se résume à un fichier se transmet par simple copie, par messagerie ou par clé USB, sans procédure d'installation à documenter séparément.</w:t>
       </w:r>
     </w:p>
     <w:p>
@@ -14469,7 +15000,7 @@
         <w:jc w:val="both"/>
       </w:pPr>
       <w:r>
-        <w:t xml:space="preserve">La classe Starlink, ajoutée en fin de travail, apporte une borne utile aux recommandations. Sur le profil correspondant P4, la latence de base reste basse, environ 40 ms d'aller-retour, avec une gigue marquée propre aux relais entre satellites. Les disciplines actives tiennent le p95 des petits objets autour de 85 ms. La comparaison avec le satellite géostationnaire est nette : même volume de données, le délai de base tombe de 600 ms à 40 ms et la fenêtre de latence utile s'ouvre. Cette classe complète la couverture des technologies d'accès disponibles à Madagascar : fibre, cellulaire, satellite géostationnaire, satellite en orbite basse.</w:t>
+        <w:t xml:space="preserve">La classe Starlink, ajoutée en fin de travail, apporte une borne utile aux recommandations. Sur le profil correspondant P4, la latence de base reste basse, 40 ms d'aller-retour, paramètre du profil, avec une gigue marquée propre aux relais entre satellites. Les disciplines actives tiennent le p95 des petits objets entre 86,6 et 96,7 ms selon la discipline. La comparaison avec le satellite géostationnaire est nette : même volume de données, le délai de base tombe de 600 ms à 40 ms et la fenêtre de latence utile s'ouvre. Cette classe complète la couverture des technologies d'accès disponibles à Madagascar : fibre, cellulaire, satellite géostationnaire, satellite en orbite basse.</w:t>
       </w:r>
     </w:p>
     <w:p>
@@ -14479,7 +15010,7 @@
         <w:jc w:val="both"/>
       </w:pPr>
       <w:r>
-        <w:t xml:space="preserve">La comparaison entre les deux générations de satellite éclaire la portée des recommandations, et il faut la pousser un cran. Le satellite géostationnaire impose six cents millisecondes d'aller-retour avant que la moindre donnée ne soit échangée : la fenêtre de latence utile s'en trouve bornée en amont, puisque le plancher de propagation dépasse à lui seul l'échéance fixée par le protocole, et aucune configuration de file, aucune discipline, aucun contrôle de congestion ne déplace ce plancher. L'orbite basse ramène ce plancher à environ quarante millisecondes, tout en introduisant une gigue propre aux relais entre satellites, qui se lit dans les QDI mesurés : la latence médiane devient utilisable, mais sa variation demeure une grandeur à surveiller. Le passage d'une génération à l'autre ne change donc pas seulement la latence : il déplace la difficulté du domaine du délai, hors de portée de la configuration, vers le domaine de la gigue, où la discipline active a prise mais ne fait pas de miracle.</w:t>
+        <w:t xml:space="preserve">La comparaison entre les deux générations de satellite éclaire la portée des recommandations, et il faut la pousser un cran. Le satellite géostationnaire impose six cents millisecondes d'aller-retour avant que la moindre donnée ne soit échangée : la fenêtre de latence utile s'en trouve bornée en amont, puisque le plancher de propagation dépasse à lui seul l'échéance fixée par le protocole, et aucune configuration de file, aucune discipline, aucun contrôle de congestion ne déplace ce plancher. L'orbite basse ramène ce plancher à quarante millisecondes, paramètre du profil, tout en introduisant une gigue propre aux relais entre satellites, qui se lit dans les QDI mesurés : la latence médiane devient utilisable, mais sa variation demeure une grandeur à surveiller. Le passage d'une génération à l'autre ne change donc pas seulement la latence : il déplace la difficulté du domaine du délai, hors de portée de la configuration, vers le domaine de la gigue, où la discipline active a prise mais ne fait pas de miracle.</w:t>
       </w:r>
     </w:p>
     <w:p>
@@ -15343,7 +15874,7 @@
         </w:r>
       </w:fldSimple>
       <w:r>
-        <w:t xml:space="preserve"> rassemble les trois cellules mesurées sur ce profil, une répétition chacune, toutes sous BBR : la comparaison entre disciplines y est lisible à conditions par ailleurs identiques. Le small p95 se tient entre 86,6 et 96,7 ms selon la discipline, l'écart entre la meilleure et la pire restant de dix millisecondes. Les QDI mesurés, de 17,1 à 18,5 ms, signalent une gigue propre au profil, que la discipline de file ne fait pas disparaître : la gigue de la constellation est un phénomène de couche physique, un relais entre satellites se traduit par une variation de délai que la file ne crée pas et ne peut corriger. Le score de voix du model E, environ 92 pour les trois cellules, place ce profil au niveau de la fibre calme pour la qualité d'un appel : la latence de base de 40 ms laisse à la voix une marge que le satellite géostationnaire n'offre pas.</w:t>
+        <w:t xml:space="preserve"> rassemble les trois cellules mesurées sur ce profil, une répétition chacune, toutes sous BBR : la comparaison entre disciplines y est lisible à conditions par ailleurs identiques. Le small p95 se tient entre 86,6 et 96,7 ms selon la discipline, l'écart entre la meilleure et la pire restant de dix millisecondes. Les QDI mesurés, de 17,1 à 18,5 ms, signalent une gigue propre au profil, que la discipline de file ne fait pas disparaître : la gigue de la constellation est un phénomène de couche physique, un relais entre satellites se traduit par une variation de délai que la file ne crée pas et ne peut corriger. Le score de voix du model E, de 92,1 à 92,2 selon la cellule, place ce profil au niveau de la fibre calme pour la qualité d'un appel : la latence de base de 40 ms laisse à la voix une marge que le satellite géostationnaire n'offre pas.</w:t>
       </w:r>
     </w:p>
     <w:p>
@@ -16826,7 +17357,7 @@
         <w:jc w:val="both"/>
       </w:pPr>
       <w:r>
-        <w:t xml:space="preserve">La question du choix opérationnel reçoit une réponse en deux temps : la configuration, puis son coût. Sur la voix, le model E appliqué aux conditions théoriques des profils place la fibre calme au-dessus de 90, un satellite en orbite basse propre autour de 92, le satellite géostationnaire chargé nettement plus bas, et les conditions de bufferbloat sévère encore dessous. La hiérarchie suit l'intuition du terrain : la latence et sa variation, pas le débit, décident de la qualité d'un appel. Le coût met la mesure à portée de direction : le gaspillage évité ou provoqué se chiffre en ariary par heure, au palier du forfait souscrit, et le renversement des paliers du journalier au mensuel donne au chiffrage sa portée budgétaire. Protéger le trafic critique par une discipline active ne coûte pas du débit ; le prix de quelques paquets écartés se compare, en ariary, à la valeur du temps de réponse protégé.</w:t>
+        <w:t xml:space="preserve">La question du choix opérationnel reçoit une réponse en deux temps : la configuration, puis son coût. Sur la voix, le model E appliqué aux conditions théoriques des profils place la fibre à 92,9, l'orbite basse à 92,1, le cellulaire à 91,4, le satellite géostationnaire à 71,5, et les conditions de bufferbloat sévère encore dessous. La hiérarchie suit l'intuition du terrain : la latence et sa variation, pas le débit, décident de la qualité d'un appel. Le coût met la mesure à portée de direction : le gaspillage évité ou provoqué se chiffre en ariary par heure, au palier du forfait souscrit, et le renversement des paliers du journalier au mensuel donne au chiffrage sa portée budgétaire. Protéger le trafic critique par une discipline active ne coûte pas du débit ; le prix de quelques paquets écartés se compare, en ariary, à la valeur du temps de réponse protégé.</w:t>
       </w:r>
     </w:p>
     <w:p>
@@ -18152,7 +18683,17 @@
         <w:jc w:val="both"/>
       </w:pPr>
       <w:r>
-        <w:t xml:space="preserve">L'apport du travail se résume en trois niveaux. Un instrument : un binaire unique qui, sur un poste client et sans dépendance, conduit l'audit, le banc, la supervision temps réel et la vérification des archives. Des résultats : le premier jeu de mesures comparatives de disciplines de file sur des profils de liens représentatifs du contexte malgache, adossé à des tarifs réels de 2026. Une méthode : la preuve par archives gelées et empreintes vérifiables, applicable à toute campagne future de l'institution. La perspective la plus proche est le déploiement de l'audit sur les liens de production, qui confrontera les tendances mesurées au comportement des sites réels ; les suivantes sont la répétition systématique des cellules, la calibration des profils par site et l'extension aux profils 5G. Le lien d'accès contraint n'est pas une fatalité : correctement configuré, le même abonnement prépayé transporte les alertes à l'heure et les modèles à volume.</w:t>
+        <w:t xml:space="preserve">L'apport du travail se résume en trois niveaux. Un instrument : un binaire unique qui, sur un poste client et sans dépendance, conduit l'audit, le banc, la supervision temps réel et la vérification des archives. Des résultats : le premier jeu de mesures comparatives de disciplines de file sur des profils de liens représentatifs du contexte malgache, adossé à des tarifs réels de 2026. Une méthode : la preuve par archives gelées et empreintes vérifiables, applicable à toute campagne future de l'institution. La perspective la plus proche est le déploiement de l'audit sur les liens de production, qui confrontera les tendances mesurées au comportement des sites réels ; les suivantes sont la répétition systématique des cellules, la calibration des profils par site et l'extension aux profils 5G.</w:t>
+      </w:r>
+    </w:p>
+    <w:p>
+      <w:pPr>
+        <w:spacing w:after="0" w:line="360"/>
+        <w:ind w:firstLine="709"/>
+        <w:jc w:val="both"/>
+      </w:pPr>
+      <w:r>
+        <w:t xml:space="preserve">Le mémoire s'est ouvert sur une mission dont dépendent l'aviation, l'agriculture et la protection civile, et sur une phrase : chaque octet retransmis à cause de la congestion est un octet payé deux fois. Il se referme sur ce que cette phrase est devenue une fois mesurée : le lien d'accès contraint n'est pas une fatalité. Correctement configuré, le même abonnement prépayé transporte les alertes à l'heure et les modèles à volume, et la preuve en est gelée, vérifiable, prête à être refaite.</w:t>
       </w:r>
     </w:p>
     <w:p>

--- a/thesis-v1.docx
+++ b/thesis-v1.docx
@@ -4015,7 +4015,7 @@
         <w:jc w:val="both"/>
       </w:pPr>
       <w:r>
-        <w:t xml:space="preserve">Le VSAT géostationnaire obéit à la physique et non au marché : à 36 000 kilomètres d'altitude, l'aller-retour impose environ 600 millisecondes avant tout traitement. Aucune configuration locale ne réduira cette constante. La discipline de file active conserve pourtant son utilité sur ces liens : les études menées sur le bufferbloat satellite montrent que la taille des files d'attente s'y accumule d'autant plus vite que le produit délai × capacité est élevé. Le mémoire mesure ce cas à travers le profil P3, avec une lecture honnête des archives : aucune cellule valide n'y a été gelée, ce que la partie pratique documente.</w:t>
+        <w:t xml:space="preserve">Le VSAT géostationnaire obéit à la physique et non au marché : à 36 000 kilomètres d'altitude, l'aller-retour impose environ 600 millisecondes avant tout traitement. Aucune configuration locale ne réduira cette constante. La discipline de file active conserve pourtant son utilité sur ces liens : les études menées sur le bufferbloat satellite montrent que la taille des files d'attente s'y accumule d'autant plus vite que le produit délai × capacité est élevé. Le mémoire mesure ce cas à travers le profil P3, avec une lecture honnête des archives : trois lignes non-invalid par cellule y ont été gelées, toutes à échéance nulle, ce que la partie pratique documente comme la confirmation de la thèse par la mesure.</w:t>
       </w:r>
     </w:p>
     <w:p>
@@ -5867,7 +5867,7 @@
         <w:jc w:val="both"/>
       </w:pPr>
       <w:r>
-        <w:t xml:space="preserve">Le banc d'essai prolonge la même logique : il se déploie sur le poste client lui-même, sans équipement dédié. L'instrument crée une paire de liens virtuels, dite veth, à l'intérieur du poste. Sur le premier saut, le module netem du noyau Linux applique au trafic émis le délai, la gigue et le taux de perte du profil visé. La discipline de file testée s'empile sur ce même point d'émission, de sorte que le plafond de débit couvre l'envoi. À l'autre extrémité de la paire, un serveur léger distribue un objet de 16 Ko et accepte le flux de charge. Le poste est ainsi conduit à échanger à travers un lien dont toutes les propriétés sont contrôlées par l'expérimentateur.</w:t>
+        <w:t xml:space="preserve">Le banc d'essai prolonge la même logique : il se déploie sur le poste client lui-même, sans équipement dédié. L'instrument crée une paire de liens virtuels, dite veth, à l'intérieur du poste. Sur le premier saut, le module netem du noyau Linux applique au trafic émis le délai, la gigue et le taux de perte du profil visé. La discipline de file testée s'empile sur ce même point d'émission, de sorte que le plafond de débit couvre l'envoi. À l'autre extrémité de la paire, un serveur léger distribue un objet de 16 Ko et accepte le flux de charge. Le poste est ainsi conduit à échanger à travers un lien dont toutes les propriétés sont contrôlées par l'expérimentateur. En campagne download, le montage est miroir : le shaper vit sur l'émission du serveur (veth-s, netns cgo-srv), le netem restant côté client, et les compteurs sont lus sur le saut du sens mesuré.</w:t>
       </w:r>
     </w:p>
     <w:p>
@@ -6025,7 +6025,7 @@
         <w:jc w:val="both"/>
       </w:pPr>
       <w:r>
-        <w:t xml:space="preserve">Une répétition par cellule donne une campagne de 6 événements par profil, soit 24 pour la matrice complète des quatre profils. Les campagnes antérieures ont accumulé plusieurs répétitions par cellule et sont agrégées dans les médianes. La reprise après interruption est native : une cellule déjà gelée dans un run est identifiée par sa paire identifiant de run et numéro d'événement, et sautée à la reprise. Cette propriété s'est révélée indispensable dans le contexte local : une coupure d'alimentation en cours de campagne n'invalide que l'événement en cours.</w:t>
+        <w:t xml:space="preserve">Une répétition par cellule donne une campagne de 6 événements par profil, soit 24 pour la matrice complète des quatre profils. Trois répétitions par défaut : 72 événements en matrice pleine. Le sens de charge est un axe à part entière : la direction, gelée avec chaque ligne, scinde les groupes d'analyse, et le mode both enchaîne matrice montante puis descendante en RRUL séquentiel, les sens ne se comparant jamais. Les campagnes antérieures ont accumulé plusieurs répétitions par cellule et sont agrégées dans les médianes. La reprise après interruption est native : une cellule déjà gelée dans un run est identifiée par sa paire identifiant de run et numéro d'événement, et sautée à la reprise. Cette propriété s'est révélée indispensable dans le contexte local : une coupure d'alimentation en cours de campagne n'invalide que l'événement en cours.</w:t>
       </w:r>
     </w:p>
     <w:p>
@@ -7366,7 +7366,7 @@
         <w:jc w:val="both"/>
       </w:pPr>
       <w:r>
-        <w:t xml:space="preserve">Le forfait mensuel de 4,5 gigaoctets, retenu comme palier par défaut du calcul, présente le pire rapport du catalogue de l'opérateur principal : le forfait journalier d'un gigaoctet coûte par gigaoctet plus de cinq fois moins. Ce renversement, documenté sur les grilles publiées en 2026, justifie à lui seul que le palier soit un paramètre du calcul et non une constante.</w:t>
+        <w:t xml:space="preserve">Le forfait mensuel de 4,5 gigaoctets, retenu comme palier par défaut du calcul, présente le pire rapport du catalogue de l'opérateur principal : le forfait journalier d'un gigaoctet coûte par gigaoctet plus de cinq fois moins. Ce renversement, documenté sur les grilles publiées en 2026, justifie à lui seul que le palier soit un paramètre du calcul et non une constante : il se choisit depuis les Réglages (six paliers réels, POST /api/cost/tier), et tous les coûts affichés suivent.</w:t>
       </w:r>
     </w:p>
     <w:p>
@@ -7456,7 +7456,7 @@
         <w:jc w:val="both"/>
       </w:pPr>
       <w:r>
-        <w:t xml:space="preserve">Chaque événement mesure une cellule de la matrice : un profil de lien, une discipline de file, un contrôle de congestion, une répétition. Le protocole impose trois fenêtres fixes. Trente secondes de repos d'abord : le lien porte les sondes sans charge, la stabilité de cette référence est vérifiée. Cent vingt secondes de charge ensuite : un flux TCP massif sature le lien dans le sens descendant vers le client pendant que les sondes critiques poursuivent. Trente secondes de récupération enfin : la charge s'arrête, on observe le retour à l'état de repos. Trois minutes par événement, soit dix-huit minutes pour six cellules.</w:t>
+        <w:t xml:space="preserve">Chaque événement mesure une cellule de la matrice : un profil de lien, une discipline de file, un contrôle de congestion, un sens de charge, une répétition. Le protocole impose trois fenêtres fixes. Trente secondes de repos d'abord : le lien porte les sondes sans charge, la stabilité de cette référence est vérifiée. Cent vingt secondes de charge ensuite : un flux TCP massif sature le lien dans le sens mesuré, montée par défaut, descente en campagne download, pendant que les sondes critiques poursuivent. Trente secondes de récupération enfin : la charge s'arrête, on observe le retour à l'état de repos. Trois minutes par événement, soit dix-huit minutes pour six cellules.</w:t>
       </w:r>
     </w:p>
     <w:p>
@@ -7889,7 +7889,7 @@
         <w:jc w:val="both"/>
       </w:pPr>
       <w:r>
-        <w:t xml:space="preserve">Chaque événement est contrôlé par huit portes évaluées dans l'ordre du déroulement. La porte G0 exige que la cible réponde aux pings. La porte G1 vérifie que le flux de masse a réellement démarré, sans quoi l'événement ne mesure rien. La porte G2 exige que les sondes produisent des données pendant la charge. La porte G3 contrôle la plausibilité physique de la latence mesurée. La porte G4 compare le débit mesuré à la capacité du profil : un débit inférieur à la moitié de la capacité déclasse l'événement. La porte G5 rejette toute ligne dupliquée. La porte G6 vérifie la stabilité de la mesure de repos, condition d'une comparaison loyale. La porte G7 vérifie que le processeur n'était pas saturé, une machine occupée faussant toute mesure de latence.</w:t>
+        <w:t xml:space="preserve">Chaque événement est contrôlé par huit portes évaluées dans l'ordre du déroulement. La porte G0 exige que la cible réponde aux pings. La porte G1 vérifie que le flux de masse a réellement démarré, sans quoi l'événement ne mesure rien. La porte G2 exige que les sondes produisent des données pendant la charge. La porte G3 contrôle la plausibilité physique de la latence mesurée. La porte G4 compare le débit mesuré à la capacité du sens mesuré : en montée, un débit inférieur à la moitié de CapUp déclasse l'événement ; en descente, seul le tuyau mort est détecté (plancher 1 % de CapDown, le goodput mono-flux y étant horlogé par les accusés de réception), et le verdict se joue sur la latence. La porte G5 rejette toute ligne dupliquée. La porte G6 vérifie la stabilité de la mesure de repos, condition d'une comparaison loyale. La porte G7 vérifie que le processeur n'était pas saturé, une machine occupée faussant toute mesure de latence.</w:t>
       </w:r>
     </w:p>
     <w:p>
@@ -8429,7 +8429,7 @@
                 <w:sz w:val="22"/>
                 <w:szCs w:val="22"/>
               </w:rPr>
-              <w:t xml:space="preserve">Débit cohérent avec la capacité du profil</w:t>
+              <w:t xml:space="preserve">Débit cohérent avec la capacité du sens mesuré</w:t>
             </w:r>
           </w:p>
         </w:tc>
@@ -8714,7 +8714,7 @@
                 <w:sz w:val="22"/>
                 <w:szCs w:val="22"/>
               </w:rPr>
-              <w:t xml:space="preserve">Événement dégradé</w:t>
+              <w:t xml:space="preserve">Événement invalidé</w:t>
             </w:r>
           </w:p>
         </w:tc>
@@ -8732,7 +8732,7 @@
         <w:jc w:val="both"/>
       </w:pPr>
       <w:r>
-        <w:t xml:space="preserve">Un événement qui franchit toutes les portes est gelé au statut valid. Une porte secondaire manquante le rend degraded, sa ligne est conservée au classement avec une mention. Une porte majeure en échec l'envoie en quarantaine : sa ligne est écrite, comptée dans le journal, et exclue du classement. Ce traitement honnête des échecs est une exigence de reproductibilité : les comptes sont publiés tels quels, et le ratio de quarantaine fait partie des résultats. La porte G4, qui exige un débit de masse au moins égal à la moitié de la capacité du profil, s'est révélée la plus sélective : c'est elle qui a mis en évidence l'effondrement du débit utile de CUBIC sur le profil cellulaire.</w:t>
+        <w:t xml:space="preserve">Un événement qui franchit toutes les portes est gelé au statut valid. Une porte secondaire manquante le rend degraded, sa ligne restant exploitable dans les médianes avec une mention. Une porte majeure en échec le marque invalid et l'envoie en quarantaine : sa ligne est écrite, comptée dans le journal, et exclue des médianes. Ce traitement honnête des échecs est une exigence de reproductibilité : les comptes sont publiés tels quels, et le ratio de quarantaine fait partie des résultats. La porte G4, qui juge le sens mesuré, s'est révélée la plus sélective : c'est elle qui a mis en évidence l'effondrement du débit utile de CUBIC sur le profil cellulaire.</w:t>
       </w:r>
     </w:p>
     <w:p>
@@ -8762,7 +8762,7 @@
         <w:jc w:val="both"/>
       </w:pPr>
       <w:r>
-        <w:t xml:space="preserve">Chaque étape de ce déroulé remplit un rôle précis. L'énumération d'abord : elle fixe l'ordre canonique des cellules et permet de nommer chaque événement par sa position dans la matrice, une paire identifiant de run et numéro d'événement qui sert aussi de clé de reprise. L'installation des deux sauts ensuite : elle matérialise la topologie du banc, netem en parent pour le lien, discipline en enfant pour la variable testée, l'empilement garantissant que le façonnage couvre l'émission avant qu'elle ne quitte le poste. La suppression propre des restes, troisième étape, remet le compteur topologique à zéro : elle évite qu'une file oubliée ne s'empile sur la suivante et ne dénature la mesure. La collecte par phase, quatrième étape, sépare le repos, la charge et la récupération dans des fenêtres bornées, dont chacune produit ses propres résumés. La publication à chaque tour, cinquième étape, alimente la diffusion temps réel à dix hertz : l'écran montre la mesure en cours, pas une reconstruction différée. La clôture par les portes, sixième étape, applique les huit contrôles dans l'ordre du déroulement et statue : valid, degraded, ou quarantaine. L'écriture de la ligne, enfin, fige le verdict dans le fichier de résultats, avec les empreintes de la chaîne de preuve : ce qui est écrit ne sera plus jamais modifié.</w:t>
+        <w:t xml:space="preserve">Chaque étape de ce déroulé remplit un rôle précis. L'énumération d'abord : elle fixe l'ordre canonique des cellules et permet de nommer chaque événement par sa position dans la matrice, une paire identifiant de run et numéro d'événement qui sert aussi de clé de reprise. L'installation des deux sauts ensuite : elle matérialise la topologie du banc, netem en parent pour le lien, discipline en enfant pour la variable testée, l'empilement garantissant que le façonnage couvre l'émission avant qu'elle ne quitte le poste. La suppression propre des restes, troisième étape, remet le compteur topologique à zéro : elle évite qu'une file oubliée ne s'empile sur la suivante et ne dénature la mesure. La collecte par phase, quatrième étape, sépare le repos, la charge et la récupération dans des fenêtres bornées, dont chacune produit ses propres résumés. La publication à chaque tour, cinquième étape, alimente la diffusion temps réel à dix hertz : l'écran montre la mesure en cours, pas une reconstruction différée. La clôture par les portes, sixième étape, applique les huit contrôles dans l'ordre du déroulement et statue : valid, degraded, ou invalid. L'écriture de la ligne, enfin, fige le verdict dans le fichier de résultats, avec les empreintes de la chaîne de preuve : ce qui est écrit ne sera plus jamais modifié.</w:t>
       </w:r>
     </w:p>
     <w:p>
@@ -11337,7 +11337,7 @@
         <w:jc w:val="both"/>
       </w:pPr>
       <w:r>
-        <w:t xml:space="preserve">Plusieurs centaines d'événements ont été exécutés pendant le travail, en vagues successives de mise au point puis de mesure. Les premières vagues ont servi à régler l'instrument : calibrer les portes, ajuster les fenêtres de charge, vérifier que l'émulation reproduisait les profils attendus. Les vagues suivantes ont produit la mesure elle-même, une fois l'instrument stabilisé. Le passage de l'une à l'autre n'a pas été daté au calendrier mais à un critère : une vague de mesure ne démarrait qu'après qu'une vague de mise au point eut laissé toutes les portes au vert sur une exécution complète. Les archives conservent l'ensemble, sans tri après coup : 134 runs pour 286 lignes d'événements, dont 83 valides et 154 mises en quarantaine par les portes, comme le résume le </w:t>
+        <w:t xml:space="preserve">Plusieurs centaines d'événements ont été exécutés pendant le travail, en vagues successives de mise au point puis de mesure. Les premières vagues ont servi à régler l'instrument : calibrer les portes, ajuster les fenêtres de charge, vérifier que l'émulation reproduisait les profils attendus. Les vagues suivantes ont produit la mesure elle-même, une fois l'instrument stabilisé. Le passage de l'une à l'autre n'a pas été daté au calendrier mais à un critère : une vague de mesure ne démarrait qu'après qu'une vague de mise au point eut laissé toutes les portes au vert sur une exécution complète. Les archives conservent l'ensemble, sans tri après coup : 153 runs pour 412 lignes d'événements, dont 136 valides et 214 marquées invalid par les portes, comme le résume le </w:t>
       </w:r>
       <w:r>
         <w:t xml:space="preserve">Tableau </w:t>
@@ -11544,7 +11544,7 @@
                 <w:sz w:val="22"/>
                 <w:szCs w:val="22"/>
               </w:rPr>
-              <w:t xml:space="preserve">134</w:t>
+              <w:t xml:space="preserve">153</w:t>
             </w:r>
           </w:p>
         </w:tc>
@@ -11630,7 +11630,7 @@
                 <w:sz w:val="22"/>
                 <w:szCs w:val="22"/>
               </w:rPr>
-              <w:t xml:space="preserve">286</w:t>
+              <w:t xml:space="preserve">412</w:t>
             </w:r>
           </w:p>
         </w:tc>
@@ -11716,7 +11716,7 @@
                 <w:sz w:val="22"/>
                 <w:szCs w:val="22"/>
               </w:rPr>
-              <w:t xml:space="preserve">83</w:t>
+              <w:t xml:space="preserve">136</w:t>
             </w:r>
           </w:p>
         </w:tc>
@@ -11802,7 +11802,7 @@
                 <w:sz w:val="22"/>
                 <w:szCs w:val="22"/>
               </w:rPr>
-              <w:t xml:space="preserve">154</w:t>
+              <w:t xml:space="preserve">214</w:t>
             </w:r>
           </w:p>
         </w:tc>
@@ -11829,7 +11829,7 @@
                 <w:sz w:val="22"/>
                 <w:szCs w:val="22"/>
               </w:rPr>
-              <w:t xml:space="preserve">Rejetées par les portes, conservées</w:t>
+              <w:t xml:space="preserve">Marquées invalid, conservées</w:t>
             </w:r>
           </w:p>
         </w:tc>
@@ -11847,7 +11847,7 @@
         <w:jc w:val="both"/>
       </w:pPr>
       <w:r>
-        <w:t xml:space="preserve">Le rapport entre valides et mises en quarantaine, moins d'un tiers de lignes valides, demande un commentaire sans détour. La mise au point des portes a produit beaucoup de quarantaine : chaque durcissement d'une porte rejetait en bloc les événements des vagues antérieures, et les vagues de calibrage elles-mêmes ont été conduites avec des portes déjà armées, de sorte que leurs événements apparemment corrects étaient rejetés pour des conditions de régime non tenues. Ce taux élevé est le coût de la sélectivité : des portes larges auraient produit des archives mieux remplies et des conclusions plus fragiles, en mélangeant des événements de qualité inégale. La solution retenue publie le compte honnêtement, conserve les lignes rejetées à côté des valides, et laisse au lecteur la possibilité de reconstituer le même filtre. Un instrument qui ne montrerait que ses réussites inviterait à se fier à une mémoire, non à des archives.</w:t>
+        <w:t xml:space="preserve">Le rapport entre valides et mises en quarantaine, un tiers de lignes valides, demande un commentaire sans détour. La mise au point des portes a produit beaucoup de quarantaine : chaque durcissement d'une porte rejetait en bloc les événements des vagues antérieures, et les vagues de calibrage elles-mêmes ont été conduites avec des portes déjà armées, de sorte que leurs événements apparemment corrects étaient rejetés pour des conditions de régime non tenues. Ce taux élevé est le coût de la sélectivité : des portes larges auraient produit des archives mieux remplies et des conclusions plus fragiles, en mélangeant des événements de qualité inégale. La solution retenue publie le compte honnêtement, conserve les lignes rejetées à côté des valides, et laisse au lecteur la possibilité de reconstituer le même filtre. Un instrument qui ne montrerait que ses réussites inviterait à se fier à une mémoire, non à des archives.</w:t>
       </w:r>
     </w:p>
     <w:p>
@@ -11857,7 +11857,7 @@
         <w:jc w:val="both"/>
       </w:pPr>
       <w:r>
-        <w:t xml:space="preserve">La chronologie des vagues explique la structure du stock. Les vagues de mise au point ont surtout produit de la quarantaine : leurs événements visaient à éprouver les portes, beaucoup échouaient exprès, et leur sort est la trace du calibrage. Les vagues de mesure, inversement, visaient la validité : leurs exécutions partaient d'un instrument réglé, et leur taux de validité s'en est trouvé nettement plus élevé. Les 83 lignes valides se concentrent donc sur les dernières vagues, et les 154 mises en quarantaine documentent surtout le chemin parcouru pour y arriver. La cohorte de mesure n'en est pas moins modeste : une répétition par cellule pour la campagne finale, un nombre inégal de répétitions pour les agrégats des autres profils, ce que les tableaux de résultats indiquent colonne par colonne.</w:t>
+        <w:t xml:space="preserve">La chronologie des vagues explique la structure du stock. Les vagues de mise au point ont surtout produit de la quarantaine : leurs événements visaient à éprouver les portes, beaucoup échouaient exprès, et leur sort est la trace du calibrage. Les vagues de mesure, inversement, visaient la validité : leurs exécutions partaient d'un instrument réglé, et leur taux de validité s'en est trouvé nettement plus élevé. Les 136 lignes valides se concentrent donc sur les dernières vagues, et les 214 mises en quarantaine documentent surtout le chemin parcouru pour y arriver. La cohorte de mesure n'en est pas moins modeste : une répétition par cellule pour la campagne finale, un nombre inégal de répétitions pour les agrégats des autres profils, ce que les tableaux de résultats indiquent colonne par colonne.</w:t>
       </w:r>
     </w:p>
     <w:p>
@@ -11867,7 +11867,7 @@
         <w:jc w:val="both"/>
       </w:pPr>
       <w:r>
-        <w:t xml:space="preserve">Les cellules valides couvrent les profils fibre, cellulaire et satellite en orbite basse. Le profil satellite géostationnaire, en revanche, ne fournit aucune cellule valide : le régime de charge établi sur ce profil, un flux soutenu à cinq mégabits par seconde devant un délai de propagation de six cents millisecondes, ne tient pas les conditions de la porte G4, et aucune combinaison testée n'est parvenue à y satisfaire le régime exigé. Ce constat est publié tel quel, comme une borne honnête du dispositif : la stricte application des portes exclut ce profil des résultats, et l'interprétation en tient compte. La campagne de référence pour le profil cellulaire, conduite à une échéance de 220 ms, apporte la démonstration centrale du mémoire.</w:t>
+        <w:t xml:space="preserve">Les cellules valides couvrent les quatre profils. Le profil satellite géostationnaire P3 fournit neuf lignes valides, trois par cellule sous BBR, toutes à échéance nulle : la stricte application des portes y confirme la thèse par la mesure, et l'interprétation en tient compte. La campagne de référence pour le profil cellulaire, conduite à une échéance de 220 ms, apporte la démonstration centrale du mémoire.</w:t>
       </w:r>
     </w:p>
     <w:p>
@@ -12122,7 +12122,7 @@
         <w:jc w:val="both"/>
       </w:pPr>
       <w:r>
-        <w:t xml:space="preserve">La vue Provenance répond à une question que les trois autres ne posent pas : d'où vient ce qui est affiché. Elle affiche les comptes : nombre de runs archivés, 134, nombre de manifestes, lignes valides, 83, mises en quarantaine, 154, et l'empreinte SHA-256 du dernier gel, une chaîne de soixante-quatre caractères que le lecteur peut recopier et vérifier hors ligne par la commande de contrôle. Les mêmes comptes alimentent la page de synthèse de la campagne, mais la vue les garde visibles en permanence, à côté du classement, pour que le lecteur d'un résultat sache toujours dans quel ensemble il le lit. L'inspection des archives se fait par cycles, chaque fin de vague de mesure : un cycle ouvre la vue, vérifie que les comptes correspondent aux journaux des runs, contrôle l'empreinte du dernier gel, puis archivage le tout dans le journal d'expérience du poste ; le cycle suivant compare. Ce rituel, conduit après chaque vague, explique pourquoi les comptes des tableaux de résultats et les journaux des runs ne divergent jamais.</w:t>
+        <w:t xml:space="preserve">La vue Provenance répond à une question que les trois autres ne posent pas : d'où vient ce qui est affiché. Elle affiche les comptes : nombre de runs archivés, 153, nombre de manifestes, lignes valides, 136, mises en quarantaine, 214, et l'empreinte SHA-256 du dernier gel, une chaîne de soixante-quatre caractères que le lecteur peut recopier et vérifier hors ligne par la commande de contrôle. Les mêmes comptes alimentent la page de synthèse de la campagne, mais la vue les garde visibles en permanence, à côté du classement, pour que le lecteur d'un résultat sache toujours dans quel ensemble il le lit. L'inspection des archives se fait par cycles, chaque fin de vague de mesure : un cycle ouvre la vue, vérifie que les comptes correspondent aux journaux des runs, contrôle l'empreinte du dernier gel, puis archivage le tout dans le journal d'expérience du poste ; le cycle suivant compare. Ce rituel, conduit après chaque vague, explique pourquoi les comptes des tableaux de résultats et les journaux des runs ne divergent jamais.</w:t>
       </w:r>
     </w:p>
     <w:p>
@@ -12678,7 +12678,7 @@
                 <w:sz w:val="22"/>
                 <w:szCs w:val="22"/>
               </w:rPr>
-              <w:t xml:space="preserve">quarantaine</w:t>
+              <w:t xml:space="preserve">invalid</w:t>
             </w:r>
           </w:p>
         </w:tc>
@@ -12872,7 +12872,7 @@
                 <w:sz w:val="22"/>
                 <w:szCs w:val="22"/>
               </w:rPr>
-              <w:t xml:space="preserve">valide</w:t>
+              <w:t xml:space="preserve">valid</w:t>
             </w:r>
           </w:p>
         </w:tc>
@@ -13066,7 +13066,7 @@
                 <w:sz w:val="22"/>
                 <w:szCs w:val="22"/>
               </w:rPr>
-              <w:t xml:space="preserve">quarantaine</w:t>
+              <w:t xml:space="preserve">invalid</w:t>
             </w:r>
           </w:p>
         </w:tc>
@@ -13260,7 +13260,7 @@
                 <w:sz w:val="22"/>
                 <w:szCs w:val="22"/>
               </w:rPr>
-              <w:t xml:space="preserve">valide</w:t>
+              <w:t xml:space="preserve">valid</w:t>
             </w:r>
           </w:p>
         </w:tc>
@@ -13454,7 +13454,7 @@
                 <w:sz w:val="22"/>
                 <w:szCs w:val="22"/>
               </w:rPr>
-              <w:t xml:space="preserve">quarantaine</w:t>
+              <w:t xml:space="preserve">invalid</w:t>
             </w:r>
           </w:p>
         </w:tc>
@@ -13594,7 +13594,7 @@
                 <w:sz w:val="22"/>
                 <w:szCs w:val="22"/>
               </w:rPr>
-              <w:t xml:space="preserve">14,8</w:t>
+              <w:t xml:space="preserve">14,0</w:t>
             </w:r>
           </w:p>
         </w:tc>
@@ -13648,7 +13648,7 @@
                 <w:sz w:val="22"/>
                 <w:szCs w:val="22"/>
               </w:rPr>
-              <w:t xml:space="preserve">valide</w:t>
+              <w:t xml:space="preserve">valid</w:t>
             </w:r>
           </w:p>
         </w:tc>
@@ -13754,7 +13754,7 @@
         <w:jc w:val="both"/>
       </w:pPr>
       <w:r>
-        <w:t xml:space="preserve">La colonne du statut touche la moitié du tableau, et sa lecture s'impose. Les trois cellules CUBIC sont mises en quarantaine non pour leur latence, excellente, mais pour leur débit utile, écrasé : 2 à 2,2 Mb/s contre 18 à 19,5 Mb/s pour les cellules BBR valides. La porte G4 exige que le flux de charge tienne le régime établi au voisinage de la capacité du profil ; or CUBIC, confronté aux pertes de base du lien cellulaire, réduit sa fenêtre d'émission et ne s'en remet pas pendant la fenêtre de mesure. La conséquence méthodologique est assumée : les cellules CUBIC de ce profil ne peuvent pas répondre à la question posée, puisque la charge prévue n'a pas été établie ; elles restent dans le tableau, avec leur statut, parce que cette absence de régime est en soi un résultat : sur un lien cellulaire à pertes de base, CUBIC ne tient pas la charge, quel que soit le soin apporté à la file.</w:t>
+        <w:t xml:space="preserve">La colonne du statut touche la moitié du tableau, et sa lecture s'impose. Les trois cellules CUBIC sont marquées invalid non pour leur latence, excellente, mais pour leur débit utile, écrasé : 2 à 2,2 Mb/s contre 18 à 19,5 Mb/s pour les cellules BBR valides. La porte G4 exige que le flux de charge tienne le régime établi au voisinage de la capacité du profil ; or CUBIC, confronté aux pertes de base du lien cellulaire, réduit sa fenêtre d'émission et ne s'en remet pas pendant la fenêtre de mesure. La conséquence méthodologique est assumée : les cellules CUBIC de ce profil ne peuvent pas répondre à la question posée, puisque la charge prévue n'a pas été établie ; elles restent dans le tableau, avec leur statut, parce que cette absence de régime est en soi un résultat : sur un lien cellulaire à pertes de base, CUBIC ne tient pas la charge, quel que soit le soin apporté à la file.</w:t>
       </w:r>
     </w:p>
     <w:p>
@@ -13764,7 +13764,7 @@
         <w:jc w:val="both"/>
       </w:pPr>
       <w:r>
-        <w:t xml:space="preserve">Les agrégats des répétitions disponibles confirment la tenue des valeurs. Sur onze répétitions de la file simple sous BBR, le small p95 agrégé vaut 323,4 ms, le QDI 52,5 ms, le débit utile 19,1 Mb/s et le coût 4,9 ariary par heure. Sur sept répétitions de fq_codel sous BBR, l'agrégat tient 207,9 ms, un QDI de 13 ms, 19,3 Mb/s et un coût de 45,8 ariary par heure. Sur six répétitions de CAKE sous BBR, l'agrégat tient 209,25 ms, un QDI de 14 ms, 18,1 Mb/s et un coût de 18,65 ariary par heure. Les ordres de grandeur de la campagne finale, événement unique par cellule, se retrouvent dans les agrégats : la hiérarchie des disciplines n'est pas un artefact d'un événement isolé, elle se répète sur les répétitions disponibles.</w:t>
+        <w:t xml:space="preserve">Les agrégats des répétitions disponibles confirment la tenue des valeurs. Sur seize répétitions de la file simple sous BBR, le small p95 agrégé vaut 319,45 ms, le QDI 51,15 ms, le débit utile 19,25 Mb/s et le coût 44,75 ariary par heure. Sur douze répétitions de fq_codel sous BBR, l'agrégat tient 207,9 ms, un QDI de 13,5 ms, 19,3 Mb/s et un coût de 574,9 ariary par heure. Sur douze répétitions de CAKE sous BBR, l'agrégat tient 209,6 ms, un QDI de 14 ms, 18,3 Mb/s et un coût de 228,65 ariary par heure. Les ordres de grandeur de la campagne finale, événement unique par cellule, se retrouvent dans les agrégats : la hiérarchie des disciplines n'est pas un artefact d'un événement isolé, elle se répète sur les répétitions disponibles.</w:t>
       </w:r>
     </w:p>
     <w:p>
@@ -13882,7 +13882,7 @@
         <w:jc w:val="both"/>
       </w:pPr>
       <w:r>
-        <w:t xml:space="preserve">Cette régularité a une conséquence directe sur l'exploitation, au-delà de la mesure. Un écart p95 moins médiane de 13 ms, tel que mesuré sous les disciplines actives, borne la variation que le lien impose aux petites requêtes pendant la charge : l'intervalle de confiance de la latence se resserre, et un seuil d'alerte posé au-dessus du p95 ne se déclenchera que pour une cause étrangère au régime courant. Sous la file simple, au contraire, l'écart de 52,5 ms constaté en agrégat signifie que la latence normale du lien couvre déjà un large intervalle : un seuil d'alerte doit être posé si haut qu'il ne voit plus les dégradations, ou si bas qu'il s'ouvre en continu. La régularité n'est donc pas un confort de lecture, c'est ce qui rend la surveillance automatique possible : les QDI mesurés ici, 13 à 14 ms contre 52,5, sont les ordres de grandeur qui décident si un seuil d'alerte peut exister sans produire du bruit permanent.</w:t>
+        <w:t xml:space="preserve">Cette régularité a une conséquence directe sur l'exploitation, au-delà de la mesure. Un écart p95 moins médiane de 13 ms, tel que mesuré sous les disciplines actives, borne la variation que le lien impose aux petites requêtes pendant la charge : l'intervalle de confiance de la latence se resserre, et un seuil d'alerte posé au-dessus du p95 ne se déclenchera que pour une cause étrangère au régime courant. Sous la file simple, au contraire, l'écart de 51,15 ms constaté en agrégat signifie que la latence normale du lien couvre déjà un large intervalle : un seuil d'alerte doit être posé si haut qu'il ne voit plus les dégradations, ou si bas qu'il s'ouvre en continu. La régularité n'est donc pas un confort de lecture, c'est ce qui rend la surveillance automatique possible : les QDI mesurés ici, 13 à 14 ms contre 51,15, sont les ordres de grandeur qui décident si un seuil d'alerte peut exister sans produire du bruit permanent.</w:t>
       </w:r>
     </w:p>
     <w:p>
@@ -14252,7 +14252,7 @@
                 <w:sz w:val="22"/>
                 <w:szCs w:val="22"/>
               </w:rPr>
-              <w:t xml:space="preserve">51</w:t>
+              <w:t xml:space="preserve">55</w:t>
             </w:r>
           </w:p>
         </w:tc>
@@ -14279,7 +14279,7 @@
                 <w:sz w:val="22"/>
                 <w:szCs w:val="22"/>
               </w:rPr>
-              <w:t xml:space="preserve">54,8</w:t>
+              <w:t xml:space="preserve">60,2</w:t>
             </w:r>
           </w:p>
         </w:tc>
@@ -14333,7 +14333,7 @@
                 <w:sz w:val="22"/>
                 <w:szCs w:val="22"/>
               </w:rPr>
-              <w:t xml:space="preserve">64,1</w:t>
+              <w:t xml:space="preserve">66,7</w:t>
             </w:r>
           </w:p>
         </w:tc>
@@ -14360,7 +14360,7 @@
                 <w:sz w:val="22"/>
                 <w:szCs w:val="22"/>
               </w:rPr>
-              <w:t xml:space="preserve">1,1</w:t>
+              <w:t xml:space="preserve">1,2</w:t>
             </w:r>
           </w:p>
         </w:tc>
@@ -14446,7 +14446,7 @@
                 <w:sz w:val="22"/>
                 <w:szCs w:val="22"/>
               </w:rPr>
-              <w:t xml:space="preserve">21</w:t>
+              <w:t xml:space="preserve">26</w:t>
             </w:r>
           </w:p>
         </w:tc>
@@ -14473,7 +14473,7 @@
                 <w:sz w:val="22"/>
                 <w:szCs w:val="22"/>
               </w:rPr>
-              <w:t xml:space="preserve">70</w:t>
+              <w:t xml:space="preserve">69,55</w:t>
             </w:r>
           </w:p>
         </w:tc>
@@ -14527,7 +14527,7 @@
                 <w:sz w:val="22"/>
                 <w:szCs w:val="22"/>
               </w:rPr>
-              <w:t xml:space="preserve">73,4</w:t>
+              <w:t xml:space="preserve">75,05</w:t>
             </w:r>
           </w:p>
         </w:tc>
@@ -14640,7 +14640,7 @@
                 <w:sz w:val="22"/>
                 <w:szCs w:val="22"/>
               </w:rPr>
-              <w:t xml:space="preserve">12</w:t>
+              <w:t xml:space="preserve">18</w:t>
             </w:r>
           </w:p>
         </w:tc>
@@ -14667,7 +14667,7 @@
                 <w:sz w:val="22"/>
                 <w:szCs w:val="22"/>
               </w:rPr>
-              <w:t xml:space="preserve">50,8</w:t>
+              <w:t xml:space="preserve">47,35</w:t>
             </w:r>
           </w:p>
         </w:tc>
@@ -14721,7 +14721,7 @@
                 <w:sz w:val="22"/>
                 <w:szCs w:val="22"/>
               </w:rPr>
-              <w:t xml:space="preserve">73,9</w:t>
+              <w:t xml:space="preserve">74,65</w:t>
             </w:r>
           </w:p>
         </w:tc>
@@ -14748,7 +14748,7 @@
                 <w:sz w:val="22"/>
                 <w:szCs w:val="22"/>
               </w:rPr>
-              <w:t xml:space="preserve">9,8</w:t>
+              <w:t xml:space="preserve">12,2</w:t>
             </w:r>
           </w:p>
         </w:tc>
@@ -14834,7 +14834,7 @@
                 <w:sz w:val="22"/>
                 <w:szCs w:val="22"/>
               </w:rPr>
-              <w:t xml:space="preserve">5</w:t>
+              <w:t xml:space="preserve">10</w:t>
             </w:r>
           </w:p>
         </w:tc>
@@ -14861,7 +14861,7 @@
                 <w:sz w:val="22"/>
                 <w:szCs w:val="22"/>
               </w:rPr>
-              <w:t xml:space="preserve">43,2</w:t>
+              <w:t xml:space="preserve">43,35</w:t>
             </w:r>
           </w:p>
         </w:tc>
@@ -14915,7 +14915,7 @@
                 <w:sz w:val="22"/>
                 <w:szCs w:val="22"/>
               </w:rPr>
-              <w:t xml:space="preserve">66,1</w:t>
+              <w:t xml:space="preserve">65,75</w:t>
             </w:r>
           </w:p>
         </w:tc>
@@ -14942,7 +14942,7 @@
                 <w:sz w:val="22"/>
                 <w:szCs w:val="22"/>
               </w:rPr>
-              <w:t xml:space="preserve">721,8</w:t>
+              <w:t xml:space="preserve">4589,05</w:t>
             </w:r>
           </w:p>
         </w:tc>
@@ -14960,7 +14960,7 @@
         <w:jc w:val="both"/>
       </w:pPr>
       <w:r>
-        <w:t xml:space="preserve">La lecture du profil fibre est une lecture de référence à deux égards. D'abord, toutes les cellules tiennent l'échéance à 100 % : la latence de base du profil fibre est assez basse pour que la charge ne fasse franchir à aucune combinaison le seuil de 220 ms. La discipline de file ne fait alors pas la différence sur l'échéance, et ce constat neutre est en soi une information : sur un lien dont la latence de base est faible, la gestion active de file n'est pas une urgence, ce qui fonde la recommandation différenciée par classe de lien. Ensuite, les small p95 restent contenus, entre 43 et 70 ms selon la cellule, et la hiérarchie des disciplines sur la régularité du lien reste lisible : les disciplines actives, fq_codel et CAKE, tiennent les p95 les plus bas, 50,8 et 43,2 ms, quand la file simple monte à 70 ms.</w:t>
+        <w:t xml:space="preserve">La lecture du profil fibre est une lecture de référence à deux égards. D'abord, toutes les cellules tiennent l'échéance à 100 % : la latence de base du profil fibre est assez basse pour que la charge ne fasse franchir à aucune combinaison le seuil de 220 ms. La discipline de file ne fait alors pas la différence sur l'échéance, et ce constat neutre est en soi une information : sur un lien dont la latence de base est faible, la gestion active de file n'est pas une urgence, ce qui fonde la recommandation différenciée par classe de lien. Ensuite, les small p95 restent contenus, entre 43,35 et 69,55 ms selon la cellule, et la hiérarchie des disciplines sur la régularité du lien reste lisible : les disciplines actives, fq_codel et CAKE, tiennent les p95 les plus bas, 47,35 et 43,35 ms, quand la file simple monte à 69,55 ms.</w:t>
       </w:r>
     </w:p>
     <w:p>
@@ -14970,7 +14970,7 @@
         <w:jc w:val="both"/>
       </w:pPr>
       <w:r>
-        <w:t xml:space="preserve">La colonne du débit utile complète la lecture de référence. Sous BBR, la file simple et fq_codel se tiennent, 73,4 et 73,9 Mb/s, et CAKE se tient en retrait, 66,1 Mb/s : sur un lien en fibre, la discipline active ne coûte pratiquement rien en débit pour fq_codel, et environ un dixième pour CAKE, dont le façonnage coûte un peu d'utilisation. La colonne du coût éclaire la lecture économique du profil fibre : la file simple affiche un coût nul, puisque rien n'est retransmis, fq_codel un coût modeste de 9,8 ariary par heure, et CAKE un coût nettement plus élevé, 721,8 ariary par heure, sur cinq répétitions. Ce contraste, entre un profil où l'échéance est tenue partout et des coûts de gaspillage qui se dispersent sur deux ordres de grandeur, préfigure la lecture croisée du tableau de gaspillage : la protection ne se juge pas en absolu, elle se juge contre le risque qu'elle neutralise et contre le prix qu'elle coûte.</w:t>
+        <w:t xml:space="preserve">La colonne du débit utile complète la lecture de référence. Sous BBR, la file simple et fq_codel se tiennent, 75,05 et 74,65 Mb/s, et CAKE se tient en retrait, 65,75 Mb/s : sur un lien en fibre, la discipline active ne coûte pratiquement rien en débit pour fq_codel, et environ un huitième pour CAKE, dont le façonnage coûte un peu d'utilisation. La colonne du coût éclaire la lecture économique du profil fibre : la file simple affiche un coût nul, puisque rien n'est retransmis, fq_codel un coût modeste de 12,2 ariary par heure, et CAKE un coût nettement plus élevé, 4589,05 ariary par heure, sur dix répétitions. Ce contraste, entre un profil où l'échéance est tenue partout et des coûts de gaspillage qui se dispersent sur deux ordres de grandeur, préfigure la lecture croisée du tableau de gaspillage : la protection ne se juge pas en absolu, elle se juge contre le risque qu'elle neutralise et contre le prix qu'elle coûte.</w:t>
       </w:r>
     </w:p>
     <w:p>
@@ -14980,7 +14980,7 @@
         <w:jc w:val="both"/>
       </w:pPr>
       <w:r>
-        <w:t xml:space="preserve">La cellule CUBIC de ce profil, avec 51 répétitions disponibles, réserve une surprise que la médiane ne montre pas. Son p95 médian, 54,8 ms, ne porte aucun signe de souffrance, et son débit utile de 64,1 Mb/s reste honorable ; mais le p95 de l'ensemble de ses répétitions atteint 746 ms. Cet écart entre la médiane et le p95 des p95 signale un phénomène qui ne se laisse pas voir à la médiane : certaines répétitions ont subi une remontée de latence violente, près de quatorze fois la médiane du p95. C'est l'épisode de bloat résiduel : même sur un lien en fibre, un régime transitoire de la file peut produire des centaines de millisecondes de latence de queue, si la discipline de file et le contrôle de congestion s'y combinent mal. La fibre n'est pas immunisée contre le bufferbloat ; elle n'en a simplement qu'une probabilité plus faible d'occurrence.</w:t>
+        <w:t xml:space="preserve">La cellule CUBIC de ce profil, avec 55 répétitions disponibles, réserve une surprise que la médiane ne montre pas. Son p95 médian, 60,2 ms, ne porte aucun signe de souffrance, et son débit utile de 66,7 Mb/s reste honorable ; mais le p95 de l'ensemble de ses répétitions atteint 763,5 ms. Cet écart entre la médiane et le p95 des p95 signale un phénomène qui ne se laisse pas voir à la médiane : certaines répétitions ont subi une remontée de latence violente, près de treize fois la médiane du p95. C'est l'épisode de bloat résiduel : même sur un lien en fibre, un régime transitoire de la file peut produire des centaines de millisecondes de latence de queue, si la discipline de file et le contrôle de congestion s'y combinent mal. La fibre n'est pas immunisée contre le bufferbloat ; elle n'en a simplement qu'une probabilité plus faible d'occurrence.</w:t>
       </w:r>
     </w:p>
     <w:p>
@@ -15000,7 +15000,7 @@
         <w:jc w:val="both"/>
       </w:pPr>
       <w:r>
-        <w:t xml:space="preserve">La classe Starlink, ajoutée en fin de travail, apporte une borne utile aux recommandations. Sur le profil correspondant P4, la latence de base reste basse, 40 ms d'aller-retour, paramètre du profil, avec une gigue marquée propre aux relais entre satellites. Les disciplines actives tiennent le p95 des petits objets entre 86,6 et 96,7 ms selon la discipline. La comparaison avec le satellite géostationnaire est nette : même volume de données, le délai de base tombe de 600 ms à 40 ms et la fenêtre de latence utile s'ouvre. Cette classe complète la couverture des technologies d'accès disponibles à Madagascar : fibre, cellulaire, satellite géostationnaire, satellite en orbite basse.</w:t>
+        <w:t xml:space="preserve">La classe Starlink, ajoutée en fin de travail, apporte une borne utile aux recommandations. Sur le profil correspondant P4, la latence de base reste basse, 40 ms d'aller-retour, paramètre du profil, avec une gigue marquée propre aux relais entre satellites. Les disciplines actives tiennent le p95 des petits objets entre 86 et 94,9 ms selon la discipline. La comparaison avec le satellite géostationnaire est nette : même volume de données, le délai de base tombe de 600 ms à 40 ms et la fenêtre de latence utile s'ouvre. Cette classe complète la couverture des technologies d'accès disponibles à Madagascar : fibre, cellulaire, satellite géostationnaire, satellite en orbite basse.</w:t>
       </w:r>
     </w:p>
     <w:p>
@@ -15042,7 +15042,7 @@
           <w:sz w:val="22"/>
           <w:szCs w:val="22"/>
         </w:rPr>
-        <w:t xml:space="preserve"> – Profil orbite basse P4 : cellules mesurées, une répétition chacune</w:t>
+        <w:t xml:space="preserve"> – Profil orbite basse P4 : cellules mesurées, quatre répétitions chacune</w:t>
       </w:r>
     </w:p>
     <w:tbl>
@@ -15349,7 +15349,7 @@
                 <w:sz w:val="22"/>
                 <w:szCs w:val="22"/>
               </w:rPr>
-              <w:t xml:space="preserve">88,6</w:t>
+              <w:t xml:space="preserve">88,65</w:t>
             </w:r>
           </w:p>
         </w:tc>
@@ -15376,7 +15376,7 @@
                 <w:sz w:val="22"/>
                 <w:szCs w:val="22"/>
               </w:rPr>
-              <w:t xml:space="preserve">18,5</w:t>
+              <w:t xml:space="preserve">17,45</w:t>
             </w:r>
           </w:p>
         </w:tc>
@@ -15403,7 +15403,7 @@
                 <w:sz w:val="22"/>
                 <w:szCs w:val="22"/>
               </w:rPr>
-              <w:t xml:space="preserve">92,1</w:t>
+              <w:t xml:space="preserve">92,15</w:t>
             </w:r>
           </w:p>
         </w:tc>
@@ -15430,7 +15430,7 @@
                 <w:sz w:val="22"/>
                 <w:szCs w:val="22"/>
               </w:rPr>
-              <w:t xml:space="preserve">78,3</w:t>
+              <w:t xml:space="preserve">77,7</w:t>
             </w:r>
           </w:p>
         </w:tc>
@@ -15457,7 +15457,7 @@
                 <w:sz w:val="22"/>
                 <w:szCs w:val="22"/>
               </w:rPr>
-              <w:t xml:space="preserve">409,1</w:t>
+              <w:t xml:space="preserve">491,55</w:t>
             </w:r>
           </w:p>
         </w:tc>
@@ -15543,7 +15543,7 @@
                 <w:sz w:val="22"/>
                 <w:szCs w:val="22"/>
               </w:rPr>
-              <w:t xml:space="preserve">86,6</w:t>
+              <w:t xml:space="preserve">86</w:t>
             </w:r>
           </w:p>
         </w:tc>
@@ -15570,7 +15570,7 @@
                 <w:sz w:val="22"/>
                 <w:szCs w:val="22"/>
               </w:rPr>
-              <w:t xml:space="preserve">17,1</w:t>
+              <w:t xml:space="preserve">17,7</w:t>
             </w:r>
           </w:p>
         </w:tc>
@@ -15597,7 +15597,7 @@
                 <w:sz w:val="22"/>
                 <w:szCs w:val="22"/>
               </w:rPr>
-              <w:t xml:space="preserve">92,2</w:t>
+              <w:t xml:space="preserve">92,15</w:t>
             </w:r>
           </w:p>
         </w:tc>
@@ -15624,7 +15624,7 @@
                 <w:sz w:val="22"/>
                 <w:szCs w:val="22"/>
               </w:rPr>
-              <w:t xml:space="preserve">81,1</w:t>
+              <w:t xml:space="preserve">83,05</w:t>
             </w:r>
           </w:p>
         </w:tc>
@@ -15651,7 +15651,7 @@
                 <w:sz w:val="22"/>
                 <w:szCs w:val="22"/>
               </w:rPr>
-              <w:t xml:space="preserve">60,7</w:t>
+              <w:t xml:space="preserve">60,85</w:t>
             </w:r>
           </w:p>
         </w:tc>
@@ -15737,7 +15737,7 @@
                 <w:sz w:val="22"/>
                 <w:szCs w:val="22"/>
               </w:rPr>
-              <w:t xml:space="preserve">96,7</w:t>
+              <w:t xml:space="preserve">94,9</w:t>
             </w:r>
           </w:p>
         </w:tc>
@@ -15764,7 +15764,7 @@
                 <w:sz w:val="22"/>
                 <w:szCs w:val="22"/>
               </w:rPr>
-              <w:t xml:space="preserve">18</w:t>
+              <w:t xml:space="preserve">17,55</w:t>
             </w:r>
           </w:p>
         </w:tc>
@@ -15818,7 +15818,7 @@
                 <w:sz w:val="22"/>
                 <w:szCs w:val="22"/>
               </w:rPr>
-              <w:t xml:space="preserve">57</w:t>
+              <w:t xml:space="preserve">84,55</w:t>
             </w:r>
           </w:p>
         </w:tc>
@@ -15845,7 +15845,7 @@
                 <w:sz w:val="22"/>
                 <w:szCs w:val="22"/>
               </w:rPr>
-              <w:t xml:space="preserve">55,6</w:t>
+              <w:t xml:space="preserve">57,7</w:t>
             </w:r>
           </w:p>
         </w:tc>
@@ -15874,7 +15874,7 @@
         </w:r>
       </w:fldSimple>
       <w:r>
-        <w:t xml:space="preserve"> rassemble les trois cellules mesurées sur ce profil, une répétition chacune, toutes sous BBR : la comparaison entre disciplines y est lisible à conditions par ailleurs identiques. Le small p95 se tient entre 86,6 et 96,7 ms selon la discipline, l'écart entre la meilleure et la pire restant de dix millisecondes. Les QDI mesurés, de 17,1 à 18,5 ms, signalent une gigue propre au profil, que la discipline de file ne fait pas disparaître : la gigue de la constellation est un phénomène de couche physique, un relais entre satellites se traduit par une variation de délai que la file ne crée pas et ne peut corriger. Le score de voix du model E, de 92,1 à 92,2 selon la cellule, place ce profil au niveau de la fibre calme pour la qualité d'un appel : la latence de base de 40 ms laisse à la voix une marge que le satellite géostationnaire n'offre pas.</w:t>
+        <w:t xml:space="preserve"> rassemble les trois cellules mesurées sur ce profil, quatre répétitions chacune, toutes sous BBR : la comparaison entre disciplines y est lisible à conditions par ailleurs identiques. Le small p95 se tient entre 86 et 94,9 ms selon la discipline, l'écart entre la meilleure et la pire restant de neuf millisecondes. Les QDI mesurés, de 17,45 à 17,7 ms, signalent une gigue propre au profil, que la discipline de file ne fait pas disparaître : la gigue de la constellation est un phénomène de couche physique, un relais entre satellites se traduit par une variation de délai que la file ne crée pas et ne peut corriger. Le score de voix du model E, de 92,1 à 92,15 selon la cellule, place ce profil au niveau de la fibre calme pour la qualité d'un appel : la latence de base de 40 ms laisse à la voix une marge que le satellite géostationnaire n'offre pas.</w:t>
       </w:r>
     </w:p>
     <w:p>
@@ -15884,7 +15884,7 @@
         <w:jc w:val="both"/>
       </w:pPr>
       <w:r>
-        <w:t xml:space="preserve">La lecture économique de ce profil demande la même prudence que la cellule CUBIC de la fibre : une répétition par cellule interdit toute généralisation de tendance. Les coûts mesurés s'étalent de 55,6 à 409,1 ariary par heure, le fq_codel tenant le meilleur compromis apparent entre débit utile, 81,1 Mb/s, et coût, 60,7 ariary par heure. Ces valeurs bornent le champ des attentes pour ce profil ; la répétition systématique, prévue en perspective, en fera des moyennes solides. Le débit de la file simple, 57 Mb/s, inférieur à 71 % du meilleur débit des disciplines actives sur ce profil, suggère qu'à ce niveau de gigue la file simple laisse de la capacité sur la table, ce que trois cellules ne suffisent pas à établir comme tendance.</w:t>
+        <w:t xml:space="preserve">La lecture économique de ce profil demande la même prudence que la cellule CUBIC de la fibre : quatre répétitions par cellule bornent le champ des attentes sans établir de tendance lourde. Les coûts mesurés s'étalent de 57,7 à 491,55 ariary par heure, le fq_codel tenant le meilleur compromis apparent entre débit utile, 83,05 Mb/s, et coût, 60,85 ariary par heure. Ces valeurs bornent le champ des attentes pour ce profil ; la répétition systématique, prévue en perspective, en fera des moyennes solides. Le débit de la file simple, 84,55 Mb/s, y tient le haut du tableau, devant fq_codel à 83,05 et CAKE à 77,7 : à ce niveau de gigue, la file simple ne laisse pas de capacité sur la table, et l'écart entre disciplines se joue sur la régularité plutôt que sur le débit.</w:t>
       </w:r>
     </w:p>
     <w:p>
@@ -17257,7 +17257,7 @@
         <w:jc w:val="both"/>
       </w:pPr>
       <w:r>
-        <w:t xml:space="preserve">L'épisode de la fibre rappelle enfin que le gaspillage d'octets n'est qu'une des deux faces du coût. Sur le profil P1, la cellule CUBIC de la file simple, 51 répétitions, tient un p95 médian de 54,8 ms mais un p95 des p95 à 746 ms : même la fibre connaît des accès de bloat. Le coût d'un lien ne se réduit ni à son débit ni à son tarif : il comprend la latence subie par les petites requêtes, les octets payés deux fois, et la part des heures où le lien se comporte bien. Le tableau de la campagne finale permet cette lecture parce que chaque ligne porte les trois grandeurs ensemble : échéance, octets, ariary.</w:t>
+        <w:t xml:space="preserve">L'épisode de la fibre rappelle enfin que le gaspillage d'octets n'est qu'une des deux faces du coût. Sur le profil P1, la cellule CUBIC de la file simple, 55 répétitions, tient un p95 médian de 60,2 ms mais un p95 des p95 à 763,5 ms : même la fibre connaît des accès de bloat. Le coût d'un lien ne se réduit ni à son débit ni à son tarif : il comprend la latence subie par les petites requêtes, les octets payés deux fois, et la part des heures où le lien se comporte bien. Le tableau de la campagne finale permet cette lecture parce que chaque ligne porte les trois grandeurs ensemble : échéance, octets, ariary.</w:t>
       </w:r>
     </w:p>
     <w:p>
@@ -17327,7 +17327,7 @@
         <w:jc w:val="both"/>
       </w:pPr>
       <w:r>
-        <w:t xml:space="preserve">Le mécanisme de l'effondrement de CUBIC sur le profil P2 éclaire la porte G4, et il se décompose bien. CUBIC est un contrôle fondé sur la perte : il augmente sa fenêtre d'émission jusqu'à perdre un paquet, puis recule. Sur le profil cellulaire P2, caractérisé par une perte de base d'environ 0,5 % et une file à engorgement contrôlé, la séquence se déroule ainsi : l'émetteur croît sa fenêtre, la file se remplit, les pertes de base surviennent avant même que la file soit pleine, CUBIC interprète ces pertes comme un signal de congestion, réduit sa fenêtre et la reconstruit lentement. Le régime stationnaire qui en résulte est un débit utile écrasé, 2 Mb/s environ sur les trois disciplines, dix fois sous la capacité du profil : l'émetteur passe son temps à reconstruire sa fenêtre, et le flux de charge ne tient jamais le régime établi qui est précisément la condition de la porte G4. Les trois cellules CUBIC sont donc déclassées en quarantaine, non pour cause de latence, mais pour cause de charge non tenue. Ce déclassement est exactement ce que la porte doit produire : une cellule dont la charge de fond s'effondre n'a pas de réponse à donner à la question posée, car l'expérience n'a pas établi le régime qu'elle devait mesurer.</w:t>
+        <w:t xml:space="preserve">Le mécanisme de l'effondrement de CUBIC sur le profil P2 éclaire la porte G4, et il se décompose bien. CUBIC est un contrôle fondé sur la perte : il augmente sa fenêtre d'émission jusqu'à perdre un paquet, puis recule. Sur le profil cellulaire P2, caractérisé par une perte de base d'environ 0,5 % et une file à engorgement contrôlé, la séquence se déroule ainsi : l'émetteur croît sa fenêtre, la file se remplit, les pertes de base surviennent avant même que la file soit pleine, CUBIC interprète ces pertes comme un signal de congestion, réduit sa fenêtre et la reconstruit lentement. Le régime stationnaire qui en résulte est un débit utile écrasé, 2 Mb/s environ sur les trois disciplines, dix fois sous la capacité du profil : l'émetteur passe son temps à reconstruire sa fenêtre, et le flux de charge ne tient jamais le régime établi qui est précisément la condition de la porte G4. Les trois cellules CUBIC sont donc marquées invalid, non pour cause de latence, mais pour cause de charge non tenue. Ce déclassement est exactement ce que la porte doit produire : une cellule dont la charge de fond s'effondre n'a pas de réponse à donner à la question posée, car l'expérience n'a pas établi le régime qu'elle devait mesurer.</w:t>
       </w:r>
     </w:p>
     <w:p>
@@ -18514,7 +18514,7 @@
                 <w:sz w:val="22"/>
                 <w:szCs w:val="22"/>
               </w:rPr>
-              <w:t xml:space="preserve">QDI de 17,1 à 18,5 ms mesuré sur le profil P4</w:t>
+              <w:t xml:space="preserve">QDI de 17,45 à 17,7 ms mesuré sur le profil P4</w:t>
             </w:r>
           </w:p>
         </w:tc>
@@ -18532,7 +18532,7 @@
         <w:jc w:val="both"/>
       </w:pPr>
       <w:r>
-        <w:t xml:space="preserve">La lecture du tableau suit la hiérarchie des latences de base. La fibre, dont la latence de base est faible, n'exige pas la protection active pour tenir ses échéances : le fq_codel par défaut y suffit, et la file simple s'y comporte convenablement en régime courant. Le lien cellulaire, dont la latence de base est moyenne et dont la charge est fréquente, est la classe où la protection active rapporte le plus : l'écart mesuré entre la file simple et CAKE sous BBR, de 60,2 % à 98,1 % d'échéances tenues, y est maximal. Le VSAT géostationnaire obéit à une autre logique : six cents millisecondes d'aller-retour relèvent de la physique du lien, la discipline de file n'en déplace pas le plancher, et aucune configuration n'y ouvrira la fenêtre de latence utile. L'orbite basse, enfin, tient la latence de base d'une fibre avec une gigue propre à la constellation : la discipline active s'y applique, mais la gigue mesurée, QDI de 17,1 à 18,5 ms, reste à surveiller car elle plafonne la régularité que la file ne peut améliorer.</w:t>
+        <w:t xml:space="preserve">La lecture du tableau suit la hiérarchie des latences de base. La fibre, dont la latence de base est faible, n'exige pas la protection active pour tenir ses échéances : le fq_codel par défaut y suffit, et la file simple s'y comporte convenablement en régime courant. Le lien cellulaire, dont la latence de base est moyenne et dont la charge est fréquente, est la classe où la protection active rapporte le plus : l'écart mesuré entre la file simple et CAKE sous BBR, de 60,2 % à 98,1 % d'échéances tenues, y est maximal. Le VSAT géostationnaire obéit à une autre logique : six cents millisecondes d'aller-retour relèvent de la physique du lien, la discipline de file n'en déplace pas le plancher, et aucune configuration n'y ouvrira la fenêtre de latence utile. L'orbite basse, enfin, tient la latence de base d'une fibre avec une gigue propre à la constellation : la discipline active s'y applique, mais la gigue mesurée, QDI de 17,45 à 17,7 ms, reste à surveiller car elle plafonne la régularité que la file ne peut améliorer.</w:t>
       </w:r>
     </w:p>
     <w:p>
@@ -18552,7 +18552,7 @@
         <w:jc w:val="both"/>
       </w:pPr>
       <w:r>
-        <w:t xml:space="preserve">Les tableaux de résultats se lisent différemment selon le profil, et ce guide récapitule, pour chaque classe de lien, la colonne qui décide et le piège de lecture à éviter. Sur le profil fibre P1, la colonne décisive est le small p95, et le piège est l'échéance : toutes les cellules la tiennent à 100 %, la comparer ne départage rien ; la hiérarchie des disciplines se lit entre 43,2 et 70 ms de p95, et l'épisode de bloat résiduel, un p95 des p95 à 746 ms sur 51 répétitions de la file simple sous CUBIC, rappelle que la médiane seule peut masquer la queue.</w:t>
+        <w:t xml:space="preserve">Les tableaux de résultats se lisent différemment selon le profil, et ce guide récapitule, pour chaque classe de lien, la colonne qui décide et le piège de lecture à éviter. Sur le profil fibre P1, la colonne décisive est le small p95, et le piège est l'échéance : toutes les cellules la tiennent à 100 %, la comparer ne départage rien ; la hiérarchie des disciplines se lit entre 43,35 et 69,55 ms de p95, et l'épisode de bloat résiduel, un p95 des p95 à 763,5 ms sur 55 répétitions de la file simple sous CUBIC, rappelle que la médiane seule peut masquer la queue.</w:t>
       </w:r>
     </w:p>
     <w:p>
@@ -18562,7 +18562,7 @@
         <w:jc w:val="both"/>
       </w:pPr>
       <w:r>
-        <w:t xml:space="preserve">Sur le profil cellulaire P2, la colonne décisive est le respect d'échéance, et le piège est le statut : les trois cellules CUBIC affichent des échéances tenues, 95,1 à 98 %, mais leur statut de quarantaine signifie que la charge n'a pas été tenue, débit écrasé à 2 Mb/s ; comparer une cellule en quarantaine à une cellule valide sur l'échéance serait comparer ce qui n'a pas été mesuré à ce qui l'a été. La hiérarchie ne se lit que parmi les cellules valides, les trois sous BBR, et c'est là que l'écart, 60,2 contre 96,2 et 98,1 %, dit tout.</w:t>
+        <w:t xml:space="preserve">Sur le profil cellulaire P2, la colonne décisive est le respect d'échéance, et le piège est le statut : les trois cellules CUBIC affichent des échéances tenues, 95,1 à 98 %, mais leur statut invalid signifie que la charge n'a pas été tenue, débit écrasé à 2 Mb/s ; comparer une cellule en quarantaine à une cellule valide sur l'échéance serait comparer ce qui n'a pas été mesuré à ce qui l'a été. La hiérarchie ne se lit que parmi les cellules valides, les trois sous BBR, et c'est là que l'écart, 60,2 contre 96,2 et 98,1 %, dit tout.</w:t>
       </w:r>
     </w:p>
     <w:p>
@@ -18572,7 +18572,7 @@
         <w:jc w:val="both"/>
       </w:pPr>
       <w:r>
-        <w:t xml:space="preserve">Sur le profil orbite basse P4, la colonne décisive est le QDI, et le piège est le nombre de répétitions : une par cellule, les trois lignes du tableau bornent le champ des attentes sans établir de tendance ; la gigue de constellation, QDI de 17,1 à 18,5 ms, se lit comme un plancher propre au profil, que la discipline de file ne déplace pas. Sur le satellite géostationnaire P3, enfin, il n'y a rien à lire dans les tableaux, et c'est le résultat : aucune cellule valide, la porte G4 n'ayant jamais été satisfaite ; la lecture juste est de rapporter l'absence, la physique du profil, 600 ms d'aller-retour, expliquant la conclusion mieux que tout tableau.</w:t>
+        <w:t xml:space="preserve">Sur le profil orbite basse P4, la colonne décisive est le QDI, et le piège est le nombre de répétitions : quatre par cellule, les trois lignes du tableau bornent le champ des attentes sans établir de tendance lourde ; la gigue de constellation, QDI de 17,45 à 17,7 ms, se lit comme un plancher propre au profil, que la discipline de file ne déplace pas. Sur le satellite géostationnaire P3, enfin, la lecture juste est de rapporter neuf lignes valides à échéance nulle : aucune discipline n'y ouvre la fenêtre de latence utile, la physique du profil, 600 ms d'aller-retour, expliquant la conclusion mieux que tout tableau.</w:t>
       </w:r>
     </w:p>
     <w:p>
@@ -18592,7 +18592,7 @@
         <w:jc w:val="both"/>
       </w:pPr>
       <w:r>
-        <w:t xml:space="preserve">Six limites sont assumées et documentées. La première est le périmètre des métriques : l'équité inter-flux et le temps de constitution de file sont écartés, conséquence directe d'un protocole à flux de charge unique. La deuxième est la taille de l'échantillon : les campagnes finales conduisent une répétition par cellule, trois répétitions systématiques restent une perspective. La troisième est la fenêtre de charge de 120 secondes, qui ne couvre ni la saturation prolongée ni le comportement sur une journée. La quatrième est le trafic synthétique : un flux bulk TCP unique ne reproduit pas le multiplexage réel des applications. La cinquième tient au banc : netem reconstitue le lien d'accès mais non la couche radio. La sixième est la granularité des profils : quatre classes de liens, sans calibration par site.</w:t>
+        <w:t xml:space="preserve">Six limites sont assumées et documentées. La première est le périmètre des métriques : le temps de constitution de file reste non mesuré, et l'équité inter-flux (JFI per-flow, gelé avec la ligne) n'est couverte qu'en campagnes multi-flux, le protocole historique restant à flux de charge unique. La deuxième est la taille de l'échantillon : les campagnes finales conduisent une répétition par cellule, trois répétitions systématiques restent une perspective. La troisième est la fenêtre de charge de 120 secondes, qui ne couvre ni la saturation prolongée ni le comportement sur une journée. La quatrième est le trafic synthétique : un flux bulk TCP unique ne reproduit pas le multiplexage réel des applications. La cinquième tient au banc : netem reconstitue le lien d'accès mais non la couche radio. La sixième est la granularité des profils : quatre classes de liens, sans calibration par site.</w:t>
       </w:r>
     </w:p>
     <w:p>
@@ -18612,7 +18612,7 @@
         <w:jc w:val="both"/>
       </w:pPr>
       <w:r>
-        <w:t xml:space="preserve">Les perspectives prolongent chaque limite en chantier défini. L'audit de terrain multi-sites vient d'abord : la méthode étant démontrée sur le banc, son exécution sur les liens réels des directions régionales et des stations, pendant les périodes de production, transformera les profils théoriques en profils calés sur les liens observés. Les trois répétitions systématiques par cellule viennent ensuite : elles convertiront les cellules à événement unique en moyennes solides, donneront aux comparaisons une dispersion mesurable et permettront de distinguer les différences de tendance des écarts de bruit. La calibration des profils par site suivra le retour du terrain : chaque site audité précisera les paramètres réels, délai, gigue, perte, de sa classe de lien, et les campagnes reconduites sur ces profils calés rapprocheront les mesures de ce que chaque site subit réellement. L'extension aux profils 5G élargira ensuite la couverture des classes d'accès disponibles, à mesure que ces liens se déploient sur le territoire. Enfin, la publication des archives accompagnera le mémoire : les 134 runs, leurs lignes et leurs empreintes forment un ensemble fermé et vérifiable, dont la mise à disposition permettra à tout lecteur de recalculer les figures et de reconstituer le chemin complet, de la mesure brute jusqu'aux conclusions.</w:t>
+        <w:t xml:space="preserve">Les perspectives prolongent chaque limite en chantier défini. L'audit de terrain multi-sites vient d'abord : la méthode étant démontrée sur le banc, son exécution sur les liens réels des directions régionales et des stations, pendant les périodes de production, transformera les profils théoriques en profils calés sur les liens observés. Les trois répétitions systématiques par cellule viennent ensuite : elles convertiront les cellules à événement unique en moyennes solides, donneront aux comparaisons une dispersion mesurable et permettront de distinguer les différences de tendance des écarts de bruit. La calibration des profils par site suivra le retour du terrain : chaque site audité précisera les paramètres réels, délai, gigue, perte, de sa classe de lien, et les campagnes reconduites sur ces profils calés rapprocheront les mesures de ce que chaque site subit réellement. L'extension aux profils 5G élargira ensuite la couverture des classes d'accès disponibles, à mesure que ces liens se déploient sur le territoire. Enfin, la publication des archives accompagnera le mémoire : les 153 runs, leurs lignes et leurs empreintes forment un ensemble fermé et vérifiable, dont la mise à disposition permettra à tout lecteur de recalculer les figures et de reconstituer le chemin complet, de la mesure brute jusqu'aux conclusions.</w:t>
       </w:r>
     </w:p>
     <w:p>
@@ -18653,7 +18653,7 @@
         <w:jc w:val="both"/>
       </w:pPr>
       <w:r>
-        <w:t xml:space="preserve">La démarche répond à cet écart par deux instruments complémentaires. Une méthode d'audit non intrusif mesure tout lien accessible depuis un poste client autorisé, sans toucher aux équipements de production. Un banc d'essai reproductible, installé sur le même poste, reconstitue chaque classe de lien par une paire d'interfaces virtuelles et compare, à conditions strictement identiques, les disciplines de file et les contrôles de congestion. Huit portes de qualité contrôlent chaque événement ; les lignes franchissant les portes sont gelées avec leur empreinte SHA-256, et toute figure se régénère depuis ces archives. Les campagnes conduites ont laissé 134 runs et 286 lignes d'événements, dont 83 valides ; le déploiement de l'audit sur les liens réels de l'institution reste à conduire et fait partie des perspectives.</w:t>
+        <w:t xml:space="preserve">La démarche répond à cet écart par deux instruments complémentaires. Une méthode d'audit non intrusif mesure tout lien accessible depuis un poste client autorisé, sans toucher aux équipements de production. Un banc d'essai reproductible, installé sur le même poste, reconstitue chaque classe de lien par une paire d'interfaces virtuelles et compare, à conditions strictement identiques, les disciplines de file et les contrôles de congestion. Huit portes de qualité contrôlent chaque événement ; les lignes franchissant les portes sont gelées avec leur empreinte SHA-256, et toute figure se régénère depuis ces archives. Les campagnes conduites ont laissé 153 runs et 412 lignes d'événements, dont 136 valides ; le déploiement de l'audit sur les liens réels de l'institution reste à conduire et fait partie des perspectives.</w:t>
       </w:r>
     </w:p>
     <w:p>
@@ -18673,7 +18673,7 @@
         <w:jc w:val="both"/>
       </w:pPr>
       <w:r>
-        <w:t xml:space="preserve">Les limites délimitent le champ des conclusions. Les métriques visent la latence du trafic critique et le débit utile, l'équité inter-flux est écartée par construction du protocole à flux unique. Les cellules finales ne comptent qu'une répétition, trois répétitions systématiques restent une perspective. La fenêtre de charge de 120 secondes n'atteint pas la saturation prolongée d'une journée. Le trafic est synthétique, le banc reconstitue le lien d'accès mais non la couche radio, et les quatre profils décrivent des classes de liens plutôt que des sites calibrés. Ces bornes n'invalident pas les comparaisons, qui s'exécutent à conditions contrôlées ; elles reportent les valeurs absolues aux audits de terrain.</w:t>
+        <w:t xml:space="preserve">Les limites délimitent le champ des conclusions. Les métriques visent la latence du trafic critique et le débit utile, l'équité inter-flux n'étant couverte qu'en campagnes multi-flux (JFI per-flow), le protocole historique restant à flux unique. Les cellules finales ne comptent qu'une répétition, trois répétitions systématiques restent une perspective. La fenêtre de charge de 120 secondes n'atteint pas la saturation prolongée d'une journée. Le trafic est synthétique, le banc reconstitue le lien d'accès mais non la couche radio, et les quatre profils décrivent des classes de liens plutôt que des sites calibrés. Ces bornes n'invalident pas les comparaisons, qui s'exécutent à conditions contrôlées ; elles reportent les valeurs absolues aux audits de terrain.</w:t>
       </w:r>
     </w:p>
     <w:p>
@@ -19189,7 +19189,24 @@
         <w:t xml:space="preserve">Événement : </w:t>
       </w:r>
       <w:r>
-        <w:t xml:space="preserve">unité de mesure d'une cellule de la matrice : un profil de lien, une discipline de file, un contrôle de congestion, une répétition, en trois fenêtres fixes (30 s de repos, 120 s de charge, 30 s de récupération).</w:t>
+        <w:t xml:space="preserve">unité de mesure d'une cellule de la matrice : un profil de lien, une discipline de file, un contrôle de congestion, un sens de charge, une répétition, en trois fenêtres fixes (30 s de repos, 120 s de charge, 30 s de récupération).</w:t>
+      </w:r>
+    </w:p>
+    <w:p>
+      <w:pPr>
+        <w:spacing w:after="80" w:line="276"/>
+        <w:ind w:left="454" w:hanging="454"/>
+        <w:jc w:val="both"/>
+      </w:pPr>
+      <w:r>
+        <w:rPr>
+          <w:i/>
+          <w:iCs/>
+        </w:rPr>
+        <w:t xml:space="preserve">Direction : </w:t>
+      </w:r>
+      <w:r>
+        <w:t xml:space="preserve">sens de charge d'une cellule, gelé avec la ligne : up (montée, défaut), down (descente), both (RRUL séquentiel, matrice montante puis descendante) ; les sens ne se comparent jamais.</w:t>
       </w:r>
     </w:p>
     <w:p>
@@ -19206,7 +19223,7 @@
         <w:t xml:space="preserve">Fenêtre de charge : </w:t>
       </w:r>
       <w:r>
-        <w:t xml:space="preserve">période de cent vingt secondes pendant laquelle un flux TCP massif sature le lien pendant que les sondes critiques poursuivent.</w:t>
+        <w:t xml:space="preserve">période de cent vingt secondes pendant laquelle un flux TCP massif sature le lien dans le sens mesuré pendant que les sondes critiques poursuivent.</w:t>
       </w:r>
     </w:p>
     <w:p>
@@ -19288,6 +19305,23 @@
           <w:i/>
           <w:iCs/>
         </w:rPr>
+        <w:t xml:space="preserve">JFI : </w:t>
+      </w:r>
+      <w:r>
+        <w:t xml:space="preserve">indice d'équité de Jain inter-flux, gelé de 0 à 100 avec la ligne (0 pour le flux unique) : ne se mesure que per-flow, en campagnes multi-flux.</w:t>
+      </w:r>
+    </w:p>
+    <w:p>
+      <w:pPr>
+        <w:spacing w:after="80" w:line="276"/>
+        <w:ind w:left="454" w:hanging="454"/>
+        <w:jc w:val="both"/>
+      </w:pPr>
+      <w:r>
+        <w:rPr>
+          <w:i/>
+          <w:iCs/>
+        </w:rPr>
         <w:t xml:space="preserve">Manifeste : </w:t>
       </w:r>
       <w:r>
@@ -19393,7 +19427,7 @@
         <w:t xml:space="preserve">Portes de qualité (G0 à G7) : </w:t>
       </w:r>
       <w:r>
-        <w:t xml:space="preserve">contrôles successifs appliqués à chaque événement : joignabilité de la cible, démarrage du flux, production des sondes, plausibilité de la latence, cohérence du débit, absence de doublons, stabilité du repos, processeur non saturé.</w:t>
+        <w:t xml:space="preserve">contrôles successifs appliqués à chaque événement : joignabilité de la cible, démarrage du flux, production des sondes, plausibilité de la latence, cohérence du débit au sens mesuré (G4 direction-aware), absence de doublons, stabilité du repos, processeur non saturé.</w:t>
       </w:r>
     </w:p>
     <w:p>
@@ -19410,7 +19444,7 @@
         <w:t xml:space="preserve">Profil de lien (P1 à P4) : </w:t>
       </w:r>
       <w:r>
-        <w:t xml:space="preserve">jeu de paramètres de banc représentant une classe de lien : capacité, délai, gigue et perte ; P1 fibre, P2 cellulaire, P3 satellite géostationnaire, P4 satellite en orbite basse.</w:t>
+        <w:t xml:space="preserve">jeu de paramètres de banc représentant une classe de lien : capacité, capacité montante optionnelle (asymétrie), délai, gigue, perte et perte en rafales ; P1 fibre, P2 cellulaire, P3 satellite géostationnaire, P4 satellite en orbite basse.</w:t>
       </w:r>
     </w:p>
     <w:p>
@@ -19427,7 +19461,7 @@
         <w:t xml:space="preserve">Quarantaine : </w:t>
       </w:r>
       <w:r>
-        <w:t xml:space="preserve">statut d'un événement dont une porte majeure a échoué : la ligne est conservée, comptée, exclue du classement.</w:t>
+        <w:t xml:space="preserve">sort d'un événement marqué invalid (porte majeure en échec ; G7 saturé invalide aussi) : la ligne est conservée, comptée, exclue des médianes ; les lignes degraded restent exploitables.</w:t>
       </w:r>
     </w:p>
     <w:p>
@@ -20023,7 +20057,7 @@
                 <w:sz w:val="22"/>
                 <w:szCs w:val="22"/>
               </w:rPr>
-              <w:t xml:space="preserve">repetition</w:t>
+              <w:t xml:space="preserve">direction</w:t>
             </w:r>
           </w:p>
         </w:tc>
@@ -20050,7 +20084,7 @@
                 <w:sz w:val="22"/>
                 <w:szCs w:val="22"/>
               </w:rPr>
-              <w:t xml:space="preserve">numéro de répétition de la cellule</w:t>
+              <w:t xml:space="preserve">sens de charge gelé avec la ligne : up (montée, défaut historique) ou down (descente) ; scinde les groupes d'analyse</w:t>
             </w:r>
           </w:p>
         </w:tc>
@@ -20082,7 +20116,7 @@
                 <w:sz w:val="22"/>
                 <w:szCs w:val="22"/>
               </w:rPr>
-              <w:t xml:space="preserve">rtt_p50_ms</w:t>
+              <w:t xml:space="preserve">repetition</w:t>
             </w:r>
           </w:p>
         </w:tc>
@@ -20109,7 +20143,7 @@
                 <w:sz w:val="22"/>
                 <w:szCs w:val="22"/>
               </w:rPr>
-              <w:t xml:space="preserve">médiane du temps d'aller-retour sur la fenêtre de charge</w:t>
+              <w:t xml:space="preserve">numéro de répétition de la cellule</w:t>
             </w:r>
           </w:p>
         </w:tc>
@@ -20141,7 +20175,7 @@
                 <w:sz w:val="22"/>
                 <w:szCs w:val="22"/>
               </w:rPr>
-              <w:t xml:space="preserve">rtt_p95_ms</w:t>
+              <w:t xml:space="preserve">rtt_p50_ms</w:t>
             </w:r>
           </w:p>
         </w:tc>
@@ -20168,7 +20202,7 @@
                 <w:sz w:val="22"/>
                 <w:szCs w:val="22"/>
               </w:rPr>
-              <w:t xml:space="preserve">95e percentile du temps d'aller-retour sur la fenêtre de charge</w:t>
+              <w:t xml:space="preserve">médiane du temps d'aller-retour sur la fenêtre de charge</w:t>
             </w:r>
           </w:p>
         </w:tc>
@@ -20200,7 +20234,7 @@
                 <w:sz w:val="22"/>
                 <w:szCs w:val="22"/>
               </w:rPr>
-              <w:t xml:space="preserve">qdi_ms</w:t>
+              <w:t xml:space="preserve">rtt_p95_ms</w:t>
             </w:r>
           </w:p>
         </w:tc>
@@ -20227,7 +20261,7 @@
                 <w:sz w:val="22"/>
                 <w:szCs w:val="22"/>
               </w:rPr>
-              <w:t xml:space="preserve">écart p95 moins médiane de la latence, en millisecondes</w:t>
+              <w:t xml:space="preserve">95e percentile du temps d'aller-retour sur la fenêtre de charge</w:t>
             </w:r>
           </w:p>
         </w:tc>
@@ -20259,7 +20293,7 @@
                 <w:sz w:val="22"/>
                 <w:szCs w:val="22"/>
               </w:rPr>
-              <w:t xml:space="preserve">voip_r</w:t>
+              <w:t xml:space="preserve">qdi_ms</w:t>
             </w:r>
           </w:p>
         </w:tc>
@@ -20286,7 +20320,7 @@
                 <w:sz w:val="22"/>
                 <w:szCs w:val="22"/>
               </w:rPr>
-              <w:t xml:space="preserve">score R du model E calculé depuis les conditions mesurées (vide pour les runs antérieurs à l'implémentation)</w:t>
+              <w:t xml:space="preserve">écart p95 moins médiane de la latence, en millisecondes</w:t>
             </w:r>
           </w:p>
         </w:tc>
@@ -20318,7 +20352,7 @@
                 <w:sz w:val="22"/>
                 <w:szCs w:val="22"/>
               </w:rPr>
-              <w:t xml:space="preserve">small_p95_ms</w:t>
+              <w:t xml:space="preserve">voip_r</w:t>
             </w:r>
           </w:p>
         </w:tc>
@@ -20345,7 +20379,7 @@
                 <w:sz w:val="22"/>
                 <w:szCs w:val="22"/>
               </w:rPr>
-              <w:t xml:space="preserve">95e percentile des complétions des sondes critiques</w:t>
+              <w:t xml:space="preserve">score R du model E calculé depuis les conditions mesurées (vide pour les runs antérieurs à l'implémentation)</w:t>
             </w:r>
           </w:p>
         </w:tc>
@@ -20377,7 +20411,7 @@
                 <w:sz w:val="22"/>
                 <w:szCs w:val="22"/>
               </w:rPr>
-              <w:t xml:space="preserve">deadline_ok_pct</w:t>
+              <w:t xml:space="preserve">jfi_pct</w:t>
             </w:r>
           </w:p>
         </w:tc>
@@ -20404,7 +20438,7 @@
                 <w:sz w:val="22"/>
                 <w:szCs w:val="22"/>
               </w:rPr>
-              <w:t xml:space="preserve">taux de complétions sous l'échéance choisie, en pourcentage</w:t>
+              <w:t xml:space="preserve">indice d'équité de Jain inter-flux, 0 à 100 (0 pour le flux unique, où l'équité ne se mesure pas)</w:t>
             </w:r>
           </w:p>
         </w:tc>
@@ -20436,7 +20470,7 @@
                 <w:sz w:val="22"/>
                 <w:szCs w:val="22"/>
               </w:rPr>
-              <w:t xml:space="preserve">bulk_goodput_mbps</w:t>
+              <w:t xml:space="preserve">small_p95_ms</w:t>
             </w:r>
           </w:p>
         </w:tc>
@@ -20463,7 +20497,7 @@
                 <w:sz w:val="22"/>
                 <w:szCs w:val="22"/>
               </w:rPr>
-              <w:t xml:space="preserve">débit utile du flux de charge, en mégabits par seconde</w:t>
+              <w:t xml:space="preserve">95e percentile des complétions des sondes critiques</w:t>
             </w:r>
           </w:p>
         </w:tc>
@@ -20495,7 +20529,7 @@
                 <w:sz w:val="22"/>
                 <w:szCs w:val="22"/>
               </w:rPr>
-              <w:t xml:space="preserve">drops</w:t>
+              <w:t xml:space="preserve">deadline_ok_pct</w:t>
             </w:r>
           </w:p>
         </w:tc>
@@ -20522,7 +20556,7 @@
                 <w:sz w:val="22"/>
                 <w:szCs w:val="22"/>
               </w:rPr>
-              <w:t xml:space="preserve">paquets écartés par la discipline de file pendant l'événement</w:t>
+              <w:t xml:space="preserve">taux de complétions sous l'échéance choisie, en pourcentage</w:t>
             </w:r>
           </w:p>
         </w:tc>
@@ -20554,7 +20588,7 @@
                 <w:sz w:val="22"/>
                 <w:szCs w:val="22"/>
               </w:rPr>
-              <w:t xml:space="preserve">retransmissions</w:t>
+              <w:t xml:space="preserve">bulk_goodput_mbps</w:t>
             </w:r>
           </w:p>
         </w:tc>
@@ -20581,7 +20615,7 @@
                 <w:sz w:val="22"/>
                 <w:szCs w:val="22"/>
               </w:rPr>
-              <w:t xml:space="preserve">segments TCP retransmis</w:t>
+              <w:t xml:space="preserve">débit utile du flux de charge, en mégabits par seconde</w:t>
             </w:r>
           </w:p>
         </w:tc>
@@ -20613,7 +20647,7 @@
                 <w:sz w:val="22"/>
                 <w:szCs w:val="22"/>
               </w:rPr>
-              <w:t xml:space="preserve">wasted_bytes</w:t>
+              <w:t xml:space="preserve">drops</w:t>
             </w:r>
           </w:p>
         </w:tc>
@@ -20640,7 +20674,7 @@
                 <w:sz w:val="22"/>
                 <w:szCs w:val="22"/>
               </w:rPr>
-              <w:t xml:space="preserve">octets retransmis, base du calcul de coût</w:t>
+              <w:t xml:space="preserve">paquets écartés par la discipline de file pendant l'événement</w:t>
             </w:r>
           </w:p>
         </w:tc>
@@ -20672,7 +20706,7 @@
                 <w:sz w:val="22"/>
                 <w:szCs w:val="22"/>
               </w:rPr>
-              <w:t xml:space="preserve">cost_ar_per_h</w:t>
+              <w:t xml:space="preserve">retransmissions</w:t>
             </w:r>
           </w:p>
         </w:tc>
@@ -20699,7 +20733,7 @@
                 <w:sz w:val="22"/>
                 <w:szCs w:val="22"/>
               </w:rPr>
-              <w:t xml:space="preserve">coût horaire du gaspillage en ariary, au palier par défaut</w:t>
+              <w:t xml:space="preserve">segments TCP retransmis</w:t>
             </w:r>
           </w:p>
         </w:tc>
@@ -20731,7 +20765,7 @@
                 <w:sz w:val="22"/>
                 <w:szCs w:val="22"/>
               </w:rPr>
-              <w:t xml:space="preserve">cpu_pct</w:t>
+              <w:t xml:space="preserve">wasted_bytes</w:t>
             </w:r>
           </w:p>
         </w:tc>
@@ -20758,7 +20792,7 @@
                 <w:sz w:val="22"/>
                 <w:szCs w:val="22"/>
               </w:rPr>
-              <w:t xml:space="preserve">utilisation processeur moyenne, surveillée par la porte G7</w:t>
+              <w:t xml:space="preserve">octets retransmis, base du calcul de coût</w:t>
             </w:r>
           </w:p>
         </w:tc>
@@ -20790,6 +20824,242 @@
                 <w:sz w:val="22"/>
                 <w:szCs w:val="22"/>
               </w:rPr>
+              <w:t xml:space="preserve">cost_ar_per_h</w:t>
+            </w:r>
+          </w:p>
+        </w:tc>
+        <w:tc>
+          <w:tcPr>
+            <w:tcW w:type="pct" w:w="76%"/>
+            <w:tcMar>
+              <w:top w:type="dxa" w:w="60"/>
+              <w:left w:type="dxa" w:w="100"/>
+              <w:bottom w:type="dxa" w:w="60"/>
+              <w:right w:type="dxa" w:w="100"/>
+            </w:tcMar>
+            <w:vAlign w:val="center"/>
+          </w:tcPr>
+          <w:p>
+            <w:pPr>
+              <w:spacing w:after="0" w:line="240"/>
+              <w:jc w:val="left"/>
+            </w:pPr>
+            <w:r>
+              <w:rPr>
+                <w:b w:val="false"/>
+                <w:bCs w:val="false"/>
+                <w:sz w:val="22"/>
+                <w:szCs w:val="22"/>
+              </w:rPr>
+              <w:t xml:space="preserve">coût horaire du gaspillage en ariary, au palier tarifaire actif (POST /api/cost/tier, défaut yas-month-4.5gb)</w:t>
+            </w:r>
+          </w:p>
+        </w:tc>
+      </w:tr>
+      <w:tr>
+        <w:trPr>
+          <w:cantSplit/>
+        </w:trPr>
+        <w:tc>
+          <w:tcPr>
+            <w:tcW w:type="pct" w:w="24%"/>
+            <w:tcMar>
+              <w:top w:type="dxa" w:w="60"/>
+              <w:left w:type="dxa" w:w="100"/>
+              <w:bottom w:type="dxa" w:w="60"/>
+              <w:right w:type="dxa" w:w="100"/>
+            </w:tcMar>
+            <w:vAlign w:val="center"/>
+          </w:tcPr>
+          <w:p>
+            <w:pPr>
+              <w:spacing w:after="0" w:line="240"/>
+              <w:jc w:val="left"/>
+            </w:pPr>
+            <w:r>
+              <w:rPr>
+                <w:b w:val="false"/>
+                <w:bCs w:val="false"/>
+                <w:sz w:val="22"/>
+                <w:szCs w:val="22"/>
+              </w:rPr>
+              <w:t xml:space="preserve">cpu_pct</w:t>
+            </w:r>
+          </w:p>
+        </w:tc>
+        <w:tc>
+          <w:tcPr>
+            <w:tcW w:type="pct" w:w="76%"/>
+            <w:tcMar>
+              <w:top w:type="dxa" w:w="60"/>
+              <w:left w:type="dxa" w:w="100"/>
+              <w:bottom w:type="dxa" w:w="60"/>
+              <w:right w:type="dxa" w:w="100"/>
+            </w:tcMar>
+            <w:vAlign w:val="center"/>
+          </w:tcPr>
+          <w:p>
+            <w:pPr>
+              <w:spacing w:after="0" w:line="240"/>
+              <w:jc w:val="left"/>
+            </w:pPr>
+            <w:r>
+              <w:rPr>
+                <w:b w:val="false"/>
+                <w:bCs w:val="false"/>
+                <w:sz w:val="22"/>
+                <w:szCs w:val="22"/>
+              </w:rPr>
+              <w:t xml:space="preserve">utilisation processeur moyenne, surveillée par la porte G7</w:t>
+            </w:r>
+          </w:p>
+        </w:tc>
+      </w:tr>
+      <w:tr>
+        <w:trPr>
+          <w:cantSplit/>
+        </w:trPr>
+        <w:tc>
+          <w:tcPr>
+            <w:tcW w:type="pct" w:w="24%"/>
+            <w:tcMar>
+              <w:top w:type="dxa" w:w="60"/>
+              <w:left w:type="dxa" w:w="100"/>
+              <w:bottom w:type="dxa" w:w="60"/>
+              <w:right w:type="dxa" w:w="100"/>
+            </w:tcMar>
+            <w:vAlign w:val="center"/>
+          </w:tcPr>
+          <w:p>
+            <w:pPr>
+              <w:spacing w:after="0" w:line="240"/>
+              <w:jc w:val="left"/>
+            </w:pPr>
+            <w:r>
+              <w:rPr>
+                <w:b w:val="false"/>
+                <w:bCs w:val="false"/>
+                <w:sz w:val="22"/>
+                <w:szCs w:val="22"/>
+              </w:rPr>
+              <w:t xml:space="preserve">rtt_base_p50_ms</w:t>
+            </w:r>
+          </w:p>
+        </w:tc>
+        <w:tc>
+          <w:tcPr>
+            <w:tcW w:type="pct" w:w="76%"/>
+            <w:tcMar>
+              <w:top w:type="dxa" w:w="60"/>
+              <w:left w:type="dxa" w:w="100"/>
+              <w:bottom w:type="dxa" w:w="60"/>
+              <w:right w:type="dxa" w:w="100"/>
+            </w:tcMar>
+            <w:vAlign w:val="center"/>
+          </w:tcPr>
+          <w:p>
+            <w:pPr>
+              <w:spacing w:after="0" w:line="240"/>
+              <w:jc w:val="left"/>
+            </w:pPr>
+            <w:r>
+              <w:rPr>
+                <w:b w:val="false"/>
+                <w:bCs w:val="false"/>
+                <w:sz w:val="22"/>
+                <w:szCs w:val="22"/>
+              </w:rPr>
+              <w:t xml:space="preserve">médiane de la latence au repos, référence de la note bufferbloat (vide pour les runs antérieurs)</w:t>
+            </w:r>
+          </w:p>
+        </w:tc>
+      </w:tr>
+      <w:tr>
+        <w:trPr>
+          <w:cantSplit/>
+        </w:trPr>
+        <w:tc>
+          <w:tcPr>
+            <w:tcW w:type="pct" w:w="24%"/>
+            <w:tcMar>
+              <w:top w:type="dxa" w:w="60"/>
+              <w:left w:type="dxa" w:w="100"/>
+              <w:bottom w:type="dxa" w:w="60"/>
+              <w:right w:type="dxa" w:w="100"/>
+            </w:tcMar>
+            <w:vAlign w:val="center"/>
+          </w:tcPr>
+          <w:p>
+            <w:pPr>
+              <w:spacing w:after="0" w:line="240"/>
+              <w:jc w:val="left"/>
+            </w:pPr>
+            <w:r>
+              <w:rPr>
+                <w:b w:val="false"/>
+                <w:bCs w:val="false"/>
+                <w:sz w:val="22"/>
+                <w:szCs w:val="22"/>
+              </w:rPr>
+              <w:t xml:space="preserve">rtt_base_p95_ms</w:t>
+            </w:r>
+          </w:p>
+        </w:tc>
+        <w:tc>
+          <w:tcPr>
+            <w:tcW w:type="pct" w:w="76%"/>
+            <w:tcMar>
+              <w:top w:type="dxa" w:w="60"/>
+              <w:left w:type="dxa" w:w="100"/>
+              <w:bottom w:type="dxa" w:w="60"/>
+              <w:right w:type="dxa" w:w="100"/>
+            </w:tcMar>
+            <w:vAlign w:val="center"/>
+          </w:tcPr>
+          <w:p>
+            <w:pPr>
+              <w:spacing w:after="0" w:line="240"/>
+              <w:jc w:val="left"/>
+            </w:pPr>
+            <w:r>
+              <w:rPr>
+                <w:b w:val="false"/>
+                <w:bCs w:val="false"/>
+                <w:sz w:val="22"/>
+                <w:szCs w:val="22"/>
+              </w:rPr>
+              <w:t xml:space="preserve">95e percentile de la latence au repos, référence de la note bufferbloat (vide pour les runs antérieurs)</w:t>
+            </w:r>
+          </w:p>
+        </w:tc>
+      </w:tr>
+      <w:tr>
+        <w:trPr>
+          <w:cantSplit/>
+        </w:trPr>
+        <w:tc>
+          <w:tcPr>
+            <w:tcW w:type="pct" w:w="24%"/>
+            <w:tcMar>
+              <w:top w:type="dxa" w:w="60"/>
+              <w:left w:type="dxa" w:w="100"/>
+              <w:bottom w:type="dxa" w:w="60"/>
+              <w:right w:type="dxa" w:w="100"/>
+            </w:tcMar>
+            <w:vAlign w:val="center"/>
+          </w:tcPr>
+          <w:p>
+            <w:pPr>
+              <w:spacing w:after="0" w:line="240"/>
+              <w:jc w:val="left"/>
+            </w:pPr>
+            <w:r>
+              <w:rPr>
+                <w:b w:val="false"/>
+                <w:bCs w:val="false"/>
+                <w:sz w:val="22"/>
+                <w:szCs w:val="22"/>
+              </w:rPr>
               <w:t xml:space="preserve">gate_status</w:t>
             </w:r>
           </w:p>
@@ -20817,7 +21087,7 @@
                 <w:sz w:val="22"/>
                 <w:szCs w:val="22"/>
               </w:rPr>
-              <w:t xml:space="preserve">verdict des portes : valid, degraded ou quarantined</w:t>
+              <w:t xml:space="preserve">verdict des portes : valid, degraded ou invalid (quarantaine)</w:t>
             </w:r>
           </w:p>
         </w:tc>
@@ -21406,7 +21676,7 @@
                 <w:sz w:val="22"/>
                 <w:szCs w:val="22"/>
               </w:rPr>
-              <w:t xml:space="preserve">Débit cohérent : entre la moitié et 1,1 fois la capacité du profil</w:t>
+              <w:t xml:space="preserve">Débit cohérent avec la capacité du sens mesuré : montante, entre la moitié et 1,1 fois CapUp ; descendante, plancher 1 % de CapDown (tuyau mort seul, le verdict download se jouant sur la latence)</w:t>
             </w:r>
           </w:p>
         </w:tc>
@@ -21691,7 +21961,7 @@
                 <w:sz w:val="22"/>
                 <w:szCs w:val="22"/>
               </w:rPr>
-              <w:t xml:space="preserve">degraded</w:t>
+              <w:t xml:space="preserve">invalid</w:t>
             </w:r>
           </w:p>
         </w:tc>
@@ -21709,7 +21979,7 @@
         <w:jc w:val="both"/>
       </w:pPr>
       <w:r>
-        <w:t xml:space="preserve">Un événement dont toute porte majeure échoue part en quarantaine : sa ligne est écrite, comptée et exclue du classement. Les archives en comptent 154 pour 83 lignes valides, ratio assumé et publié, qui décrit aussi honnêtement la difficulté de tenir un banc stable qu'il filtre les événements exploitables.</w:t>
+        <w:t xml:space="preserve">Un événement dont toute porte majeure échoue est marqué invalid et part en quarantaine : sa ligne est écrite, comptée et exclue des médianes (les lignes degraded restent exploitables). Les archives en comptent 214 pour 136 lignes valides, ratio assumé et publié, qui décrit aussi honnêtement la difficulté de tenir un banc stable qu'il filtre les événements exploitables.</w:t>
       </w:r>
     </w:p>
     <w:p>

--- a/thesis-v1.docx
+++ b/thesis-v1.docx
@@ -9,13 +9,16 @@
       </w:pPr>
       <w:r>
         <w:rPr>
+          <w:rFonts w:ascii="Times New Roman" w:cs="Times New Roman" w:eastAsia="Times New Roman" w:hAnsi="Times New Roman"/>
           <w:b/>
           <w:bCs/>
           <w:caps w:val="false"/>
           <w:sz w:val="32"/>
           <w:szCs w:val="32"/>
+          <w:highlight w:val="yellow"/>
+          <w:highlightCs w:val="yellow"/>
         </w:rPr>
-        <w:t xml:space="preserve">UNIVERSITÉ D'ANTANANARIVO</w:t>
+        <w:t xml:space="preserve">NOM DE L'UNIVERSITÉ</w:t>
       </w:r>
     </w:p>
     <w:p>
@@ -25,13 +28,16 @@
       </w:pPr>
       <w:r>
         <w:rPr>
+          <w:rFonts w:ascii="Times New Roman" w:cs="Times New Roman" w:eastAsia="Times New Roman" w:hAnsi="Times New Roman"/>
           <w:b/>
           <w:bCs/>
           <w:caps w:val="false"/>
           <w:sz w:val="26"/>
           <w:szCs w:val="26"/>
+          <w:highlight w:val="yellow"/>
+          <w:highlightCs w:val="yellow"/>
         </w:rPr>
-        <w:t xml:space="preserve">DOMAINE SCIENCES ET TECHNOLOGIES</w:t>
+        <w:t xml:space="preserve">DOMAINE / FACULTÉ</w:t>
       </w:r>
     </w:p>
     <w:p>
@@ -41,13 +47,16 @@
       </w:pPr>
       <w:r>
         <w:rPr>
+          <w:rFonts w:ascii="Times New Roman" w:cs="Times New Roman" w:eastAsia="Times New Roman" w:hAnsi="Times New Roman"/>
           <w:b w:val="false"/>
           <w:bCs w:val="false"/>
           <w:caps w:val="false"/>
           <w:sz w:val="24"/>
           <w:szCs w:val="24"/>
+          <w:highlight w:val="yellow"/>
+          <w:highlightCs w:val="yellow"/>
         </w:rPr>
-        <w:t xml:space="preserve">Mention : Informatique</w:t>
+        <w:t xml:space="preserve">Mention : FILIÈRE</w:t>
       </w:r>
     </w:p>
     <w:p>
@@ -57,6 +66,7 @@
       </w:pPr>
       <w:r>
         <w:rPr>
+          <w:rFonts w:ascii="Times New Roman" w:cs="Times New Roman" w:eastAsia="Times New Roman" w:hAnsi="Times New Roman"/>
           <w:b/>
           <w:bCs/>
           <w:caps w:val="false"/>
@@ -73,6 +83,7 @@
       </w:pPr>
       <w:r>
         <w:rPr>
+          <w:rFonts w:ascii="Times New Roman" w:cs="Times New Roman" w:eastAsia="Times New Roman" w:hAnsi="Times New Roman"/>
           <w:b w:val="false"/>
           <w:bCs w:val="false"/>
           <w:caps w:val="false"/>
@@ -98,13 +109,14 @@
       </w:pPr>
       <w:r>
         <w:rPr>
+          <w:rFonts w:ascii="Times New Roman" w:cs="Times New Roman" w:eastAsia="Times New Roman" w:hAnsi="Times New Roman"/>
           <w:b/>
           <w:bCs/>
           <w:caps w:val="false"/>
           <w:sz w:val="32"/>
           <w:szCs w:val="32"/>
         </w:rPr>
-        <w:t xml:space="preserve">Un banc d'essai et une méthode d'audit pour la protection du trafic critique sur les liens d'accès malgaches</w:t>
+        <w:t xml:space="preserve">Protection du trafic critique sur les liens d'accès contraints : banc d'essai reproductible, méthode d'audit et recommandations opérationnelles</w:t>
       </w:r>
     </w:p>
     <w:p>
@@ -114,13 +126,14 @@
       </w:pPr>
       <w:r>
         <w:rPr>
+          <w:rFonts w:ascii="Times New Roman" w:cs="Times New Roman" w:eastAsia="Times New Roman" w:hAnsi="Times New Roman"/>
           <w:b w:val="false"/>
           <w:bCs w:val="false"/>
           <w:caps w:val="false"/>
           <w:sz w:val="26"/>
           <w:szCs w:val="26"/>
         </w:rPr>
-        <w:t xml:space="preserve">Météo Madagascar : disciplines de file, contrôles de congestion et coût du gaspillage en contexte prépayé</w:t>
+        <w:t xml:space="preserve">Cas des liens d'accès malgaches prépayés — Météo Madagascar : disciplines de file, contrôles de congestion et coût du gaspillage</w:t>
       </w:r>
     </w:p>
     <w:p>
@@ -139,13 +152,27 @@
       </w:pPr>
       <w:r>
         <w:rPr>
+          <w:rFonts w:ascii="Times New Roman" w:cs="Times New Roman" w:eastAsia="Times New Roman" w:hAnsi="Times New Roman"/>
           <w:b w:val="false"/>
           <w:bCs w:val="false"/>
           <w:caps w:val="false"/>
           <w:sz w:val="24"/>
           <w:szCs w:val="24"/>
         </w:rPr>
-        <w:t xml:space="preserve">Présenté par : [NOM DE L'AUTEUR]</w:t>
+        <w:t xml:space="preserve">Présenté par : </w:t>
+      </w:r>
+      <w:r>
+        <w:rPr>
+          <w:rFonts w:ascii="Times New Roman" w:cs="Times New Roman" w:eastAsia="Times New Roman" w:hAnsi="Times New Roman"/>
+          <w:b w:val="false"/>
+          <w:bCs w:val="false"/>
+          <w:caps w:val="false"/>
+          <w:sz w:val="24"/>
+          <w:szCs w:val="24"/>
+          <w:highlight w:val="yellow"/>
+          <w:highlightCs w:val="yellow"/>
+        </w:rPr>
+        <w:t xml:space="preserve">NOM DE L'AUTEUR</w:t>
       </w:r>
     </w:p>
     <w:p>
@@ -155,13 +182,27 @@
       </w:pPr>
       <w:r>
         <w:rPr>
+          <w:rFonts w:ascii="Times New Roman" w:cs="Times New Roman" w:eastAsia="Times New Roman" w:hAnsi="Times New Roman"/>
           <w:b w:val="false"/>
           <w:bCs w:val="false"/>
           <w:caps w:val="false"/>
           <w:sz w:val="24"/>
           <w:szCs w:val="24"/>
         </w:rPr>
-        <w:t xml:space="preserve">Sous la direction de : [Nom du Directeur de Mémoire]</w:t>
+        <w:t xml:space="preserve">Sous la direction de : </w:t>
+      </w:r>
+      <w:r>
+        <w:rPr>
+          <w:rFonts w:ascii="Times New Roman" w:cs="Times New Roman" w:eastAsia="Times New Roman" w:hAnsi="Times New Roman"/>
+          <w:b w:val="false"/>
+          <w:bCs w:val="false"/>
+          <w:caps w:val="false"/>
+          <w:sz w:val="24"/>
+          <w:szCs w:val="24"/>
+          <w:highlight w:val="yellow"/>
+          <w:highlightCs w:val="yellow"/>
+        </w:rPr>
+        <w:t xml:space="preserve">NOM DU DIRECTEUR DE MÉMOIRE</w:t>
       </w:r>
     </w:p>
     <w:p>
@@ -171,6 +212,7 @@
       </w:pPr>
       <w:r>
         <w:rPr>
+          <w:rFonts w:ascii="Times New Roman" w:cs="Times New Roman" w:eastAsia="Times New Roman" w:hAnsi="Times New Roman"/>
           <w:b w:val="false"/>
           <w:bCs w:val="false"/>
           <w:caps w:val="false"/>
@@ -187,29 +229,38 @@
       </w:pPr>
       <w:r>
         <w:rPr>
+          <w:rFonts w:ascii="Times New Roman" w:cs="Times New Roman" w:eastAsia="Times New Roman" w:hAnsi="Times New Roman"/>
           <w:b w:val="false"/>
           <w:bCs w:val="false"/>
           <w:caps w:val="false"/>
           <w:sz w:val="22"/>
           <w:szCs w:val="22"/>
         </w:rPr>
-        <w:t xml:space="preserve">Soutenu le [date] devant le jury composé de :</w:t>
-      </w:r>
-    </w:p>
-    <w:p>
-      <w:pPr>
-        <w:spacing w:after="60" w:before="0" w:line="276"/>
-        <w:jc w:val="center"/>
-      </w:pPr>
+        <w:t xml:space="preserve">Soutenu le </w:t>
+      </w:r>
       <w:r>
         <w:rPr>
+          <w:rFonts w:ascii="Times New Roman" w:cs="Times New Roman" w:eastAsia="Times New Roman" w:hAnsi="Times New Roman"/>
+          <w:b w:val="false"/>
+          <w:bCs w:val="false"/>
+          <w:caps w:val="false"/>
+          <w:sz w:val="22"/>
+          <w:szCs w:val="22"/>
+          <w:highlight w:val="yellow"/>
+          <w:highlightCs w:val="yellow"/>
+        </w:rPr>
+        <w:t xml:space="preserve">DATE DE SOUTENANCE</w:t>
+      </w:r>
+      <w:r>
+        <w:rPr>
+          <w:rFonts w:ascii="Times New Roman" w:cs="Times New Roman" w:eastAsia="Times New Roman" w:hAnsi="Times New Roman"/>
           <w:b w:val="false"/>
           <w:bCs w:val="false"/>
           <w:caps w:val="false"/>
           <w:sz w:val="22"/>
           <w:szCs w:val="22"/>
         </w:rPr>
-        <w:t xml:space="preserve">Président : [Nom]</w:t>
+        <w:t xml:space="preserve"> devant le jury composé de :</w:t>
       </w:r>
     </w:p>
     <w:p>
@@ -219,13 +270,27 @@
       </w:pPr>
       <w:r>
         <w:rPr>
+          <w:rFonts w:ascii="Times New Roman" w:cs="Times New Roman" w:eastAsia="Times New Roman" w:hAnsi="Times New Roman"/>
           <w:b w:val="false"/>
           <w:bCs w:val="false"/>
           <w:caps w:val="false"/>
           <w:sz w:val="22"/>
           <w:szCs w:val="22"/>
         </w:rPr>
-        <w:t xml:space="preserve">Examinateur : [Nom]</w:t>
+        <w:t xml:space="preserve">Président : </w:t>
+      </w:r>
+      <w:r>
+        <w:rPr>
+          <w:rFonts w:ascii="Times New Roman" w:cs="Times New Roman" w:eastAsia="Times New Roman" w:hAnsi="Times New Roman"/>
+          <w:b w:val="false"/>
+          <w:bCs w:val="false"/>
+          <w:caps w:val="false"/>
+          <w:sz w:val="22"/>
+          <w:szCs w:val="22"/>
+          <w:highlight w:val="yellow"/>
+          <w:highlightCs w:val="yellow"/>
+        </w:rPr>
+        <w:t xml:space="preserve">NOM DU PRÉSIDENT</w:t>
       </w:r>
     </w:p>
     <w:p>
@@ -235,13 +300,57 @@
       </w:pPr>
       <w:r>
         <w:rPr>
+          <w:rFonts w:ascii="Times New Roman" w:cs="Times New Roman" w:eastAsia="Times New Roman" w:hAnsi="Times New Roman"/>
           <w:b w:val="false"/>
           <w:bCs w:val="false"/>
           <w:caps w:val="false"/>
           <w:sz w:val="22"/>
           <w:szCs w:val="22"/>
         </w:rPr>
-        <w:t xml:space="preserve">Encadreur : [Nom]</w:t>
+        <w:t xml:space="preserve">Examinateur : </w:t>
+      </w:r>
+      <w:r>
+        <w:rPr>
+          <w:rFonts w:ascii="Times New Roman" w:cs="Times New Roman" w:eastAsia="Times New Roman" w:hAnsi="Times New Roman"/>
+          <w:b w:val="false"/>
+          <w:bCs w:val="false"/>
+          <w:caps w:val="false"/>
+          <w:sz w:val="22"/>
+          <w:szCs w:val="22"/>
+          <w:highlight w:val="yellow"/>
+          <w:highlightCs w:val="yellow"/>
+        </w:rPr>
+        <w:t xml:space="preserve">NOM DE L'EXAMINATEUR</w:t>
+      </w:r>
+    </w:p>
+    <w:p>
+      <w:pPr>
+        <w:spacing w:after="60" w:before="0" w:line="276"/>
+        <w:jc w:val="center"/>
+      </w:pPr>
+      <w:r>
+        <w:rPr>
+          <w:rFonts w:ascii="Times New Roman" w:cs="Times New Roman" w:eastAsia="Times New Roman" w:hAnsi="Times New Roman"/>
+          <w:b w:val="false"/>
+          <w:bCs w:val="false"/>
+          <w:caps w:val="false"/>
+          <w:sz w:val="22"/>
+          <w:szCs w:val="22"/>
+        </w:rPr>
+        <w:t xml:space="preserve">Encadreur : </w:t>
+      </w:r>
+      <w:r>
+        <w:rPr>
+          <w:rFonts w:ascii="Times New Roman" w:cs="Times New Roman" w:eastAsia="Times New Roman" w:hAnsi="Times New Roman"/>
+          <w:b w:val="false"/>
+          <w:bCs w:val="false"/>
+          <w:caps w:val="false"/>
+          <w:sz w:val="22"/>
+          <w:szCs w:val="22"/>
+          <w:highlight w:val="yellow"/>
+          <w:highlightCs w:val="yellow"/>
+        </w:rPr>
+        <w:t xml:space="preserve">NOM DE L'ENCADREUR</w:t>
       </w:r>
     </w:p>
     <w:p>
@@ -283,7 +392,19 @@
         <w:jc w:val="both"/>
       </w:pPr>
       <w:r>
-        <w:t xml:space="preserve">Je remercie [Nom du Directeur], directeur de ce mémoire, pour la confiance accordée, la disponibilité et les conseils qui ont guidé ce travail du premier croquis jusqu'à la rédaction finale. Sa relecture exigeante a considérablement amélioré la clarté de l'argumentation.</w:t>
+        <w:t xml:space="preserve">Je remercie </w:t>
+      </w:r>
+      <w:r>
+        <w:rPr>
+          <w:b/>
+          <w:bCs/>
+          <w:highlight w:val="yellow"/>
+          <w:highlightCs w:val="yellow"/>
+        </w:rPr>
+        <w:t xml:space="preserve">NOM DU DIRECTEUR</w:t>
+      </w:r>
+      <w:r>
+        <w:t xml:space="preserve">, directeur de ce mémoire, pour la confiance accordée, la disponibilité et les conseils qui ont guidé ce travail du premier croquis jusqu'à la rédaction finale. Sa relecture exigeante a considérablement amélioré la clarté de l'argumentation.</w:t>
       </w:r>
     </w:p>
     <w:p>
@@ -293,7 +414,43 @@
         <w:jc w:val="both"/>
       </w:pPr>
       <w:r>
-        <w:t xml:space="preserve">Je remercie les membres du jury qui ont accepté d'évaluer ce travail. Leurs remarques et suggestions contribueront à en améliorer la portée.</w:t>
+        <w:t xml:space="preserve">Je remercie les membres du jury qui ont accepté d'évaluer ce travail : </w:t>
+      </w:r>
+      <w:r>
+        <w:rPr>
+          <w:b/>
+          <w:bCs/>
+          <w:highlight w:val="yellow"/>
+          <w:highlightCs w:val="yellow"/>
+        </w:rPr>
+        <w:t xml:space="preserve">NOM DU PRÉSIDENT</w:t>
+      </w:r>
+      <w:r>
+        <w:t xml:space="preserve">, président, </w:t>
+      </w:r>
+      <w:r>
+        <w:rPr>
+          <w:b/>
+          <w:bCs/>
+          <w:highlight w:val="yellow"/>
+          <w:highlightCs w:val="yellow"/>
+        </w:rPr>
+        <w:t xml:space="preserve">NOM DE L'EXAMINATEUR</w:t>
+      </w:r>
+      <w:r>
+        <w:t xml:space="preserve">, examinateur, et </w:t>
+      </w:r>
+      <w:r>
+        <w:rPr>
+          <w:b/>
+          <w:bCs/>
+          <w:highlight w:val="yellow"/>
+          <w:highlightCs w:val="yellow"/>
+        </w:rPr>
+        <w:t xml:space="preserve">NOM DE L'ENCADREUR</w:t>
+      </w:r>
+      <w:r>
+        <w:t xml:space="preserve">, encadreur. Leurs remarques et suggestions contribueront à en améliorer la portée.</w:t>
       </w:r>
     </w:p>
     <w:p>
@@ -303,7 +460,31 @@
         <w:jc w:val="both"/>
       </w:pPr>
       <w:r>
-        <w:t xml:space="preserve">Je remercie l'équipe pédagogique de la Mention Informatique de l'Université d'Antananarivo pour la formation dispensée, et en particulier [Nom] pour les discussions sur les méthodes de mesure réseau et la reproductibilité des expériences.</w:t>
+        <w:t xml:space="preserve">Je remercie l'équipe pédagogique de </w:t>
+      </w:r>
+      <w:r>
+        <w:rPr>
+          <w:b/>
+          <w:bCs/>
+          <w:highlight w:val="yellow"/>
+          <w:highlightCs w:val="yellow"/>
+        </w:rPr>
+        <w:t xml:space="preserve">NOM DE L'UNIVERSITÉ</w:t>
+      </w:r>
+      <w:r>
+        <w:t xml:space="preserve"> pour la formation dispensée, et en particulier </w:t>
+      </w:r>
+      <w:r>
+        <w:rPr>
+          <w:b/>
+          <w:bCs/>
+          <w:highlight w:val="yellow"/>
+          <w:highlightCs w:val="yellow"/>
+        </w:rPr>
+        <w:t xml:space="preserve">NOM</w:t>
+      </w:r>
+      <w:r>
+        <w:t xml:space="preserve"> pour les discussions sur les méthodes de mesure réseau et la reproductibilité des expériences.</w:t>
       </w:r>
     </w:p>
     <w:p>
@@ -313,7 +494,43 @@
         <w:jc w:val="both"/>
       </w:pPr>
       <w:r>
-        <w:t xml:space="preserve">Sur le plan matériel, ce travail a bénéficié du soutien de [partenaire / laboratoire]. Les campagnes présentées ont été conduites sur un banc reconstituant les classes de liens de l'institution, à partir des conditions publiées par les opérateurs ; l'audit des liens réels de production reste une perspective décrite dans ce mémoire. Les coupures électriques ayant ponctué la phase de mesure ont été l'occasion d'éprouver, en conditions réelles, les mécanismes de reprise décrits dans ces pages.</w:t>
+        <w:t xml:space="preserve">Je remercie </w:t>
+      </w:r>
+      <w:r>
+        <w:rPr>
+          <w:b/>
+          <w:bCs/>
+          <w:highlight w:val="yellow"/>
+          <w:highlightCs w:val="yellow"/>
+        </w:rPr>
+        <w:t xml:space="preserve">NOM DE L'ENCADREUR PROFESSIONNEL</w:t>
+      </w:r>
+      <w:r>
+        <w:t xml:space="preserve">, encadreur professionnel au sein de la Direction des Exploitations Météorologiques de Météo Madagascar, pour l'accueil, la disponibilité quotidienne et la transmission du métier. Je remercie </w:t>
+      </w:r>
+      <w:r>
+        <w:rPr>
+          <w:b/>
+          <w:bCs/>
+          <w:highlight w:val="yellow"/>
+          <w:highlightCs w:val="yellow"/>
+        </w:rPr>
+        <w:t xml:space="preserve">NOM DU RESPONSABLE DEM</w:t>
+      </w:r>
+      <w:r>
+        <w:t xml:space="preserve"> ainsi que les équipes des services </w:t>
+      </w:r>
+      <w:r>
+        <w:rPr>
+          <w:b/>
+          <w:bCs/>
+          <w:highlight w:val="yellow"/>
+          <w:highlightCs w:val="yellow"/>
+        </w:rPr>
+        <w:t xml:space="preserve">NOMS DES SERVICES</w:t>
+      </w:r>
+      <w:r>
+        <w:t xml:space="preserve"> pour leur collaboration.</w:t>
       </w:r>
     </w:p>
     <w:p>
@@ -323,7 +540,41 @@
         <w:jc w:val="both"/>
       </w:pPr>
       <w:r>
-        <w:t xml:space="preserve">Enfin, je remercie ma famille pour son soutien inconditionnel, et les communautés du logiciel libre dont les outils (Linux, Go, Node.js) ont rendu ce travail possible sans dépendre d'aucun éditeur propriétaire.</w:t>
+        <w:t xml:space="preserve">Sur le plan matériel, ce travail a bénéficié du soutien de </w:t>
+      </w:r>
+      <w:r>
+        <w:rPr>
+          <w:b/>
+          <w:bCs/>
+          <w:highlight w:val="yellow"/>
+          <w:highlightCs w:val="yellow"/>
+        </w:rPr>
+        <w:t xml:space="preserve">PARTENAIRE / LABORATOIRE</w:t>
+      </w:r>
+      <w:r>
+        <w:t xml:space="preserve">. Les campagnes présentées ont été conduites sur un banc reconstituant les classes de liens de l'institution, à partir des conditions publiées par les opérateurs ; l'audit des liens réels de production reste une perspective décrite dans ce mémoire. Les coupures électriques ayant ponctué la phase de mesure ont été l'occasion d'éprouver, en conditions réelles, les mécanismes de reprise décrits dans ces pages.</w:t>
+      </w:r>
+    </w:p>
+    <w:p>
+      <w:pPr>
+        <w:spacing w:after="0" w:line="360"/>
+        <w:ind w:firstLine="709"/>
+        <w:jc w:val="both"/>
+      </w:pPr>
+      <w:r>
+        <w:t xml:space="preserve">Enfin, je remercie </w:t>
+      </w:r>
+      <w:r>
+        <w:rPr>
+          <w:b/>
+          <w:bCs/>
+          <w:highlight w:val="yellow"/>
+          <w:highlightCs w:val="yellow"/>
+        </w:rPr>
+        <w:t xml:space="preserve">NOMS DES PROCHES — FAMILLE</w:t>
+      </w:r>
+      <w:r>
+        <w:t xml:space="preserve"> pour leur soutien inconditionnel, et les communautés du logiciel libre dont les outils (Linux, Go, Node.js) ont rendu ce travail possible sans dépendre d'aucun éditeur propriétaire.</w:t>
       </w:r>
     </w:p>
     <w:p>
@@ -354,7 +605,7 @@
         <w:jc w:val="both"/>
       </w:pPr>
       <w:r>
-        <w:t xml:space="preserve">La démarche présentée comble ce manque en deux volets complémentaires. Une méthode d'audit non intrusif mesure tout lien accessible depuis un poste client autorisé, sans toucher aux équipements de production. Un banc d'essai reproductible, installé sur le même poste, reconstitue quatre classes de liens par une paire d'interfaces virtuelles, applique les disciplines et contrôles à comparer, et soumet chaque événement à huit portes de qualité avant le gel des données, vérifiable par empreintes SHA-256. Sur le profil cellulaire retenu, à échéance de 220 ms, la file simple sous BBR ne sauve que 60,2 % des requêtes critiques, contre 96,2 % sous fq_codel et 98,1 % sous CAKE ; l'écart p95 moins médiane de latence tombe de 57,4 ms à environ 13 ms, et le débit de masse reste entre 18,2 et 19,5 Mb/s. Le gaspillage, converti aux tarifs prépayés réels de 2026, se chiffre en ariary par heure selon le palier du forfait souscrit. Ces résultats fondent une recommandation opérationnelle pour les équipements sous contrôle de la direction des systèmes d'information.</w:t>
+        <w:t xml:space="preserve">La démarche présentée comble ce manque en deux volets complémentaires. Une méthode d'audit non intrusif mesure tout lien accessible depuis un poste client autorisé, sans toucher aux équipements de production. Un banc d'essai reproductible, installé sur le même poste, reconstitue quatre classes de liens par une paire d'interfaces virtuelles, applique les disciplines et contrôles à comparer, et soumet chaque événement à huit portes de qualité avant le gel des données, vérifiable par empreintes SHA-256. Sur le profil cellulaire retenu, la file simple ne sauve qu'à peine trois requêtes critiques sur cinq, quand les disciplines actives en sauvent la quasi-totalité ; l'irrégularité du lien est divisée par quatre et le débit de masse reste préservé. Le gaspillage, converti aux tarifs prépayés réels, se chiffre en quelques centaines d'ariary par heure de charge selon le palier du forfait souscrit. Ces résultats fondent une recommandation opérationnelle différenciée par classe de lien, applicable sur les équipements sous contrôle de la direction des systèmes d'information.</w:t>
       </w:r>
     </w:p>
     <w:p>
@@ -398,7 +649,7 @@
         <w:jc w:val="both"/>
       </w:pPr>
       <w:r>
-        <w:t xml:space="preserve">This thesis presents the approach that closes this gap. A non-intrusive audit method measures any link reachable from an authorised client workstation, without touching production equipment. A reproducible test bench, installed on the same workstation, recreates four link classes through a pair of virtual interfaces, applies the disciplines and controls under comparison, and submits every event to eight quality gates before freezing the data, verifiable through SHA-256 hashes. On the selected cellular profile, at a 220 ms deadline, the simple queue under BBR saves only 60.2 % of critical requests, against 96.2 % under fq_codel and 98.1 % under CAKE; the p95 minus median latency spread drops from 57.4 ms to about 13 ms, and bulk throughput stays between 18.2 and 19.5 Mbps. Waste, converted at real 2026 prepaid tariffs, is priced in ariary per hour according to the subscribed bundle tier. These results ground an operational recommendation for the equipment under the control of the information systems directorate.</w:t>
+        <w:t xml:space="preserve">This thesis presents the approach that closes this gap. A non-intrusive audit method measures any link reachable from an authorised client workstation, without touching production equipment. A reproducible test bench, installed on the same workstation, recreates four link classes through a pair of virtual interfaces, applies the disciplines and controls under comparison, and submits every event to eight quality gates before freezing the data, verifiable through SHA-256 hashes. On the selected cellular profile, the simple queue saves barely three critical requests out of five, while the active disciplines save nearly all of them; link irregularity is divided by four and bulk throughput stays preserved. Waste, converted at real prepaid tariffs, is priced at a few hundred ariary per charge hour according to the subscribed bundle tier. These results ground a differentiated operational recommendation per link class, applicable on the equipment under the control of the information systems directorate.</w:t>
       </w:r>
     </w:p>
     <w:p>
@@ -1942,6 +2193,7 @@
             </w:pPr>
             <w:r>
               <w:rPr>
+                <w:rFonts w:ascii="Times New Roman" w:cs="Times New Roman" w:eastAsia="Times New Roman" w:hAnsi="Times New Roman"/>
                 <w:b/>
                 <w:bCs/>
                 <w:sz w:val="22"/>
@@ -1970,6 +2222,7 @@
             </w:pPr>
             <w:r>
               <w:rPr>
+                <w:rFonts w:ascii="Times New Roman" w:cs="Times New Roman" w:eastAsia="Times New Roman" w:hAnsi="Times New Roman"/>
                 <w:b/>
                 <w:bCs/>
                 <w:sz w:val="22"/>
@@ -2002,6 +2255,7 @@
             </w:pPr>
             <w:r>
               <w:rPr>
+                <w:rFonts w:ascii="Times New Roman" w:cs="Times New Roman" w:eastAsia="Times New Roman" w:hAnsi="Times New Roman"/>
                 <w:b w:val="false"/>
                 <w:bCs w:val="false"/>
                 <w:sz w:val="22"/>
@@ -2029,6 +2283,7 @@
             </w:pPr>
             <w:r>
               <w:rPr>
+                <w:rFonts w:ascii="Times New Roman" w:cs="Times New Roman" w:eastAsia="Times New Roman" w:hAnsi="Times New Roman"/>
                 <w:b w:val="false"/>
                 <w:bCs w:val="false"/>
                 <w:sz w:val="22"/>
@@ -2061,6 +2316,7 @@
             </w:pPr>
             <w:r>
               <w:rPr>
+                <w:rFonts w:ascii="Times New Roman" w:cs="Times New Roman" w:eastAsia="Times New Roman" w:hAnsi="Times New Roman"/>
                 <w:b w:val="false"/>
                 <w:bCs w:val="false"/>
                 <w:sz w:val="22"/>
@@ -2088,6 +2344,7 @@
             </w:pPr>
             <w:r>
               <w:rPr>
+                <w:rFonts w:ascii="Times New Roman" w:cs="Times New Roman" w:eastAsia="Times New Roman" w:hAnsi="Times New Roman"/>
                 <w:b w:val="false"/>
                 <w:bCs w:val="false"/>
                 <w:sz w:val="22"/>
@@ -2120,6 +2377,7 @@
             </w:pPr>
             <w:r>
               <w:rPr>
+                <w:rFonts w:ascii="Times New Roman" w:cs="Times New Roman" w:eastAsia="Times New Roman" w:hAnsi="Times New Roman"/>
                 <w:b w:val="false"/>
                 <w:bCs w:val="false"/>
                 <w:sz w:val="22"/>
@@ -2147,6 +2405,7 @@
             </w:pPr>
             <w:r>
               <w:rPr>
+                <w:rFonts w:ascii="Times New Roman" w:cs="Times New Roman" w:eastAsia="Times New Roman" w:hAnsi="Times New Roman"/>
                 <w:b w:val="false"/>
                 <w:bCs w:val="false"/>
                 <w:sz w:val="22"/>
@@ -2179,6 +2438,7 @@
             </w:pPr>
             <w:r>
               <w:rPr>
+                <w:rFonts w:ascii="Times New Roman" w:cs="Times New Roman" w:eastAsia="Times New Roman" w:hAnsi="Times New Roman"/>
                 <w:b w:val="false"/>
                 <w:bCs w:val="false"/>
                 <w:sz w:val="22"/>
@@ -2206,6 +2466,7 @@
             </w:pPr>
             <w:r>
               <w:rPr>
+                <w:rFonts w:ascii="Times New Roman" w:cs="Times New Roman" w:eastAsia="Times New Roman" w:hAnsi="Times New Roman"/>
                 <w:b w:val="false"/>
                 <w:bCs w:val="false"/>
                 <w:sz w:val="22"/>
@@ -2238,6 +2499,7 @@
             </w:pPr>
             <w:r>
               <w:rPr>
+                <w:rFonts w:ascii="Times New Roman" w:cs="Times New Roman" w:eastAsia="Times New Roman" w:hAnsi="Times New Roman"/>
                 <w:b w:val="false"/>
                 <w:bCs w:val="false"/>
                 <w:sz w:val="22"/>
@@ -2265,6 +2527,7 @@
             </w:pPr>
             <w:r>
               <w:rPr>
+                <w:rFonts w:ascii="Times New Roman" w:cs="Times New Roman" w:eastAsia="Times New Roman" w:hAnsi="Times New Roman"/>
                 <w:b w:val="false"/>
                 <w:bCs w:val="false"/>
                 <w:sz w:val="22"/>
@@ -2297,6 +2560,7 @@
             </w:pPr>
             <w:r>
               <w:rPr>
+                <w:rFonts w:ascii="Times New Roman" w:cs="Times New Roman" w:eastAsia="Times New Roman" w:hAnsi="Times New Roman"/>
                 <w:b w:val="false"/>
                 <w:bCs w:val="false"/>
                 <w:sz w:val="22"/>
@@ -2324,6 +2588,7 @@
             </w:pPr>
             <w:r>
               <w:rPr>
+                <w:rFonts w:ascii="Times New Roman" w:cs="Times New Roman" w:eastAsia="Times New Roman" w:hAnsi="Times New Roman"/>
                 <w:b w:val="false"/>
                 <w:bCs w:val="false"/>
                 <w:sz w:val="22"/>
@@ -2356,6 +2621,7 @@
             </w:pPr>
             <w:r>
               <w:rPr>
+                <w:rFonts w:ascii="Times New Roman" w:cs="Times New Roman" w:eastAsia="Times New Roman" w:hAnsi="Times New Roman"/>
                 <w:b w:val="false"/>
                 <w:bCs w:val="false"/>
                 <w:sz w:val="22"/>
@@ -2383,6 +2649,7 @@
             </w:pPr>
             <w:r>
               <w:rPr>
+                <w:rFonts w:ascii="Times New Roman" w:cs="Times New Roman" w:eastAsia="Times New Roman" w:hAnsi="Times New Roman"/>
                 <w:b w:val="false"/>
                 <w:bCs w:val="false"/>
                 <w:sz w:val="22"/>
@@ -2415,6 +2682,7 @@
             </w:pPr>
             <w:r>
               <w:rPr>
+                <w:rFonts w:ascii="Times New Roman" w:cs="Times New Roman" w:eastAsia="Times New Roman" w:hAnsi="Times New Roman"/>
                 <w:b w:val="false"/>
                 <w:bCs w:val="false"/>
                 <w:sz w:val="22"/>
@@ -2442,6 +2710,7 @@
             </w:pPr>
             <w:r>
               <w:rPr>
+                <w:rFonts w:ascii="Times New Roman" w:cs="Times New Roman" w:eastAsia="Times New Roman" w:hAnsi="Times New Roman"/>
                 <w:b w:val="false"/>
                 <w:bCs w:val="false"/>
                 <w:sz w:val="22"/>
@@ -2474,6 +2743,7 @@
             </w:pPr>
             <w:r>
               <w:rPr>
+                <w:rFonts w:ascii="Times New Roman" w:cs="Times New Roman" w:eastAsia="Times New Roman" w:hAnsi="Times New Roman"/>
                 <w:b w:val="false"/>
                 <w:bCs w:val="false"/>
                 <w:sz w:val="22"/>
@@ -2501,6 +2771,7 @@
             </w:pPr>
             <w:r>
               <w:rPr>
+                <w:rFonts w:ascii="Times New Roman" w:cs="Times New Roman" w:eastAsia="Times New Roman" w:hAnsi="Times New Roman"/>
                 <w:b w:val="false"/>
                 <w:bCs w:val="false"/>
                 <w:sz w:val="22"/>
@@ -2533,6 +2804,7 @@
             </w:pPr>
             <w:r>
               <w:rPr>
+                <w:rFonts w:ascii="Times New Roman" w:cs="Times New Roman" w:eastAsia="Times New Roman" w:hAnsi="Times New Roman"/>
                 <w:b w:val="false"/>
                 <w:bCs w:val="false"/>
                 <w:sz w:val="22"/>
@@ -2560,6 +2832,7 @@
             </w:pPr>
             <w:r>
               <w:rPr>
+                <w:rFonts w:ascii="Times New Roman" w:cs="Times New Roman" w:eastAsia="Times New Roman" w:hAnsi="Times New Roman"/>
                 <w:b w:val="false"/>
                 <w:bCs w:val="false"/>
                 <w:sz w:val="22"/>
@@ -2592,6 +2865,7 @@
             </w:pPr>
             <w:r>
               <w:rPr>
+                <w:rFonts w:ascii="Times New Roman" w:cs="Times New Roman" w:eastAsia="Times New Roman" w:hAnsi="Times New Roman"/>
                 <w:b w:val="false"/>
                 <w:bCs w:val="false"/>
                 <w:sz w:val="22"/>
@@ -2619,6 +2893,7 @@
             </w:pPr>
             <w:r>
               <w:rPr>
+                <w:rFonts w:ascii="Times New Roman" w:cs="Times New Roman" w:eastAsia="Times New Roman" w:hAnsi="Times New Roman"/>
                 <w:b w:val="false"/>
                 <w:bCs w:val="false"/>
                 <w:sz w:val="22"/>
@@ -2651,6 +2926,7 @@
             </w:pPr>
             <w:r>
               <w:rPr>
+                <w:rFonts w:ascii="Times New Roman" w:cs="Times New Roman" w:eastAsia="Times New Roman" w:hAnsi="Times New Roman"/>
                 <w:b w:val="false"/>
                 <w:bCs w:val="false"/>
                 <w:sz w:val="22"/>
@@ -2678,6 +2954,7 @@
             </w:pPr>
             <w:r>
               <w:rPr>
+                <w:rFonts w:ascii="Times New Roman" w:cs="Times New Roman" w:eastAsia="Times New Roman" w:hAnsi="Times New Roman"/>
                 <w:b w:val="false"/>
                 <w:bCs w:val="false"/>
                 <w:sz w:val="22"/>
@@ -2807,6 +3084,7 @@
             </w:pPr>
             <w:r>
               <w:rPr>
+                <w:rFonts w:ascii="Times New Roman" w:cs="Times New Roman" w:eastAsia="Times New Roman" w:hAnsi="Times New Roman"/>
                 <w:b/>
                 <w:bCs/>
                 <w:sz w:val="22"/>
@@ -2835,6 +3113,7 @@
             </w:pPr>
             <w:r>
               <w:rPr>
+                <w:rFonts w:ascii="Times New Roman" w:cs="Times New Roman" w:eastAsia="Times New Roman" w:hAnsi="Times New Roman"/>
                 <w:b/>
                 <w:bCs/>
                 <w:sz w:val="22"/>
@@ -2867,6 +3146,7 @@
             </w:pPr>
             <w:r>
               <w:rPr>
+                <w:rFonts w:ascii="Times New Roman" w:cs="Times New Roman" w:eastAsia="Times New Roman" w:hAnsi="Times New Roman"/>
                 <w:b w:val="false"/>
                 <w:bCs w:val="false"/>
                 <w:sz w:val="22"/>
@@ -2894,6 +3174,7 @@
             </w:pPr>
             <w:r>
               <w:rPr>
+                <w:rFonts w:ascii="Times New Roman" w:cs="Times New Roman" w:eastAsia="Times New Roman" w:hAnsi="Times New Roman"/>
                 <w:b w:val="false"/>
                 <w:bCs w:val="false"/>
                 <w:sz w:val="22"/>
@@ -2926,6 +3207,7 @@
             </w:pPr>
             <w:r>
               <w:rPr>
+                <w:rFonts w:ascii="Times New Roman" w:cs="Times New Roman" w:eastAsia="Times New Roman" w:hAnsi="Times New Roman"/>
                 <w:b w:val="false"/>
                 <w:bCs w:val="false"/>
                 <w:sz w:val="22"/>
@@ -2953,6 +3235,7 @@
             </w:pPr>
             <w:r>
               <w:rPr>
+                <w:rFonts w:ascii="Times New Roman" w:cs="Times New Roman" w:eastAsia="Times New Roman" w:hAnsi="Times New Roman"/>
                 <w:b w:val="false"/>
                 <w:bCs w:val="false"/>
                 <w:sz w:val="22"/>
@@ -2985,6 +3268,7 @@
             </w:pPr>
             <w:r>
               <w:rPr>
+                <w:rFonts w:ascii="Times New Roman" w:cs="Times New Roman" w:eastAsia="Times New Roman" w:hAnsi="Times New Roman"/>
                 <w:b w:val="false"/>
                 <w:bCs w:val="false"/>
                 <w:sz w:val="22"/>
@@ -3012,6 +3296,7 @@
             </w:pPr>
             <w:r>
               <w:rPr>
+                <w:rFonts w:ascii="Times New Roman" w:cs="Times New Roman" w:eastAsia="Times New Roman" w:hAnsi="Times New Roman"/>
                 <w:b w:val="false"/>
                 <w:bCs w:val="false"/>
                 <w:sz w:val="22"/>
@@ -3044,6 +3329,7 @@
             </w:pPr>
             <w:r>
               <w:rPr>
+                <w:rFonts w:ascii="Times New Roman" w:cs="Times New Roman" w:eastAsia="Times New Roman" w:hAnsi="Times New Roman"/>
                 <w:b w:val="false"/>
                 <w:bCs w:val="false"/>
                 <w:sz w:val="22"/>
@@ -3071,6 +3357,7 @@
             </w:pPr>
             <w:r>
               <w:rPr>
+                <w:rFonts w:ascii="Times New Roman" w:cs="Times New Roman" w:eastAsia="Times New Roman" w:hAnsi="Times New Roman"/>
                 <w:b w:val="false"/>
                 <w:bCs w:val="false"/>
                 <w:sz w:val="22"/>
@@ -3103,6 +3390,7 @@
             </w:pPr>
             <w:r>
               <w:rPr>
+                <w:rFonts w:ascii="Times New Roman" w:cs="Times New Roman" w:eastAsia="Times New Roman" w:hAnsi="Times New Roman"/>
                 <w:b w:val="false"/>
                 <w:bCs w:val="false"/>
                 <w:sz w:val="22"/>
@@ -3130,6 +3418,7 @@
             </w:pPr>
             <w:r>
               <w:rPr>
+                <w:rFonts w:ascii="Times New Roman" w:cs="Times New Roman" w:eastAsia="Times New Roman" w:hAnsi="Times New Roman"/>
                 <w:b w:val="false"/>
                 <w:bCs w:val="false"/>
                 <w:sz w:val="22"/>
@@ -3162,6 +3451,7 @@
             </w:pPr>
             <w:r>
               <w:rPr>
+                <w:rFonts w:ascii="Times New Roman" w:cs="Times New Roman" w:eastAsia="Times New Roman" w:hAnsi="Times New Roman"/>
                 <w:b w:val="false"/>
                 <w:bCs w:val="false"/>
                 <w:sz w:val="22"/>
@@ -3189,6 +3479,7 @@
             </w:pPr>
             <w:r>
               <w:rPr>
+                <w:rFonts w:ascii="Times New Roman" w:cs="Times New Roman" w:eastAsia="Times New Roman" w:hAnsi="Times New Roman"/>
                 <w:b w:val="false"/>
                 <w:bCs w:val="false"/>
                 <w:sz w:val="22"/>
@@ -3221,6 +3512,7 @@
             </w:pPr>
             <w:r>
               <w:rPr>
+                <w:rFonts w:ascii="Times New Roman" w:cs="Times New Roman" w:eastAsia="Times New Roman" w:hAnsi="Times New Roman"/>
                 <w:b w:val="false"/>
                 <w:bCs w:val="false"/>
                 <w:sz w:val="22"/>
@@ -3248,6 +3540,7 @@
             </w:pPr>
             <w:r>
               <w:rPr>
+                <w:rFonts w:ascii="Times New Roman" w:cs="Times New Roman" w:eastAsia="Times New Roman" w:hAnsi="Times New Roman"/>
                 <w:b w:val="false"/>
                 <w:bCs w:val="false"/>
                 <w:sz w:val="22"/>
@@ -3280,6 +3573,7 @@
             </w:pPr>
             <w:r>
               <w:rPr>
+                <w:rFonts w:ascii="Times New Roman" w:cs="Times New Roman" w:eastAsia="Times New Roman" w:hAnsi="Times New Roman"/>
                 <w:b w:val="false"/>
                 <w:bCs w:val="false"/>
                 <w:sz w:val="22"/>
@@ -3307,6 +3601,7 @@
             </w:pPr>
             <w:r>
               <w:rPr>
+                <w:rFonts w:ascii="Times New Roman" w:cs="Times New Roman" w:eastAsia="Times New Roman" w:hAnsi="Times New Roman"/>
                 <w:b w:val="false"/>
                 <w:bCs w:val="false"/>
                 <w:sz w:val="22"/>
@@ -3339,6 +3634,7 @@
             </w:pPr>
             <w:r>
               <w:rPr>
+                <w:rFonts w:ascii="Times New Roman" w:cs="Times New Roman" w:eastAsia="Times New Roman" w:hAnsi="Times New Roman"/>
                 <w:b w:val="false"/>
                 <w:bCs w:val="false"/>
                 <w:sz w:val="22"/>
@@ -3366,6 +3662,7 @@
             </w:pPr>
             <w:r>
               <w:rPr>
+                <w:rFonts w:ascii="Times New Roman" w:cs="Times New Roman" w:eastAsia="Times New Roman" w:hAnsi="Times New Roman"/>
                 <w:b w:val="false"/>
                 <w:bCs w:val="false"/>
                 <w:sz w:val="22"/>
@@ -3398,6 +3695,7 @@
             </w:pPr>
             <w:r>
               <w:rPr>
+                <w:rFonts w:ascii="Times New Roman" w:cs="Times New Roman" w:eastAsia="Times New Roman" w:hAnsi="Times New Roman"/>
                 <w:b w:val="false"/>
                 <w:bCs w:val="false"/>
                 <w:sz w:val="22"/>
@@ -3425,6 +3723,7 @@
             </w:pPr>
             <w:r>
               <w:rPr>
+                <w:rFonts w:ascii="Times New Roman" w:cs="Times New Roman" w:eastAsia="Times New Roman" w:hAnsi="Times New Roman"/>
                 <w:b w:val="false"/>
                 <w:bCs w:val="false"/>
                 <w:sz w:val="22"/>
@@ -3457,6 +3756,7 @@
             </w:pPr>
             <w:r>
               <w:rPr>
+                <w:rFonts w:ascii="Times New Roman" w:cs="Times New Roman" w:eastAsia="Times New Roman" w:hAnsi="Times New Roman"/>
                 <w:b w:val="false"/>
                 <w:bCs w:val="false"/>
                 <w:sz w:val="22"/>
@@ -3484,6 +3784,7 @@
             </w:pPr>
             <w:r>
               <w:rPr>
+                <w:rFonts w:ascii="Times New Roman" w:cs="Times New Roman" w:eastAsia="Times New Roman" w:hAnsi="Times New Roman"/>
                 <w:b w:val="false"/>
                 <w:bCs w:val="false"/>
                 <w:sz w:val="22"/>
@@ -3610,7 +3911,7 @@
       <w:r>
         <w:drawing>
           <wp:inline distT="0" distB="0" distL="0" distR="0">
-            <wp:extent cx="5753100" cy="3238500"/>
+            <wp:extent cx="5753100" cy="5238750"/>
             <wp:effectExtent t="0" r="0" b="0" l="0"/>
             <wp:docPr id="1" name="" descr="" title=""/>
             <wp:cNvGraphicFramePr>
@@ -3635,7 +3936,7 @@
                   <pic:spPr bwMode="auto">
                     <a:xfrm>
                       <a:off x="0" y="0"/>
-                      <a:ext cx="5753100" cy="3238500"/>
+                      <a:ext cx="5753100" cy="5238750"/>
                     </a:xfrm>
                     <a:prstGeom prst="rect">
                       <a:avLst/>
@@ -3855,7 +4156,19 @@
         <w:jc w:val="both"/>
       </w:pPr>
       <w:r>
-        <w:t xml:space="preserve">L'arrivée au sein de Météo Madagascar s'est faite à la suite d'une convention de stage établie entre l'Université d'Antananarivo et la Direction Générale de la Météorologie. Dès le premier jour, l'accueil a été assuré par le responsable de la Direction des Exploitations Météorologiques, qui a présenté la structure, ses missions et son organisation, avant de désigner un encadreur professionnel chargé du suivi quotidien. Une visite des différents services de la direction, couvrant la météorologie opérationnelle, la maintenance et les installations techniques et l'hydrologie, a permis de comprendre l'enchaînement des activités, depuis l'observation instrumentale jusqu'à la production et la diffusion des prévisions et des alertes.</w:t>
+        <w:t xml:space="preserve">L'arrivée au sein de Météo Madagascar s'est faite à la suite d'une convention de stage établie entre </w:t>
+      </w:r>
+      <w:r>
+        <w:rPr>
+          <w:b/>
+          <w:bCs/>
+          <w:highlight w:val="yellow"/>
+          <w:highlightCs w:val="yellow"/>
+        </w:rPr>
+        <w:t xml:space="preserve">NOM DE L'UNIVERSITÉ</w:t>
+      </w:r>
+      <w:r>
+        <w:t xml:space="preserve"> et la Direction Générale de la Météorologie. Dès le premier jour, l'accueil a été assuré par le responsable de la Direction des Exploitations Météorologiques, qui a présenté la structure, ses missions et son organisation, avant de désigner un encadreur professionnel chargé du suivi quotidien. Une visite des différents services de la direction, couvrant la météorologie opérationnelle, la maintenance et les installations techniques et l'hydrologie, a permis de comprendre l'enchaînement des activités, depuis l'observation instrumentale jusqu'à la production et la diffusion des prévisions et des alertes.</w:t>
       </w:r>
     </w:p>
     <w:p>
@@ -4125,6 +4438,7 @@
             </w:pPr>
             <w:r>
               <w:rPr>
+                <w:rFonts w:ascii="Times New Roman" w:cs="Times New Roman" w:eastAsia="Times New Roman" w:hAnsi="Times New Roman"/>
                 <w:b/>
                 <w:bCs/>
                 <w:sz w:val="22"/>
@@ -4153,6 +4467,7 @@
             </w:pPr>
             <w:r>
               <w:rPr>
+                <w:rFonts w:ascii="Times New Roman" w:cs="Times New Roman" w:eastAsia="Times New Roman" w:hAnsi="Times New Roman"/>
                 <w:b/>
                 <w:bCs/>
                 <w:sz w:val="22"/>
@@ -4181,6 +4496,7 @@
             </w:pPr>
             <w:r>
               <w:rPr>
+                <w:rFonts w:ascii="Times New Roman" w:cs="Times New Roman" w:eastAsia="Times New Roman" w:hAnsi="Times New Roman"/>
                 <w:b/>
                 <w:bCs/>
                 <w:sz w:val="22"/>
@@ -4209,6 +4525,7 @@
             </w:pPr>
             <w:r>
               <w:rPr>
+                <w:rFonts w:ascii="Times New Roman" w:cs="Times New Roman" w:eastAsia="Times New Roman" w:hAnsi="Times New Roman"/>
                 <w:b/>
                 <w:bCs/>
                 <w:sz w:val="22"/>
@@ -4237,6 +4554,7 @@
             </w:pPr>
             <w:r>
               <w:rPr>
+                <w:rFonts w:ascii="Times New Roman" w:cs="Times New Roman" w:eastAsia="Times New Roman" w:hAnsi="Times New Roman"/>
                 <w:b/>
                 <w:bCs/>
                 <w:sz w:val="22"/>
@@ -4265,6 +4583,7 @@
             </w:pPr>
             <w:r>
               <w:rPr>
+                <w:rFonts w:ascii="Times New Roman" w:cs="Times New Roman" w:eastAsia="Times New Roman" w:hAnsi="Times New Roman"/>
                 <w:b/>
                 <w:bCs/>
                 <w:sz w:val="22"/>
@@ -4297,6 +4616,7 @@
             </w:pPr>
             <w:r>
               <w:rPr>
+                <w:rFonts w:ascii="Times New Roman" w:cs="Times New Roman" w:eastAsia="Times New Roman" w:hAnsi="Times New Roman"/>
                 <w:b w:val="false"/>
                 <w:bCs w:val="false"/>
                 <w:sz w:val="22"/>
@@ -4324,6 +4644,7 @@
             </w:pPr>
             <w:r>
               <w:rPr>
+                <w:rFonts w:ascii="Times New Roman" w:cs="Times New Roman" w:eastAsia="Times New Roman" w:hAnsi="Times New Roman"/>
                 <w:b w:val="false"/>
                 <w:bCs w:val="false"/>
                 <w:sz w:val="22"/>
@@ -4351,6 +4672,7 @@
             </w:pPr>
             <w:r>
               <w:rPr>
+                <w:rFonts w:ascii="Times New Roman" w:cs="Times New Roman" w:eastAsia="Times New Roman" w:hAnsi="Times New Roman"/>
                 <w:b w:val="false"/>
                 <w:bCs w:val="false"/>
                 <w:sz w:val="22"/>
@@ -4378,6 +4700,7 @@
             </w:pPr>
             <w:r>
               <w:rPr>
+                <w:rFonts w:ascii="Times New Roman" w:cs="Times New Roman" w:eastAsia="Times New Roman" w:hAnsi="Times New Roman"/>
                 <w:b w:val="false"/>
                 <w:bCs w:val="false"/>
                 <w:sz w:val="22"/>
@@ -4405,6 +4728,7 @@
             </w:pPr>
             <w:r>
               <w:rPr>
+                <w:rFonts w:ascii="Times New Roman" w:cs="Times New Roman" w:eastAsia="Times New Roman" w:hAnsi="Times New Roman"/>
                 <w:b w:val="false"/>
                 <w:bCs w:val="false"/>
                 <w:sz w:val="22"/>
@@ -4432,6 +4756,7 @@
             </w:pPr>
             <w:r>
               <w:rPr>
+                <w:rFonts w:ascii="Times New Roman" w:cs="Times New Roman" w:eastAsia="Times New Roman" w:hAnsi="Times New Roman"/>
                 <w:b w:val="false"/>
                 <w:bCs w:val="false"/>
                 <w:sz w:val="22"/>
@@ -4464,6 +4789,7 @@
             </w:pPr>
             <w:r>
               <w:rPr>
+                <w:rFonts w:ascii="Times New Roman" w:cs="Times New Roman" w:eastAsia="Times New Roman" w:hAnsi="Times New Roman"/>
                 <w:b w:val="false"/>
                 <w:bCs w:val="false"/>
                 <w:sz w:val="22"/>
@@ -4491,6 +4817,7 @@
             </w:pPr>
             <w:r>
               <w:rPr>
+                <w:rFonts w:ascii="Times New Roman" w:cs="Times New Roman" w:eastAsia="Times New Roman" w:hAnsi="Times New Roman"/>
                 <w:b w:val="false"/>
                 <w:bCs w:val="false"/>
                 <w:sz w:val="22"/>
@@ -4518,6 +4845,7 @@
             </w:pPr>
             <w:r>
               <w:rPr>
+                <w:rFonts w:ascii="Times New Roman" w:cs="Times New Roman" w:eastAsia="Times New Roman" w:hAnsi="Times New Roman"/>
                 <w:b w:val="false"/>
                 <w:bCs w:val="false"/>
                 <w:sz w:val="22"/>
@@ -4545,6 +4873,7 @@
             </w:pPr>
             <w:r>
               <w:rPr>
+                <w:rFonts w:ascii="Times New Roman" w:cs="Times New Roman" w:eastAsia="Times New Roman" w:hAnsi="Times New Roman"/>
                 <w:b w:val="false"/>
                 <w:bCs w:val="false"/>
                 <w:sz w:val="22"/>
@@ -4572,6 +4901,7 @@
             </w:pPr>
             <w:r>
               <w:rPr>
+                <w:rFonts w:ascii="Times New Roman" w:cs="Times New Roman" w:eastAsia="Times New Roman" w:hAnsi="Times New Roman"/>
                 <w:b w:val="false"/>
                 <w:bCs w:val="false"/>
                 <w:sz w:val="22"/>
@@ -4599,6 +4929,7 @@
             </w:pPr>
             <w:r>
               <w:rPr>
+                <w:rFonts w:ascii="Times New Roman" w:cs="Times New Roman" w:eastAsia="Times New Roman" w:hAnsi="Times New Roman"/>
                 <w:b w:val="false"/>
                 <w:bCs w:val="false"/>
                 <w:sz w:val="22"/>
@@ -4631,6 +4962,7 @@
             </w:pPr>
             <w:r>
               <w:rPr>
+                <w:rFonts w:ascii="Times New Roman" w:cs="Times New Roman" w:eastAsia="Times New Roman" w:hAnsi="Times New Roman"/>
                 <w:b w:val="false"/>
                 <w:bCs w:val="false"/>
                 <w:sz w:val="22"/>
@@ -4658,6 +4990,7 @@
             </w:pPr>
             <w:r>
               <w:rPr>
+                <w:rFonts w:ascii="Times New Roman" w:cs="Times New Roman" w:eastAsia="Times New Roman" w:hAnsi="Times New Roman"/>
                 <w:b w:val="false"/>
                 <w:bCs w:val="false"/>
                 <w:sz w:val="22"/>
@@ -4685,6 +5018,7 @@
             </w:pPr>
             <w:r>
               <w:rPr>
+                <w:rFonts w:ascii="Times New Roman" w:cs="Times New Roman" w:eastAsia="Times New Roman" w:hAnsi="Times New Roman"/>
                 <w:b w:val="false"/>
                 <w:bCs w:val="false"/>
                 <w:sz w:val="22"/>
@@ -4712,6 +5046,7 @@
             </w:pPr>
             <w:r>
               <w:rPr>
+                <w:rFonts w:ascii="Times New Roman" w:cs="Times New Roman" w:eastAsia="Times New Roman" w:hAnsi="Times New Roman"/>
                 <w:b w:val="false"/>
                 <w:bCs w:val="false"/>
                 <w:sz w:val="22"/>
@@ -4739,6 +5074,7 @@
             </w:pPr>
             <w:r>
               <w:rPr>
+                <w:rFonts w:ascii="Times New Roman" w:cs="Times New Roman" w:eastAsia="Times New Roman" w:hAnsi="Times New Roman"/>
                 <w:b w:val="false"/>
                 <w:bCs w:val="false"/>
                 <w:sz w:val="22"/>
@@ -4766,6 +5102,7 @@
             </w:pPr>
             <w:r>
               <w:rPr>
+                <w:rFonts w:ascii="Times New Roman" w:cs="Times New Roman" w:eastAsia="Times New Roman" w:hAnsi="Times New Roman"/>
                 <w:b w:val="false"/>
                 <w:bCs w:val="false"/>
                 <w:sz w:val="22"/>
@@ -4798,6 +5135,7 @@
             </w:pPr>
             <w:r>
               <w:rPr>
+                <w:rFonts w:ascii="Times New Roman" w:cs="Times New Roman" w:eastAsia="Times New Roman" w:hAnsi="Times New Roman"/>
                 <w:b w:val="false"/>
                 <w:bCs w:val="false"/>
                 <w:sz w:val="22"/>
@@ -4825,6 +5163,7 @@
             </w:pPr>
             <w:r>
               <w:rPr>
+                <w:rFonts w:ascii="Times New Roman" w:cs="Times New Roman" w:eastAsia="Times New Roman" w:hAnsi="Times New Roman"/>
                 <w:b w:val="false"/>
                 <w:bCs w:val="false"/>
                 <w:sz w:val="22"/>
@@ -4852,6 +5191,7 @@
             </w:pPr>
             <w:r>
               <w:rPr>
+                <w:rFonts w:ascii="Times New Roman" w:cs="Times New Roman" w:eastAsia="Times New Roman" w:hAnsi="Times New Roman"/>
                 <w:b w:val="false"/>
                 <w:bCs w:val="false"/>
                 <w:sz w:val="22"/>
@@ -4879,6 +5219,7 @@
             </w:pPr>
             <w:r>
               <w:rPr>
+                <w:rFonts w:ascii="Times New Roman" w:cs="Times New Roman" w:eastAsia="Times New Roman" w:hAnsi="Times New Roman"/>
                 <w:b w:val="false"/>
                 <w:bCs w:val="false"/>
                 <w:sz w:val="22"/>
@@ -4906,6 +5247,7 @@
             </w:pPr>
             <w:r>
               <w:rPr>
+                <w:rFonts w:ascii="Times New Roman" w:cs="Times New Roman" w:eastAsia="Times New Roman" w:hAnsi="Times New Roman"/>
                 <w:b w:val="false"/>
                 <w:bCs w:val="false"/>
                 <w:sz w:val="22"/>
@@ -4933,6 +5275,7 @@
             </w:pPr>
             <w:r>
               <w:rPr>
+                <w:rFonts w:ascii="Times New Roman" w:cs="Times New Roman" w:eastAsia="Times New Roman" w:hAnsi="Times New Roman"/>
                 <w:b w:val="false"/>
                 <w:bCs w:val="false"/>
                 <w:sz w:val="22"/>
@@ -5409,6 +5752,7 @@
             </w:pPr>
             <w:r>
               <w:rPr>
+                <w:rFonts w:ascii="Times New Roman" w:cs="Times New Roman" w:eastAsia="Times New Roman" w:hAnsi="Times New Roman"/>
                 <w:b/>
                 <w:bCs/>
                 <w:sz w:val="22"/>
@@ -5437,6 +5781,7 @@
             </w:pPr>
             <w:r>
               <w:rPr>
+                <w:rFonts w:ascii="Times New Roman" w:cs="Times New Roman" w:eastAsia="Times New Roman" w:hAnsi="Times New Roman"/>
                 <w:b/>
                 <w:bCs/>
                 <w:sz w:val="22"/>
@@ -5465,6 +5810,7 @@
             </w:pPr>
             <w:r>
               <w:rPr>
+                <w:rFonts w:ascii="Times New Roman" w:cs="Times New Roman" w:eastAsia="Times New Roman" w:hAnsi="Times New Roman"/>
                 <w:b/>
                 <w:bCs/>
                 <w:sz w:val="22"/>
@@ -5497,6 +5843,7 @@
             </w:pPr>
             <w:r>
               <w:rPr>
+                <w:rFonts w:ascii="Times New Roman" w:cs="Times New Roman" w:eastAsia="Times New Roman" w:hAnsi="Times New Roman"/>
                 <w:b w:val="false"/>
                 <w:bCs w:val="false"/>
                 <w:sz w:val="22"/>
@@ -5524,6 +5871,7 @@
             </w:pPr>
             <w:r>
               <w:rPr>
+                <w:rFonts w:ascii="Times New Roman" w:cs="Times New Roman" w:eastAsia="Times New Roman" w:hAnsi="Times New Roman"/>
                 <w:b w:val="false"/>
                 <w:bCs w:val="false"/>
                 <w:sz w:val="22"/>
@@ -5551,6 +5899,7 @@
             </w:pPr>
             <w:r>
               <w:rPr>
+                <w:rFonts w:ascii="Times New Roman" w:cs="Times New Roman" w:eastAsia="Times New Roman" w:hAnsi="Times New Roman"/>
                 <w:b w:val="false"/>
                 <w:bCs w:val="false"/>
                 <w:sz w:val="22"/>
@@ -5583,6 +5932,7 @@
             </w:pPr>
             <w:r>
               <w:rPr>
+                <w:rFonts w:ascii="Times New Roman" w:cs="Times New Roman" w:eastAsia="Times New Roman" w:hAnsi="Times New Roman"/>
                 <w:b w:val="false"/>
                 <w:bCs w:val="false"/>
                 <w:sz w:val="22"/>
@@ -5610,6 +5960,7 @@
             </w:pPr>
             <w:r>
               <w:rPr>
+                <w:rFonts w:ascii="Times New Roman" w:cs="Times New Roman" w:eastAsia="Times New Roman" w:hAnsi="Times New Roman"/>
                 <w:b w:val="false"/>
                 <w:bCs w:val="false"/>
                 <w:sz w:val="22"/>
@@ -5637,6 +5988,7 @@
             </w:pPr>
             <w:r>
               <w:rPr>
+                <w:rFonts w:ascii="Times New Roman" w:cs="Times New Roman" w:eastAsia="Times New Roman" w:hAnsi="Times New Roman"/>
                 <w:b w:val="false"/>
                 <w:bCs w:val="false"/>
                 <w:sz w:val="22"/>
@@ -5669,6 +6021,7 @@
             </w:pPr>
             <w:r>
               <w:rPr>
+                <w:rFonts w:ascii="Times New Roman" w:cs="Times New Roman" w:eastAsia="Times New Roman" w:hAnsi="Times New Roman"/>
                 <w:b w:val="false"/>
                 <w:bCs w:val="false"/>
                 <w:sz w:val="22"/>
@@ -5696,6 +6049,7 @@
             </w:pPr>
             <w:r>
               <w:rPr>
+                <w:rFonts w:ascii="Times New Roman" w:cs="Times New Roman" w:eastAsia="Times New Roman" w:hAnsi="Times New Roman"/>
                 <w:b w:val="false"/>
                 <w:bCs w:val="false"/>
                 <w:sz w:val="22"/>
@@ -5723,6 +6077,7 @@
             </w:pPr>
             <w:r>
               <w:rPr>
+                <w:rFonts w:ascii="Times New Roman" w:cs="Times New Roman" w:eastAsia="Times New Roman" w:hAnsi="Times New Roman"/>
                 <w:b w:val="false"/>
                 <w:bCs w:val="false"/>
                 <w:sz w:val="22"/>
@@ -6694,6 +7049,7 @@
             </w:pPr>
             <w:r>
               <w:rPr>
+                <w:rFonts w:ascii="Times New Roman" w:cs="Times New Roman" w:eastAsia="Times New Roman" w:hAnsi="Times New Roman"/>
                 <w:b/>
                 <w:bCs/>
                 <w:sz w:val="22"/>
@@ -6722,6 +7078,7 @@
             </w:pPr>
             <w:r>
               <w:rPr>
+                <w:rFonts w:ascii="Times New Roman" w:cs="Times New Roman" w:eastAsia="Times New Roman" w:hAnsi="Times New Roman"/>
                 <w:b/>
                 <w:bCs/>
                 <w:sz w:val="22"/>
@@ -6750,6 +7107,7 @@
             </w:pPr>
             <w:r>
               <w:rPr>
+                <w:rFonts w:ascii="Times New Roman" w:cs="Times New Roman" w:eastAsia="Times New Roman" w:hAnsi="Times New Roman"/>
                 <w:b/>
                 <w:bCs/>
                 <w:sz w:val="22"/>
@@ -6778,6 +7136,7 @@
             </w:pPr>
             <w:r>
               <w:rPr>
+                <w:rFonts w:ascii="Times New Roman" w:cs="Times New Roman" w:eastAsia="Times New Roman" w:hAnsi="Times New Roman"/>
                 <w:b/>
                 <w:bCs/>
                 <w:sz w:val="22"/>
@@ -6810,6 +7169,7 @@
             </w:pPr>
             <w:r>
               <w:rPr>
+                <w:rFonts w:ascii="Times New Roman" w:cs="Times New Roman" w:eastAsia="Times New Roman" w:hAnsi="Times New Roman"/>
                 <w:b w:val="false"/>
                 <w:bCs w:val="false"/>
                 <w:sz w:val="22"/>
@@ -6837,6 +7197,7 @@
             </w:pPr>
             <w:r>
               <w:rPr>
+                <w:rFonts w:ascii="Times New Roman" w:cs="Times New Roman" w:eastAsia="Times New Roman" w:hAnsi="Times New Roman"/>
                 <w:b w:val="false"/>
                 <w:bCs w:val="false"/>
                 <w:sz w:val="22"/>
@@ -6864,6 +7225,7 @@
             </w:pPr>
             <w:r>
               <w:rPr>
+                <w:rFonts w:ascii="Times New Roman" w:cs="Times New Roman" w:eastAsia="Times New Roman" w:hAnsi="Times New Roman"/>
                 <w:b w:val="false"/>
                 <w:bCs w:val="false"/>
                 <w:sz w:val="22"/>
@@ -6891,6 +7253,7 @@
             </w:pPr>
             <w:r>
               <w:rPr>
+                <w:rFonts w:ascii="Times New Roman" w:cs="Times New Roman" w:eastAsia="Times New Roman" w:hAnsi="Times New Roman"/>
                 <w:b w:val="false"/>
                 <w:bCs w:val="false"/>
                 <w:sz w:val="22"/>
@@ -6923,6 +7286,7 @@
             </w:pPr>
             <w:r>
               <w:rPr>
+                <w:rFonts w:ascii="Times New Roman" w:cs="Times New Roman" w:eastAsia="Times New Roman" w:hAnsi="Times New Roman"/>
                 <w:b w:val="false"/>
                 <w:bCs w:val="false"/>
                 <w:sz w:val="22"/>
@@ -6950,6 +7314,7 @@
             </w:pPr>
             <w:r>
               <w:rPr>
+                <w:rFonts w:ascii="Times New Roman" w:cs="Times New Roman" w:eastAsia="Times New Roman" w:hAnsi="Times New Roman"/>
                 <w:b w:val="false"/>
                 <w:bCs w:val="false"/>
                 <w:sz w:val="22"/>
@@ -6977,6 +7342,7 @@
             </w:pPr>
             <w:r>
               <w:rPr>
+                <w:rFonts w:ascii="Times New Roman" w:cs="Times New Roman" w:eastAsia="Times New Roman" w:hAnsi="Times New Roman"/>
                 <w:b w:val="false"/>
                 <w:bCs w:val="false"/>
                 <w:sz w:val="22"/>
@@ -7004,6 +7370,7 @@
             </w:pPr>
             <w:r>
               <w:rPr>
+                <w:rFonts w:ascii="Times New Roman" w:cs="Times New Roman" w:eastAsia="Times New Roman" w:hAnsi="Times New Roman"/>
                 <w:b w:val="false"/>
                 <w:bCs w:val="false"/>
                 <w:sz w:val="22"/>
@@ -7036,6 +7403,7 @@
             </w:pPr>
             <w:r>
               <w:rPr>
+                <w:rFonts w:ascii="Times New Roman" w:cs="Times New Roman" w:eastAsia="Times New Roman" w:hAnsi="Times New Roman"/>
                 <w:b w:val="false"/>
                 <w:bCs w:val="false"/>
                 <w:sz w:val="22"/>
@@ -7063,6 +7431,7 @@
             </w:pPr>
             <w:r>
               <w:rPr>
+                <w:rFonts w:ascii="Times New Roman" w:cs="Times New Roman" w:eastAsia="Times New Roman" w:hAnsi="Times New Roman"/>
                 <w:b w:val="false"/>
                 <w:bCs w:val="false"/>
                 <w:sz w:val="22"/>
@@ -7090,6 +7459,7 @@
             </w:pPr>
             <w:r>
               <w:rPr>
+                <w:rFonts w:ascii="Times New Roman" w:cs="Times New Roman" w:eastAsia="Times New Roman" w:hAnsi="Times New Roman"/>
                 <w:b w:val="false"/>
                 <w:bCs w:val="false"/>
                 <w:sz w:val="22"/>
@@ -7117,6 +7487,7 @@
             </w:pPr>
             <w:r>
               <w:rPr>
+                <w:rFonts w:ascii="Times New Roman" w:cs="Times New Roman" w:eastAsia="Times New Roman" w:hAnsi="Times New Roman"/>
                 <w:b w:val="false"/>
                 <w:bCs w:val="false"/>
                 <w:sz w:val="22"/>
@@ -7149,6 +7520,7 @@
             </w:pPr>
             <w:r>
               <w:rPr>
+                <w:rFonts w:ascii="Times New Roman" w:cs="Times New Roman" w:eastAsia="Times New Roman" w:hAnsi="Times New Roman"/>
                 <w:b w:val="false"/>
                 <w:bCs w:val="false"/>
                 <w:sz w:val="22"/>
@@ -7176,6 +7548,7 @@
             </w:pPr>
             <w:r>
               <w:rPr>
+                <w:rFonts w:ascii="Times New Roman" w:cs="Times New Roman" w:eastAsia="Times New Roman" w:hAnsi="Times New Roman"/>
                 <w:b w:val="false"/>
                 <w:bCs w:val="false"/>
                 <w:sz w:val="22"/>
@@ -7203,6 +7576,7 @@
             </w:pPr>
             <w:r>
               <w:rPr>
+                <w:rFonts w:ascii="Times New Roman" w:cs="Times New Roman" w:eastAsia="Times New Roman" w:hAnsi="Times New Roman"/>
                 <w:b w:val="false"/>
                 <w:bCs w:val="false"/>
                 <w:sz w:val="22"/>
@@ -7230,6 +7604,7 @@
             </w:pPr>
             <w:r>
               <w:rPr>
+                <w:rFonts w:ascii="Times New Roman" w:cs="Times New Roman" w:eastAsia="Times New Roman" w:hAnsi="Times New Roman"/>
                 <w:b w:val="false"/>
                 <w:bCs w:val="false"/>
                 <w:sz w:val="22"/>
@@ -7262,6 +7637,7 @@
             </w:pPr>
             <w:r>
               <w:rPr>
+                <w:rFonts w:ascii="Times New Roman" w:cs="Times New Roman" w:eastAsia="Times New Roman" w:hAnsi="Times New Roman"/>
                 <w:b w:val="false"/>
                 <w:bCs w:val="false"/>
                 <w:sz w:val="22"/>
@@ -7289,6 +7665,7 @@
             </w:pPr>
             <w:r>
               <w:rPr>
+                <w:rFonts w:ascii="Times New Roman" w:cs="Times New Roman" w:eastAsia="Times New Roman" w:hAnsi="Times New Roman"/>
                 <w:b w:val="false"/>
                 <w:bCs w:val="false"/>
                 <w:sz w:val="22"/>
@@ -7316,6 +7693,7 @@
             </w:pPr>
             <w:r>
               <w:rPr>
+                <w:rFonts w:ascii="Times New Roman" w:cs="Times New Roman" w:eastAsia="Times New Roman" w:hAnsi="Times New Roman"/>
                 <w:b w:val="false"/>
                 <w:bCs w:val="false"/>
                 <w:sz w:val="22"/>
@@ -7343,6 +7721,7 @@
             </w:pPr>
             <w:r>
               <w:rPr>
+                <w:rFonts w:ascii="Times New Roman" w:cs="Times New Roman" w:eastAsia="Times New Roman" w:hAnsi="Times New Roman"/>
                 <w:b w:val="false"/>
                 <w:bCs w:val="false"/>
                 <w:sz w:val="22"/>
@@ -7532,6 +7911,7 @@
             </w:pPr>
             <w:r>
               <w:rPr>
+                <w:rFonts w:ascii="Times New Roman" w:cs="Times New Roman" w:eastAsia="Times New Roman" w:hAnsi="Times New Roman"/>
                 <w:b/>
                 <w:bCs/>
                 <w:sz w:val="22"/>
@@ -7560,6 +7940,7 @@
             </w:pPr>
             <w:r>
               <w:rPr>
+                <w:rFonts w:ascii="Times New Roman" w:cs="Times New Roman" w:eastAsia="Times New Roman" w:hAnsi="Times New Roman"/>
                 <w:b/>
                 <w:bCs/>
                 <w:sz w:val="22"/>
@@ -7588,6 +7969,7 @@
             </w:pPr>
             <w:r>
               <w:rPr>
+                <w:rFonts w:ascii="Times New Roman" w:cs="Times New Roman" w:eastAsia="Times New Roman" w:hAnsi="Times New Roman"/>
                 <w:b/>
                 <w:bCs/>
                 <w:sz w:val="22"/>
@@ -7620,6 +8002,7 @@
             </w:pPr>
             <w:r>
               <w:rPr>
+                <w:rFonts w:ascii="Times New Roman" w:cs="Times New Roman" w:eastAsia="Times New Roman" w:hAnsi="Times New Roman"/>
                 <w:b w:val="false"/>
                 <w:bCs w:val="false"/>
                 <w:sz w:val="22"/>
@@ -7647,6 +8030,7 @@
             </w:pPr>
             <w:r>
               <w:rPr>
+                <w:rFonts w:ascii="Times New Roman" w:cs="Times New Roman" w:eastAsia="Times New Roman" w:hAnsi="Times New Roman"/>
                 <w:b w:val="false"/>
                 <w:bCs w:val="false"/>
                 <w:sz w:val="22"/>
@@ -7674,6 +8058,7 @@
             </w:pPr>
             <w:r>
               <w:rPr>
+                <w:rFonts w:ascii="Times New Roman" w:cs="Times New Roman" w:eastAsia="Times New Roman" w:hAnsi="Times New Roman"/>
                 <w:b w:val="false"/>
                 <w:bCs w:val="false"/>
                 <w:sz w:val="22"/>
@@ -7706,6 +8091,7 @@
             </w:pPr>
             <w:r>
               <w:rPr>
+                <w:rFonts w:ascii="Times New Roman" w:cs="Times New Roman" w:eastAsia="Times New Roman" w:hAnsi="Times New Roman"/>
                 <w:b w:val="false"/>
                 <w:bCs w:val="false"/>
                 <w:sz w:val="22"/>
@@ -7733,6 +8119,7 @@
             </w:pPr>
             <w:r>
               <w:rPr>
+                <w:rFonts w:ascii="Times New Roman" w:cs="Times New Roman" w:eastAsia="Times New Roman" w:hAnsi="Times New Roman"/>
                 <w:b w:val="false"/>
                 <w:bCs w:val="false"/>
                 <w:sz w:val="22"/>
@@ -7760,6 +8147,7 @@
             </w:pPr>
             <w:r>
               <w:rPr>
+                <w:rFonts w:ascii="Times New Roman" w:cs="Times New Roman" w:eastAsia="Times New Roman" w:hAnsi="Times New Roman"/>
                 <w:b w:val="false"/>
                 <w:bCs w:val="false"/>
                 <w:sz w:val="22"/>
@@ -7792,6 +8180,7 @@
             </w:pPr>
             <w:r>
               <w:rPr>
+                <w:rFonts w:ascii="Times New Roman" w:cs="Times New Roman" w:eastAsia="Times New Roman" w:hAnsi="Times New Roman"/>
                 <w:b w:val="false"/>
                 <w:bCs w:val="false"/>
                 <w:sz w:val="22"/>
@@ -7819,6 +8208,7 @@
             </w:pPr>
             <w:r>
               <w:rPr>
+                <w:rFonts w:ascii="Times New Roman" w:cs="Times New Roman" w:eastAsia="Times New Roman" w:hAnsi="Times New Roman"/>
                 <w:b w:val="false"/>
                 <w:bCs w:val="false"/>
                 <w:sz w:val="22"/>
@@ -7846,6 +8236,7 @@
             </w:pPr>
             <w:r>
               <w:rPr>
+                <w:rFonts w:ascii="Times New Roman" w:cs="Times New Roman" w:eastAsia="Times New Roman" w:hAnsi="Times New Roman"/>
                 <w:b w:val="false"/>
                 <w:bCs w:val="false"/>
                 <w:sz w:val="22"/>
@@ -7965,6 +8356,7 @@
             </w:pPr>
             <w:r>
               <w:rPr>
+                <w:rFonts w:ascii="Times New Roman" w:cs="Times New Roman" w:eastAsia="Times New Roman" w:hAnsi="Times New Roman"/>
                 <w:b/>
                 <w:bCs/>
                 <w:sz w:val="22"/>
@@ -7993,6 +8385,7 @@
             </w:pPr>
             <w:r>
               <w:rPr>
+                <w:rFonts w:ascii="Times New Roman" w:cs="Times New Roman" w:eastAsia="Times New Roman" w:hAnsi="Times New Roman"/>
                 <w:b/>
                 <w:bCs/>
                 <w:sz w:val="22"/>
@@ -8021,6 +8414,7 @@
             </w:pPr>
             <w:r>
               <w:rPr>
+                <w:rFonts w:ascii="Times New Roman" w:cs="Times New Roman" w:eastAsia="Times New Roman" w:hAnsi="Times New Roman"/>
                 <w:b/>
                 <w:bCs/>
                 <w:sz w:val="22"/>
@@ -8053,6 +8447,7 @@
             </w:pPr>
             <w:r>
               <w:rPr>
+                <w:rFonts w:ascii="Times New Roman" w:cs="Times New Roman" w:eastAsia="Times New Roman" w:hAnsi="Times New Roman"/>
                 <w:b w:val="false"/>
                 <w:bCs w:val="false"/>
                 <w:sz w:val="22"/>
@@ -8080,6 +8475,7 @@
             </w:pPr>
             <w:r>
               <w:rPr>
+                <w:rFonts w:ascii="Times New Roman" w:cs="Times New Roman" w:eastAsia="Times New Roman" w:hAnsi="Times New Roman"/>
                 <w:b w:val="false"/>
                 <w:bCs w:val="false"/>
                 <w:sz w:val="22"/>
@@ -8107,6 +8503,7 @@
             </w:pPr>
             <w:r>
               <w:rPr>
+                <w:rFonts w:ascii="Times New Roman" w:cs="Times New Roman" w:eastAsia="Times New Roman" w:hAnsi="Times New Roman"/>
                 <w:b w:val="false"/>
                 <w:bCs w:val="false"/>
                 <w:sz w:val="22"/>
@@ -8139,6 +8536,7 @@
             </w:pPr>
             <w:r>
               <w:rPr>
+                <w:rFonts w:ascii="Times New Roman" w:cs="Times New Roman" w:eastAsia="Times New Roman" w:hAnsi="Times New Roman"/>
                 <w:b w:val="false"/>
                 <w:bCs w:val="false"/>
                 <w:sz w:val="22"/>
@@ -8166,6 +8564,7 @@
             </w:pPr>
             <w:r>
               <w:rPr>
+                <w:rFonts w:ascii="Times New Roman" w:cs="Times New Roman" w:eastAsia="Times New Roman" w:hAnsi="Times New Roman"/>
                 <w:b w:val="false"/>
                 <w:bCs w:val="false"/>
                 <w:sz w:val="22"/>
@@ -8193,6 +8592,7 @@
             </w:pPr>
             <w:r>
               <w:rPr>
+                <w:rFonts w:ascii="Times New Roman" w:cs="Times New Roman" w:eastAsia="Times New Roman" w:hAnsi="Times New Roman"/>
                 <w:b w:val="false"/>
                 <w:bCs w:val="false"/>
                 <w:sz w:val="22"/>
@@ -8225,6 +8625,7 @@
             </w:pPr>
             <w:r>
               <w:rPr>
+                <w:rFonts w:ascii="Times New Roman" w:cs="Times New Roman" w:eastAsia="Times New Roman" w:hAnsi="Times New Roman"/>
                 <w:b w:val="false"/>
                 <w:bCs w:val="false"/>
                 <w:sz w:val="22"/>
@@ -8252,6 +8653,7 @@
             </w:pPr>
             <w:r>
               <w:rPr>
+                <w:rFonts w:ascii="Times New Roman" w:cs="Times New Roman" w:eastAsia="Times New Roman" w:hAnsi="Times New Roman"/>
                 <w:b w:val="false"/>
                 <w:bCs w:val="false"/>
                 <w:sz w:val="22"/>
@@ -8279,6 +8681,7 @@
             </w:pPr>
             <w:r>
               <w:rPr>
+                <w:rFonts w:ascii="Times New Roman" w:cs="Times New Roman" w:eastAsia="Times New Roman" w:hAnsi="Times New Roman"/>
                 <w:b w:val="false"/>
                 <w:bCs w:val="false"/>
                 <w:sz w:val="22"/>
@@ -8311,6 +8714,7 @@
             </w:pPr>
             <w:r>
               <w:rPr>
+                <w:rFonts w:ascii="Times New Roman" w:cs="Times New Roman" w:eastAsia="Times New Roman" w:hAnsi="Times New Roman"/>
                 <w:b w:val="false"/>
                 <w:bCs w:val="false"/>
                 <w:sz w:val="22"/>
@@ -8338,6 +8742,7 @@
             </w:pPr>
             <w:r>
               <w:rPr>
+                <w:rFonts w:ascii="Times New Roman" w:cs="Times New Roman" w:eastAsia="Times New Roman" w:hAnsi="Times New Roman"/>
                 <w:b w:val="false"/>
                 <w:bCs w:val="false"/>
                 <w:sz w:val="22"/>
@@ -8365,6 +8770,7 @@
             </w:pPr>
             <w:r>
               <w:rPr>
+                <w:rFonts w:ascii="Times New Roman" w:cs="Times New Roman" w:eastAsia="Times New Roman" w:hAnsi="Times New Roman"/>
                 <w:b w:val="false"/>
                 <w:bCs w:val="false"/>
                 <w:sz w:val="22"/>
@@ -8397,6 +8803,7 @@
             </w:pPr>
             <w:r>
               <w:rPr>
+                <w:rFonts w:ascii="Times New Roman" w:cs="Times New Roman" w:eastAsia="Times New Roman" w:hAnsi="Times New Roman"/>
                 <w:b w:val="false"/>
                 <w:bCs w:val="false"/>
                 <w:sz w:val="22"/>
@@ -8424,6 +8831,7 @@
             </w:pPr>
             <w:r>
               <w:rPr>
+                <w:rFonts w:ascii="Times New Roman" w:cs="Times New Roman" w:eastAsia="Times New Roman" w:hAnsi="Times New Roman"/>
                 <w:b w:val="false"/>
                 <w:bCs w:val="false"/>
                 <w:sz w:val="22"/>
@@ -8451,6 +8859,7 @@
             </w:pPr>
             <w:r>
               <w:rPr>
+                <w:rFonts w:ascii="Times New Roman" w:cs="Times New Roman" w:eastAsia="Times New Roman" w:hAnsi="Times New Roman"/>
                 <w:b w:val="false"/>
                 <w:bCs w:val="false"/>
                 <w:sz w:val="22"/>
@@ -8483,6 +8892,7 @@
             </w:pPr>
             <w:r>
               <w:rPr>
+                <w:rFonts w:ascii="Times New Roman" w:cs="Times New Roman" w:eastAsia="Times New Roman" w:hAnsi="Times New Roman"/>
                 <w:b w:val="false"/>
                 <w:bCs w:val="false"/>
                 <w:sz w:val="22"/>
@@ -8510,6 +8920,7 @@
             </w:pPr>
             <w:r>
               <w:rPr>
+                <w:rFonts w:ascii="Times New Roman" w:cs="Times New Roman" w:eastAsia="Times New Roman" w:hAnsi="Times New Roman"/>
                 <w:b w:val="false"/>
                 <w:bCs w:val="false"/>
                 <w:sz w:val="22"/>
@@ -8537,6 +8948,7 @@
             </w:pPr>
             <w:r>
               <w:rPr>
+                <w:rFonts w:ascii="Times New Roman" w:cs="Times New Roman" w:eastAsia="Times New Roman" w:hAnsi="Times New Roman"/>
                 <w:b w:val="false"/>
                 <w:bCs w:val="false"/>
                 <w:sz w:val="22"/>
@@ -8569,6 +8981,7 @@
             </w:pPr>
             <w:r>
               <w:rPr>
+                <w:rFonts w:ascii="Times New Roman" w:cs="Times New Roman" w:eastAsia="Times New Roman" w:hAnsi="Times New Roman"/>
                 <w:b w:val="false"/>
                 <w:bCs w:val="false"/>
                 <w:sz w:val="22"/>
@@ -8596,6 +9009,7 @@
             </w:pPr>
             <w:r>
               <w:rPr>
+                <w:rFonts w:ascii="Times New Roman" w:cs="Times New Roman" w:eastAsia="Times New Roman" w:hAnsi="Times New Roman"/>
                 <w:b w:val="false"/>
                 <w:bCs w:val="false"/>
                 <w:sz w:val="22"/>
@@ -8623,6 +9037,7 @@
             </w:pPr>
             <w:r>
               <w:rPr>
+                <w:rFonts w:ascii="Times New Roman" w:cs="Times New Roman" w:eastAsia="Times New Roman" w:hAnsi="Times New Roman"/>
                 <w:b w:val="false"/>
                 <w:bCs w:val="false"/>
                 <w:sz w:val="22"/>
@@ -8655,6 +9070,7 @@
             </w:pPr>
             <w:r>
               <w:rPr>
+                <w:rFonts w:ascii="Times New Roman" w:cs="Times New Roman" w:eastAsia="Times New Roman" w:hAnsi="Times New Roman"/>
                 <w:b w:val="false"/>
                 <w:bCs w:val="false"/>
                 <w:sz w:val="22"/>
@@ -8682,6 +9098,7 @@
             </w:pPr>
             <w:r>
               <w:rPr>
+                <w:rFonts w:ascii="Times New Roman" w:cs="Times New Roman" w:eastAsia="Times New Roman" w:hAnsi="Times New Roman"/>
                 <w:b w:val="false"/>
                 <w:bCs w:val="false"/>
                 <w:sz w:val="22"/>
@@ -8709,6 +9126,7 @@
             </w:pPr>
             <w:r>
               <w:rPr>
+                <w:rFonts w:ascii="Times New Roman" w:cs="Times New Roman" w:eastAsia="Times New Roman" w:hAnsi="Times New Roman"/>
                 <w:b w:val="false"/>
                 <w:bCs w:val="false"/>
                 <w:sz w:val="22"/>
@@ -8900,7 +9318,7 @@
         <w:jc w:val="both"/>
       </w:pPr>
       <w:r>
-        <w:t xml:space="preserve">L'instrument entier se distribue sous la forme d'un binaire Go unique, produit par compilation statique : 13,7 mégaoctets mesurés à la livraison, frontend web compris. Ce choix conditionne tout le reste : aucune dépendance d'exécution, aucun installateur, aucune version de bibliothèque à vérifier sur le poste cible. Le même fichier s'exécute sur le poste du développeur, dans la machine virtuelle du banc et sur un serveur nu ; un copier-coller suffit à déployer. La compilation statique est aussi une garantie de reproductibilité : le binaire embarque ses propres versions des paquets, et la chaîne de preuve du mémoire cite la version exacte qui a produit chaque gel.</w:t>
+        <w:t xml:space="preserve">L'instrument entier se distribue sous la forme d'un binaire Go unique, produit par compilation statique, frontend web compris. Ce choix conditionne tout le reste : aucune dépendance d'exécution, aucun installateur, aucune version de bibliothèque à vérifier sur le poste cible. Le même fichier s'exécute sur le poste du développeur, sur la machine du banc et sur un serveur nu ; un copier-coller suffit à déployer. La compilation statique est aussi une garantie de reproductibilité : le binaire embarque ses propres versions des paquets, et la chaîne de preuve du mémoire cite la version exacte qui a produit chaque gel.</w:t>
       </w:r>
     </w:p>
     <w:p>
@@ -8930,7 +9348,7 @@
         <w:jc w:val="both"/>
       </w:pPr>
       <w:r>
-        <w:t xml:space="preserve">La diffusion temps réel repose sur des événements serveur envoyés à dix hertz, visibles dans le paquet api : l'instrument publie dix instantanés par seconde, avec compression des champs inchangés et rejeu du dernier état pour tout client qui se connecte en cours de campagne. Cette cadence suffit à suivre une fenêtre de charge de deux minutes sans submerger le poste client, et elle alimente à la fois le navigateur et la TUI. L'assistant de première installation, la commande setup, enchaîne sept étapes idempotentes : détection de l'environnement, installation des dépendances manquantes, construction du frontend, compilation du binaire, préparation de la machine virtuelle, vérification finale et démarrage du tableau de bord. Chaque étape déjà satisfaite est sautée, de sorte que relancer l'assistant n'abîme rien et ne refait que le nécessaire ; le même assistant fonctionne en mode interactif, en mode par défaut pour l'intégration continue, ou sans machine virtuelle pour un usage limité à l'observation.</w:t>
+        <w:t xml:space="preserve">La diffusion temps réel repose sur des événements serveur envoyés à dix hertz, visibles dans le paquet api : l'instrument publie dix instantanés par seconde, avec compression des champs inchangés et rejeu du dernier état pour tout client qui se connecte en cours de campagne. Cette cadence suffit à suivre une fenêtre de charge de deux minutes sans submerger le poste client, et elle alimente à la fois le navigateur et la TUI. L'assistant de première installation, la commande setup, enchaîne sept étapes idempotentes : détection de l'environnement, installation des dépendances manquantes, construction du frontend, compilation du binaire, préparation de la machine du banc, vérification finale et démarrage du tableau de bord. Chaque étape déjà satisfaite est sautée, de sorte que relancer l'assistant n'abîme rien et ne refait que le nécessaire ; le même assistant fonctionne en mode interactif, en mode par défaut pour l'intégration continue, ou sans machine virtuelle pour un usage limité à l'observation.</w:t>
       </w:r>
     </w:p>
     <w:p>
@@ -8940,7 +9358,7 @@
         <w:jc w:val="both"/>
       </w:pPr>
       <w:r>
-        <w:t xml:space="preserve">Le moteur de déploiement de la machine virtuelle, le paquet kit, expose dix-huit actions qui couvrent le cycle de vie complet de la cible : doctor vérifie l'environnement, scan cherche les machines virtuelles présentes, ensure crée la machine si elle manque, align synchronise la configuration, build compile, deploy transfère et installe, bootstrap prépare la machine à distance, status, logs et health observent, tunnel ouvre un accès, snapshot, snapshots et revert gèrent les instantanés, ssh ouvre une session, ps liste les processus, backup sauvegarde et verify recalcule les empreintes des archives sur la machine distante. Chaque action est un sous-commande du même binaire, avec ses codes de retour documentés ; les mêmes actions servent l'assistant d'installation, la TUI et l'usage direct en ligne de commande.</w:t>
+        <w:t xml:space="preserve">Le moteur de déploiement, le paquet kit, expose dix-huit actions qui couvrent le cycle de vie complet de toute machine cible accessible en SSH, virtuelle ou physique : doctor vérifie l'environnement, scan cherche les machines virtuelles présentes, ensure garantit la présence et l'état de la cible, align synchronise la configuration, build compile, deploy transfère et installe, bootstrap prépare la machine à distance, status, logs et health observent, tunnel ouvre un accès, snapshot, snapshots et revert gèrent les instantanés (hyperviseur requis), ssh ouvre une session, ps liste les processus, backup sauvegarde et verify recalcule les empreintes des archives sur la machine distante. Chaque action est un sous-commande du même binaire, avec ses codes de retour documentés ; les mêmes actions servent l'assistant d'installation, la TUI et l'usage direct en ligne de commande.</w:t>
       </w:r>
     </w:p>
     <w:p>
@@ -9025,6 +9443,7 @@
             </w:pPr>
             <w:r>
               <w:rPr>
+                <w:rFonts w:ascii="Times New Roman" w:cs="Times New Roman" w:eastAsia="Times New Roman" w:hAnsi="Times New Roman"/>
                 <w:b/>
                 <w:bCs/>
                 <w:sz w:val="22"/>
@@ -9053,6 +9472,7 @@
             </w:pPr>
             <w:r>
               <w:rPr>
+                <w:rFonts w:ascii="Times New Roman" w:cs="Times New Roman" w:eastAsia="Times New Roman" w:hAnsi="Times New Roman"/>
                 <w:b/>
                 <w:bCs/>
                 <w:sz w:val="22"/>
@@ -9085,6 +9505,7 @@
             </w:pPr>
             <w:r>
               <w:rPr>
+                <w:rFonts w:ascii="Times New Roman" w:cs="Times New Roman" w:eastAsia="Times New Roman" w:hAnsi="Times New Roman"/>
                 <w:b w:val="false"/>
                 <w:bCs w:val="false"/>
                 <w:sz w:val="22"/>
@@ -9112,12 +9533,13 @@
             </w:pPr>
             <w:r>
               <w:rPr>
-                <w:b w:val="false"/>
-                <w:bCs w:val="false"/>
-                <w:sz w:val="22"/>
-                <w:szCs w:val="22"/>
-              </w:rPr>
-              <w:t xml:space="preserve">Environ 13 Mo, aucune dépendance d'exécution, même fichier pour tous les postes</w:t>
+                <w:rFonts w:ascii="Times New Roman" w:cs="Times New Roman" w:eastAsia="Times New Roman" w:hAnsi="Times New Roman"/>
+                <w:b w:val="false"/>
+                <w:bCs w:val="false"/>
+                <w:sz w:val="22"/>
+                <w:szCs w:val="22"/>
+              </w:rPr>
+              <w:t xml:space="preserve">Aucune dépendance d'exécution, même fichier pour tous les postes</w:t>
             </w:r>
           </w:p>
         </w:tc>
@@ -9144,6 +9566,7 @@
             </w:pPr>
             <w:r>
               <w:rPr>
+                <w:rFonts w:ascii="Times New Roman" w:cs="Times New Roman" w:eastAsia="Times New Roman" w:hAnsi="Times New Roman"/>
                 <w:b w:val="false"/>
                 <w:bCs w:val="false"/>
                 <w:sz w:val="22"/>
@@ -9171,6 +9594,7 @@
             </w:pPr>
             <w:r>
               <w:rPr>
+                <w:rFonts w:ascii="Times New Roman" w:cs="Times New Roman" w:eastAsia="Times New Roman" w:hAnsi="Times New Roman"/>
                 <w:b w:val="false"/>
                 <w:bCs w:val="false"/>
                 <w:sz w:val="22"/>
@@ -9203,6 +9627,7 @@
             </w:pPr>
             <w:r>
               <w:rPr>
+                <w:rFonts w:ascii="Times New Roman" w:cs="Times New Roman" w:eastAsia="Times New Roman" w:hAnsi="Times New Roman"/>
                 <w:b w:val="false"/>
                 <w:bCs w:val="false"/>
                 <w:sz w:val="22"/>
@@ -9230,6 +9655,7 @@
             </w:pPr>
             <w:r>
               <w:rPr>
+                <w:rFonts w:ascii="Times New Roman" w:cs="Times New Roman" w:eastAsia="Times New Roman" w:hAnsi="Times New Roman"/>
                 <w:b w:val="false"/>
                 <w:bCs w:val="false"/>
                 <w:sz w:val="22"/>
@@ -9262,6 +9688,7 @@
             </w:pPr>
             <w:r>
               <w:rPr>
+                <w:rFonts w:ascii="Times New Roman" w:cs="Times New Roman" w:eastAsia="Times New Roman" w:hAnsi="Times New Roman"/>
                 <w:b w:val="false"/>
                 <w:bCs w:val="false"/>
                 <w:sz w:val="22"/>
@@ -9289,6 +9716,7 @@
             </w:pPr>
             <w:r>
               <w:rPr>
+                <w:rFonts w:ascii="Times New Roman" w:cs="Times New Roman" w:eastAsia="Times New Roman" w:hAnsi="Times New Roman"/>
                 <w:b w:val="false"/>
                 <w:bCs w:val="false"/>
                 <w:sz w:val="22"/>
@@ -9321,6 +9749,7 @@
             </w:pPr>
             <w:r>
               <w:rPr>
+                <w:rFonts w:ascii="Times New Roman" w:cs="Times New Roman" w:eastAsia="Times New Roman" w:hAnsi="Times New Roman"/>
                 <w:b w:val="false"/>
                 <w:bCs w:val="false"/>
                 <w:sz w:val="22"/>
@@ -9348,6 +9777,7 @@
             </w:pPr>
             <w:r>
               <w:rPr>
+                <w:rFonts w:ascii="Times New Roman" w:cs="Times New Roman" w:eastAsia="Times New Roman" w:hAnsi="Times New Roman"/>
                 <w:b w:val="false"/>
                 <w:bCs w:val="false"/>
                 <w:sz w:val="22"/>
@@ -9380,6 +9810,7 @@
             </w:pPr>
             <w:r>
               <w:rPr>
+                <w:rFonts w:ascii="Times New Roman" w:cs="Times New Roman" w:eastAsia="Times New Roman" w:hAnsi="Times New Roman"/>
                 <w:b w:val="false"/>
                 <w:bCs w:val="false"/>
                 <w:sz w:val="22"/>
@@ -9407,6 +9838,7 @@
             </w:pPr>
             <w:r>
               <w:rPr>
+                <w:rFonts w:ascii="Times New Roman" w:cs="Times New Roman" w:eastAsia="Times New Roman" w:hAnsi="Times New Roman"/>
                 <w:b w:val="false"/>
                 <w:bCs w:val="false"/>
                 <w:sz w:val="22"/>
@@ -9439,12 +9871,13 @@
             </w:pPr>
             <w:r>
               <w:rPr>
-                <w:b w:val="false"/>
-                <w:bCs w:val="false"/>
-                <w:sz w:val="22"/>
-                <w:szCs w:val="22"/>
-              </w:rPr>
-              <w:t xml:space="preserve">Moteur VM</w:t>
+                <w:rFonts w:ascii="Times New Roman" w:cs="Times New Roman" w:eastAsia="Times New Roman" w:hAnsi="Times New Roman"/>
+                <w:b w:val="false"/>
+                <w:bCs w:val="false"/>
+                <w:sz w:val="22"/>
+                <w:szCs w:val="22"/>
+              </w:rPr>
+              <w:t xml:space="preserve">Moteur de déploiement</w:t>
             </w:r>
           </w:p>
         </w:tc>
@@ -9466,12 +9899,13 @@
             </w:pPr>
             <w:r>
               <w:rPr>
-                <w:b w:val="false"/>
-                <w:bCs w:val="false"/>
-                <w:sz w:val="22"/>
-                <w:szCs w:val="22"/>
-              </w:rPr>
-              <w:t xml:space="preserve">Dix-huit actions : doctor, scan, ensure, align, build, deploy, bootstrap, status, logs, health, tunnel, snapshot, snapshots, revert, ssh, ps, backup, verify</w:t>
+                <w:rFonts w:ascii="Times New Roman" w:cs="Times New Roman" w:eastAsia="Times New Roman" w:hAnsi="Times New Roman"/>
+                <w:b w:val="false"/>
+                <w:bCs w:val="false"/>
+                <w:sz w:val="22"/>
+                <w:szCs w:val="22"/>
+              </w:rPr>
+              <w:t xml:space="preserve">Dix-huit actions : toute machine en SSH, virtuelle ou physique (instantanés : hyperviseur requis)</w:t>
             </w:r>
           </w:p>
         </w:tc>
@@ -9564,6 +9998,7 @@
             </w:pPr>
             <w:r>
               <w:rPr>
+                <w:rFonts w:ascii="Times New Roman" w:cs="Times New Roman" w:eastAsia="Times New Roman" w:hAnsi="Times New Roman"/>
                 <w:b/>
                 <w:bCs/>
                 <w:sz w:val="22"/>
@@ -9592,6 +10027,7 @@
             </w:pPr>
             <w:r>
               <w:rPr>
+                <w:rFonts w:ascii="Times New Roman" w:cs="Times New Roman" w:eastAsia="Times New Roman" w:hAnsi="Times New Roman"/>
                 <w:b/>
                 <w:bCs/>
                 <w:sz w:val="22"/>
@@ -9624,6 +10060,7 @@
             </w:pPr>
             <w:r>
               <w:rPr>
+                <w:rFonts w:ascii="Times New Roman" w:cs="Times New Roman" w:eastAsia="Times New Roman" w:hAnsi="Times New Roman"/>
                 <w:b w:val="false"/>
                 <w:bCs w:val="false"/>
                 <w:sz w:val="22"/>
@@ -9651,6 +10088,7 @@
             </w:pPr>
             <w:r>
               <w:rPr>
+                <w:rFonts w:ascii="Times New Roman" w:cs="Times New Roman" w:eastAsia="Times New Roman" w:hAnsi="Times New Roman"/>
                 <w:b w:val="false"/>
                 <w:bCs w:val="false"/>
                 <w:sz w:val="22"/>
@@ -9683,6 +10121,7 @@
             </w:pPr>
             <w:r>
               <w:rPr>
+                <w:rFonts w:ascii="Times New Roman" w:cs="Times New Roman" w:eastAsia="Times New Roman" w:hAnsi="Times New Roman"/>
                 <w:b w:val="false"/>
                 <w:bCs w:val="false"/>
                 <w:sz w:val="22"/>
@@ -9710,6 +10149,7 @@
             </w:pPr>
             <w:r>
               <w:rPr>
+                <w:rFonts w:ascii="Times New Roman" w:cs="Times New Roman" w:eastAsia="Times New Roman" w:hAnsi="Times New Roman"/>
                 <w:b w:val="false"/>
                 <w:bCs w:val="false"/>
                 <w:sz w:val="22"/>
@@ -9742,6 +10182,7 @@
             </w:pPr>
             <w:r>
               <w:rPr>
+                <w:rFonts w:ascii="Times New Roman" w:cs="Times New Roman" w:eastAsia="Times New Roman" w:hAnsi="Times New Roman"/>
                 <w:b w:val="false"/>
                 <w:bCs w:val="false"/>
                 <w:sz w:val="22"/>
@@ -9769,6 +10210,7 @@
             </w:pPr>
             <w:r>
               <w:rPr>
+                <w:rFonts w:ascii="Times New Roman" w:cs="Times New Roman" w:eastAsia="Times New Roman" w:hAnsi="Times New Roman"/>
                 <w:b w:val="false"/>
                 <w:bCs w:val="false"/>
                 <w:sz w:val="22"/>
@@ -9801,6 +10243,7 @@
             </w:pPr>
             <w:r>
               <w:rPr>
+                <w:rFonts w:ascii="Times New Roman" w:cs="Times New Roman" w:eastAsia="Times New Roman" w:hAnsi="Times New Roman"/>
                 <w:b w:val="false"/>
                 <w:bCs w:val="false"/>
                 <w:sz w:val="22"/>
@@ -9828,12 +10271,47 @@
             </w:pPr>
             <w:r>
               <w:rPr>
-                <w:b w:val="false"/>
-                <w:bCs w:val="false"/>
-                <w:sz w:val="22"/>
-                <w:szCs w:val="22"/>
-              </w:rPr>
-              <w:t xml:space="preserve">VM Ubuntu Server 24.04 LTS, noyau Linux 6.8.0-138-generic, 2 vCPU, 4 Go de mémoire</w:t>
+                <w:rFonts w:ascii="Times New Roman" w:cs="Times New Roman" w:eastAsia="Times New Roman" w:hAnsi="Times New Roman"/>
+                <w:b w:val="false"/>
+                <w:bCs w:val="false"/>
+                <w:sz w:val="22"/>
+                <w:szCs w:val="22"/>
+              </w:rPr>
+              <w:t xml:space="preserve">Serveur physique hébergé à Météo Madagascar — </w:t>
+            </w:r>
+            <w:r>
+              <w:rPr>
+                <w:rFonts w:ascii="Times New Roman" w:cs="Times New Roman" w:eastAsia="Times New Roman" w:hAnsi="Times New Roman"/>
+                <w:b w:val="false"/>
+                <w:bCs w:val="false"/>
+                <w:sz w:val="22"/>
+                <w:szCs w:val="22"/>
+                <w:highlight w:val="yellow"/>
+                <w:highlightCs w:val="yellow"/>
+              </w:rPr>
+              <w:t xml:space="preserve">MODÈLE / PROCESSEUR / MÉMOIRE / STOCKAGE</w:t>
+            </w:r>
+            <w:r>
+              <w:rPr>
+                <w:rFonts w:ascii="Times New Roman" w:cs="Times New Roman" w:eastAsia="Times New Roman" w:hAnsi="Times New Roman"/>
+                <w:b w:val="false"/>
+                <w:bCs w:val="false"/>
+                <w:sz w:val="22"/>
+                <w:szCs w:val="22"/>
+              </w:rPr>
+              <w:t xml:space="preserve">, Ubuntu Server 24.04 LTS, noyau Linux </w:t>
+            </w:r>
+            <w:r>
+              <w:rPr>
+                <w:rFonts w:ascii="Times New Roman" w:cs="Times New Roman" w:eastAsia="Times New Roman" w:hAnsi="Times New Roman"/>
+                <w:b w:val="false"/>
+                <w:bCs w:val="false"/>
+                <w:sz w:val="22"/>
+                <w:szCs w:val="22"/>
+                <w:highlight w:val="yellow"/>
+                <w:highlightCs w:val="yellow"/>
+              </w:rPr>
+              <w:t xml:space="preserve">VERSION DU NOYAU</w:t>
             </w:r>
           </w:p>
         </w:tc>
@@ -9860,6 +10338,7 @@
             </w:pPr>
             <w:r>
               <w:rPr>
+                <w:rFonts w:ascii="Times New Roman" w:cs="Times New Roman" w:eastAsia="Times New Roman" w:hAnsi="Times New Roman"/>
                 <w:b w:val="false"/>
                 <w:bCs w:val="false"/>
                 <w:sz w:val="22"/>
@@ -9887,6 +10366,7 @@
             </w:pPr>
             <w:r>
               <w:rPr>
+                <w:rFonts w:ascii="Times New Roman" w:cs="Times New Roman" w:eastAsia="Times New Roman" w:hAnsi="Times New Roman"/>
                 <w:b w:val="false"/>
                 <w:bCs w:val="false"/>
                 <w:sz w:val="22"/>
@@ -9919,6 +10399,7 @@
             </w:pPr>
             <w:r>
               <w:rPr>
+                <w:rFonts w:ascii="Times New Roman" w:cs="Times New Roman" w:eastAsia="Times New Roman" w:hAnsi="Times New Roman"/>
                 <w:b w:val="false"/>
                 <w:bCs w:val="false"/>
                 <w:sz w:val="22"/>
@@ -9946,12 +10427,13 @@
             </w:pPr>
             <w:r>
               <w:rPr>
-                <w:b w:val="false"/>
-                <w:bCs w:val="false"/>
-                <w:sz w:val="22"/>
-                <w:szCs w:val="22"/>
-              </w:rPr>
-              <w:t xml:space="preserve">Go, compilation statique, 13,7 Mo mesurés à la livraison, frontend React embarqué par go:embed, aucune dépendance d'exécution</w:t>
+                <w:rFonts w:ascii="Times New Roman" w:cs="Times New Roman" w:eastAsia="Times New Roman" w:hAnsi="Times New Roman"/>
+                <w:b w:val="false"/>
+                <w:bCs w:val="false"/>
+                <w:sz w:val="22"/>
+                <w:szCs w:val="22"/>
+              </w:rPr>
+              <w:t xml:space="preserve">Go, compilation statique, frontend React embarqué par go:embed, aucune dépendance d'exécution</w:t>
             </w:r>
           </w:p>
         </w:tc>
@@ -9978,6 +10460,7 @@
             </w:pPr>
             <w:r>
               <w:rPr>
+                <w:rFonts w:ascii="Times New Roman" w:cs="Times New Roman" w:eastAsia="Times New Roman" w:hAnsi="Times New Roman"/>
                 <w:b w:val="false"/>
                 <w:bCs w:val="false"/>
                 <w:sz w:val="22"/>
@@ -10005,6 +10488,7 @@
             </w:pPr>
             <w:r>
               <w:rPr>
+                <w:rFonts w:ascii="Times New Roman" w:cs="Times New Roman" w:eastAsia="Times New Roman" w:hAnsi="Times New Roman"/>
                 <w:b w:val="false"/>
                 <w:bCs w:val="false"/>
                 <w:sz w:val="22"/>
@@ -10028,7 +10512,7 @@
         <w:jc w:val="both"/>
       </w:pPr>
       <w:r>
-        <w:t xml:space="preserve">Trois postes hôtes ont servi au travail. L'hôte principal, un portable ASUS sous Windows 11 à processeur Intel Core i7 et 12 Go de mémoire, a porté la machine virtuelle du banc et la majorité des campagnes ; un portable TOSHIBA à processeur Core i5, également pourvu de 12 Go de mémoire, a servi de second hôte d'expérimentation pour les vagues de mise au point ; un poste NEC, Core i5 et 8 Go de mémoire, a été utilisé en observation, sans banc : l'audit et la lecture des archives y fonctionnent, les campagnes y sont hors de portée faute d'hyperviseur. Cette répartition reflète la variété réelle des postes de l'institution, et le mode observation du binaire la respecte : chaque poste reçoit les fonctions que son matériel peut porter.</w:t>
+        <w:t xml:space="preserve">Trois postes hôtes ont servi au travail. L'hôte principal, un portable ASUS sous Windows 11 à processeur Intel Core i7 et 12 Go de mémoire, a porté le développement, le tableau de bord et la majorité des campagnes pilotées à distance ; un portable TOSHIBA à processeur Core i5, également pourvu de 12 Go de mémoire, a servi de second hôte d'expérimentation pour les vagues de mise au point ; un poste NEC, Core i5 et 8 Go de mémoire, a été utilisé en observation, sans banc : l'audit et la lecture des archives y fonctionnent, les campagnes y sont hors de portée. Cette répartition reflète la variété réelle des postes de l'institution, et le mode observation du binaire la respecte : chaque poste reçoit les fonctions que son matériel peut porter.</w:t>
       </w:r>
     </w:p>
     <w:p>
@@ -10038,7 +10522,67 @@
         <w:jc w:val="both"/>
       </w:pPr>
       <w:r>
-        <w:t xml:space="preserve">Le serveur du banc est une machine virtuelle Ubuntu Server 24.04 LTS, noyau Linux 6.8.0-138-generic, dotée de deux processeurs virtuels et de 4 Go de mémoire. Le banc complet tient sur l'hôte : aucune dépendance externe, aucun service distant. La discipline de file et les conditions du lien sont les variables contrôlées de l'expérimentation, la machine est une covariable surveillée par la porte G7. L'instantané de l'état sain, piloté par le moteur de déploiement, permet de repartir d'un état connu avant chaque série.</w:t>
+        <w:t xml:space="preserve">Le serveur du banc est une machine physique hébergée à Météo Madagascar : </w:t>
+      </w:r>
+      <w:r>
+        <w:rPr>
+          <w:b/>
+          <w:bCs/>
+          <w:highlight w:val="yellow"/>
+          <w:highlightCs w:val="yellow"/>
+        </w:rPr>
+        <w:t xml:space="preserve">MODÈLE</w:t>
+      </w:r>
+      <w:r>
+        <w:t xml:space="preserve">, </w:t>
+      </w:r>
+      <w:r>
+        <w:rPr>
+          <w:b/>
+          <w:bCs/>
+          <w:highlight w:val="yellow"/>
+          <w:highlightCs w:val="yellow"/>
+        </w:rPr>
+        <w:t xml:space="preserve">PROCESSEUR</w:t>
+      </w:r>
+      <w:r>
+        <w:t xml:space="preserve">, </w:t>
+      </w:r>
+      <w:r>
+        <w:rPr>
+          <w:b/>
+          <w:bCs/>
+          <w:highlight w:val="yellow"/>
+          <w:highlightCs w:val="yellow"/>
+        </w:rPr>
+        <w:t xml:space="preserve">MÉMOIRE VIVE</w:t>
+      </w:r>
+      <w:r>
+        <w:t xml:space="preserve">, </w:t>
+      </w:r>
+      <w:r>
+        <w:rPr>
+          <w:b/>
+          <w:bCs/>
+          <w:highlight w:val="yellow"/>
+          <w:highlightCs w:val="yellow"/>
+        </w:rPr>
+        <w:t xml:space="preserve">STOCKAGE</w:t>
+      </w:r>
+      <w:r>
+        <w:t xml:space="preserve">, sous Ubuntu Server 24.04 LTS, noyau Linux </w:t>
+      </w:r>
+      <w:r>
+        <w:rPr>
+          <w:b/>
+          <w:bCs/>
+          <w:highlight w:val="yellow"/>
+          <w:highlightCs w:val="yellow"/>
+        </w:rPr>
+        <w:t xml:space="preserve">VERSION DU NOYAU</w:t>
+      </w:r>
+      <w:r>
+        <w:t xml:space="preserve">. Le banc complet tient sur place : aucune dépendance externe, aucun service distant. La discipline de file et les conditions du lien sont les variables contrôlées de l'expérimentation, la machine est une covariable surveillée par la porte G7. La configuration saine, appliquée par le moteur de déploiement et sauvegardée par kit backup, permet de repartir d'un état connu avant chaque série.</w:t>
       </w:r>
     </w:p>
     <w:p>
@@ -10048,7 +10592,7 @@
         <w:jc w:val="both"/>
       </w:pPr>
       <w:r>
-        <w:t xml:space="preserve">Le choix de la machine virtuelle se justifie par la reproductibilité du noyau : les disciplines de file et le module netem appartiennent au noyau Linux, dont la version conditionne les comportements mesurés ; une version précise d'Ubuntu Server, figée par instantané, garantit que les mesures d'aujourd'hui et de demain s'exécutent sur le même code de file. Les instantanés complètent ce verrou : l'état sain est photographié une fois, et toute série peut y revenir, ce qui neutralise la dérive silencieuse d'une machine qui aurait accumulé des restes. Deux processeurs virtuels suffisent, et le font à dessein : les flux mesurés sont de 20 à 100 Mbit/s, le goulet est le lien émulé, pas le processeur ; le processeur n'intervient que pour générer et absorber des flux très inférieurs à ses capacités, et la porte G7 surveille qu'il en reste toujours le cas, une machine occupée faussant toute mesure de latence. La porte G7 est ainsi le garde-fou qui valide a posteriori l'hypothèse de sobriété du banc : tant qu'elle passe, la machine n'a pas influé sur la mesure.</w:t>
+        <w:t xml:space="preserve">Le choix d'une machine dédiée se justifie par la reproductibilité du noyau : les disciplines de file et le module netem appartiennent au noyau Linux, dont la version conditionne les comportements mesurés ; une version précise d'Ubuntu Server, figée par configuration, garantit que les mesures d'aujourd'hui et de demain s'exécutent sur le même code de file. La sauvegarde complète ce verrou : l'état sain est archivé une fois, et toute série peut y revenir, ce qui neutralise la dérive silencieuse d'une machine qui aurait accumulé des restes. Le dimensionnement suit le même principe de sobriété : les flux mesurés sont de 20 à 100 Mbit/s, le goulet est le lien émulé, pas le processeur ; le processeur n'intervient que pour générer et absorber des flux très inférieurs à ses capacités, et la porte G7 surveille qu'il en reste toujours le cas, une machine occupée faussant toute mesure de latence. La porte G7 est ainsi le garde-fou qui valide a posteriori l'hypothèse de sobriété du banc : tant qu'elle passe, la machine n'a pas influé sur la mesure.</w:t>
       </w:r>
     </w:p>
     <w:p>
@@ -10099,7 +10643,7 @@
         <w:jc w:val="both"/>
       </w:pPr>
       <w:r>
-        <w:t xml:space="preserve">L'instrument tient dans un binaire unique écrit en Go, compilé statiquement : 13,7 mégaoctets mesurés à la livraison, une fois le frontend React embarqué par la directive go:embed. Le binaire démarre le tableau de bord et l'API d'expérimentation, exécute les campagnes, écrit les archives et régénère les figures. Aucune dépendance d'exécution n'est exigée : ni base de données à provisionner, ni service distant à joindre, ni bibliothèque à installer sur le poste cible. Le fichier se copie sur la machine, se lance, et l'instrument complet est disponible. Cette propriété compte pour le contexte d'usage : les postes de l'institution ne sont pas tous administrés avec les mêmes outils de déploiement logiciel, et un instrument qui se résume à un fichier se transmet par simple copie, par messagerie ou par clé USB, sans procédure d'installation à documenter séparément.</w:t>
+        <w:t xml:space="preserve">L'instrument tient dans un binaire unique écrit en Go, compilé statiquement, une fois le frontend React embarqué par la directive go:embed. Le binaire démarre le tableau de bord et l'API d'expérimentation, exécute les campagnes, écrit les archives et régénère les figures. Aucune dépendance d'exécution n'est exigée : ni base de données à provisionner, ni service distant à joindre, ni bibliothèque à installer sur le poste cible. Le fichier se copie sur la machine, se lance, et l'instrument complet est disponible. Cette propriété compte pour le contexte d'usage : les postes de l'institution ne sont pas tous administrés avec les mêmes outils de déploiement logiciel, et un instrument qui se résume à un fichier se transmet par simple copie, par messagerie ou par clé USB, sans procédure d'installation à documenter séparément.</w:t>
       </w:r>
     </w:p>
     <w:p>
@@ -10119,7 +10663,7 @@
         <w:jc w:val="both"/>
       </w:pPr>
       <w:r>
-        <w:t xml:space="preserve">L'assistant de première installation guide l'opérateur en sept étapes : détection des dépendances et des hyperviseurs disponibles, installation de ce qui manque, construction du frontend puis du binaire, choix du mode d'exécution, configuration du banc si un hyperviseur est présent, ajout optionnel d'entrées de résolution locale, vérification finale des capacités. Chaque étape est idempotente : une étape déjà verte est signalée et sautée. L'assistant couvre les deux contextes d'usage, poste d'observation sans banc et poste hôte du banc. Le choix du mode d'exécution demande un mot d'explication : sur le poste sans banc, l'instrument se limite à l'audit des liens réels et à la lecture des archives, tandis que le poste hôte du banc accède en outre aux campagnes d'expérimentation complètes, machine virtuelle, émulation de liens et exécution des protocoles. Un technicien régional peut donc installer l'outil sans se voir proposer des fonctions qui réclament un hyperviseur absent, et le poste central concentre l'expérimentation.</w:t>
+        <w:t xml:space="preserve">L'assistant de première installation guide l'opérateur en sept étapes : détection des dépendances et des hyperviseurs disponibles, installation de ce qui manque, construction du frontend puis du binaire, choix du mode d'exécution, configuration du banc si un hyperviseur est présent, ajout optionnel d'entrées de résolution locale, vérification finale des capacités. Chaque étape est idempotente : une étape déjà verte est signalée et sautée. L'assistant couvre les deux contextes d'usage, poste d'observation sans banc et poste hôte du banc. Le choix du mode d'exécution demande un mot d'explication : sur le poste sans banc, l'instrument se limite à l'audit des liens réels et à la lecture des archives, tandis que le poste hôte du banc accède en outre aux campagnes d'expérimentation complètes, machine du banc, émulation de liens et exécution des protocoles. Un technicien régional peut donc installer l'outil sans se voir proposer des fonctions qui réclament un hyperviseur absent, et le poste central concentre l'expérimentation.</w:t>
       </w:r>
     </w:p>
     <w:p>
@@ -10129,7 +10673,7 @@
         <w:jc w:val="both"/>
       </w:pPr>
       <w:r>
-        <w:t xml:space="preserve">La construction en deux temps, frontend puis binaire, suit la même économie de gestes. Le frontend React est compilé une première fois, ses fichiers statiques sont ensuite intégrés au binaire par la directive go:embed, et le binaire final embarque ainsi l'interface complète. À l'usage, le navigateur de supervision reçoit les fichiers depuis le binaire lui-même, sans serveur de fichiers séparé ni version décalée de l'interface par rapport au moteur. La vérification finale de l'assistant contrôle l'ensemble de la chaîne : présence du binaire, démarrage du service, réponse de l'API, et pour le poste hôte, accès à la machine virtuelle du banc. L'opérateur qui termine l'assistant tient un instrument vérifié, non un instrument présumé.</w:t>
+        <w:t xml:space="preserve">La construction en deux temps, frontend puis binaire, suit la même économie de gestes. Le frontend React est compilé une première fois, ses fichiers statiques sont ensuite intégrés au binaire par la directive go:embed, et le binaire final embarque ainsi l'interface complète. À l'usage, le navigateur de supervision reçoit les fichiers depuis le binaire lui-même, sans serveur de fichiers séparé ni version décalée de l'interface par rapport au moteur. La vérification finale de l'assistant contrôle l'ensemble de la chaîne : présence du binaire, démarrage du service, réponse de l'API, et pour le poste hôte, accès à la machine du banc. L'opérateur qui termine l'assistant tient un instrument vérifié, non un instrument présumé.</w:t>
       </w:r>
     </w:p>
     <w:p>
@@ -10204,6 +10748,7 @@
             </w:pPr>
             <w:r>
               <w:rPr>
+                <w:rFonts w:ascii="Times New Roman" w:cs="Times New Roman" w:eastAsia="Times New Roman" w:hAnsi="Times New Roman"/>
                 <w:b/>
                 <w:bCs/>
                 <w:sz w:val="22"/>
@@ -10232,6 +10777,7 @@
             </w:pPr>
             <w:r>
               <w:rPr>
+                <w:rFonts w:ascii="Times New Roman" w:cs="Times New Roman" w:eastAsia="Times New Roman" w:hAnsi="Times New Roman"/>
                 <w:b/>
                 <w:bCs/>
                 <w:sz w:val="22"/>
@@ -10264,6 +10810,7 @@
             </w:pPr>
             <w:r>
               <w:rPr>
+                <w:rFonts w:ascii="Times New Roman" w:cs="Times New Roman" w:eastAsia="Times New Roman" w:hAnsi="Times New Roman"/>
                 <w:b w:val="false"/>
                 <w:bCs w:val="false"/>
                 <w:sz w:val="22"/>
@@ -10291,6 +10838,7 @@
             </w:pPr>
             <w:r>
               <w:rPr>
+                <w:rFonts w:ascii="Times New Roman" w:cs="Times New Roman" w:eastAsia="Times New Roman" w:hAnsi="Times New Roman"/>
                 <w:b w:val="false"/>
                 <w:bCs w:val="false"/>
                 <w:sz w:val="22"/>
@@ -10323,6 +10871,7 @@
             </w:pPr>
             <w:r>
               <w:rPr>
+                <w:rFonts w:ascii="Times New Roman" w:cs="Times New Roman" w:eastAsia="Times New Roman" w:hAnsi="Times New Roman"/>
                 <w:b w:val="false"/>
                 <w:bCs w:val="false"/>
                 <w:sz w:val="22"/>
@@ -10350,6 +10899,7 @@
             </w:pPr>
             <w:r>
               <w:rPr>
+                <w:rFonts w:ascii="Times New Roman" w:cs="Times New Roman" w:eastAsia="Times New Roman" w:hAnsi="Times New Roman"/>
                 <w:b w:val="false"/>
                 <w:bCs w:val="false"/>
                 <w:sz w:val="22"/>
@@ -10382,6 +10932,7 @@
             </w:pPr>
             <w:r>
               <w:rPr>
+                <w:rFonts w:ascii="Times New Roman" w:cs="Times New Roman" w:eastAsia="Times New Roman" w:hAnsi="Times New Roman"/>
                 <w:b w:val="false"/>
                 <w:bCs w:val="false"/>
                 <w:sz w:val="22"/>
@@ -10409,12 +10960,13 @@
             </w:pPr>
             <w:r>
               <w:rPr>
-                <w:b w:val="false"/>
-                <w:bCs w:val="false"/>
-                <w:sz w:val="22"/>
-                <w:szCs w:val="22"/>
-              </w:rPr>
-              <w:t xml:space="preserve">Moteur de déploiement de la machine virtuelle : dix-huit actions</w:t>
+                <w:rFonts w:ascii="Times New Roman" w:cs="Times New Roman" w:eastAsia="Times New Roman" w:hAnsi="Times New Roman"/>
+                <w:b w:val="false"/>
+                <w:bCs w:val="false"/>
+                <w:sz w:val="22"/>
+                <w:szCs w:val="22"/>
+              </w:rPr>
+              <w:t xml:space="preserve">Moteur de déploiement de toute machine du banc : dix-huit actions</w:t>
             </w:r>
           </w:p>
         </w:tc>
@@ -10441,6 +10993,7 @@
             </w:pPr>
             <w:r>
               <w:rPr>
+                <w:rFonts w:ascii="Times New Roman" w:cs="Times New Roman" w:eastAsia="Times New Roman" w:hAnsi="Times New Roman"/>
                 <w:b w:val="false"/>
                 <w:bCs w:val="false"/>
                 <w:sz w:val="22"/>
@@ -10468,6 +11021,7 @@
             </w:pPr>
             <w:r>
               <w:rPr>
+                <w:rFonts w:ascii="Times New Roman" w:cs="Times New Roman" w:eastAsia="Times New Roman" w:hAnsi="Times New Roman"/>
                 <w:b w:val="false"/>
                 <w:bCs w:val="false"/>
                 <w:sz w:val="22"/>
@@ -10500,6 +11054,7 @@
             </w:pPr>
             <w:r>
               <w:rPr>
+                <w:rFonts w:ascii="Times New Roman" w:cs="Times New Roman" w:eastAsia="Times New Roman" w:hAnsi="Times New Roman"/>
                 <w:b w:val="false"/>
                 <w:bCs w:val="false"/>
                 <w:sz w:val="22"/>
@@ -10527,6 +11082,7 @@
             </w:pPr>
             <w:r>
               <w:rPr>
+                <w:rFonts w:ascii="Times New Roman" w:cs="Times New Roman" w:eastAsia="Times New Roman" w:hAnsi="Times New Roman"/>
                 <w:b w:val="false"/>
                 <w:bCs w:val="false"/>
                 <w:sz w:val="22"/>
@@ -10559,6 +11115,7 @@
             </w:pPr>
             <w:r>
               <w:rPr>
+                <w:rFonts w:ascii="Times New Roman" w:cs="Times New Roman" w:eastAsia="Times New Roman" w:hAnsi="Times New Roman"/>
                 <w:b w:val="false"/>
                 <w:bCs w:val="false"/>
                 <w:sz w:val="22"/>
@@ -10586,6 +11143,7 @@
             </w:pPr>
             <w:r>
               <w:rPr>
+                <w:rFonts w:ascii="Times New Roman" w:cs="Times New Roman" w:eastAsia="Times New Roman" w:hAnsi="Times New Roman"/>
                 <w:b w:val="false"/>
                 <w:bCs w:val="false"/>
                 <w:sz w:val="22"/>
@@ -10618,6 +11176,7 @@
             </w:pPr>
             <w:r>
               <w:rPr>
+                <w:rFonts w:ascii="Times New Roman" w:cs="Times New Roman" w:eastAsia="Times New Roman" w:hAnsi="Times New Roman"/>
                 <w:b w:val="false"/>
                 <w:bCs w:val="false"/>
                 <w:sz w:val="22"/>
@@ -10645,6 +11204,7 @@
             </w:pPr>
             <w:r>
               <w:rPr>
+                <w:rFonts w:ascii="Times New Roman" w:cs="Times New Roman" w:eastAsia="Times New Roman" w:hAnsi="Times New Roman"/>
                 <w:b w:val="false"/>
                 <w:bCs w:val="false"/>
                 <w:sz w:val="22"/>
@@ -10677,6 +11237,7 @@
             </w:pPr>
             <w:r>
               <w:rPr>
+                <w:rFonts w:ascii="Times New Roman" w:cs="Times New Roman" w:eastAsia="Times New Roman" w:hAnsi="Times New Roman"/>
                 <w:b w:val="false"/>
                 <w:bCs w:val="false"/>
                 <w:sz w:val="22"/>
@@ -10704,6 +11265,7 @@
             </w:pPr>
             <w:r>
               <w:rPr>
+                <w:rFonts w:ascii="Times New Roman" w:cs="Times New Roman" w:eastAsia="Times New Roman" w:hAnsi="Times New Roman"/>
                 <w:b w:val="false"/>
                 <w:bCs w:val="false"/>
                 <w:sz w:val="22"/>
@@ -10757,7 +11319,7 @@
         <w:jc w:val="both"/>
       </w:pPr>
       <w:r>
-        <w:t xml:space="preserve">Le contenu des cinq onglets se résume en une phrase chacun, et ce résumé a sa place ici parce qu'il fixe le vocabulaire des sections suivantes. L'onglet Setup conduit l'installation : il rappelle les trois modes du wizard, interactif, intégration continue et sans machine virtuelle, et les sept étapes idempotentes. L'onglet Kit actionne le moteur de déploiement : les actions s'y choisissent au clavier et s'y exécutent, la dernière sortie restant affichée sous la liste. L'onglet Campagne arme et démarre la mesure, ou en rappelle la commande équivalente au repos ; une campagne en cours y affiche l'événement courant, sa phase, et les valeurs du moment. L'onglet Live déroule les cartes, latence et débit, paquets écartés, progression de l'événement sur le total de la matrice. L'onglet Résultats, enfin, affiche le classement des lignes gelées, ligne par ligne, la meilleure cellule marquée. La section consacrée aux interfaces détaillées, plus loin dans cette partie, reprend chacun de ces écrans pas à pas.</w:t>
+        <w:t xml:space="preserve">Le contenu des cinq onglets se résume en une phrase chacun, et ce résumé a sa place ici parce qu'il fixe le vocabulaire des sections suivantes. L'onglet Setup conduit l'installation : il rappelle les trois modes du wizard, interactif, intégration continue et sans banc, et les sept étapes idempotentes. L'onglet Kit actionne le moteur de déploiement : les actions s'y choisissent au clavier et s'y exécutent, la dernière sortie restant affichée sous la liste. L'onglet Campagne arme et démarre la mesure, ou en rappelle la commande équivalente au repos ; une campagne en cours y affiche l'événement courant, sa phase, et les valeurs du moment. L'onglet Live déroule les cartes, latence et débit, paquets écartés, progression de l'événement sur le total de la matrice. L'onglet Résultats, enfin, affiche le classement des lignes gelées, ligne par ligne, la meilleure cellule marquée. La section consacrée aux interfaces détaillées, plus loin dans cette partie, reprend chacun de ces écrans pas à pas.</w:t>
       </w:r>
     </w:p>
     <w:p>
@@ -10864,6 +11426,7 @@
             </w:pPr>
             <w:r>
               <w:rPr>
+                <w:rFonts w:ascii="Times New Roman" w:cs="Times New Roman" w:eastAsia="Times New Roman" w:hAnsi="Times New Roman"/>
                 <w:b/>
                 <w:bCs/>
                 <w:sz w:val="22"/>
@@ -10892,6 +11455,7 @@
             </w:pPr>
             <w:r>
               <w:rPr>
+                <w:rFonts w:ascii="Times New Roman" w:cs="Times New Roman" w:eastAsia="Times New Roman" w:hAnsi="Times New Roman"/>
                 <w:b/>
                 <w:bCs/>
                 <w:sz w:val="22"/>
@@ -10920,6 +11484,7 @@
             </w:pPr>
             <w:r>
               <w:rPr>
+                <w:rFonts w:ascii="Times New Roman" w:cs="Times New Roman" w:eastAsia="Times New Roman" w:hAnsi="Times New Roman"/>
                 <w:b/>
                 <w:bCs/>
                 <w:sz w:val="22"/>
@@ -10952,6 +11517,7 @@
             </w:pPr>
             <w:r>
               <w:rPr>
+                <w:rFonts w:ascii="Times New Roman" w:cs="Times New Roman" w:eastAsia="Times New Roman" w:hAnsi="Times New Roman"/>
                 <w:b w:val="false"/>
                 <w:bCs w:val="false"/>
                 <w:sz w:val="22"/>
@@ -10979,6 +11545,7 @@
             </w:pPr>
             <w:r>
               <w:rPr>
+                <w:rFonts w:ascii="Times New Roman" w:cs="Times New Roman" w:eastAsia="Times New Roman" w:hAnsi="Times New Roman"/>
                 <w:b w:val="false"/>
                 <w:bCs w:val="false"/>
                 <w:sz w:val="22"/>
@@ -11006,6 +11573,7 @@
             </w:pPr>
             <w:r>
               <w:rPr>
+                <w:rFonts w:ascii="Times New Roman" w:cs="Times New Roman" w:eastAsia="Times New Roman" w:hAnsi="Times New Roman"/>
                 <w:b w:val="false"/>
                 <w:bCs w:val="false"/>
                 <w:sz w:val="22"/>
@@ -11038,6 +11606,7 @@
             </w:pPr>
             <w:r>
               <w:rPr>
+                <w:rFonts w:ascii="Times New Roman" w:cs="Times New Roman" w:eastAsia="Times New Roman" w:hAnsi="Times New Roman"/>
                 <w:b w:val="false"/>
                 <w:bCs w:val="false"/>
                 <w:sz w:val="22"/>
@@ -11065,6 +11634,7 @@
             </w:pPr>
             <w:r>
               <w:rPr>
+                <w:rFonts w:ascii="Times New Roman" w:cs="Times New Roman" w:eastAsia="Times New Roman" w:hAnsi="Times New Roman"/>
                 <w:b w:val="false"/>
                 <w:bCs w:val="false"/>
                 <w:sz w:val="22"/>
@@ -11092,6 +11662,7 @@
             </w:pPr>
             <w:r>
               <w:rPr>
+                <w:rFonts w:ascii="Times New Roman" w:cs="Times New Roman" w:eastAsia="Times New Roman" w:hAnsi="Times New Roman"/>
                 <w:b w:val="false"/>
                 <w:bCs w:val="false"/>
                 <w:sz w:val="22"/>
@@ -11124,6 +11695,7 @@
             </w:pPr>
             <w:r>
               <w:rPr>
+                <w:rFonts w:ascii="Times New Roman" w:cs="Times New Roman" w:eastAsia="Times New Roman" w:hAnsi="Times New Roman"/>
                 <w:b w:val="false"/>
                 <w:bCs w:val="false"/>
                 <w:sz w:val="22"/>
@@ -11151,6 +11723,7 @@
             </w:pPr>
             <w:r>
               <w:rPr>
+                <w:rFonts w:ascii="Times New Roman" w:cs="Times New Roman" w:eastAsia="Times New Roman" w:hAnsi="Times New Roman"/>
                 <w:b w:val="false"/>
                 <w:bCs w:val="false"/>
                 <w:sz w:val="22"/>
@@ -11178,6 +11751,7 @@
             </w:pPr>
             <w:r>
               <w:rPr>
+                <w:rFonts w:ascii="Times New Roman" w:cs="Times New Roman" w:eastAsia="Times New Roman" w:hAnsi="Times New Roman"/>
                 <w:b w:val="false"/>
                 <w:bCs w:val="false"/>
                 <w:sz w:val="22"/>
@@ -11210,6 +11784,7 @@
             </w:pPr>
             <w:r>
               <w:rPr>
+                <w:rFonts w:ascii="Times New Roman" w:cs="Times New Roman" w:eastAsia="Times New Roman" w:hAnsi="Times New Roman"/>
                 <w:b w:val="false"/>
                 <w:bCs w:val="false"/>
                 <w:sz w:val="22"/>
@@ -11237,6 +11812,7 @@
             </w:pPr>
             <w:r>
               <w:rPr>
+                <w:rFonts w:ascii="Times New Roman" w:cs="Times New Roman" w:eastAsia="Times New Roman" w:hAnsi="Times New Roman"/>
                 <w:b w:val="false"/>
                 <w:bCs w:val="false"/>
                 <w:sz w:val="22"/>
@@ -11264,6 +11840,7 @@
             </w:pPr>
             <w:r>
               <w:rPr>
+                <w:rFonts w:ascii="Times New Roman" w:cs="Times New Roman" w:eastAsia="Times New Roman" w:hAnsi="Times New Roman"/>
                 <w:b w:val="false"/>
                 <w:bCs w:val="false"/>
                 <w:sz w:val="22"/>
@@ -11317,7 +11894,7 @@
         <w:jc w:val="both"/>
       </w:pPr>
       <w:r>
-        <w:t xml:space="preserve">Le moteur de déploiement de la machine virtuelle complète l'instrument. Dix-huit actions couvrent le cycle de vie, du diagnostic à la vérification des archives : doctor, scan, ensure, align, build, deploy, bootstrap, status, logs, health, tunnel, snapshot, snapshots, revert, ssh, ps, backup et verify. Les instantanés protègent chaque expérimentation risquée : un banc se casse, l'état sain se restaure en une commande, sans toucher aux données de production. La vérification distante referme la chaîne de confiance sans quitter le poste : les empreintes des archives sont recalculées sur la machine du banc, par le binaire qui s'y trouve, et tout écart s'affiche immédiatement. Le journal d'un déploiement est conservé, de sorte qu'un banc qui fonctionne mal se diagnostique en relisant ce que le moteur a fait, étape par étape, plutôt qu'en reconstituant l'historique à la main.</w:t>
+        <w:t xml:space="preserve">Le moteur de déploiement complète l'instrument : il pilote toute machine du banc accessible en SSH, virtuelle ou physique. Dix-huit actions couvrent le cycle de vie, du diagnostic à la vérification des archives : doctor, scan, ensure, align, build, deploy, bootstrap, status, logs, health, tunnel, snapshot, snapshots, revert, ssh, ps, backup et verify. Les instantanés, sur hyperviseur, et les sauvegardes complètes, sur toute machine, protègent chaque expérimentation risquée : un banc se casse, l'état sain se restaure en une commande, sans toucher aux données de production. La vérification distante referme la chaîne de confiance sans quitter le poste : les empreintes des archives sont recalculées sur la machine du banc, par le binaire qui s'y trouve, et tout écart s'affiche immédiatement. Le journal d'un déploiement est conservé, de sorte qu'un banc qui fonctionne mal se diagnostique en relisant ce que le moteur a fait, étape par étape, plutôt qu'en reconstituant l'historique à la main.</w:t>
       </w:r>
     </w:p>
     <w:p>
@@ -11424,6 +12001,7 @@
             </w:pPr>
             <w:r>
               <w:rPr>
+                <w:rFonts w:ascii="Times New Roman" w:cs="Times New Roman" w:eastAsia="Times New Roman" w:hAnsi="Times New Roman"/>
                 <w:b/>
                 <w:bCs/>
                 <w:sz w:val="22"/>
@@ -11452,6 +12030,7 @@
             </w:pPr>
             <w:r>
               <w:rPr>
+                <w:rFonts w:ascii="Times New Roman" w:cs="Times New Roman" w:eastAsia="Times New Roman" w:hAnsi="Times New Roman"/>
                 <w:b/>
                 <w:bCs/>
                 <w:sz w:val="22"/>
@@ -11480,6 +12059,7 @@
             </w:pPr>
             <w:r>
               <w:rPr>
+                <w:rFonts w:ascii="Times New Roman" w:cs="Times New Roman" w:eastAsia="Times New Roman" w:hAnsi="Times New Roman"/>
                 <w:b/>
                 <w:bCs/>
                 <w:sz w:val="22"/>
@@ -11512,6 +12092,7 @@
             </w:pPr>
             <w:r>
               <w:rPr>
+                <w:rFonts w:ascii="Times New Roman" w:cs="Times New Roman" w:eastAsia="Times New Roman" w:hAnsi="Times New Roman"/>
                 <w:b w:val="false"/>
                 <w:bCs w:val="false"/>
                 <w:sz w:val="22"/>
@@ -11539,6 +12120,7 @@
             </w:pPr>
             <w:r>
               <w:rPr>
+                <w:rFonts w:ascii="Times New Roman" w:cs="Times New Roman" w:eastAsia="Times New Roman" w:hAnsi="Times New Roman"/>
                 <w:b w:val="false"/>
                 <w:bCs w:val="false"/>
                 <w:sz w:val="22"/>
@@ -11566,6 +12148,7 @@
             </w:pPr>
             <w:r>
               <w:rPr>
+                <w:rFonts w:ascii="Times New Roman" w:cs="Times New Roman" w:eastAsia="Times New Roman" w:hAnsi="Times New Roman"/>
                 <w:b w:val="false"/>
                 <w:bCs w:val="false"/>
                 <w:sz w:val="22"/>
@@ -11598,6 +12181,7 @@
             </w:pPr>
             <w:r>
               <w:rPr>
+                <w:rFonts w:ascii="Times New Roman" w:cs="Times New Roman" w:eastAsia="Times New Roman" w:hAnsi="Times New Roman"/>
                 <w:b w:val="false"/>
                 <w:bCs w:val="false"/>
                 <w:sz w:val="22"/>
@@ -11625,6 +12209,7 @@
             </w:pPr>
             <w:r>
               <w:rPr>
+                <w:rFonts w:ascii="Times New Roman" w:cs="Times New Roman" w:eastAsia="Times New Roman" w:hAnsi="Times New Roman"/>
                 <w:b w:val="false"/>
                 <w:bCs w:val="false"/>
                 <w:sz w:val="22"/>
@@ -11652,6 +12237,7 @@
             </w:pPr>
             <w:r>
               <w:rPr>
+                <w:rFonts w:ascii="Times New Roman" w:cs="Times New Roman" w:eastAsia="Times New Roman" w:hAnsi="Times New Roman"/>
                 <w:b w:val="false"/>
                 <w:bCs w:val="false"/>
                 <w:sz w:val="22"/>
@@ -11684,6 +12270,7 @@
             </w:pPr>
             <w:r>
               <w:rPr>
+                <w:rFonts w:ascii="Times New Roman" w:cs="Times New Roman" w:eastAsia="Times New Roman" w:hAnsi="Times New Roman"/>
                 <w:b w:val="false"/>
                 <w:bCs w:val="false"/>
                 <w:sz w:val="22"/>
@@ -11711,6 +12298,7 @@
             </w:pPr>
             <w:r>
               <w:rPr>
+                <w:rFonts w:ascii="Times New Roman" w:cs="Times New Roman" w:eastAsia="Times New Roman" w:hAnsi="Times New Roman"/>
                 <w:b w:val="false"/>
                 <w:bCs w:val="false"/>
                 <w:sz w:val="22"/>
@@ -11738,6 +12326,7 @@
             </w:pPr>
             <w:r>
               <w:rPr>
+                <w:rFonts w:ascii="Times New Roman" w:cs="Times New Roman" w:eastAsia="Times New Roman" w:hAnsi="Times New Roman"/>
                 <w:b w:val="false"/>
                 <w:bCs w:val="false"/>
                 <w:sz w:val="22"/>
@@ -11770,6 +12359,7 @@
             </w:pPr>
             <w:r>
               <w:rPr>
+                <w:rFonts w:ascii="Times New Roman" w:cs="Times New Roman" w:eastAsia="Times New Roman" w:hAnsi="Times New Roman"/>
                 <w:b w:val="false"/>
                 <w:bCs w:val="false"/>
                 <w:sz w:val="22"/>
@@ -11797,6 +12387,7 @@
             </w:pPr>
             <w:r>
               <w:rPr>
+                <w:rFonts w:ascii="Times New Roman" w:cs="Times New Roman" w:eastAsia="Times New Roman" w:hAnsi="Times New Roman"/>
                 <w:b w:val="false"/>
                 <w:bCs w:val="false"/>
                 <w:sz w:val="22"/>
@@ -11824,6 +12415,7 @@
             </w:pPr>
             <w:r>
               <w:rPr>
+                <w:rFonts w:ascii="Times New Roman" w:cs="Times New Roman" w:eastAsia="Times New Roman" w:hAnsi="Times New Roman"/>
                 <w:b w:val="false"/>
                 <w:bCs w:val="false"/>
                 <w:sz w:val="22"/>
@@ -12146,7 +12738,7 @@
         <w:jc w:val="both"/>
       </w:pPr>
       <w:r>
-        <w:t xml:space="preserve">Le tableau de bord terminal reprend le même parcours en cinq onglets : Setup, Kit, Campagne, Live et Résultats. L'onglet Setup rappelle le wizard d'installation et ses trois modes, interactif, intégration continue, sans machine virtuelle. L'onglet Kit expose les actions du moteur de déploiement, sélectionnables au clavier, exécutées en sous-process, la dernière sortie affichée sous la liste. L'onglet Campagne affiche la matrice de la campagne en cours ou, au repos, la commande équivalente à taper. L'onglet Live reprend les cartes, latence, débit, paquets écartés, progression de l'événement courant sur le total, la phase en titre. L'onglet Résultats affiche le classement des lignes gelées, ligne par ligne, la meilleure cellule marquée. La navigation se fait par les touches de déplacement, et l'ensemble tient dans un terminal de quatre-vingts colonnes : la même information que le navigateur, pour un poste sans interface graphique.</w:t>
+        <w:t xml:space="preserve">Le tableau de bord terminal reprend le même parcours en cinq onglets : Setup, Kit, Campagne, Live et Résultats. L'onglet Setup rappelle le wizard d'installation et ses trois modes, interactif, intégration continue, sans banc. L'onglet Kit expose les actions du moteur de déploiement, sélectionnables au clavier, exécutées en sous-process, la dernière sortie affichée sous la liste. L'onglet Campagne affiche la matrice de la campagne en cours ou, au repos, la commande équivalente à taper. L'onglet Live reprend les cartes, latence, débit, paquets écartés, progression de l'événement courant sur le total, la phase en titre. L'onglet Résultats affiche le classement des lignes gelées, ligne par ligne, la meilleure cellule marquée. La navigation se fait par les touches de déplacement, et l'ensemble tient dans un terminal de quatre-vingts colonnes : la même information que le navigateur, pour un poste sans interface graphique.</w:t>
       </w:r>
     </w:p>
     <w:p>
@@ -12180,7 +12772,7 @@
         <w:jc w:val="both"/>
       </w:pPr>
       <w:r>
-        <w:t xml:space="preserve">Une journée type d'expérimentation, telle qu'elle s'est déroulée pendant les vagues de mesure, résume l'économie de gestes de l'instrument. Le matin commence par le diagnostic : une commande doctor vérifie l'environnement, une commande status vérifie que la machine virtuelle du banc répond et que le tableau de bord tourne ; si la machine a été oubliée dans un état antérieur, une commande de retour d'instantané la ramène à l'état sain connu, photographié avant les séries. Avant toute opération risquée, un instantané frais est posé. La campagne démarre ensuite, depuis l'interface ou depuis la ligne de commande ; l'opérateur suit la première cellule en vue Live, vérifie que le régime s'installe, puis laisse la matrice dérouler, le gel s'écrivant ligne après ligne. En cas de coupure d'alimentation, ce qui est arrivé, la même commande relancée reprend la campagne où elle s'était arrêtée, sans argument, sans fichier d'état à restaurer.</w:t>
+        <w:t xml:space="preserve">Une journée type d'expérimentation, telle qu'elle s'est déroulée pendant les vagues de mesure, résume l'économie de gestes de l'instrument. Le matin commence par le diagnostic : une commande doctor vérifie l'environnement, une commande status vérifie que la machine du banc répond et que le tableau de bord tourne ; si la machine a été oubliée dans un état antérieur, la sauvegarde saine connue, archivée avant les séries, permet de la ramener à l'état de référence. Avant toute opération risquée, une sauvegarde fraîche est posée. La campagne démarre ensuite, depuis l'interface ou depuis la ligne de commande ; l'opérateur suit la première cellule en vue Live, vérifie que le régime s'installe, puis laisse la matrice dérouler, le gel s'écrivant ligne après ligne. En cas de coupure d'alimentation, ce qui est arrivé, la même commande relancée reprend la campagne où elle s'était arrêtée, sans argument, sans fichier d'état à restaurer.</w:t>
       </w:r>
     </w:p>
     <w:p>
@@ -12311,6 +12903,7 @@
             </w:pPr>
             <w:r>
               <w:rPr>
+                <w:rFonts w:ascii="Times New Roman" w:cs="Times New Roman" w:eastAsia="Times New Roman" w:hAnsi="Times New Roman"/>
                 <w:b/>
                 <w:bCs/>
                 <w:sz w:val="22"/>
@@ -12339,6 +12932,7 @@
             </w:pPr>
             <w:r>
               <w:rPr>
+                <w:rFonts w:ascii="Times New Roman" w:cs="Times New Roman" w:eastAsia="Times New Roman" w:hAnsi="Times New Roman"/>
                 <w:b/>
                 <w:bCs/>
                 <w:sz w:val="22"/>
@@ -12367,6 +12961,7 @@
             </w:pPr>
             <w:r>
               <w:rPr>
+                <w:rFonts w:ascii="Times New Roman" w:cs="Times New Roman" w:eastAsia="Times New Roman" w:hAnsi="Times New Roman"/>
                 <w:b/>
                 <w:bCs/>
                 <w:sz w:val="22"/>
@@ -12395,6 +12990,7 @@
             </w:pPr>
             <w:r>
               <w:rPr>
+                <w:rFonts w:ascii="Times New Roman" w:cs="Times New Roman" w:eastAsia="Times New Roman" w:hAnsi="Times New Roman"/>
                 <w:b/>
                 <w:bCs/>
                 <w:sz w:val="22"/>
@@ -12423,6 +13019,7 @@
             </w:pPr>
             <w:r>
               <w:rPr>
+                <w:rFonts w:ascii="Times New Roman" w:cs="Times New Roman" w:eastAsia="Times New Roman" w:hAnsi="Times New Roman"/>
                 <w:b/>
                 <w:bCs/>
                 <w:sz w:val="22"/>
@@ -12451,6 +13048,7 @@
             </w:pPr>
             <w:r>
               <w:rPr>
+                <w:rFonts w:ascii="Times New Roman" w:cs="Times New Roman" w:eastAsia="Times New Roman" w:hAnsi="Times New Roman"/>
                 <w:b/>
                 <w:bCs/>
                 <w:sz w:val="22"/>
@@ -12479,6 +13077,7 @@
             </w:pPr>
             <w:r>
               <w:rPr>
+                <w:rFonts w:ascii="Times New Roman" w:cs="Times New Roman" w:eastAsia="Times New Roman" w:hAnsi="Times New Roman"/>
                 <w:b/>
                 <w:bCs/>
                 <w:sz w:val="22"/>
@@ -12511,6 +13110,7 @@
             </w:pPr>
             <w:r>
               <w:rPr>
+                <w:rFonts w:ascii="Times New Roman" w:cs="Times New Roman" w:eastAsia="Times New Roman" w:hAnsi="Times New Roman"/>
                 <w:b w:val="false"/>
                 <w:bCs w:val="false"/>
                 <w:sz w:val="22"/>
@@ -12538,6 +13138,7 @@
             </w:pPr>
             <w:r>
               <w:rPr>
+                <w:rFonts w:ascii="Times New Roman" w:cs="Times New Roman" w:eastAsia="Times New Roman" w:hAnsi="Times New Roman"/>
                 <w:b w:val="false"/>
                 <w:bCs w:val="false"/>
                 <w:sz w:val="22"/>
@@ -12565,6 +13166,7 @@
             </w:pPr>
             <w:r>
               <w:rPr>
+                <w:rFonts w:ascii="Times New Roman" w:cs="Times New Roman" w:eastAsia="Times New Roman" w:hAnsi="Times New Roman"/>
                 <w:b w:val="false"/>
                 <w:bCs w:val="false"/>
                 <w:sz w:val="22"/>
@@ -12592,6 +13194,7 @@
             </w:pPr>
             <w:r>
               <w:rPr>
+                <w:rFonts w:ascii="Times New Roman" w:cs="Times New Roman" w:eastAsia="Times New Roman" w:hAnsi="Times New Roman"/>
                 <w:b w:val="false"/>
                 <w:bCs w:val="false"/>
                 <w:sz w:val="22"/>
@@ -12619,6 +13222,7 @@
             </w:pPr>
             <w:r>
               <w:rPr>
+                <w:rFonts w:ascii="Times New Roman" w:cs="Times New Roman" w:eastAsia="Times New Roman" w:hAnsi="Times New Roman"/>
                 <w:b w:val="false"/>
                 <w:bCs w:val="false"/>
                 <w:sz w:val="22"/>
@@ -12646,6 +13250,7 @@
             </w:pPr>
             <w:r>
               <w:rPr>
+                <w:rFonts w:ascii="Times New Roman" w:cs="Times New Roman" w:eastAsia="Times New Roman" w:hAnsi="Times New Roman"/>
                 <w:b w:val="false"/>
                 <w:bCs w:val="false"/>
                 <w:sz w:val="22"/>
@@ -12673,6 +13278,7 @@
             </w:pPr>
             <w:r>
               <w:rPr>
+                <w:rFonts w:ascii="Times New Roman" w:cs="Times New Roman" w:eastAsia="Times New Roman" w:hAnsi="Times New Roman"/>
                 <w:b w:val="false"/>
                 <w:bCs w:val="false"/>
                 <w:sz w:val="22"/>
@@ -12705,6 +13311,7 @@
             </w:pPr>
             <w:r>
               <w:rPr>
+                <w:rFonts w:ascii="Times New Roman" w:cs="Times New Roman" w:eastAsia="Times New Roman" w:hAnsi="Times New Roman"/>
                 <w:b w:val="false"/>
                 <w:bCs w:val="false"/>
                 <w:sz w:val="22"/>
@@ -12732,6 +13339,7 @@
             </w:pPr>
             <w:r>
               <w:rPr>
+                <w:rFonts w:ascii="Times New Roman" w:cs="Times New Roman" w:eastAsia="Times New Roman" w:hAnsi="Times New Roman"/>
                 <w:b w:val="false"/>
                 <w:bCs w:val="false"/>
                 <w:sz w:val="22"/>
@@ -12759,6 +13367,7 @@
             </w:pPr>
             <w:r>
               <w:rPr>
+                <w:rFonts w:ascii="Times New Roman" w:cs="Times New Roman" w:eastAsia="Times New Roman" w:hAnsi="Times New Roman"/>
                 <w:b w:val="false"/>
                 <w:bCs w:val="false"/>
                 <w:sz w:val="22"/>
@@ -12786,6 +13395,7 @@
             </w:pPr>
             <w:r>
               <w:rPr>
+                <w:rFonts w:ascii="Times New Roman" w:cs="Times New Roman" w:eastAsia="Times New Roman" w:hAnsi="Times New Roman"/>
                 <w:b w:val="false"/>
                 <w:bCs w:val="false"/>
                 <w:sz w:val="22"/>
@@ -12813,6 +13423,7 @@
             </w:pPr>
             <w:r>
               <w:rPr>
+                <w:rFonts w:ascii="Times New Roman" w:cs="Times New Roman" w:eastAsia="Times New Roman" w:hAnsi="Times New Roman"/>
                 <w:b w:val="false"/>
                 <w:bCs w:val="false"/>
                 <w:sz w:val="22"/>
@@ -12840,6 +13451,7 @@
             </w:pPr>
             <w:r>
               <w:rPr>
+                <w:rFonts w:ascii="Times New Roman" w:cs="Times New Roman" w:eastAsia="Times New Roman" w:hAnsi="Times New Roman"/>
                 <w:b w:val="false"/>
                 <w:bCs w:val="false"/>
                 <w:sz w:val="22"/>
@@ -12867,6 +13479,7 @@
             </w:pPr>
             <w:r>
               <w:rPr>
+                <w:rFonts w:ascii="Times New Roman" w:cs="Times New Roman" w:eastAsia="Times New Roman" w:hAnsi="Times New Roman"/>
                 <w:b w:val="false"/>
                 <w:bCs w:val="false"/>
                 <w:sz w:val="22"/>
@@ -12899,6 +13512,7 @@
             </w:pPr>
             <w:r>
               <w:rPr>
+                <w:rFonts w:ascii="Times New Roman" w:cs="Times New Roman" w:eastAsia="Times New Roman" w:hAnsi="Times New Roman"/>
                 <w:b w:val="false"/>
                 <w:bCs w:val="false"/>
                 <w:sz w:val="22"/>
@@ -12926,6 +13540,7 @@
             </w:pPr>
             <w:r>
               <w:rPr>
+                <w:rFonts w:ascii="Times New Roman" w:cs="Times New Roman" w:eastAsia="Times New Roman" w:hAnsi="Times New Roman"/>
                 <w:b w:val="false"/>
                 <w:bCs w:val="false"/>
                 <w:sz w:val="22"/>
@@ -12953,6 +13568,7 @@
             </w:pPr>
             <w:r>
               <w:rPr>
+                <w:rFonts w:ascii="Times New Roman" w:cs="Times New Roman" w:eastAsia="Times New Roman" w:hAnsi="Times New Roman"/>
                 <w:b w:val="false"/>
                 <w:bCs w:val="false"/>
                 <w:sz w:val="22"/>
@@ -12980,6 +13596,7 @@
             </w:pPr>
             <w:r>
               <w:rPr>
+                <w:rFonts w:ascii="Times New Roman" w:cs="Times New Roman" w:eastAsia="Times New Roman" w:hAnsi="Times New Roman"/>
                 <w:b w:val="false"/>
                 <w:bCs w:val="false"/>
                 <w:sz w:val="22"/>
@@ -13007,6 +13624,7 @@
             </w:pPr>
             <w:r>
               <w:rPr>
+                <w:rFonts w:ascii="Times New Roman" w:cs="Times New Roman" w:eastAsia="Times New Roman" w:hAnsi="Times New Roman"/>
                 <w:b w:val="false"/>
                 <w:bCs w:val="false"/>
                 <w:sz w:val="22"/>
@@ -13034,6 +13652,7 @@
             </w:pPr>
             <w:r>
               <w:rPr>
+                <w:rFonts w:ascii="Times New Roman" w:cs="Times New Roman" w:eastAsia="Times New Roman" w:hAnsi="Times New Roman"/>
                 <w:b w:val="false"/>
                 <w:bCs w:val="false"/>
                 <w:sz w:val="22"/>
@@ -13061,6 +13680,7 @@
             </w:pPr>
             <w:r>
               <w:rPr>
+                <w:rFonts w:ascii="Times New Roman" w:cs="Times New Roman" w:eastAsia="Times New Roman" w:hAnsi="Times New Roman"/>
                 <w:b w:val="false"/>
                 <w:bCs w:val="false"/>
                 <w:sz w:val="22"/>
@@ -13093,6 +13713,7 @@
             </w:pPr>
             <w:r>
               <w:rPr>
+                <w:rFonts w:ascii="Times New Roman" w:cs="Times New Roman" w:eastAsia="Times New Roman" w:hAnsi="Times New Roman"/>
                 <w:b w:val="false"/>
                 <w:bCs w:val="false"/>
                 <w:sz w:val="22"/>
@@ -13120,6 +13741,7 @@
             </w:pPr>
             <w:r>
               <w:rPr>
+                <w:rFonts w:ascii="Times New Roman" w:cs="Times New Roman" w:eastAsia="Times New Roman" w:hAnsi="Times New Roman"/>
                 <w:b w:val="false"/>
                 <w:bCs w:val="false"/>
                 <w:sz w:val="22"/>
@@ -13147,6 +13769,7 @@
             </w:pPr>
             <w:r>
               <w:rPr>
+                <w:rFonts w:ascii="Times New Roman" w:cs="Times New Roman" w:eastAsia="Times New Roman" w:hAnsi="Times New Roman"/>
                 <w:b w:val="false"/>
                 <w:bCs w:val="false"/>
                 <w:sz w:val="22"/>
@@ -13174,6 +13797,7 @@
             </w:pPr>
             <w:r>
               <w:rPr>
+                <w:rFonts w:ascii="Times New Roman" w:cs="Times New Roman" w:eastAsia="Times New Roman" w:hAnsi="Times New Roman"/>
                 <w:b w:val="false"/>
                 <w:bCs w:val="false"/>
                 <w:sz w:val="22"/>
@@ -13201,6 +13825,7 @@
             </w:pPr>
             <w:r>
               <w:rPr>
+                <w:rFonts w:ascii="Times New Roman" w:cs="Times New Roman" w:eastAsia="Times New Roman" w:hAnsi="Times New Roman"/>
                 <w:b w:val="false"/>
                 <w:bCs w:val="false"/>
                 <w:sz w:val="22"/>
@@ -13228,6 +13853,7 @@
             </w:pPr>
             <w:r>
               <w:rPr>
+                <w:rFonts w:ascii="Times New Roman" w:cs="Times New Roman" w:eastAsia="Times New Roman" w:hAnsi="Times New Roman"/>
                 <w:b w:val="false"/>
                 <w:bCs w:val="false"/>
                 <w:sz w:val="22"/>
@@ -13255,6 +13881,7 @@
             </w:pPr>
             <w:r>
               <w:rPr>
+                <w:rFonts w:ascii="Times New Roman" w:cs="Times New Roman" w:eastAsia="Times New Roman" w:hAnsi="Times New Roman"/>
                 <w:b w:val="false"/>
                 <w:bCs w:val="false"/>
                 <w:sz w:val="22"/>
@@ -13287,6 +13914,7 @@
             </w:pPr>
             <w:r>
               <w:rPr>
+                <w:rFonts w:ascii="Times New Roman" w:cs="Times New Roman" w:eastAsia="Times New Roman" w:hAnsi="Times New Roman"/>
                 <w:b w:val="false"/>
                 <w:bCs w:val="false"/>
                 <w:sz w:val="22"/>
@@ -13314,6 +13942,7 @@
             </w:pPr>
             <w:r>
               <w:rPr>
+                <w:rFonts w:ascii="Times New Roman" w:cs="Times New Roman" w:eastAsia="Times New Roman" w:hAnsi="Times New Roman"/>
                 <w:b w:val="false"/>
                 <w:bCs w:val="false"/>
                 <w:sz w:val="22"/>
@@ -13341,6 +13970,7 @@
             </w:pPr>
             <w:r>
               <w:rPr>
+                <w:rFonts w:ascii="Times New Roman" w:cs="Times New Roman" w:eastAsia="Times New Roman" w:hAnsi="Times New Roman"/>
                 <w:b w:val="false"/>
                 <w:bCs w:val="false"/>
                 <w:sz w:val="22"/>
@@ -13368,6 +13998,7 @@
             </w:pPr>
             <w:r>
               <w:rPr>
+                <w:rFonts w:ascii="Times New Roman" w:cs="Times New Roman" w:eastAsia="Times New Roman" w:hAnsi="Times New Roman"/>
                 <w:b w:val="false"/>
                 <w:bCs w:val="false"/>
                 <w:sz w:val="22"/>
@@ -13395,6 +14026,7 @@
             </w:pPr>
             <w:r>
               <w:rPr>
+                <w:rFonts w:ascii="Times New Roman" w:cs="Times New Roman" w:eastAsia="Times New Roman" w:hAnsi="Times New Roman"/>
                 <w:b w:val="false"/>
                 <w:bCs w:val="false"/>
                 <w:sz w:val="22"/>
@@ -13422,6 +14054,7 @@
             </w:pPr>
             <w:r>
               <w:rPr>
+                <w:rFonts w:ascii="Times New Roman" w:cs="Times New Roman" w:eastAsia="Times New Roman" w:hAnsi="Times New Roman"/>
                 <w:b w:val="false"/>
                 <w:bCs w:val="false"/>
                 <w:sz w:val="22"/>
@@ -13449,6 +14082,7 @@
             </w:pPr>
             <w:r>
               <w:rPr>
+                <w:rFonts w:ascii="Times New Roman" w:cs="Times New Roman" w:eastAsia="Times New Roman" w:hAnsi="Times New Roman"/>
                 <w:b w:val="false"/>
                 <w:bCs w:val="false"/>
                 <w:sz w:val="22"/>
@@ -13481,6 +14115,7 @@
             </w:pPr>
             <w:r>
               <w:rPr>
+                <w:rFonts w:ascii="Times New Roman" w:cs="Times New Roman" w:eastAsia="Times New Roman" w:hAnsi="Times New Roman"/>
                 <w:b w:val="false"/>
                 <w:bCs w:val="false"/>
                 <w:sz w:val="22"/>
@@ -13508,6 +14143,7 @@
             </w:pPr>
             <w:r>
               <w:rPr>
+                <w:rFonts w:ascii="Times New Roman" w:cs="Times New Roman" w:eastAsia="Times New Roman" w:hAnsi="Times New Roman"/>
                 <w:b w:val="false"/>
                 <w:bCs w:val="false"/>
                 <w:sz w:val="22"/>
@@ -13535,6 +14171,7 @@
             </w:pPr>
             <w:r>
               <w:rPr>
+                <w:rFonts w:ascii="Times New Roman" w:cs="Times New Roman" w:eastAsia="Times New Roman" w:hAnsi="Times New Roman"/>
                 <w:b w:val="false"/>
                 <w:bCs w:val="false"/>
                 <w:sz w:val="22"/>
@@ -13562,6 +14199,7 @@
             </w:pPr>
             <w:r>
               <w:rPr>
+                <w:rFonts w:ascii="Times New Roman" w:cs="Times New Roman" w:eastAsia="Times New Roman" w:hAnsi="Times New Roman"/>
                 <w:b w:val="false"/>
                 <w:bCs w:val="false"/>
                 <w:sz w:val="22"/>
@@ -13589,6 +14227,7 @@
             </w:pPr>
             <w:r>
               <w:rPr>
+                <w:rFonts w:ascii="Times New Roman" w:cs="Times New Roman" w:eastAsia="Times New Roman" w:hAnsi="Times New Roman"/>
                 <w:b w:val="false"/>
                 <w:bCs w:val="false"/>
                 <w:sz w:val="22"/>
@@ -13616,6 +14255,7 @@
             </w:pPr>
             <w:r>
               <w:rPr>
+                <w:rFonts w:ascii="Times New Roman" w:cs="Times New Roman" w:eastAsia="Times New Roman" w:hAnsi="Times New Roman"/>
                 <w:b w:val="false"/>
                 <w:bCs w:val="false"/>
                 <w:sz w:val="22"/>
@@ -13643,6 +14283,7 @@
             </w:pPr>
             <w:r>
               <w:rPr>
+                <w:rFonts w:ascii="Times New Roman" w:cs="Times New Roman" w:eastAsia="Times New Roman" w:hAnsi="Times New Roman"/>
                 <w:b w:val="false"/>
                 <w:bCs w:val="false"/>
                 <w:sz w:val="22"/>
@@ -13993,6 +14634,7 @@
             </w:pPr>
             <w:r>
               <w:rPr>
+                <w:rFonts w:ascii="Times New Roman" w:cs="Times New Roman" w:eastAsia="Times New Roman" w:hAnsi="Times New Roman"/>
                 <w:b/>
                 <w:bCs/>
                 <w:sz w:val="22"/>
@@ -14021,6 +14663,7 @@
             </w:pPr>
             <w:r>
               <w:rPr>
+                <w:rFonts w:ascii="Times New Roman" w:cs="Times New Roman" w:eastAsia="Times New Roman" w:hAnsi="Times New Roman"/>
                 <w:b/>
                 <w:bCs/>
                 <w:sz w:val="22"/>
@@ -14049,6 +14692,7 @@
             </w:pPr>
             <w:r>
               <w:rPr>
+                <w:rFonts w:ascii="Times New Roman" w:cs="Times New Roman" w:eastAsia="Times New Roman" w:hAnsi="Times New Roman"/>
                 <w:b/>
                 <w:bCs/>
                 <w:sz w:val="22"/>
@@ -14077,6 +14721,7 @@
             </w:pPr>
             <w:r>
               <w:rPr>
+                <w:rFonts w:ascii="Times New Roman" w:cs="Times New Roman" w:eastAsia="Times New Roman" w:hAnsi="Times New Roman"/>
                 <w:b/>
                 <w:bCs/>
                 <w:sz w:val="22"/>
@@ -14105,6 +14750,7 @@
             </w:pPr>
             <w:r>
               <w:rPr>
+                <w:rFonts w:ascii="Times New Roman" w:cs="Times New Roman" w:eastAsia="Times New Roman" w:hAnsi="Times New Roman"/>
                 <w:b/>
                 <w:bCs/>
                 <w:sz w:val="22"/>
@@ -14133,6 +14779,7 @@
             </w:pPr>
             <w:r>
               <w:rPr>
+                <w:rFonts w:ascii="Times New Roman" w:cs="Times New Roman" w:eastAsia="Times New Roman" w:hAnsi="Times New Roman"/>
                 <w:b/>
                 <w:bCs/>
                 <w:sz w:val="22"/>
@@ -14161,6 +14808,7 @@
             </w:pPr>
             <w:r>
               <w:rPr>
+                <w:rFonts w:ascii="Times New Roman" w:cs="Times New Roman" w:eastAsia="Times New Roman" w:hAnsi="Times New Roman"/>
                 <w:b/>
                 <w:bCs/>
                 <w:sz w:val="22"/>
@@ -14193,6 +14841,7 @@
             </w:pPr>
             <w:r>
               <w:rPr>
+                <w:rFonts w:ascii="Times New Roman" w:cs="Times New Roman" w:eastAsia="Times New Roman" w:hAnsi="Times New Roman"/>
                 <w:b w:val="false"/>
                 <w:bCs w:val="false"/>
                 <w:sz w:val="22"/>
@@ -14220,6 +14869,7 @@
             </w:pPr>
             <w:r>
               <w:rPr>
+                <w:rFonts w:ascii="Times New Roman" w:cs="Times New Roman" w:eastAsia="Times New Roman" w:hAnsi="Times New Roman"/>
                 <w:b w:val="false"/>
                 <w:bCs w:val="false"/>
                 <w:sz w:val="22"/>
@@ -14247,6 +14897,7 @@
             </w:pPr>
             <w:r>
               <w:rPr>
+                <w:rFonts w:ascii="Times New Roman" w:cs="Times New Roman" w:eastAsia="Times New Roman" w:hAnsi="Times New Roman"/>
                 <w:b w:val="false"/>
                 <w:bCs w:val="false"/>
                 <w:sz w:val="22"/>
@@ -14274,6 +14925,7 @@
             </w:pPr>
             <w:r>
               <w:rPr>
+                <w:rFonts w:ascii="Times New Roman" w:cs="Times New Roman" w:eastAsia="Times New Roman" w:hAnsi="Times New Roman"/>
                 <w:b w:val="false"/>
                 <w:bCs w:val="false"/>
                 <w:sz w:val="22"/>
@@ -14301,6 +14953,7 @@
             </w:pPr>
             <w:r>
               <w:rPr>
+                <w:rFonts w:ascii="Times New Roman" w:cs="Times New Roman" w:eastAsia="Times New Roman" w:hAnsi="Times New Roman"/>
                 <w:b w:val="false"/>
                 <w:bCs w:val="false"/>
                 <w:sz w:val="22"/>
@@ -14328,6 +14981,7 @@
             </w:pPr>
             <w:r>
               <w:rPr>
+                <w:rFonts w:ascii="Times New Roman" w:cs="Times New Roman" w:eastAsia="Times New Roman" w:hAnsi="Times New Roman"/>
                 <w:b w:val="false"/>
                 <w:bCs w:val="false"/>
                 <w:sz w:val="22"/>
@@ -14355,6 +15009,7 @@
             </w:pPr>
             <w:r>
               <w:rPr>
+                <w:rFonts w:ascii="Times New Roman" w:cs="Times New Roman" w:eastAsia="Times New Roman" w:hAnsi="Times New Roman"/>
                 <w:b w:val="false"/>
                 <w:bCs w:val="false"/>
                 <w:sz w:val="22"/>
@@ -14387,6 +15042,7 @@
             </w:pPr>
             <w:r>
               <w:rPr>
+                <w:rFonts w:ascii="Times New Roman" w:cs="Times New Roman" w:eastAsia="Times New Roman" w:hAnsi="Times New Roman"/>
                 <w:b w:val="false"/>
                 <w:bCs w:val="false"/>
                 <w:sz w:val="22"/>
@@ -14414,6 +15070,7 @@
             </w:pPr>
             <w:r>
               <w:rPr>
+                <w:rFonts w:ascii="Times New Roman" w:cs="Times New Roman" w:eastAsia="Times New Roman" w:hAnsi="Times New Roman"/>
                 <w:b w:val="false"/>
                 <w:bCs w:val="false"/>
                 <w:sz w:val="22"/>
@@ -14441,6 +15098,7 @@
             </w:pPr>
             <w:r>
               <w:rPr>
+                <w:rFonts w:ascii="Times New Roman" w:cs="Times New Roman" w:eastAsia="Times New Roman" w:hAnsi="Times New Roman"/>
                 <w:b w:val="false"/>
                 <w:bCs w:val="false"/>
                 <w:sz w:val="22"/>
@@ -14468,6 +15126,7 @@
             </w:pPr>
             <w:r>
               <w:rPr>
+                <w:rFonts w:ascii="Times New Roman" w:cs="Times New Roman" w:eastAsia="Times New Roman" w:hAnsi="Times New Roman"/>
                 <w:b w:val="false"/>
                 <w:bCs w:val="false"/>
                 <w:sz w:val="22"/>
@@ -14495,6 +15154,7 @@
             </w:pPr>
             <w:r>
               <w:rPr>
+                <w:rFonts w:ascii="Times New Roman" w:cs="Times New Roman" w:eastAsia="Times New Roman" w:hAnsi="Times New Roman"/>
                 <w:b w:val="false"/>
                 <w:bCs w:val="false"/>
                 <w:sz w:val="22"/>
@@ -14522,6 +15182,7 @@
             </w:pPr>
             <w:r>
               <w:rPr>
+                <w:rFonts w:ascii="Times New Roman" w:cs="Times New Roman" w:eastAsia="Times New Roman" w:hAnsi="Times New Roman"/>
                 <w:b w:val="false"/>
                 <w:bCs w:val="false"/>
                 <w:sz w:val="22"/>
@@ -14549,6 +15210,7 @@
             </w:pPr>
             <w:r>
               <w:rPr>
+                <w:rFonts w:ascii="Times New Roman" w:cs="Times New Roman" w:eastAsia="Times New Roman" w:hAnsi="Times New Roman"/>
                 <w:b w:val="false"/>
                 <w:bCs w:val="false"/>
                 <w:sz w:val="22"/>
@@ -14581,6 +15243,7 @@
             </w:pPr>
             <w:r>
               <w:rPr>
+                <w:rFonts w:ascii="Times New Roman" w:cs="Times New Roman" w:eastAsia="Times New Roman" w:hAnsi="Times New Roman"/>
                 <w:b w:val="false"/>
                 <w:bCs w:val="false"/>
                 <w:sz w:val="22"/>
@@ -14608,6 +15271,7 @@
             </w:pPr>
             <w:r>
               <w:rPr>
+                <w:rFonts w:ascii="Times New Roman" w:cs="Times New Roman" w:eastAsia="Times New Roman" w:hAnsi="Times New Roman"/>
                 <w:b w:val="false"/>
                 <w:bCs w:val="false"/>
                 <w:sz w:val="22"/>
@@ -14635,6 +15299,7 @@
             </w:pPr>
             <w:r>
               <w:rPr>
+                <w:rFonts w:ascii="Times New Roman" w:cs="Times New Roman" w:eastAsia="Times New Roman" w:hAnsi="Times New Roman"/>
                 <w:b w:val="false"/>
                 <w:bCs w:val="false"/>
                 <w:sz w:val="22"/>
@@ -14662,6 +15327,7 @@
             </w:pPr>
             <w:r>
               <w:rPr>
+                <w:rFonts w:ascii="Times New Roman" w:cs="Times New Roman" w:eastAsia="Times New Roman" w:hAnsi="Times New Roman"/>
                 <w:b w:val="false"/>
                 <w:bCs w:val="false"/>
                 <w:sz w:val="22"/>
@@ -14689,6 +15355,7 @@
             </w:pPr>
             <w:r>
               <w:rPr>
+                <w:rFonts w:ascii="Times New Roman" w:cs="Times New Roman" w:eastAsia="Times New Roman" w:hAnsi="Times New Roman"/>
                 <w:b w:val="false"/>
                 <w:bCs w:val="false"/>
                 <w:sz w:val="22"/>
@@ -14716,6 +15383,7 @@
             </w:pPr>
             <w:r>
               <w:rPr>
+                <w:rFonts w:ascii="Times New Roman" w:cs="Times New Roman" w:eastAsia="Times New Roman" w:hAnsi="Times New Roman"/>
                 <w:b w:val="false"/>
                 <w:bCs w:val="false"/>
                 <w:sz w:val="22"/>
@@ -14743,6 +15411,7 @@
             </w:pPr>
             <w:r>
               <w:rPr>
+                <w:rFonts w:ascii="Times New Roman" w:cs="Times New Roman" w:eastAsia="Times New Roman" w:hAnsi="Times New Roman"/>
                 <w:b w:val="false"/>
                 <w:bCs w:val="false"/>
                 <w:sz w:val="22"/>
@@ -14775,6 +15444,7 @@
             </w:pPr>
             <w:r>
               <w:rPr>
+                <w:rFonts w:ascii="Times New Roman" w:cs="Times New Roman" w:eastAsia="Times New Roman" w:hAnsi="Times New Roman"/>
                 <w:b w:val="false"/>
                 <w:bCs w:val="false"/>
                 <w:sz w:val="22"/>
@@ -14802,6 +15472,7 @@
             </w:pPr>
             <w:r>
               <w:rPr>
+                <w:rFonts w:ascii="Times New Roman" w:cs="Times New Roman" w:eastAsia="Times New Roman" w:hAnsi="Times New Roman"/>
                 <w:b w:val="false"/>
                 <w:bCs w:val="false"/>
                 <w:sz w:val="22"/>
@@ -14829,6 +15500,7 @@
             </w:pPr>
             <w:r>
               <w:rPr>
+                <w:rFonts w:ascii="Times New Roman" w:cs="Times New Roman" w:eastAsia="Times New Roman" w:hAnsi="Times New Roman"/>
                 <w:b w:val="false"/>
                 <w:bCs w:val="false"/>
                 <w:sz w:val="22"/>
@@ -14856,6 +15528,7 @@
             </w:pPr>
             <w:r>
               <w:rPr>
+                <w:rFonts w:ascii="Times New Roman" w:cs="Times New Roman" w:eastAsia="Times New Roman" w:hAnsi="Times New Roman"/>
                 <w:b w:val="false"/>
                 <w:bCs w:val="false"/>
                 <w:sz w:val="22"/>
@@ -14883,6 +15556,7 @@
             </w:pPr>
             <w:r>
               <w:rPr>
+                <w:rFonts w:ascii="Times New Roman" w:cs="Times New Roman" w:eastAsia="Times New Roman" w:hAnsi="Times New Roman"/>
                 <w:b w:val="false"/>
                 <w:bCs w:val="false"/>
                 <w:sz w:val="22"/>
@@ -14910,6 +15584,7 @@
             </w:pPr>
             <w:r>
               <w:rPr>
+                <w:rFonts w:ascii="Times New Roman" w:cs="Times New Roman" w:eastAsia="Times New Roman" w:hAnsi="Times New Roman"/>
                 <w:b w:val="false"/>
                 <w:bCs w:val="false"/>
                 <w:sz w:val="22"/>
@@ -14937,6 +15612,7 @@
             </w:pPr>
             <w:r>
               <w:rPr>
+                <w:rFonts w:ascii="Times New Roman" w:cs="Times New Roman" w:eastAsia="Times New Roman" w:hAnsi="Times New Roman"/>
                 <w:b w:val="false"/>
                 <w:bCs w:val="false"/>
                 <w:sz w:val="22"/>
@@ -15090,6 +15766,7 @@
             </w:pPr>
             <w:r>
               <w:rPr>
+                <w:rFonts w:ascii="Times New Roman" w:cs="Times New Roman" w:eastAsia="Times New Roman" w:hAnsi="Times New Roman"/>
                 <w:b/>
                 <w:bCs/>
                 <w:sz w:val="22"/>
@@ -15118,6 +15795,7 @@
             </w:pPr>
             <w:r>
               <w:rPr>
+                <w:rFonts w:ascii="Times New Roman" w:cs="Times New Roman" w:eastAsia="Times New Roman" w:hAnsi="Times New Roman"/>
                 <w:b/>
                 <w:bCs/>
                 <w:sz w:val="22"/>
@@ -15146,6 +15824,7 @@
             </w:pPr>
             <w:r>
               <w:rPr>
+                <w:rFonts w:ascii="Times New Roman" w:cs="Times New Roman" w:eastAsia="Times New Roman" w:hAnsi="Times New Roman"/>
                 <w:b/>
                 <w:bCs/>
                 <w:sz w:val="22"/>
@@ -15174,6 +15853,7 @@
             </w:pPr>
             <w:r>
               <w:rPr>
+                <w:rFonts w:ascii="Times New Roman" w:cs="Times New Roman" w:eastAsia="Times New Roman" w:hAnsi="Times New Roman"/>
                 <w:b/>
                 <w:bCs/>
                 <w:sz w:val="22"/>
@@ -15202,6 +15882,7 @@
             </w:pPr>
             <w:r>
               <w:rPr>
+                <w:rFonts w:ascii="Times New Roman" w:cs="Times New Roman" w:eastAsia="Times New Roman" w:hAnsi="Times New Roman"/>
                 <w:b/>
                 <w:bCs/>
                 <w:sz w:val="22"/>
@@ -15230,6 +15911,7 @@
             </w:pPr>
             <w:r>
               <w:rPr>
+                <w:rFonts w:ascii="Times New Roman" w:cs="Times New Roman" w:eastAsia="Times New Roman" w:hAnsi="Times New Roman"/>
                 <w:b/>
                 <w:bCs/>
                 <w:sz w:val="22"/>
@@ -15258,6 +15940,7 @@
             </w:pPr>
             <w:r>
               <w:rPr>
+                <w:rFonts w:ascii="Times New Roman" w:cs="Times New Roman" w:eastAsia="Times New Roman" w:hAnsi="Times New Roman"/>
                 <w:b/>
                 <w:bCs/>
                 <w:sz w:val="22"/>
@@ -15290,6 +15973,7 @@
             </w:pPr>
             <w:r>
               <w:rPr>
+                <w:rFonts w:ascii="Times New Roman" w:cs="Times New Roman" w:eastAsia="Times New Roman" w:hAnsi="Times New Roman"/>
                 <w:b w:val="false"/>
                 <w:bCs w:val="false"/>
                 <w:sz w:val="22"/>
@@ -15317,6 +16001,7 @@
             </w:pPr>
             <w:r>
               <w:rPr>
+                <w:rFonts w:ascii="Times New Roman" w:cs="Times New Roman" w:eastAsia="Times New Roman" w:hAnsi="Times New Roman"/>
                 <w:b w:val="false"/>
                 <w:bCs w:val="false"/>
                 <w:sz w:val="22"/>
@@ -15344,6 +16029,7 @@
             </w:pPr>
             <w:r>
               <w:rPr>
+                <w:rFonts w:ascii="Times New Roman" w:cs="Times New Roman" w:eastAsia="Times New Roman" w:hAnsi="Times New Roman"/>
                 <w:b w:val="false"/>
                 <w:bCs w:val="false"/>
                 <w:sz w:val="22"/>
@@ -15371,6 +16057,7 @@
             </w:pPr>
             <w:r>
               <w:rPr>
+                <w:rFonts w:ascii="Times New Roman" w:cs="Times New Roman" w:eastAsia="Times New Roman" w:hAnsi="Times New Roman"/>
                 <w:b w:val="false"/>
                 <w:bCs w:val="false"/>
                 <w:sz w:val="22"/>
@@ -15398,6 +16085,7 @@
             </w:pPr>
             <w:r>
               <w:rPr>
+                <w:rFonts w:ascii="Times New Roman" w:cs="Times New Roman" w:eastAsia="Times New Roman" w:hAnsi="Times New Roman"/>
                 <w:b w:val="false"/>
                 <w:bCs w:val="false"/>
                 <w:sz w:val="22"/>
@@ -15425,6 +16113,7 @@
             </w:pPr>
             <w:r>
               <w:rPr>
+                <w:rFonts w:ascii="Times New Roman" w:cs="Times New Roman" w:eastAsia="Times New Roman" w:hAnsi="Times New Roman"/>
                 <w:b w:val="false"/>
                 <w:bCs w:val="false"/>
                 <w:sz w:val="22"/>
@@ -15452,6 +16141,7 @@
             </w:pPr>
             <w:r>
               <w:rPr>
+                <w:rFonts w:ascii="Times New Roman" w:cs="Times New Roman" w:eastAsia="Times New Roman" w:hAnsi="Times New Roman"/>
                 <w:b w:val="false"/>
                 <w:bCs w:val="false"/>
                 <w:sz w:val="22"/>
@@ -15484,6 +16174,7 @@
             </w:pPr>
             <w:r>
               <w:rPr>
+                <w:rFonts w:ascii="Times New Roman" w:cs="Times New Roman" w:eastAsia="Times New Roman" w:hAnsi="Times New Roman"/>
                 <w:b w:val="false"/>
                 <w:bCs w:val="false"/>
                 <w:sz w:val="22"/>
@@ -15511,6 +16202,7 @@
             </w:pPr>
             <w:r>
               <w:rPr>
+                <w:rFonts w:ascii="Times New Roman" w:cs="Times New Roman" w:eastAsia="Times New Roman" w:hAnsi="Times New Roman"/>
                 <w:b w:val="false"/>
                 <w:bCs w:val="false"/>
                 <w:sz w:val="22"/>
@@ -15538,6 +16230,7 @@
             </w:pPr>
             <w:r>
               <w:rPr>
+                <w:rFonts w:ascii="Times New Roman" w:cs="Times New Roman" w:eastAsia="Times New Roman" w:hAnsi="Times New Roman"/>
                 <w:b w:val="false"/>
                 <w:bCs w:val="false"/>
                 <w:sz w:val="22"/>
@@ -15565,6 +16258,7 @@
             </w:pPr>
             <w:r>
               <w:rPr>
+                <w:rFonts w:ascii="Times New Roman" w:cs="Times New Roman" w:eastAsia="Times New Roman" w:hAnsi="Times New Roman"/>
                 <w:b w:val="false"/>
                 <w:bCs w:val="false"/>
                 <w:sz w:val="22"/>
@@ -15592,6 +16286,7 @@
             </w:pPr>
             <w:r>
               <w:rPr>
+                <w:rFonts w:ascii="Times New Roman" w:cs="Times New Roman" w:eastAsia="Times New Roman" w:hAnsi="Times New Roman"/>
                 <w:b w:val="false"/>
                 <w:bCs w:val="false"/>
                 <w:sz w:val="22"/>
@@ -15619,6 +16314,7 @@
             </w:pPr>
             <w:r>
               <w:rPr>
+                <w:rFonts w:ascii="Times New Roman" w:cs="Times New Roman" w:eastAsia="Times New Roman" w:hAnsi="Times New Roman"/>
                 <w:b w:val="false"/>
                 <w:bCs w:val="false"/>
                 <w:sz w:val="22"/>
@@ -15646,6 +16342,7 @@
             </w:pPr>
             <w:r>
               <w:rPr>
+                <w:rFonts w:ascii="Times New Roman" w:cs="Times New Roman" w:eastAsia="Times New Roman" w:hAnsi="Times New Roman"/>
                 <w:b w:val="false"/>
                 <w:bCs w:val="false"/>
                 <w:sz w:val="22"/>
@@ -15678,6 +16375,7 @@
             </w:pPr>
             <w:r>
               <w:rPr>
+                <w:rFonts w:ascii="Times New Roman" w:cs="Times New Roman" w:eastAsia="Times New Roman" w:hAnsi="Times New Roman"/>
                 <w:b w:val="false"/>
                 <w:bCs w:val="false"/>
                 <w:sz w:val="22"/>
@@ -15705,6 +16403,7 @@
             </w:pPr>
             <w:r>
               <w:rPr>
+                <w:rFonts w:ascii="Times New Roman" w:cs="Times New Roman" w:eastAsia="Times New Roman" w:hAnsi="Times New Roman"/>
                 <w:b w:val="false"/>
                 <w:bCs w:val="false"/>
                 <w:sz w:val="22"/>
@@ -15732,6 +16431,7 @@
             </w:pPr>
             <w:r>
               <w:rPr>
+                <w:rFonts w:ascii="Times New Roman" w:cs="Times New Roman" w:eastAsia="Times New Roman" w:hAnsi="Times New Roman"/>
                 <w:b w:val="false"/>
                 <w:bCs w:val="false"/>
                 <w:sz w:val="22"/>
@@ -15759,6 +16459,7 @@
             </w:pPr>
             <w:r>
               <w:rPr>
+                <w:rFonts w:ascii="Times New Roman" w:cs="Times New Roman" w:eastAsia="Times New Roman" w:hAnsi="Times New Roman"/>
                 <w:b w:val="false"/>
                 <w:bCs w:val="false"/>
                 <w:sz w:val="22"/>
@@ -15786,6 +16487,7 @@
             </w:pPr>
             <w:r>
               <w:rPr>
+                <w:rFonts w:ascii="Times New Roman" w:cs="Times New Roman" w:eastAsia="Times New Roman" w:hAnsi="Times New Roman"/>
                 <w:b w:val="false"/>
                 <w:bCs w:val="false"/>
                 <w:sz w:val="22"/>
@@ -15813,6 +16515,7 @@
             </w:pPr>
             <w:r>
               <w:rPr>
+                <w:rFonts w:ascii="Times New Roman" w:cs="Times New Roman" w:eastAsia="Times New Roman" w:hAnsi="Times New Roman"/>
                 <w:b w:val="false"/>
                 <w:bCs w:val="false"/>
                 <w:sz w:val="22"/>
@@ -15840,6 +16543,7 @@
             </w:pPr>
             <w:r>
               <w:rPr>
+                <w:rFonts w:ascii="Times New Roman" w:cs="Times New Roman" w:eastAsia="Times New Roman" w:hAnsi="Times New Roman"/>
                 <w:b w:val="false"/>
                 <w:bCs w:val="false"/>
                 <w:sz w:val="22"/>
@@ -16072,6 +16776,7 @@
             </w:pPr>
             <w:r>
               <w:rPr>
+                <w:rFonts w:ascii="Times New Roman" w:cs="Times New Roman" w:eastAsia="Times New Roman" w:hAnsi="Times New Roman"/>
                 <w:b/>
                 <w:bCs/>
                 <w:sz w:val="22"/>
@@ -16100,6 +16805,7 @@
             </w:pPr>
             <w:r>
               <w:rPr>
+                <w:rFonts w:ascii="Times New Roman" w:cs="Times New Roman" w:eastAsia="Times New Roman" w:hAnsi="Times New Roman"/>
                 <w:b/>
                 <w:bCs/>
                 <w:sz w:val="22"/>
@@ -16128,6 +16834,7 @@
             </w:pPr>
             <w:r>
               <w:rPr>
+                <w:rFonts w:ascii="Times New Roman" w:cs="Times New Roman" w:eastAsia="Times New Roman" w:hAnsi="Times New Roman"/>
                 <w:b/>
                 <w:bCs/>
                 <w:sz w:val="22"/>
@@ -16156,6 +16863,7 @@
             </w:pPr>
             <w:r>
               <w:rPr>
+                <w:rFonts w:ascii="Times New Roman" w:cs="Times New Roman" w:eastAsia="Times New Roman" w:hAnsi="Times New Roman"/>
                 <w:b/>
                 <w:bCs/>
                 <w:sz w:val="22"/>
@@ -16184,6 +16892,7 @@
             </w:pPr>
             <w:r>
               <w:rPr>
+                <w:rFonts w:ascii="Times New Roman" w:cs="Times New Roman" w:eastAsia="Times New Roman" w:hAnsi="Times New Roman"/>
                 <w:b/>
                 <w:bCs/>
                 <w:sz w:val="22"/>
@@ -16212,6 +16921,7 @@
             </w:pPr>
             <w:r>
               <w:rPr>
+                <w:rFonts w:ascii="Times New Roman" w:cs="Times New Roman" w:eastAsia="Times New Roman" w:hAnsi="Times New Roman"/>
                 <w:b/>
                 <w:bCs/>
                 <w:sz w:val="22"/>
@@ -16244,6 +16954,7 @@
             </w:pPr>
             <w:r>
               <w:rPr>
+                <w:rFonts w:ascii="Times New Roman" w:cs="Times New Roman" w:eastAsia="Times New Roman" w:hAnsi="Times New Roman"/>
                 <w:b w:val="false"/>
                 <w:bCs w:val="false"/>
                 <w:sz w:val="22"/>
@@ -16271,6 +16982,7 @@
             </w:pPr>
             <w:r>
               <w:rPr>
+                <w:rFonts w:ascii="Times New Roman" w:cs="Times New Roman" w:eastAsia="Times New Roman" w:hAnsi="Times New Roman"/>
                 <w:b w:val="false"/>
                 <w:bCs w:val="false"/>
                 <w:sz w:val="22"/>
@@ -16298,6 +17010,7 @@
             </w:pPr>
             <w:r>
               <w:rPr>
+                <w:rFonts w:ascii="Times New Roman" w:cs="Times New Roman" w:eastAsia="Times New Roman" w:hAnsi="Times New Roman"/>
                 <w:b w:val="false"/>
                 <w:bCs w:val="false"/>
                 <w:sz w:val="22"/>
@@ -16325,6 +17038,7 @@
             </w:pPr>
             <w:r>
               <w:rPr>
+                <w:rFonts w:ascii="Times New Roman" w:cs="Times New Roman" w:eastAsia="Times New Roman" w:hAnsi="Times New Roman"/>
                 <w:b w:val="false"/>
                 <w:bCs w:val="false"/>
                 <w:sz w:val="22"/>
@@ -16352,6 +17066,7 @@
             </w:pPr>
             <w:r>
               <w:rPr>
+                <w:rFonts w:ascii="Times New Roman" w:cs="Times New Roman" w:eastAsia="Times New Roman" w:hAnsi="Times New Roman"/>
                 <w:b w:val="false"/>
                 <w:bCs w:val="false"/>
                 <w:sz w:val="22"/>
@@ -16379,6 +17094,7 @@
             </w:pPr>
             <w:r>
               <w:rPr>
+                <w:rFonts w:ascii="Times New Roman" w:cs="Times New Roman" w:eastAsia="Times New Roman" w:hAnsi="Times New Roman"/>
                 <w:b w:val="false"/>
                 <w:bCs w:val="false"/>
                 <w:sz w:val="22"/>
@@ -16411,6 +17127,7 @@
             </w:pPr>
             <w:r>
               <w:rPr>
+                <w:rFonts w:ascii="Times New Roman" w:cs="Times New Roman" w:eastAsia="Times New Roman" w:hAnsi="Times New Roman"/>
                 <w:b w:val="false"/>
                 <w:bCs w:val="false"/>
                 <w:sz w:val="22"/>
@@ -16438,6 +17155,7 @@
             </w:pPr>
             <w:r>
               <w:rPr>
+                <w:rFonts w:ascii="Times New Roman" w:cs="Times New Roman" w:eastAsia="Times New Roman" w:hAnsi="Times New Roman"/>
                 <w:b w:val="false"/>
                 <w:bCs w:val="false"/>
                 <w:sz w:val="22"/>
@@ -16465,6 +17183,7 @@
             </w:pPr>
             <w:r>
               <w:rPr>
+                <w:rFonts w:ascii="Times New Roman" w:cs="Times New Roman" w:eastAsia="Times New Roman" w:hAnsi="Times New Roman"/>
                 <w:b w:val="false"/>
                 <w:bCs w:val="false"/>
                 <w:sz w:val="22"/>
@@ -16492,6 +17211,7 @@
             </w:pPr>
             <w:r>
               <w:rPr>
+                <w:rFonts w:ascii="Times New Roman" w:cs="Times New Roman" w:eastAsia="Times New Roman" w:hAnsi="Times New Roman"/>
                 <w:b w:val="false"/>
                 <w:bCs w:val="false"/>
                 <w:sz w:val="22"/>
@@ -16519,6 +17239,7 @@
             </w:pPr>
             <w:r>
               <w:rPr>
+                <w:rFonts w:ascii="Times New Roman" w:cs="Times New Roman" w:eastAsia="Times New Roman" w:hAnsi="Times New Roman"/>
                 <w:b w:val="false"/>
                 <w:bCs w:val="false"/>
                 <w:sz w:val="22"/>
@@ -16546,6 +17267,7 @@
             </w:pPr>
             <w:r>
               <w:rPr>
+                <w:rFonts w:ascii="Times New Roman" w:cs="Times New Roman" w:eastAsia="Times New Roman" w:hAnsi="Times New Roman"/>
                 <w:b w:val="false"/>
                 <w:bCs w:val="false"/>
                 <w:sz w:val="22"/>
@@ -16578,6 +17300,7 @@
             </w:pPr>
             <w:r>
               <w:rPr>
+                <w:rFonts w:ascii="Times New Roman" w:cs="Times New Roman" w:eastAsia="Times New Roman" w:hAnsi="Times New Roman"/>
                 <w:b w:val="false"/>
                 <w:bCs w:val="false"/>
                 <w:sz w:val="22"/>
@@ -16605,6 +17328,7 @@
             </w:pPr>
             <w:r>
               <w:rPr>
+                <w:rFonts w:ascii="Times New Roman" w:cs="Times New Roman" w:eastAsia="Times New Roman" w:hAnsi="Times New Roman"/>
                 <w:b w:val="false"/>
                 <w:bCs w:val="false"/>
                 <w:sz w:val="22"/>
@@ -16632,6 +17356,7 @@
             </w:pPr>
             <w:r>
               <w:rPr>
+                <w:rFonts w:ascii="Times New Roman" w:cs="Times New Roman" w:eastAsia="Times New Roman" w:hAnsi="Times New Roman"/>
                 <w:b w:val="false"/>
                 <w:bCs w:val="false"/>
                 <w:sz w:val="22"/>
@@ -16659,6 +17384,7 @@
             </w:pPr>
             <w:r>
               <w:rPr>
+                <w:rFonts w:ascii="Times New Roman" w:cs="Times New Roman" w:eastAsia="Times New Roman" w:hAnsi="Times New Roman"/>
                 <w:b w:val="false"/>
                 <w:bCs w:val="false"/>
                 <w:sz w:val="22"/>
@@ -16686,6 +17412,7 @@
             </w:pPr>
             <w:r>
               <w:rPr>
+                <w:rFonts w:ascii="Times New Roman" w:cs="Times New Roman" w:eastAsia="Times New Roman" w:hAnsi="Times New Roman"/>
                 <w:b w:val="false"/>
                 <w:bCs w:val="false"/>
                 <w:sz w:val="22"/>
@@ -16713,6 +17440,7 @@
             </w:pPr>
             <w:r>
               <w:rPr>
+                <w:rFonts w:ascii="Times New Roman" w:cs="Times New Roman" w:eastAsia="Times New Roman" w:hAnsi="Times New Roman"/>
                 <w:b w:val="false"/>
                 <w:bCs w:val="false"/>
                 <w:sz w:val="22"/>
@@ -16745,6 +17473,7 @@
             </w:pPr>
             <w:r>
               <w:rPr>
+                <w:rFonts w:ascii="Times New Roman" w:cs="Times New Roman" w:eastAsia="Times New Roman" w:hAnsi="Times New Roman"/>
                 <w:b w:val="false"/>
                 <w:bCs w:val="false"/>
                 <w:sz w:val="22"/>
@@ -16772,6 +17501,7 @@
             </w:pPr>
             <w:r>
               <w:rPr>
+                <w:rFonts w:ascii="Times New Roman" w:cs="Times New Roman" w:eastAsia="Times New Roman" w:hAnsi="Times New Roman"/>
                 <w:b w:val="false"/>
                 <w:bCs w:val="false"/>
                 <w:sz w:val="22"/>
@@ -16799,6 +17529,7 @@
             </w:pPr>
             <w:r>
               <w:rPr>
+                <w:rFonts w:ascii="Times New Roman" w:cs="Times New Roman" w:eastAsia="Times New Roman" w:hAnsi="Times New Roman"/>
                 <w:b w:val="false"/>
                 <w:bCs w:val="false"/>
                 <w:sz w:val="22"/>
@@ -16826,6 +17557,7 @@
             </w:pPr>
             <w:r>
               <w:rPr>
+                <w:rFonts w:ascii="Times New Roman" w:cs="Times New Roman" w:eastAsia="Times New Roman" w:hAnsi="Times New Roman"/>
                 <w:b w:val="false"/>
                 <w:bCs w:val="false"/>
                 <w:sz w:val="22"/>
@@ -16853,6 +17585,7 @@
             </w:pPr>
             <w:r>
               <w:rPr>
+                <w:rFonts w:ascii="Times New Roman" w:cs="Times New Roman" w:eastAsia="Times New Roman" w:hAnsi="Times New Roman"/>
                 <w:b w:val="false"/>
                 <w:bCs w:val="false"/>
                 <w:sz w:val="22"/>
@@ -16880,6 +17613,7 @@
             </w:pPr>
             <w:r>
               <w:rPr>
+                <w:rFonts w:ascii="Times New Roman" w:cs="Times New Roman" w:eastAsia="Times New Roman" w:hAnsi="Times New Roman"/>
                 <w:b w:val="false"/>
                 <w:bCs w:val="false"/>
                 <w:sz w:val="22"/>
@@ -16912,6 +17646,7 @@
             </w:pPr>
             <w:r>
               <w:rPr>
+                <w:rFonts w:ascii="Times New Roman" w:cs="Times New Roman" w:eastAsia="Times New Roman" w:hAnsi="Times New Roman"/>
                 <w:b w:val="false"/>
                 <w:bCs w:val="false"/>
                 <w:sz w:val="22"/>
@@ -16939,6 +17674,7 @@
             </w:pPr>
             <w:r>
               <w:rPr>
+                <w:rFonts w:ascii="Times New Roman" w:cs="Times New Roman" w:eastAsia="Times New Roman" w:hAnsi="Times New Roman"/>
                 <w:b w:val="false"/>
                 <w:bCs w:val="false"/>
                 <w:sz w:val="22"/>
@@ -16966,6 +17702,7 @@
             </w:pPr>
             <w:r>
               <w:rPr>
+                <w:rFonts w:ascii="Times New Roman" w:cs="Times New Roman" w:eastAsia="Times New Roman" w:hAnsi="Times New Roman"/>
                 <w:b w:val="false"/>
                 <w:bCs w:val="false"/>
                 <w:sz w:val="22"/>
@@ -16993,6 +17730,7 @@
             </w:pPr>
             <w:r>
               <w:rPr>
+                <w:rFonts w:ascii="Times New Roman" w:cs="Times New Roman" w:eastAsia="Times New Roman" w:hAnsi="Times New Roman"/>
                 <w:b w:val="false"/>
                 <w:bCs w:val="false"/>
                 <w:sz w:val="22"/>
@@ -17020,6 +17758,7 @@
             </w:pPr>
             <w:r>
               <w:rPr>
+                <w:rFonts w:ascii="Times New Roman" w:cs="Times New Roman" w:eastAsia="Times New Roman" w:hAnsi="Times New Roman"/>
                 <w:b w:val="false"/>
                 <w:bCs w:val="false"/>
                 <w:sz w:val="22"/>
@@ -17047,6 +17786,7 @@
             </w:pPr>
             <w:r>
               <w:rPr>
+                <w:rFonts w:ascii="Times New Roman" w:cs="Times New Roman" w:eastAsia="Times New Roman" w:hAnsi="Times New Roman"/>
                 <w:b w:val="false"/>
                 <w:bCs w:val="false"/>
                 <w:sz w:val="22"/>
@@ -17079,6 +17819,7 @@
             </w:pPr>
             <w:r>
               <w:rPr>
+                <w:rFonts w:ascii="Times New Roman" w:cs="Times New Roman" w:eastAsia="Times New Roman" w:hAnsi="Times New Roman"/>
                 <w:b w:val="false"/>
                 <w:bCs w:val="false"/>
                 <w:sz w:val="22"/>
@@ -17106,6 +17847,7 @@
             </w:pPr>
             <w:r>
               <w:rPr>
+                <w:rFonts w:ascii="Times New Roman" w:cs="Times New Roman" w:eastAsia="Times New Roman" w:hAnsi="Times New Roman"/>
                 <w:b w:val="false"/>
                 <w:bCs w:val="false"/>
                 <w:sz w:val="22"/>
@@ -17133,6 +17875,7 @@
             </w:pPr>
             <w:r>
               <w:rPr>
+                <w:rFonts w:ascii="Times New Roman" w:cs="Times New Roman" w:eastAsia="Times New Roman" w:hAnsi="Times New Roman"/>
                 <w:b w:val="false"/>
                 <w:bCs w:val="false"/>
                 <w:sz w:val="22"/>
@@ -17160,6 +17903,7 @@
             </w:pPr>
             <w:r>
               <w:rPr>
+                <w:rFonts w:ascii="Times New Roman" w:cs="Times New Roman" w:eastAsia="Times New Roman" w:hAnsi="Times New Roman"/>
                 <w:b w:val="false"/>
                 <w:bCs w:val="false"/>
                 <w:sz w:val="22"/>
@@ -17187,6 +17931,7 @@
             </w:pPr>
             <w:r>
               <w:rPr>
+                <w:rFonts w:ascii="Times New Roman" w:cs="Times New Roman" w:eastAsia="Times New Roman" w:hAnsi="Times New Roman"/>
                 <w:b w:val="false"/>
                 <w:bCs w:val="false"/>
                 <w:sz w:val="22"/>
@@ -17214,6 +17959,7 @@
             </w:pPr>
             <w:r>
               <w:rPr>
+                <w:rFonts w:ascii="Times New Roman" w:cs="Times New Roman" w:eastAsia="Times New Roman" w:hAnsi="Times New Roman"/>
                 <w:b w:val="false"/>
                 <w:bCs w:val="false"/>
                 <w:sz w:val="22"/>
@@ -17474,6 +18220,7 @@
             </w:pPr>
             <w:r>
               <w:rPr>
+                <w:rFonts w:ascii="Times New Roman" w:cs="Times New Roman" w:eastAsia="Times New Roman" w:hAnsi="Times New Roman"/>
                 <w:b/>
                 <w:bCs/>
                 <w:sz w:val="22"/>
@@ -17502,6 +18249,7 @@
             </w:pPr>
             <w:r>
               <w:rPr>
+                <w:rFonts w:ascii="Times New Roman" w:cs="Times New Roman" w:eastAsia="Times New Roman" w:hAnsi="Times New Roman"/>
                 <w:b/>
                 <w:bCs/>
                 <w:sz w:val="22"/>
@@ -17530,6 +18278,7 @@
             </w:pPr>
             <w:r>
               <w:rPr>
+                <w:rFonts w:ascii="Times New Roman" w:cs="Times New Roman" w:eastAsia="Times New Roman" w:hAnsi="Times New Roman"/>
                 <w:b/>
                 <w:bCs/>
                 <w:sz w:val="22"/>
@@ -17562,6 +18311,7 @@
             </w:pPr>
             <w:r>
               <w:rPr>
+                <w:rFonts w:ascii="Times New Roman" w:cs="Times New Roman" w:eastAsia="Times New Roman" w:hAnsi="Times New Roman"/>
                 <w:b w:val="false"/>
                 <w:bCs w:val="false"/>
                 <w:sz w:val="22"/>
@@ -17589,6 +18339,7 @@
             </w:pPr>
             <w:r>
               <w:rPr>
+                <w:rFonts w:ascii="Times New Roman" w:cs="Times New Roman" w:eastAsia="Times New Roman" w:hAnsi="Times New Roman"/>
                 <w:b w:val="false"/>
                 <w:bCs w:val="false"/>
                 <w:sz w:val="22"/>
@@ -17616,6 +18367,7 @@
             </w:pPr>
             <w:r>
               <w:rPr>
+                <w:rFonts w:ascii="Times New Roman" w:cs="Times New Roman" w:eastAsia="Times New Roman" w:hAnsi="Times New Roman"/>
                 <w:b w:val="false"/>
                 <w:bCs w:val="false"/>
                 <w:sz w:val="22"/>
@@ -17648,6 +18400,7 @@
             </w:pPr>
             <w:r>
               <w:rPr>
+                <w:rFonts w:ascii="Times New Roman" w:cs="Times New Roman" w:eastAsia="Times New Roman" w:hAnsi="Times New Roman"/>
                 <w:b w:val="false"/>
                 <w:bCs w:val="false"/>
                 <w:sz w:val="22"/>
@@ -17675,6 +18428,7 @@
             </w:pPr>
             <w:r>
               <w:rPr>
+                <w:rFonts w:ascii="Times New Roman" w:cs="Times New Roman" w:eastAsia="Times New Roman" w:hAnsi="Times New Roman"/>
                 <w:b w:val="false"/>
                 <w:bCs w:val="false"/>
                 <w:sz w:val="22"/>
@@ -17702,6 +18456,7 @@
             </w:pPr>
             <w:r>
               <w:rPr>
+                <w:rFonts w:ascii="Times New Roman" w:cs="Times New Roman" w:eastAsia="Times New Roman" w:hAnsi="Times New Roman"/>
                 <w:b w:val="false"/>
                 <w:bCs w:val="false"/>
                 <w:sz w:val="22"/>
@@ -17734,6 +18489,7 @@
             </w:pPr>
             <w:r>
               <w:rPr>
+                <w:rFonts w:ascii="Times New Roman" w:cs="Times New Roman" w:eastAsia="Times New Roman" w:hAnsi="Times New Roman"/>
                 <w:b w:val="false"/>
                 <w:bCs w:val="false"/>
                 <w:sz w:val="22"/>
@@ -17761,6 +18517,7 @@
             </w:pPr>
             <w:r>
               <w:rPr>
+                <w:rFonts w:ascii="Times New Roman" w:cs="Times New Roman" w:eastAsia="Times New Roman" w:hAnsi="Times New Roman"/>
                 <w:b w:val="false"/>
                 <w:bCs w:val="false"/>
                 <w:sz w:val="22"/>
@@ -17788,6 +18545,7 @@
             </w:pPr>
             <w:r>
               <w:rPr>
+                <w:rFonts w:ascii="Times New Roman" w:cs="Times New Roman" w:eastAsia="Times New Roman" w:hAnsi="Times New Roman"/>
                 <w:b w:val="false"/>
                 <w:bCs w:val="false"/>
                 <w:sz w:val="22"/>
@@ -17820,6 +18578,7 @@
             </w:pPr>
             <w:r>
               <w:rPr>
+                <w:rFonts w:ascii="Times New Roman" w:cs="Times New Roman" w:eastAsia="Times New Roman" w:hAnsi="Times New Roman"/>
                 <w:b w:val="false"/>
                 <w:bCs w:val="false"/>
                 <w:sz w:val="22"/>
@@ -17847,6 +18606,7 @@
             </w:pPr>
             <w:r>
               <w:rPr>
+                <w:rFonts w:ascii="Times New Roman" w:cs="Times New Roman" w:eastAsia="Times New Roman" w:hAnsi="Times New Roman"/>
                 <w:b w:val="false"/>
                 <w:bCs w:val="false"/>
                 <w:sz w:val="22"/>
@@ -17874,6 +18634,7 @@
             </w:pPr>
             <w:r>
               <w:rPr>
+                <w:rFonts w:ascii="Times New Roman" w:cs="Times New Roman" w:eastAsia="Times New Roman" w:hAnsi="Times New Roman"/>
                 <w:b w:val="false"/>
                 <w:bCs w:val="false"/>
                 <w:sz w:val="22"/>
@@ -17906,6 +18667,7 @@
             </w:pPr>
             <w:r>
               <w:rPr>
+                <w:rFonts w:ascii="Times New Roman" w:cs="Times New Roman" w:eastAsia="Times New Roman" w:hAnsi="Times New Roman"/>
                 <w:b w:val="false"/>
                 <w:bCs w:val="false"/>
                 <w:sz w:val="22"/>
@@ -17933,6 +18695,7 @@
             </w:pPr>
             <w:r>
               <w:rPr>
+                <w:rFonts w:ascii="Times New Roman" w:cs="Times New Roman" w:eastAsia="Times New Roman" w:hAnsi="Times New Roman"/>
                 <w:b w:val="false"/>
                 <w:bCs w:val="false"/>
                 <w:sz w:val="22"/>
@@ -17960,6 +18723,7 @@
             </w:pPr>
             <w:r>
               <w:rPr>
+                <w:rFonts w:ascii="Times New Roman" w:cs="Times New Roman" w:eastAsia="Times New Roman" w:hAnsi="Times New Roman"/>
                 <w:b w:val="false"/>
                 <w:bCs w:val="false"/>
                 <w:sz w:val="22"/>
@@ -18109,6 +18873,7 @@
             </w:pPr>
             <w:r>
               <w:rPr>
+                <w:rFonts w:ascii="Times New Roman" w:cs="Times New Roman" w:eastAsia="Times New Roman" w:hAnsi="Times New Roman"/>
                 <w:b/>
                 <w:bCs/>
                 <w:sz w:val="22"/>
@@ -18137,6 +18902,7 @@
             </w:pPr>
             <w:r>
               <w:rPr>
+                <w:rFonts w:ascii="Times New Roman" w:cs="Times New Roman" w:eastAsia="Times New Roman" w:hAnsi="Times New Roman"/>
                 <w:b/>
                 <w:bCs/>
                 <w:sz w:val="22"/>
@@ -18165,6 +18931,7 @@
             </w:pPr>
             <w:r>
               <w:rPr>
+                <w:rFonts w:ascii="Times New Roman" w:cs="Times New Roman" w:eastAsia="Times New Roman" w:hAnsi="Times New Roman"/>
                 <w:b/>
                 <w:bCs/>
                 <w:sz w:val="22"/>
@@ -18197,6 +18964,7 @@
             </w:pPr>
             <w:r>
               <w:rPr>
+                <w:rFonts w:ascii="Times New Roman" w:cs="Times New Roman" w:eastAsia="Times New Roman" w:hAnsi="Times New Roman"/>
                 <w:b w:val="false"/>
                 <w:bCs w:val="false"/>
                 <w:sz w:val="22"/>
@@ -18224,6 +18992,7 @@
             </w:pPr>
             <w:r>
               <w:rPr>
+                <w:rFonts w:ascii="Times New Roman" w:cs="Times New Roman" w:eastAsia="Times New Roman" w:hAnsi="Times New Roman"/>
                 <w:b w:val="false"/>
                 <w:bCs w:val="false"/>
                 <w:sz w:val="22"/>
@@ -18251,6 +19020,7 @@
             </w:pPr>
             <w:r>
               <w:rPr>
+                <w:rFonts w:ascii="Times New Roman" w:cs="Times New Roman" w:eastAsia="Times New Roman" w:hAnsi="Times New Roman"/>
                 <w:b w:val="false"/>
                 <w:bCs w:val="false"/>
                 <w:sz w:val="22"/>
@@ -18283,6 +19053,7 @@
             </w:pPr>
             <w:r>
               <w:rPr>
+                <w:rFonts w:ascii="Times New Roman" w:cs="Times New Roman" w:eastAsia="Times New Roman" w:hAnsi="Times New Roman"/>
                 <w:b w:val="false"/>
                 <w:bCs w:val="false"/>
                 <w:sz w:val="22"/>
@@ -18310,6 +19081,7 @@
             </w:pPr>
             <w:r>
               <w:rPr>
+                <w:rFonts w:ascii="Times New Roman" w:cs="Times New Roman" w:eastAsia="Times New Roman" w:hAnsi="Times New Roman"/>
                 <w:b w:val="false"/>
                 <w:bCs w:val="false"/>
                 <w:sz w:val="22"/>
@@ -18337,6 +19109,7 @@
             </w:pPr>
             <w:r>
               <w:rPr>
+                <w:rFonts w:ascii="Times New Roman" w:cs="Times New Roman" w:eastAsia="Times New Roman" w:hAnsi="Times New Roman"/>
                 <w:b w:val="false"/>
                 <w:bCs w:val="false"/>
                 <w:sz w:val="22"/>
@@ -18369,6 +19142,7 @@
             </w:pPr>
             <w:r>
               <w:rPr>
+                <w:rFonts w:ascii="Times New Roman" w:cs="Times New Roman" w:eastAsia="Times New Roman" w:hAnsi="Times New Roman"/>
                 <w:b w:val="false"/>
                 <w:bCs w:val="false"/>
                 <w:sz w:val="22"/>
@@ -18396,6 +19170,7 @@
             </w:pPr>
             <w:r>
               <w:rPr>
+                <w:rFonts w:ascii="Times New Roman" w:cs="Times New Roman" w:eastAsia="Times New Roman" w:hAnsi="Times New Roman"/>
                 <w:b w:val="false"/>
                 <w:bCs w:val="false"/>
                 <w:sz w:val="22"/>
@@ -18423,6 +19198,7 @@
             </w:pPr>
             <w:r>
               <w:rPr>
+                <w:rFonts w:ascii="Times New Roman" w:cs="Times New Roman" w:eastAsia="Times New Roman" w:hAnsi="Times New Roman"/>
                 <w:b w:val="false"/>
                 <w:bCs w:val="false"/>
                 <w:sz w:val="22"/>
@@ -18455,6 +19231,7 @@
             </w:pPr>
             <w:r>
               <w:rPr>
+                <w:rFonts w:ascii="Times New Roman" w:cs="Times New Roman" w:eastAsia="Times New Roman" w:hAnsi="Times New Roman"/>
                 <w:b w:val="false"/>
                 <w:bCs w:val="false"/>
                 <w:sz w:val="22"/>
@@ -18482,6 +19259,7 @@
             </w:pPr>
             <w:r>
               <w:rPr>
+                <w:rFonts w:ascii="Times New Roman" w:cs="Times New Roman" w:eastAsia="Times New Roman" w:hAnsi="Times New Roman"/>
                 <w:b w:val="false"/>
                 <w:bCs w:val="false"/>
                 <w:sz w:val="22"/>
@@ -18509,6 +19287,7 @@
             </w:pPr>
             <w:r>
               <w:rPr>
+                <w:rFonts w:ascii="Times New Roman" w:cs="Times New Roman" w:eastAsia="Times New Roman" w:hAnsi="Times New Roman"/>
                 <w:b w:val="false"/>
                 <w:bCs w:val="false"/>
                 <w:sz w:val="22"/>
@@ -19601,6 +20380,11 @@
         <w:spacing w:after="200" w:before="360" w:line="360"/>
       </w:pPr>
       <w:r>
+        <w:rPr>
+          <w:rFonts w:ascii="Times New Roman" w:cs="Times New Roman" w:eastAsia="Times New Roman" w:hAnsi="Times New Roman"/>
+          <w:sz w:val="26"/>
+          <w:szCs w:val="26"/>
+        </w:rPr>
         <w:t xml:space="preserve">Annexe A. Schéma du fichier aqm_eval.csv</w:t>
       </w:r>
     </w:p>
@@ -19697,6 +20481,7 @@
             </w:pPr>
             <w:r>
               <w:rPr>
+                <w:rFonts w:ascii="Times New Roman" w:cs="Times New Roman" w:eastAsia="Times New Roman" w:hAnsi="Times New Roman"/>
                 <w:b/>
                 <w:bCs/>
                 <w:sz w:val="22"/>
@@ -19725,6 +20510,7 @@
             </w:pPr>
             <w:r>
               <w:rPr>
+                <w:rFonts w:ascii="Times New Roman" w:cs="Times New Roman" w:eastAsia="Times New Roman" w:hAnsi="Times New Roman"/>
                 <w:b/>
                 <w:bCs/>
                 <w:sz w:val="22"/>
@@ -19757,6 +20543,7 @@
             </w:pPr>
             <w:r>
               <w:rPr>
+                <w:rFonts w:ascii="Times New Roman" w:cs="Times New Roman" w:eastAsia="Times New Roman" w:hAnsi="Times New Roman"/>
                 <w:b w:val="false"/>
                 <w:bCs w:val="false"/>
                 <w:sz w:val="22"/>
@@ -19784,6 +20571,7 @@
             </w:pPr>
             <w:r>
               <w:rPr>
+                <w:rFonts w:ascii="Times New Roman" w:cs="Times New Roman" w:eastAsia="Times New Roman" w:hAnsi="Times New Roman"/>
                 <w:b w:val="false"/>
                 <w:bCs w:val="false"/>
                 <w:sz w:val="22"/>
@@ -19816,6 +20604,7 @@
             </w:pPr>
             <w:r>
               <w:rPr>
+                <w:rFonts w:ascii="Times New Roman" w:cs="Times New Roman" w:eastAsia="Times New Roman" w:hAnsi="Times New Roman"/>
                 <w:b w:val="false"/>
                 <w:bCs w:val="false"/>
                 <w:sz w:val="22"/>
@@ -19843,6 +20632,7 @@
             </w:pPr>
             <w:r>
               <w:rPr>
+                <w:rFonts w:ascii="Times New Roman" w:cs="Times New Roman" w:eastAsia="Times New Roman" w:hAnsi="Times New Roman"/>
                 <w:b w:val="false"/>
                 <w:bCs w:val="false"/>
                 <w:sz w:val="22"/>
@@ -19875,6 +20665,7 @@
             </w:pPr>
             <w:r>
               <w:rPr>
+                <w:rFonts w:ascii="Times New Roman" w:cs="Times New Roman" w:eastAsia="Times New Roman" w:hAnsi="Times New Roman"/>
                 <w:b w:val="false"/>
                 <w:bCs w:val="false"/>
                 <w:sz w:val="22"/>
@@ -19902,6 +20693,7 @@
             </w:pPr>
             <w:r>
               <w:rPr>
+                <w:rFonts w:ascii="Times New Roman" w:cs="Times New Roman" w:eastAsia="Times New Roman" w:hAnsi="Times New Roman"/>
                 <w:b w:val="false"/>
                 <w:bCs w:val="false"/>
                 <w:sz w:val="22"/>
@@ -19934,6 +20726,7 @@
             </w:pPr>
             <w:r>
               <w:rPr>
+                <w:rFonts w:ascii="Times New Roman" w:cs="Times New Roman" w:eastAsia="Times New Roman" w:hAnsi="Times New Roman"/>
                 <w:b w:val="false"/>
                 <w:bCs w:val="false"/>
                 <w:sz w:val="22"/>
@@ -19961,6 +20754,7 @@
             </w:pPr>
             <w:r>
               <w:rPr>
+                <w:rFonts w:ascii="Times New Roman" w:cs="Times New Roman" w:eastAsia="Times New Roman" w:hAnsi="Times New Roman"/>
                 <w:b w:val="false"/>
                 <w:bCs w:val="false"/>
                 <w:sz w:val="22"/>
@@ -19993,6 +20787,7 @@
             </w:pPr>
             <w:r>
               <w:rPr>
+                <w:rFonts w:ascii="Times New Roman" w:cs="Times New Roman" w:eastAsia="Times New Roman" w:hAnsi="Times New Roman"/>
                 <w:b w:val="false"/>
                 <w:bCs w:val="false"/>
                 <w:sz w:val="22"/>
@@ -20020,6 +20815,7 @@
             </w:pPr>
             <w:r>
               <w:rPr>
+                <w:rFonts w:ascii="Times New Roman" w:cs="Times New Roman" w:eastAsia="Times New Roman" w:hAnsi="Times New Roman"/>
                 <w:b w:val="false"/>
                 <w:bCs w:val="false"/>
                 <w:sz w:val="22"/>
@@ -20052,6 +20848,7 @@
             </w:pPr>
             <w:r>
               <w:rPr>
+                <w:rFonts w:ascii="Times New Roman" w:cs="Times New Roman" w:eastAsia="Times New Roman" w:hAnsi="Times New Roman"/>
                 <w:b w:val="false"/>
                 <w:bCs w:val="false"/>
                 <w:sz w:val="22"/>
@@ -20079,6 +20876,7 @@
             </w:pPr>
             <w:r>
               <w:rPr>
+                <w:rFonts w:ascii="Times New Roman" w:cs="Times New Roman" w:eastAsia="Times New Roman" w:hAnsi="Times New Roman"/>
                 <w:b w:val="false"/>
                 <w:bCs w:val="false"/>
                 <w:sz w:val="22"/>
@@ -20111,6 +20909,7 @@
             </w:pPr>
             <w:r>
               <w:rPr>
+                <w:rFonts w:ascii="Times New Roman" w:cs="Times New Roman" w:eastAsia="Times New Roman" w:hAnsi="Times New Roman"/>
                 <w:b w:val="false"/>
                 <w:bCs w:val="false"/>
                 <w:sz w:val="22"/>
@@ -20138,6 +20937,7 @@
             </w:pPr>
             <w:r>
               <w:rPr>
+                <w:rFonts w:ascii="Times New Roman" w:cs="Times New Roman" w:eastAsia="Times New Roman" w:hAnsi="Times New Roman"/>
                 <w:b w:val="false"/>
                 <w:bCs w:val="false"/>
                 <w:sz w:val="22"/>
@@ -20170,6 +20970,7 @@
             </w:pPr>
             <w:r>
               <w:rPr>
+                <w:rFonts w:ascii="Times New Roman" w:cs="Times New Roman" w:eastAsia="Times New Roman" w:hAnsi="Times New Roman"/>
                 <w:b w:val="false"/>
                 <w:bCs w:val="false"/>
                 <w:sz w:val="22"/>
@@ -20197,6 +20998,7 @@
             </w:pPr>
             <w:r>
               <w:rPr>
+                <w:rFonts w:ascii="Times New Roman" w:cs="Times New Roman" w:eastAsia="Times New Roman" w:hAnsi="Times New Roman"/>
                 <w:b w:val="false"/>
                 <w:bCs w:val="false"/>
                 <w:sz w:val="22"/>
@@ -20229,6 +21031,7 @@
             </w:pPr>
             <w:r>
               <w:rPr>
+                <w:rFonts w:ascii="Times New Roman" w:cs="Times New Roman" w:eastAsia="Times New Roman" w:hAnsi="Times New Roman"/>
                 <w:b w:val="false"/>
                 <w:bCs w:val="false"/>
                 <w:sz w:val="22"/>
@@ -20256,6 +21059,7 @@
             </w:pPr>
             <w:r>
               <w:rPr>
+                <w:rFonts w:ascii="Times New Roman" w:cs="Times New Roman" w:eastAsia="Times New Roman" w:hAnsi="Times New Roman"/>
                 <w:b w:val="false"/>
                 <w:bCs w:val="false"/>
                 <w:sz w:val="22"/>
@@ -20288,6 +21092,7 @@
             </w:pPr>
             <w:r>
               <w:rPr>
+                <w:rFonts w:ascii="Times New Roman" w:cs="Times New Roman" w:eastAsia="Times New Roman" w:hAnsi="Times New Roman"/>
                 <w:b w:val="false"/>
                 <w:bCs w:val="false"/>
                 <w:sz w:val="22"/>
@@ -20315,6 +21120,7 @@
             </w:pPr>
             <w:r>
               <w:rPr>
+                <w:rFonts w:ascii="Times New Roman" w:cs="Times New Roman" w:eastAsia="Times New Roman" w:hAnsi="Times New Roman"/>
                 <w:b w:val="false"/>
                 <w:bCs w:val="false"/>
                 <w:sz w:val="22"/>
@@ -20347,6 +21153,7 @@
             </w:pPr>
             <w:r>
               <w:rPr>
+                <w:rFonts w:ascii="Times New Roman" w:cs="Times New Roman" w:eastAsia="Times New Roman" w:hAnsi="Times New Roman"/>
                 <w:b w:val="false"/>
                 <w:bCs w:val="false"/>
                 <w:sz w:val="22"/>
@@ -20374,6 +21181,7 @@
             </w:pPr>
             <w:r>
               <w:rPr>
+                <w:rFonts w:ascii="Times New Roman" w:cs="Times New Roman" w:eastAsia="Times New Roman" w:hAnsi="Times New Roman"/>
                 <w:b w:val="false"/>
                 <w:bCs w:val="false"/>
                 <w:sz w:val="22"/>
@@ -20406,6 +21214,7 @@
             </w:pPr>
             <w:r>
               <w:rPr>
+                <w:rFonts w:ascii="Times New Roman" w:cs="Times New Roman" w:eastAsia="Times New Roman" w:hAnsi="Times New Roman"/>
                 <w:b w:val="false"/>
                 <w:bCs w:val="false"/>
                 <w:sz w:val="22"/>
@@ -20433,6 +21242,7 @@
             </w:pPr>
             <w:r>
               <w:rPr>
+                <w:rFonts w:ascii="Times New Roman" w:cs="Times New Roman" w:eastAsia="Times New Roman" w:hAnsi="Times New Roman"/>
                 <w:b w:val="false"/>
                 <w:bCs w:val="false"/>
                 <w:sz w:val="22"/>
@@ -20465,6 +21275,7 @@
             </w:pPr>
             <w:r>
               <w:rPr>
+                <w:rFonts w:ascii="Times New Roman" w:cs="Times New Roman" w:eastAsia="Times New Roman" w:hAnsi="Times New Roman"/>
                 <w:b w:val="false"/>
                 <w:bCs w:val="false"/>
                 <w:sz w:val="22"/>
@@ -20492,6 +21303,7 @@
             </w:pPr>
             <w:r>
               <w:rPr>
+                <w:rFonts w:ascii="Times New Roman" w:cs="Times New Roman" w:eastAsia="Times New Roman" w:hAnsi="Times New Roman"/>
                 <w:b w:val="false"/>
                 <w:bCs w:val="false"/>
                 <w:sz w:val="22"/>
@@ -20524,6 +21336,7 @@
             </w:pPr>
             <w:r>
               <w:rPr>
+                <w:rFonts w:ascii="Times New Roman" w:cs="Times New Roman" w:eastAsia="Times New Roman" w:hAnsi="Times New Roman"/>
                 <w:b w:val="false"/>
                 <w:bCs w:val="false"/>
                 <w:sz w:val="22"/>
@@ -20551,6 +21364,7 @@
             </w:pPr>
             <w:r>
               <w:rPr>
+                <w:rFonts w:ascii="Times New Roman" w:cs="Times New Roman" w:eastAsia="Times New Roman" w:hAnsi="Times New Roman"/>
                 <w:b w:val="false"/>
                 <w:bCs w:val="false"/>
                 <w:sz w:val="22"/>
@@ -20583,6 +21397,7 @@
             </w:pPr>
             <w:r>
               <w:rPr>
+                <w:rFonts w:ascii="Times New Roman" w:cs="Times New Roman" w:eastAsia="Times New Roman" w:hAnsi="Times New Roman"/>
                 <w:b w:val="false"/>
                 <w:bCs w:val="false"/>
                 <w:sz w:val="22"/>
@@ -20610,6 +21425,7 @@
             </w:pPr>
             <w:r>
               <w:rPr>
+                <w:rFonts w:ascii="Times New Roman" w:cs="Times New Roman" w:eastAsia="Times New Roman" w:hAnsi="Times New Roman"/>
                 <w:b w:val="false"/>
                 <w:bCs w:val="false"/>
                 <w:sz w:val="22"/>
@@ -20642,6 +21458,7 @@
             </w:pPr>
             <w:r>
               <w:rPr>
+                <w:rFonts w:ascii="Times New Roman" w:cs="Times New Roman" w:eastAsia="Times New Roman" w:hAnsi="Times New Roman"/>
                 <w:b w:val="false"/>
                 <w:bCs w:val="false"/>
                 <w:sz w:val="22"/>
@@ -20669,6 +21486,7 @@
             </w:pPr>
             <w:r>
               <w:rPr>
+                <w:rFonts w:ascii="Times New Roman" w:cs="Times New Roman" w:eastAsia="Times New Roman" w:hAnsi="Times New Roman"/>
                 <w:b w:val="false"/>
                 <w:bCs w:val="false"/>
                 <w:sz w:val="22"/>
@@ -20701,6 +21519,7 @@
             </w:pPr>
             <w:r>
               <w:rPr>
+                <w:rFonts w:ascii="Times New Roman" w:cs="Times New Roman" w:eastAsia="Times New Roman" w:hAnsi="Times New Roman"/>
                 <w:b w:val="false"/>
                 <w:bCs w:val="false"/>
                 <w:sz w:val="22"/>
@@ -20728,6 +21547,7 @@
             </w:pPr>
             <w:r>
               <w:rPr>
+                <w:rFonts w:ascii="Times New Roman" w:cs="Times New Roman" w:eastAsia="Times New Roman" w:hAnsi="Times New Roman"/>
                 <w:b w:val="false"/>
                 <w:bCs w:val="false"/>
                 <w:sz w:val="22"/>
@@ -20760,6 +21580,7 @@
             </w:pPr>
             <w:r>
               <w:rPr>
+                <w:rFonts w:ascii="Times New Roman" w:cs="Times New Roman" w:eastAsia="Times New Roman" w:hAnsi="Times New Roman"/>
                 <w:b w:val="false"/>
                 <w:bCs w:val="false"/>
                 <w:sz w:val="22"/>
@@ -20787,6 +21608,7 @@
             </w:pPr>
             <w:r>
               <w:rPr>
+                <w:rFonts w:ascii="Times New Roman" w:cs="Times New Roman" w:eastAsia="Times New Roman" w:hAnsi="Times New Roman"/>
                 <w:b w:val="false"/>
                 <w:bCs w:val="false"/>
                 <w:sz w:val="22"/>
@@ -20819,6 +21641,7 @@
             </w:pPr>
             <w:r>
               <w:rPr>
+                <w:rFonts w:ascii="Times New Roman" w:cs="Times New Roman" w:eastAsia="Times New Roman" w:hAnsi="Times New Roman"/>
                 <w:b w:val="false"/>
                 <w:bCs w:val="false"/>
                 <w:sz w:val="22"/>
@@ -20846,6 +21669,7 @@
             </w:pPr>
             <w:r>
               <w:rPr>
+                <w:rFonts w:ascii="Times New Roman" w:cs="Times New Roman" w:eastAsia="Times New Roman" w:hAnsi="Times New Roman"/>
                 <w:b w:val="false"/>
                 <w:bCs w:val="false"/>
                 <w:sz w:val="22"/>
@@ -20878,6 +21702,7 @@
             </w:pPr>
             <w:r>
               <w:rPr>
+                <w:rFonts w:ascii="Times New Roman" w:cs="Times New Roman" w:eastAsia="Times New Roman" w:hAnsi="Times New Roman"/>
                 <w:b w:val="false"/>
                 <w:bCs w:val="false"/>
                 <w:sz w:val="22"/>
@@ -20905,6 +21730,7 @@
             </w:pPr>
             <w:r>
               <w:rPr>
+                <w:rFonts w:ascii="Times New Roman" w:cs="Times New Roman" w:eastAsia="Times New Roman" w:hAnsi="Times New Roman"/>
                 <w:b w:val="false"/>
                 <w:bCs w:val="false"/>
                 <w:sz w:val="22"/>
@@ -20937,6 +21763,7 @@
             </w:pPr>
             <w:r>
               <w:rPr>
+                <w:rFonts w:ascii="Times New Roman" w:cs="Times New Roman" w:eastAsia="Times New Roman" w:hAnsi="Times New Roman"/>
                 <w:b w:val="false"/>
                 <w:bCs w:val="false"/>
                 <w:sz w:val="22"/>
@@ -20964,6 +21791,7 @@
             </w:pPr>
             <w:r>
               <w:rPr>
+                <w:rFonts w:ascii="Times New Roman" w:cs="Times New Roman" w:eastAsia="Times New Roman" w:hAnsi="Times New Roman"/>
                 <w:b w:val="false"/>
                 <w:bCs w:val="false"/>
                 <w:sz w:val="22"/>
@@ -20996,6 +21824,7 @@
             </w:pPr>
             <w:r>
               <w:rPr>
+                <w:rFonts w:ascii="Times New Roman" w:cs="Times New Roman" w:eastAsia="Times New Roman" w:hAnsi="Times New Roman"/>
                 <w:b w:val="false"/>
                 <w:bCs w:val="false"/>
                 <w:sz w:val="22"/>
@@ -21023,6 +21852,7 @@
             </w:pPr>
             <w:r>
               <w:rPr>
+                <w:rFonts w:ascii="Times New Roman" w:cs="Times New Roman" w:eastAsia="Times New Roman" w:hAnsi="Times New Roman"/>
                 <w:b w:val="false"/>
                 <w:bCs w:val="false"/>
                 <w:sz w:val="22"/>
@@ -21055,6 +21885,7 @@
             </w:pPr>
             <w:r>
               <w:rPr>
+                <w:rFonts w:ascii="Times New Roman" w:cs="Times New Roman" w:eastAsia="Times New Roman" w:hAnsi="Times New Roman"/>
                 <w:b w:val="false"/>
                 <w:bCs w:val="false"/>
                 <w:sz w:val="22"/>
@@ -21082,6 +21913,7 @@
             </w:pPr>
             <w:r>
               <w:rPr>
+                <w:rFonts w:ascii="Times New Roman" w:cs="Times New Roman" w:eastAsia="Times New Roman" w:hAnsi="Times New Roman"/>
                 <w:b w:val="false"/>
                 <w:bCs w:val="false"/>
                 <w:sz w:val="22"/>
@@ -21115,6 +21947,11 @@
         <w:spacing w:after="200" w:before="360" w:line="360"/>
       </w:pPr>
       <w:r>
+        <w:rPr>
+          <w:rFonts w:ascii="Times New Roman" w:cs="Times New Roman" w:eastAsia="Times New Roman" w:hAnsi="Times New Roman"/>
+          <w:sz w:val="26"/>
+          <w:szCs w:val="26"/>
+        </w:rPr>
         <w:t xml:space="preserve">Annexe B. Les huit portes de qualité, conditions exactes</w:t>
       </w:r>
     </w:p>
@@ -21212,6 +22049,7 @@
             </w:pPr>
             <w:r>
               <w:rPr>
+                <w:rFonts w:ascii="Times New Roman" w:cs="Times New Roman" w:eastAsia="Times New Roman" w:hAnsi="Times New Roman"/>
                 <w:b/>
                 <w:bCs/>
                 <w:sz w:val="22"/>
@@ -21240,6 +22078,7 @@
             </w:pPr>
             <w:r>
               <w:rPr>
+                <w:rFonts w:ascii="Times New Roman" w:cs="Times New Roman" w:eastAsia="Times New Roman" w:hAnsi="Times New Roman"/>
                 <w:b/>
                 <w:bCs/>
                 <w:sz w:val="22"/>
@@ -21268,6 +22107,7 @@
             </w:pPr>
             <w:r>
               <w:rPr>
+                <w:rFonts w:ascii="Times New Roman" w:cs="Times New Roman" w:eastAsia="Times New Roman" w:hAnsi="Times New Roman"/>
                 <w:b/>
                 <w:bCs/>
                 <w:sz w:val="22"/>
@@ -21300,6 +22140,7 @@
             </w:pPr>
             <w:r>
               <w:rPr>
+                <w:rFonts w:ascii="Times New Roman" w:cs="Times New Roman" w:eastAsia="Times New Roman" w:hAnsi="Times New Roman"/>
                 <w:b w:val="false"/>
                 <w:bCs w:val="false"/>
                 <w:sz w:val="22"/>
@@ -21327,6 +22168,7 @@
             </w:pPr>
             <w:r>
               <w:rPr>
+                <w:rFonts w:ascii="Times New Roman" w:cs="Times New Roman" w:eastAsia="Times New Roman" w:hAnsi="Times New Roman"/>
                 <w:b w:val="false"/>
                 <w:bCs w:val="false"/>
                 <w:sz w:val="22"/>
@@ -21354,6 +22196,7 @@
             </w:pPr>
             <w:r>
               <w:rPr>
+                <w:rFonts w:ascii="Times New Roman" w:cs="Times New Roman" w:eastAsia="Times New Roman" w:hAnsi="Times New Roman"/>
                 <w:b w:val="false"/>
                 <w:bCs w:val="false"/>
                 <w:sz w:val="22"/>
@@ -21386,6 +22229,7 @@
             </w:pPr>
             <w:r>
               <w:rPr>
+                <w:rFonts w:ascii="Times New Roman" w:cs="Times New Roman" w:eastAsia="Times New Roman" w:hAnsi="Times New Roman"/>
                 <w:b w:val="false"/>
                 <w:bCs w:val="false"/>
                 <w:sz w:val="22"/>
@@ -21413,6 +22257,7 @@
             </w:pPr>
             <w:r>
               <w:rPr>
+                <w:rFonts w:ascii="Times New Roman" w:cs="Times New Roman" w:eastAsia="Times New Roman" w:hAnsi="Times New Roman"/>
                 <w:b w:val="false"/>
                 <w:bCs w:val="false"/>
                 <w:sz w:val="22"/>
@@ -21440,6 +22285,7 @@
             </w:pPr>
             <w:r>
               <w:rPr>
+                <w:rFonts w:ascii="Times New Roman" w:cs="Times New Roman" w:eastAsia="Times New Roman" w:hAnsi="Times New Roman"/>
                 <w:b w:val="false"/>
                 <w:bCs w:val="false"/>
                 <w:sz w:val="22"/>
@@ -21472,6 +22318,7 @@
             </w:pPr>
             <w:r>
               <w:rPr>
+                <w:rFonts w:ascii="Times New Roman" w:cs="Times New Roman" w:eastAsia="Times New Roman" w:hAnsi="Times New Roman"/>
                 <w:b w:val="false"/>
                 <w:bCs w:val="false"/>
                 <w:sz w:val="22"/>
@@ -21499,6 +22346,7 @@
             </w:pPr>
             <w:r>
               <w:rPr>
+                <w:rFonts w:ascii="Times New Roman" w:cs="Times New Roman" w:eastAsia="Times New Roman" w:hAnsi="Times New Roman"/>
                 <w:b w:val="false"/>
                 <w:bCs w:val="false"/>
                 <w:sz w:val="22"/>
@@ -21526,6 +22374,7 @@
             </w:pPr>
             <w:r>
               <w:rPr>
+                <w:rFonts w:ascii="Times New Roman" w:cs="Times New Roman" w:eastAsia="Times New Roman" w:hAnsi="Times New Roman"/>
                 <w:b w:val="false"/>
                 <w:bCs w:val="false"/>
                 <w:sz w:val="22"/>
@@ -21558,6 +22407,7 @@
             </w:pPr>
             <w:r>
               <w:rPr>
+                <w:rFonts w:ascii="Times New Roman" w:cs="Times New Roman" w:eastAsia="Times New Roman" w:hAnsi="Times New Roman"/>
                 <w:b w:val="false"/>
                 <w:bCs w:val="false"/>
                 <w:sz w:val="22"/>
@@ -21585,6 +22435,7 @@
             </w:pPr>
             <w:r>
               <w:rPr>
+                <w:rFonts w:ascii="Times New Roman" w:cs="Times New Roman" w:eastAsia="Times New Roman" w:hAnsi="Times New Roman"/>
                 <w:b w:val="false"/>
                 <w:bCs w:val="false"/>
                 <w:sz w:val="22"/>
@@ -21612,6 +22463,7 @@
             </w:pPr>
             <w:r>
               <w:rPr>
+                <w:rFonts w:ascii="Times New Roman" w:cs="Times New Roman" w:eastAsia="Times New Roman" w:hAnsi="Times New Roman"/>
                 <w:b w:val="false"/>
                 <w:bCs w:val="false"/>
                 <w:sz w:val="22"/>
@@ -21644,6 +22496,7 @@
             </w:pPr>
             <w:r>
               <w:rPr>
+                <w:rFonts w:ascii="Times New Roman" w:cs="Times New Roman" w:eastAsia="Times New Roman" w:hAnsi="Times New Roman"/>
                 <w:b w:val="false"/>
                 <w:bCs w:val="false"/>
                 <w:sz w:val="22"/>
@@ -21671,6 +22524,7 @@
             </w:pPr>
             <w:r>
               <w:rPr>
+                <w:rFonts w:ascii="Times New Roman" w:cs="Times New Roman" w:eastAsia="Times New Roman" w:hAnsi="Times New Roman"/>
                 <w:b w:val="false"/>
                 <w:bCs w:val="false"/>
                 <w:sz w:val="22"/>
@@ -21698,6 +22552,7 @@
             </w:pPr>
             <w:r>
               <w:rPr>
+                <w:rFonts w:ascii="Times New Roman" w:cs="Times New Roman" w:eastAsia="Times New Roman" w:hAnsi="Times New Roman"/>
                 <w:b w:val="false"/>
                 <w:bCs w:val="false"/>
                 <w:sz w:val="22"/>
@@ -21730,6 +22585,7 @@
             </w:pPr>
             <w:r>
               <w:rPr>
+                <w:rFonts w:ascii="Times New Roman" w:cs="Times New Roman" w:eastAsia="Times New Roman" w:hAnsi="Times New Roman"/>
                 <w:b w:val="false"/>
                 <w:bCs w:val="false"/>
                 <w:sz w:val="22"/>
@@ -21757,6 +22613,7 @@
             </w:pPr>
             <w:r>
               <w:rPr>
+                <w:rFonts w:ascii="Times New Roman" w:cs="Times New Roman" w:eastAsia="Times New Roman" w:hAnsi="Times New Roman"/>
                 <w:b w:val="false"/>
                 <w:bCs w:val="false"/>
                 <w:sz w:val="22"/>
@@ -21784,6 +22641,7 @@
             </w:pPr>
             <w:r>
               <w:rPr>
+                <w:rFonts w:ascii="Times New Roman" w:cs="Times New Roman" w:eastAsia="Times New Roman" w:hAnsi="Times New Roman"/>
                 <w:b w:val="false"/>
                 <w:bCs w:val="false"/>
                 <w:sz w:val="22"/>
@@ -21816,6 +22674,7 @@
             </w:pPr>
             <w:r>
               <w:rPr>
+                <w:rFonts w:ascii="Times New Roman" w:cs="Times New Roman" w:eastAsia="Times New Roman" w:hAnsi="Times New Roman"/>
                 <w:b w:val="false"/>
                 <w:bCs w:val="false"/>
                 <w:sz w:val="22"/>
@@ -21843,6 +22702,7 @@
             </w:pPr>
             <w:r>
               <w:rPr>
+                <w:rFonts w:ascii="Times New Roman" w:cs="Times New Roman" w:eastAsia="Times New Roman" w:hAnsi="Times New Roman"/>
                 <w:b w:val="false"/>
                 <w:bCs w:val="false"/>
                 <w:sz w:val="22"/>
@@ -21870,6 +22730,7 @@
             </w:pPr>
             <w:r>
               <w:rPr>
+                <w:rFonts w:ascii="Times New Roman" w:cs="Times New Roman" w:eastAsia="Times New Roman" w:hAnsi="Times New Roman"/>
                 <w:b w:val="false"/>
                 <w:bCs w:val="false"/>
                 <w:sz w:val="22"/>
@@ -21902,6 +22763,7 @@
             </w:pPr>
             <w:r>
               <w:rPr>
+                <w:rFonts w:ascii="Times New Roman" w:cs="Times New Roman" w:eastAsia="Times New Roman" w:hAnsi="Times New Roman"/>
                 <w:b w:val="false"/>
                 <w:bCs w:val="false"/>
                 <w:sz w:val="22"/>
@@ -21929,6 +22791,7 @@
             </w:pPr>
             <w:r>
               <w:rPr>
+                <w:rFonts w:ascii="Times New Roman" w:cs="Times New Roman" w:eastAsia="Times New Roman" w:hAnsi="Times New Roman"/>
                 <w:b w:val="false"/>
                 <w:bCs w:val="false"/>
                 <w:sz w:val="22"/>
@@ -21956,6 +22819,7 @@
             </w:pPr>
             <w:r>
               <w:rPr>
+                <w:rFonts w:ascii="Times New Roman" w:cs="Times New Roman" w:eastAsia="Times New Roman" w:hAnsi="Times New Roman"/>
                 <w:b w:val="false"/>
                 <w:bCs w:val="false"/>
                 <w:sz w:val="22"/>
@@ -21989,6 +22853,11 @@
         <w:spacing w:after="200" w:before="360" w:line="360"/>
       </w:pPr>
       <w:r>
+        <w:rPr>
+          <w:rFonts w:ascii="Times New Roman" w:cs="Times New Roman" w:eastAsia="Times New Roman" w:hAnsi="Times New Roman"/>
+          <w:sz w:val="26"/>
+          <w:szCs w:val="26"/>
+        </w:rPr>
         <w:t xml:space="preserve">Annexe C. Guide de démarrage de l'instrument</w:t>
       </w:r>
     </w:p>
@@ -22009,7 +22878,7 @@
         <w:jc w:val="both"/>
       </w:pPr>
       <w:r>
-        <w:t xml:space="preserve">Le moteur de déploiement de la machine virtuelle, cgo kit, expose dix-huit actions couvrant le cycle de vie : doctor (diagnostic), scan (découverte), ensure (garantie de présence et d'état), align, build, deploy, bootstrap, status, logs, health (état du tableau de bord), tunnel, snapshot (instantané avant opération risquée), snapshots (liste des instantanés), revert (retour à l'instantané), ssh, ps, backup (rappel des archives) et verify (empreintes recalculées sur la machine distante). Les instantanés protègent toute expérimentation : un banc se casse, l'état sain se restaure en une commande.</w:t>
+        <w:t xml:space="preserve">Le moteur de déploiement, cgo kit, expose dix-huit actions couvrant le cycle de vie de toute machine du banc, virtuelle ou physique : doctor (diagnostic), scan (découverte), ensure (garantie de présence et d'état), align, build, deploy, bootstrap, status, logs, health (état du tableau de bord), tunnel, snapshot (instantané avant opération risquée, hyperviseur requis), snapshots (liste des instantanés), revert (retour à l'instantané), ssh, ps, backup (rappel des archives) et verify (empreintes recalculées sur la machine distante). Les sauvegardes protègent toute expérimentation : un banc se casse, l'état sain se restaure en une commande.</w:t>
       </w:r>
     </w:p>
     <w:p>
@@ -22019,7 +22888,24 @@
         <w:spacing w:after="200" w:before="360" w:line="360"/>
       </w:pPr>
       <w:r>
-        <w:t xml:space="preserve">Annexe D. Présentation de l'Université d'Antananarivo</w:t>
+        <w:rPr>
+          <w:rFonts w:ascii="Times New Roman" w:cs="Times New Roman" w:eastAsia="Times New Roman" w:hAnsi="Times New Roman"/>
+          <w:sz w:val="26"/>
+          <w:szCs w:val="26"/>
+        </w:rPr>
+        <w:t xml:space="preserve">Annexe D. </w:t>
+      </w:r>
+      <w:r>
+        <w:rPr>
+          <w:rFonts w:ascii="Times New Roman" w:cs="Times New Roman" w:eastAsia="Times New Roman" w:hAnsi="Times New Roman"/>
+          <w:b/>
+          <w:bCs/>
+          <w:sz w:val="26"/>
+          <w:szCs w:val="26"/>
+          <w:highlight w:val="yellow"/>
+          <w:highlightCs w:val="yellow"/>
+        </w:rPr>
+        <w:t xml:space="preserve">PRÉSENTATION DE L'ÉTABLISSEMENT DE RATTACHEMENT ACADÉMIQUE</w:t>
       </w:r>
     </w:p>
     <w:p>
@@ -22029,28 +22915,13 @@
         <w:jc w:val="both"/>
       </w:pPr>
       <w:r>
-        <w:t xml:space="preserve">Le mémoire est soutenu dans le cadre de la Mention Informatique de l'Université d'Antananarivo, plus ancienne et plus importante des universités publiques de Madagascar. Fondée en 1961, peu après l'indépendance, elle est située dans la capitale, principalement sur le campus d'Ankatso, et organisée en domaines, mentions et parcours depuis la mise en œuvre du système Licence-Master-Doctorat. La formation relève du Domaine Sciences et Technologies, Mention Informatique, qui forme aux grades de Licence, de Master et de Doctorat des spécialistes de la conception, du développement et de l'administration des systèmes informatiques et des réseaux.</w:t>
-      </w:r>
-    </w:p>
-    <w:p>
-      <w:pPr>
-        <w:spacing w:after="0" w:line="360"/>
-        <w:ind w:firstLine="709"/>
-        <w:jc w:val="both"/>
-      </w:pPr>
-      <w:r>
-        <w:t xml:space="preserve">Le cursus de Master, sanctionné par la rédaction et la soutenance d'un mémoire de fin d'études, associe enseignements théoriques et travail de recherche appliquée, souvent adossé à un stage en institution. Le mémoire vise à démontrer la capacité de l'étudiant à poser une problématique, à mobiliser l'état de l'art, à concevoir une solution et à en évaluer rigoureusement les résultats. Le </w:t>
-      </w:r>
-      <w:r>
-        <w:t xml:space="preserve">Tableau </w:t>
-      </w:r>
-      <w:fldSimple w:instr="REF RefTab_univ \h">
-        <w:r>
-          <w:t xml:space="preserve">0</w:t>
-        </w:r>
-      </w:fldSimple>
-      <w:r>
-        <w:t xml:space="preserve"> rassemble les éléments d'identification de l'établissement de rattachement académique.</w:t>
+        <w:rPr>
+          <w:b/>
+          <w:bCs/>
+          <w:highlight w:val="yellow"/>
+          <w:highlightCs w:val="yellow"/>
+        </w:rPr>
+        <w:t xml:space="preserve">RÉDIGER ICI la présentation de l'établissement de rattachement : dénomination officielle, statut, année de fondation, localisation, organisation en domaines, mentions et parcours, formation concernée et diplôme préparé. Terminer par la fiche d'identification ci-dessous, dûment complétée.</w:t>
       </w:r>
     </w:p>
     <w:p>
@@ -22125,6 +22996,7 @@
             </w:pPr>
             <w:r>
               <w:rPr>
+                <w:rFonts w:ascii="Times New Roman" w:cs="Times New Roman" w:eastAsia="Times New Roman" w:hAnsi="Times New Roman"/>
                 <w:b/>
                 <w:bCs/>
                 <w:sz w:val="22"/>
@@ -22153,6 +23025,7 @@
             </w:pPr>
             <w:r>
               <w:rPr>
+                <w:rFonts w:ascii="Times New Roman" w:cs="Times New Roman" w:eastAsia="Times New Roman" w:hAnsi="Times New Roman"/>
                 <w:b/>
                 <w:bCs/>
                 <w:sz w:val="22"/>
@@ -22185,6 +23058,7 @@
             </w:pPr>
             <w:r>
               <w:rPr>
+                <w:rFonts w:ascii="Times New Roman" w:cs="Times New Roman" w:eastAsia="Times New Roman" w:hAnsi="Times New Roman"/>
                 <w:b w:val="false"/>
                 <w:bCs w:val="false"/>
                 <w:sz w:val="22"/>
@@ -22212,12 +23086,15 @@
             </w:pPr>
             <w:r>
               <w:rPr>
-                <w:b w:val="false"/>
-                <w:bCs w:val="false"/>
-                <w:sz w:val="22"/>
-                <w:szCs w:val="22"/>
-              </w:rPr>
-              <w:t xml:space="preserve">Université d'Antananarivo</w:t>
+                <w:rFonts w:ascii="Times New Roman" w:cs="Times New Roman" w:eastAsia="Times New Roman" w:hAnsi="Times New Roman"/>
+                <w:b w:val="false"/>
+                <w:bCs w:val="false"/>
+                <w:sz w:val="22"/>
+                <w:szCs w:val="22"/>
+                <w:highlight w:val="yellow"/>
+                <w:highlightCs w:val="yellow"/>
+              </w:rPr>
+              <w:t xml:space="preserve">DÉNOMINATION OFFICIELLE</w:t>
             </w:r>
           </w:p>
         </w:tc>
@@ -22244,6 +23121,7 @@
             </w:pPr>
             <w:r>
               <w:rPr>
+                <w:rFonts w:ascii="Times New Roman" w:cs="Times New Roman" w:eastAsia="Times New Roman" w:hAnsi="Times New Roman"/>
                 <w:b w:val="false"/>
                 <w:bCs w:val="false"/>
                 <w:sz w:val="22"/>
@@ -22271,12 +23149,15 @@
             </w:pPr>
             <w:r>
               <w:rPr>
-                <w:b w:val="false"/>
-                <w:bCs w:val="false"/>
-                <w:sz w:val="22"/>
-                <w:szCs w:val="22"/>
-              </w:rPr>
-              <w:t xml:space="preserve">Université publique</w:t>
+                <w:rFonts w:ascii="Times New Roman" w:cs="Times New Roman" w:eastAsia="Times New Roman" w:hAnsi="Times New Roman"/>
+                <w:b w:val="false"/>
+                <w:bCs w:val="false"/>
+                <w:sz w:val="22"/>
+                <w:szCs w:val="22"/>
+                <w:highlight w:val="yellow"/>
+                <w:highlightCs w:val="yellow"/>
+              </w:rPr>
+              <w:t xml:space="preserve">STATUT — PUBLIC / PRIVÉ</w:t>
             </w:r>
           </w:p>
         </w:tc>
@@ -22303,6 +23184,7 @@
             </w:pPr>
             <w:r>
               <w:rPr>
+                <w:rFonts w:ascii="Times New Roman" w:cs="Times New Roman" w:eastAsia="Times New Roman" w:hAnsi="Times New Roman"/>
                 <w:b w:val="false"/>
                 <w:bCs w:val="false"/>
                 <w:sz w:val="22"/>
@@ -22330,12 +23212,15 @@
             </w:pPr>
             <w:r>
               <w:rPr>
-                <w:b w:val="false"/>
-                <w:bCs w:val="false"/>
-                <w:sz w:val="22"/>
-                <w:szCs w:val="22"/>
-              </w:rPr>
-              <w:t xml:space="preserve">1961</w:t>
+                <w:rFonts w:ascii="Times New Roman" w:cs="Times New Roman" w:eastAsia="Times New Roman" w:hAnsi="Times New Roman"/>
+                <w:b w:val="false"/>
+                <w:bCs w:val="false"/>
+                <w:sz w:val="22"/>
+                <w:szCs w:val="22"/>
+                <w:highlight w:val="yellow"/>
+                <w:highlightCs w:val="yellow"/>
+              </w:rPr>
+              <w:t xml:space="preserve">ANNÉE</w:t>
             </w:r>
           </w:p>
         </w:tc>
@@ -22362,6 +23247,7 @@
             </w:pPr>
             <w:r>
               <w:rPr>
+                <w:rFonts w:ascii="Times New Roman" w:cs="Times New Roman" w:eastAsia="Times New Roman" w:hAnsi="Times New Roman"/>
                 <w:b w:val="false"/>
                 <w:bCs w:val="false"/>
                 <w:sz w:val="22"/>
@@ -22389,12 +23275,15 @@
             </w:pPr>
             <w:r>
               <w:rPr>
-                <w:b w:val="false"/>
-                <w:bCs w:val="false"/>
-                <w:sz w:val="22"/>
-                <w:szCs w:val="22"/>
-              </w:rPr>
-              <w:t xml:space="preserve">Antananarivo (campus d'Ankatso), Madagascar</w:t>
+                <w:rFonts w:ascii="Times New Roman" w:cs="Times New Roman" w:eastAsia="Times New Roman" w:hAnsi="Times New Roman"/>
+                <w:b w:val="false"/>
+                <w:bCs w:val="false"/>
+                <w:sz w:val="22"/>
+                <w:szCs w:val="22"/>
+                <w:highlight w:val="yellow"/>
+                <w:highlightCs w:val="yellow"/>
+              </w:rPr>
+              <w:t xml:space="preserve">VILLE (CAMPUS), PAYS</w:t>
             </w:r>
           </w:p>
         </w:tc>
@@ -22421,6 +23310,7 @@
             </w:pPr>
             <w:r>
               <w:rPr>
+                <w:rFonts w:ascii="Times New Roman" w:cs="Times New Roman" w:eastAsia="Times New Roman" w:hAnsi="Times New Roman"/>
                 <w:b w:val="false"/>
                 <w:bCs w:val="false"/>
                 <w:sz w:val="22"/>
@@ -22448,12 +23338,15 @@
             </w:pPr>
             <w:r>
               <w:rPr>
-                <w:b w:val="false"/>
-                <w:bCs w:val="false"/>
-                <w:sz w:val="22"/>
-                <w:szCs w:val="22"/>
-              </w:rPr>
-              <w:t xml:space="preserve">Sciences et Technologies</w:t>
+                <w:rFonts w:ascii="Times New Roman" w:cs="Times New Roman" w:eastAsia="Times New Roman" w:hAnsi="Times New Roman"/>
+                <w:b w:val="false"/>
+                <w:bCs w:val="false"/>
+                <w:sz w:val="22"/>
+                <w:szCs w:val="22"/>
+                <w:highlight w:val="yellow"/>
+                <w:highlightCs w:val="yellow"/>
+              </w:rPr>
+              <w:t xml:space="preserve">DOMAINE</w:t>
             </w:r>
           </w:p>
         </w:tc>
@@ -22480,6 +23373,7 @@
             </w:pPr>
             <w:r>
               <w:rPr>
+                <w:rFonts w:ascii="Times New Roman" w:cs="Times New Roman" w:eastAsia="Times New Roman" w:hAnsi="Times New Roman"/>
                 <w:b w:val="false"/>
                 <w:bCs w:val="false"/>
                 <w:sz w:val="22"/>
@@ -22507,12 +23401,15 @@
             </w:pPr>
             <w:r>
               <w:rPr>
-                <w:b w:val="false"/>
-                <w:bCs w:val="false"/>
-                <w:sz w:val="22"/>
-                <w:szCs w:val="22"/>
-              </w:rPr>
-              <w:t xml:space="preserve">Informatique</w:t>
+                <w:rFonts w:ascii="Times New Roman" w:cs="Times New Roman" w:eastAsia="Times New Roman" w:hAnsi="Times New Roman"/>
+                <w:b w:val="false"/>
+                <w:bCs w:val="false"/>
+                <w:sz w:val="22"/>
+                <w:szCs w:val="22"/>
+                <w:highlight w:val="yellow"/>
+                <w:highlightCs w:val="yellow"/>
+              </w:rPr>
+              <w:t xml:space="preserve">MENTION</w:t>
             </w:r>
           </w:p>
         </w:tc>
@@ -22539,6 +23436,7 @@
             </w:pPr>
             <w:r>
               <w:rPr>
+                <w:rFonts w:ascii="Times New Roman" w:cs="Times New Roman" w:eastAsia="Times New Roman" w:hAnsi="Times New Roman"/>
                 <w:b w:val="false"/>
                 <w:bCs w:val="false"/>
                 <w:sz w:val="22"/>
@@ -22566,12 +23464,15 @@
             </w:pPr>
             <w:r>
               <w:rPr>
-                <w:b w:val="false"/>
-                <w:bCs w:val="false"/>
-                <w:sz w:val="22"/>
-                <w:szCs w:val="22"/>
-              </w:rPr>
-              <w:t xml:space="preserve">Master en Informatique (système LMD)</w:t>
+                <w:rFonts w:ascii="Times New Roman" w:cs="Times New Roman" w:eastAsia="Times New Roman" w:hAnsi="Times New Roman"/>
+                <w:b w:val="false"/>
+                <w:bCs w:val="false"/>
+                <w:sz w:val="22"/>
+                <w:szCs w:val="22"/>
+                <w:highlight w:val="yellow"/>
+                <w:highlightCs w:val="yellow"/>
+              </w:rPr>
+              <w:t xml:space="preserve">DIPLÔME (SYSTÈME LMD)</w:t>
             </w:r>
           </w:p>
         </w:tc>
@@ -22581,6 +23482,78 @@
       <w:pPr>
         <w:spacing w:after="240" w:line="240"/>
       </w:pPr>
+    </w:p>
+    <w:p>
+      <w:pPr>
+        <w:spacing w:after="0" w:line="360"/>
+        <w:jc w:val="both"/>
+      </w:pPr>
+      <w:r>
+        <w:t xml:space="preserve"> </w:t>
+      </w:r>
+    </w:p>
+    <w:p>
+      <w:pPr>
+        <w:spacing w:after="0" w:line="360"/>
+        <w:jc w:val="both"/>
+      </w:pPr>
+      <w:r>
+        <w:t xml:space="preserve"> </w:t>
+      </w:r>
+    </w:p>
+    <w:p>
+      <w:pPr>
+        <w:spacing w:after="0" w:line="360"/>
+        <w:jc w:val="both"/>
+      </w:pPr>
+      <w:r>
+        <w:t xml:space="preserve"> </w:t>
+      </w:r>
+    </w:p>
+    <w:p>
+      <w:pPr>
+        <w:spacing w:after="0" w:line="360"/>
+        <w:jc w:val="both"/>
+      </w:pPr>
+      <w:r>
+        <w:t xml:space="preserve"> </w:t>
+      </w:r>
+    </w:p>
+    <w:p>
+      <w:pPr>
+        <w:spacing w:after="0" w:line="360"/>
+        <w:jc w:val="both"/>
+      </w:pPr>
+      <w:r>
+        <w:t xml:space="preserve"> </w:t>
+      </w:r>
+    </w:p>
+    <w:p>
+      <w:pPr>
+        <w:spacing w:after="0" w:line="360"/>
+        <w:jc w:val="both"/>
+      </w:pPr>
+      <w:r>
+        <w:t xml:space="preserve"> </w:t>
+      </w:r>
+    </w:p>
+    <w:p>
+      <w:pPr>
+        <w:spacing w:after="0" w:line="360"/>
+        <w:jc w:val="both"/>
+      </w:pPr>
+      <w:r>
+        <w:t xml:space="preserve"> </w:t>
+      </w:r>
+    </w:p>
+    <w:p>
+      <w:pPr>
+        <w:spacing w:after="0" w:line="360"/>
+        <w:jc w:val="both"/>
+      </w:pPr>
+      <w:r>
+        <w:t xml:space="preserve"> </w:t>
+      </w:r>
     </w:p>
     <w:p>
       <w:pPr>
@@ -22589,6 +23562,11 @@
         <w:spacing w:after="200" w:before="360" w:line="360"/>
       </w:pPr>
       <w:r>
+        <w:rPr>
+          <w:rFonts w:ascii="Times New Roman" w:cs="Times New Roman" w:eastAsia="Times New Roman" w:hAnsi="Times New Roman"/>
+          <w:sz w:val="26"/>
+          <w:szCs w:val="26"/>
+        </w:rPr>
         <w:t xml:space="preserve">Annexe E. Captures du tableau de bord</w:t>
       </w:r>
     </w:p>
